--- a/output/doc/consciousness-without-report.docx
+++ b/output/doc/consciousness-without-report.docx
@@ -175,7 +175,7 @@
         <w:t xml:space="preserve"> </w:t>
       </w:r>
       <w:r>
-        <w:t xml:space="preserve">model of minimal phenomenal presence. A content is system-wide available when content-specific interventions show that it could modulate a preregistered set of functionally distinct recipient classes within bounded latency, across nearby admissible contexts, while preserving the candidate system’s operating regime. The criterion measures counterfactual causal availability rather than current activation. Functional diversity is defined from independently estimated causal response repertoires rather than anatomical distance, verbal labels, or node count. Content selectivity, route dependence, matched-energy controls, report-channel ablation, and executive-channel ablation distinguish broadcast from diffusion and availability from access. The framework permits posterior or subcortical availability when the required causal diversity is realized, but does not treat widespread arousal, seizure propagation, a message bus, or passive fan-out as sufficient. It returns positive, negative, indeterminate, or unlicensed component results and specifies what each result licenses. Applications to no-report perception, locked-in states, dreaming, infancy, nonhuman animals, disorders of consciousness, split brains, and artificial architectures show how the criterion changes experimental design. The proposal does not establish that availability is sufficient for consciousness. It clarifies one necessary conjunct so that</w:t>
+        <w:t xml:space="preserve">model of minimal phenomenal presence. A content is system-wide available when content-specific interventions show that it could modulate a preregistered set of functionally distinct recipient classes within bounded latency, across a nontrivial mass of nearby admissible contexts, while preserving the candidate system’s operating regime. A preparation-burden bound prevents the test from installing the very access machinery it purports to detect, and context-robustness rules prevent one unusually favorable setup from manufacturing a positive result. The criterion measures counterfactual causal availability rather than current activation. Functional diversity is defined from independently estimated causal response repertoires rather than anatomical distance, verbal labels, or node count. Content selectivity, route dependence, matched-energy controls, source-leakage controls, report-channel ablation, and executive-channel ablation distinguish broadcast from diffusion and availability from access. The framework permits posterior or subcortical availability when the required causal diversity is realized, but does not treat widespread arousal, seizure propagation, a message bus, or passive fan-out as sufficient. It returns positive, negative, indeterminate, or unlicensed component results and specifies what each result licenses. Applications to no-report perception, locked-in states, dreaming, infancy, nonhuman animals, disorders of consciousness, split brains, and artificial architectures show how the criterion changes experimental design. The proposal does not establish that availability is sufficient for consciousness. It clarifies one necessary conjunct so that</w:t>
       </w:r>
       <w:r>
         <w:t xml:space="preserve"> </w:t>
@@ -216,7 +216,7 @@
         <w:t xml:space="preserve"> </w:t>
       </w:r>
       <w:r>
-        <w:t xml:space="preserve">consciousness; no-report paradigms; causal availability; broadcast; functional diversity; counterfactual intervention; global workspace; posterior cortex; thalamus; artificial consciousness</w:t>
+        <w:t xml:space="preserve">consciousness; no-report paradigms; system-wide availability; causal availability; broadcast; functional diversity; counterfactual intervention; context robustness; global workspace; posterior cortex; thalamocortical systems; artificial consciousness</w:t>
       </w:r>
     </w:p>
     <w:bookmarkEnd w:id="12"/>
@@ -1861,7 +1861,7 @@
     </w:p>
     <w:bookmarkEnd w:id="28"/>
     <w:bookmarkEnd w:id="29"/>
-    <w:bookmarkStart w:id="40" w:name="formal-framework"/>
+    <w:bookmarkStart w:id="46" w:name="formal-framework"/>
     <w:p>
       <w:pPr>
         <w:pStyle w:val="Heading2"/>
@@ -2035,6 +2035,57 @@
           <m:r>
             <m:t>d</m:t>
           </m:r>
+          <m:r>
+            <m:rPr>
+              <m:sty m:val="p"/>
+            </m:rPr>
+            <m:t>,</m:t>
+          </m:r>
+          <m:r>
+            <m:rPr>
+              <m:sty m:val="p"/>
+            </m:rPr>
+            <m:t>Γ</m:t>
+          </m:r>
+          <m:r>
+            <m:rPr>
+              <m:sty m:val="p"/>
+            </m:rPr>
+            <m:t>,</m:t>
+          </m:r>
+          <m:r>
+            <m:t>γ</m:t>
+          </m:r>
+          <m:r>
+            <m:rPr>
+              <m:sty m:val="p"/>
+            </m:rPr>
+            <m:t>,</m:t>
+          </m:r>
+          <m:r>
+            <m:rPr>
+              <m:sty m:val="bi"/>
+            </m:rPr>
+            <m:t>ν</m:t>
+          </m:r>
+          <m:r>
+            <m:rPr>
+              <m:sty m:val="p"/>
+            </m:rPr>
+            <m:t>,</m:t>
+          </m:r>
+          <m:sSub>
+            <m:e>
+              <m:r>
+                <m:t>ρ</m:t>
+              </m:r>
+            </m:e>
+            <m:sub>
+              <m:r>
+                <m:t>U</m:t>
+              </m:r>
+            </m:sub>
+          </m:sSub>
           <m:r>
             <m:rPr>
               <m:sty m:val="p"/>
@@ -2270,7 +2321,7 @@
         <w:t xml:space="preserve"> </w:t>
       </w:r>
       <w:r>
-        <w:t xml:space="preserve">is the admissible nearby-context family;</w:t>
+        <w:t xml:space="preserve">is the candidate nearby-context family;</w:t>
       </w:r>
       <w:r>
         <w:t xml:space="preserve"> </w:t>
@@ -2288,7 +2339,7 @@
         <w:t xml:space="preserve"> </w:t>
       </w:r>
       <w:r>
-        <w:t xml:space="preserve">is the intervention family;</w:t>
+        <w:t xml:space="preserve">is the intervention family; and</w:t>
       </w:r>
       <w:r>
         <w:t xml:space="preserve"> </w:t>
@@ -2302,7 +2353,138 @@
         <w:t xml:space="preserve"> </w:t>
       </w:r>
       <w:r>
-        <w:t xml:space="preserve">is the response-distance function;</w:t>
+        <w:t xml:space="preserve">is the response-distance function.</w:t>
+      </w:r>
+      <w:r>
+        <w:t xml:space="preserve"> </w:t>
+      </w:r>
+      <m:oMath>
+        <m:r>
+          <m:rPr>
+            <m:sty m:val="p"/>
+          </m:rPr>
+          <m:t>Γ</m:t>
+        </m:r>
+      </m:oMath>
+      <w:r>
+        <w:t xml:space="preserve"> </w:t>
+      </w:r>
+      <w:r>
+        <w:t xml:space="preserve">measures the burden of preparing a context and</w:t>
+      </w:r>
+      <w:r>
+        <w:t xml:space="preserve"> </w:t>
+      </w:r>
+      <m:oMath>
+        <m:r>
+          <m:t>γ</m:t>
+        </m:r>
+      </m:oMath>
+      <w:r>
+        <w:t xml:space="preserve"> </w:t>
+      </w:r>
+      <w:r>
+        <w:t xml:space="preserve">is its maximum admissible value.</w:t>
+      </w:r>
+      <w:r>
+        <w:t xml:space="preserve"> </w:t>
+      </w:r>
+      <m:oMath>
+        <m:r>
+          <m:rPr>
+            <m:sty m:val="bi"/>
+          </m:rPr>
+          <m:t>ν</m:t>
+        </m:r>
+        <m:r>
+          <m:rPr>
+            <m:sty m:val="p"/>
+          </m:rPr>
+          <m:t>=</m:t>
+        </m:r>
+        <m:r>
+          <m:rPr>
+            <m:sty m:val="p"/>
+          </m:rPr>
+          <m:t>(</m:t>
+        </m:r>
+        <m:sSub>
+          <m:e>
+            <m:r>
+              <m:t>ν</m:t>
+            </m:r>
+          </m:e>
+          <m:sub>
+            <m:r>
+              <m:t>1</m:t>
+            </m:r>
+          </m:sub>
+        </m:sSub>
+        <m:r>
+          <m:rPr>
+            <m:sty m:val="p"/>
+          </m:rPr>
+          <m:t>,</m:t>
+        </m:r>
+        <m:r>
+          <m:rPr>
+            <m:sty m:val="p"/>
+          </m:rPr>
+          <m:t>…</m:t>
+        </m:r>
+        <m:r>
+          <m:rPr>
+            <m:sty m:val="p"/>
+          </m:rPr>
+          <m:t>,</m:t>
+        </m:r>
+        <m:sSub>
+          <m:e>
+            <m:r>
+              <m:t>ν</m:t>
+            </m:r>
+          </m:e>
+          <m:sub>
+            <m:r>
+              <m:t>K</m:t>
+            </m:r>
+          </m:sub>
+        </m:sSub>
+        <m:r>
+          <m:rPr>
+            <m:sty m:val="p"/>
+          </m:rPr>
+          <m:t>)</m:t>
+        </m:r>
+      </m:oMath>
+      <w:r>
+        <w:t xml:space="preserve"> </w:t>
+      </w:r>
+      <w:r>
+        <w:t xml:space="preserve">contains preregistered context distributions and</w:t>
+      </w:r>
+      <w:r>
+        <w:t xml:space="preserve"> </w:t>
+      </w:r>
+      <m:oMath>
+        <m:sSub>
+          <m:e>
+            <m:r>
+              <m:t>ρ</m:t>
+            </m:r>
+          </m:e>
+          <m:sub>
+            <m:r>
+              <m:t>U</m:t>
+            </m:r>
+          </m:sub>
+        </m:sSub>
+      </m:oMath>
+      <w:r>
+        <w:t xml:space="preserve"> </w:t>
+      </w:r>
+      <w:r>
+        <w:t xml:space="preserve">is the minimum context mass on which a recipient must remain reachable.</w:t>
       </w:r>
       <w:r>
         <w:t xml:space="preserve"> </w:t>
@@ -3200,6 +3382,333 @@
         <m:sSub>
           <m:e>
             <m:r>
+              <m:t>u</m:t>
+            </m:r>
+          </m:e>
+          <m:sub>
+            <m:r>
+              <m:t>0</m:t>
+            </m:r>
+          </m:sub>
+        </m:sSub>
+      </m:oMath>
+      <w:r>
+        <w:t xml:space="preserve"> </w:t>
+      </w:r>
+      <w:r>
+        <w:t xml:space="preserve">be the naturally realized or experimentally standard baseline context. For class</w:t>
+      </w:r>
+      <w:r>
+        <w:t xml:space="preserve"> </w:t>
+      </w:r>
+      <m:oMath>
+        <m:r>
+          <m:t>k</m:t>
+        </m:r>
+      </m:oMath>
+      <w:r>
+        <w:t xml:space="preserve">, define the admissible subset</w:t>
+      </w:r>
+    </w:p>
+    <w:p>
+      <w:pPr>
+        <w:pStyle w:val="BodyText"/>
+      </w:pPr>
+      <m:oMathPara>
+        <m:oMathParaPr>
+          <m:jc m:val="center"/>
+        </m:oMathParaPr>
+        <m:oMath>
+          <m:sSubSup>
+            <m:e>
+              <m:r>
+                <m:rPr>
+                  <m:scr m:val="script"/>
+                  <m:sty m:val="p"/>
+                </m:rPr>
+                <m:t>U</m:t>
+              </m:r>
+            </m:e>
+            <m:sub>
+              <m:r>
+                <m:t>k</m:t>
+              </m:r>
+            </m:sub>
+            <m:sup>
+              <m:r>
+                <m:t>γ</m:t>
+              </m:r>
+            </m:sup>
+          </m:sSubSup>
+          <m:r>
+            <m:rPr>
+              <m:sty m:val="p"/>
+            </m:rPr>
+            <m:t>=</m:t>
+          </m:r>
+          <m:d>
+            <m:dPr>
+              <m:begChr m:val="{"/>
+              <m:sepChr m:val=""/>
+              <m:endChr m:val="}"/>
+              <m:grow/>
+            </m:dPr>
+            <m:e>
+              <m:r>
+                <m:t>u</m:t>
+              </m:r>
+              <m:r>
+                <m:rPr>
+                  <m:sty m:val="p"/>
+                </m:rPr>
+                <m:t>∈</m:t>
+              </m:r>
+              <m:sSub>
+                <m:e>
+                  <m:r>
+                    <m:rPr>
+                      <m:scr m:val="script"/>
+                      <m:sty m:val="p"/>
+                    </m:rPr>
+                    <m:t>U</m:t>
+                  </m:r>
+                </m:e>
+                <m:sub>
+                  <m:r>
+                    <m:t>k</m:t>
+                  </m:r>
+                </m:sub>
+              </m:sSub>
+              <m:r>
+                <m:rPr>
+                  <m:sty m:val="p"/>
+                </m:rPr>
+                <m:t>:</m:t>
+              </m:r>
+              <m:r>
+                <m:rPr>
+                  <m:sty m:val="p"/>
+                </m:rPr>
+                <m:t>Γ</m:t>
+              </m:r>
+              <m:r>
+                <m:rPr>
+                  <m:sty m:val="p"/>
+                </m:rPr>
+                <m:t>(</m:t>
+              </m:r>
+              <m:r>
+                <m:t>u</m:t>
+              </m:r>
+              <m:r>
+                <m:rPr>
+                  <m:sty m:val="p"/>
+                </m:rPr>
+                <m:t>,</m:t>
+              </m:r>
+              <m:sSub>
+                <m:e>
+                  <m:r>
+                    <m:t>u</m:t>
+                  </m:r>
+                </m:e>
+                <m:sub>
+                  <m:r>
+                    <m:t>0</m:t>
+                  </m:r>
+                </m:sub>
+              </m:sSub>
+              <m:r>
+                <m:rPr>
+                  <m:sty m:val="p"/>
+                </m:rPr>
+                <m:t>)</m:t>
+              </m:r>
+              <m:r>
+                <m:rPr>
+                  <m:sty m:val="p"/>
+                </m:rPr>
+                <m:t>≤</m:t>
+              </m:r>
+              <m:r>
+                <m:t>γ</m:t>
+              </m:r>
+              <m:r>
+                <m:rPr>
+                  <m:sty m:val="p"/>
+                </m:rPr>
+                <m:t>,</m:t>
+              </m:r>
+              <m:r>
+                <m:rPr>
+                  <m:sty m:val="p"/>
+                </m:rPr>
+                <m:t>Regime</m:t>
+              </m:r>
+              <m:r>
+                <m:rPr>
+                  <m:sty m:val="p"/>
+                </m:rPr>
+                <m:t>(</m:t>
+              </m:r>
+              <m:r>
+                <m:t>u</m:t>
+              </m:r>
+              <m:r>
+                <m:rPr>
+                  <m:sty m:val="p"/>
+                </m:rPr>
+                <m:t>)</m:t>
+              </m:r>
+              <m:r>
+                <m:rPr>
+                  <m:sty m:val="p"/>
+                </m:rPr>
+                <m:t>=</m:t>
+              </m:r>
+              <m:r>
+                <m:rPr>
+                  <m:scr m:val="script"/>
+                  <m:sty m:val="p"/>
+                </m:rPr>
+                <m:t>R</m:t>
+              </m:r>
+              <m:r>
+                <m:rPr>
+                  <m:sty m:val="p"/>
+                </m:rPr>
+                <m:t>,</m:t>
+              </m:r>
+              <m:r>
+                <m:rPr>
+                  <m:sty m:val="p"/>
+                </m:rPr>
+                <m:t>NewRoute</m:t>
+              </m:r>
+              <m:r>
+                <m:rPr>
+                  <m:sty m:val="p"/>
+                </m:rPr>
+                <m:t>(</m:t>
+              </m:r>
+              <m:r>
+                <m:t>u</m:t>
+              </m:r>
+              <m:r>
+                <m:rPr>
+                  <m:sty m:val="p"/>
+                </m:rPr>
+                <m:t>)</m:t>
+              </m:r>
+              <m:r>
+                <m:rPr>
+                  <m:sty m:val="p"/>
+                </m:rPr>
+                <m:t>=</m:t>
+              </m:r>
+              <m:r>
+                <m:t>0</m:t>
+              </m:r>
+            </m:e>
+          </m:d>
+          <m:r>
+            <m:rPr>
+              <m:sty m:val="p"/>
+            </m:rPr>
+            <m:t>.</m:t>
+          </m:r>
+        </m:oMath>
+      </m:oMathPara>
+    </w:p>
+    <w:p>
+      <w:pPr>
+        <w:pStyle w:val="FirstParagraph"/>
+      </w:pPr>
+      <w:r>
+        <w:rPr>
+          <w:b/>
+          <w:bCs/>
+        </w:rPr>
+        <w:t xml:space="preserve">Annotation.</w:t>
+      </w:r>
+      <w:r>
+        <w:t xml:space="preserve"> </w:t>
+      </w:r>
+      <m:oMath>
+        <m:r>
+          <m:rPr>
+            <m:sty m:val="p"/>
+          </m:rPr>
+          <m:t>Γ</m:t>
+        </m:r>
+      </m:oMath>
+      <w:r>
+        <w:t xml:space="preserve"> </w:t>
+      </w:r>
+      <w:r>
+        <w:t xml:space="preserve">is a preregistered burden functional over preparation time, training, energy, controller involvement, and structural change. It is calibrated to the system under study rather than compared raw across organisms and machines. The regime term requires the same relevant arousal, viability, and dynamical mode; the final term prohibits installing a new communication route. If</w:t>
+      </w:r>
+      <w:r>
+        <w:t xml:space="preserve"> </w:t>
+      </w:r>
+      <m:oMath>
+        <m:sSubSup>
+          <m:e>
+            <m:r>
+              <m:rPr>
+                <m:scr m:val="script"/>
+                <m:sty m:val="p"/>
+              </m:rPr>
+              <m:t>U</m:t>
+            </m:r>
+          </m:e>
+          <m:sub>
+            <m:r>
+              <m:t>k</m:t>
+            </m:r>
+          </m:sub>
+          <m:sup>
+            <m:r>
+              <m:t>γ</m:t>
+            </m:r>
+          </m:sup>
+        </m:sSubSup>
+      </m:oMath>
+      <w:r>
+        <w:t xml:space="preserve"> </w:t>
+      </w:r>
+      <w:r>
+        <w:t xml:space="preserve">is empty or cannot be validated, the counterfactual claim for class</w:t>
+      </w:r>
+      <w:r>
+        <w:t xml:space="preserve"> </w:t>
+      </w:r>
+      <m:oMath>
+        <m:r>
+          <m:t>k</m:t>
+        </m:r>
+      </m:oMath>
+      <w:r>
+        <w:t xml:space="preserve"> </w:t>
+      </w:r>
+      <w:r>
+        <w:t xml:space="preserve">is unlicensed, not negative.</w:t>
+      </w:r>
+    </w:p>
+    <w:p>
+      <w:pPr>
+        <w:pStyle w:val="BodyText"/>
+      </w:pPr>
+      <w:r>
+        <w:t xml:space="preserve">Let</w:t>
+      </w:r>
+      <w:r>
+        <w:t xml:space="preserve"> </w:t>
+      </w:r>
+      <m:oMath>
+        <m:sSub>
+          <m:e>
+            <m:r>
               <m:t>X</m:t>
             </m:r>
           </m:e>
@@ -3264,7 +3773,7 @@
           </m:rPr>
           <m:t>∈</m:t>
         </m:r>
-        <m:sSub>
+        <m:sSubSup>
           <m:e>
             <m:r>
               <m:rPr>
@@ -3279,7 +3788,12 @@
               <m:t>k</m:t>
             </m:r>
           </m:sub>
-        </m:sSub>
+          <m:sup>
+            <m:r>
+              <m:t>γ</m:t>
+            </m:r>
+          </m:sup>
+        </m:sSubSup>
       </m:oMath>
       <w:r>
         <w:t xml:space="preserve">, and latency</w:t>
@@ -3734,7 +4248,44 @@
         <w:t xml:space="preserve"> </w:t>
       </w:r>
       <w:r>
-        <w:t xml:space="preserve">The two intervention arms differ in content while matching intensity, duration, spatial support, and nonspecific state change.</w:t>
+        <w:t xml:space="preserve">The two intervention arms differ in content while matching intensity, duration, spatial support, and nonspecific state change. A separate source-fidelity check must verify that the manipulation preserves the intended</w:t>
+      </w:r>
+      <w:r>
+        <w:t xml:space="preserve"> </w:t>
+      </w:r>
+      <m:oMath>
+        <m:r>
+          <m:t>c</m:t>
+        </m:r>
+      </m:oMath>
+      <w:r>
+        <w:t xml:space="preserve"> </w:t>
+      </w:r>
+      <w:r>
+        <w:t xml:space="preserve">versus</w:t>
+      </w:r>
+      <w:r>
+        <w:t xml:space="preserve"> </w:t>
+      </w:r>
+      <m:oMath>
+        <m:sSub>
+          <m:e>
+            <m:r>
+              <m:t>c</m:t>
+            </m:r>
+          </m:e>
+          <m:sub>
+            <m:r>
+              <m:t>0</m:t>
+            </m:r>
+          </m:sub>
+        </m:sSub>
+      </m:oMath>
+      <w:r>
+        <w:t xml:space="preserve"> </w:t>
+      </w:r>
+      <w:r>
+        <w:t xml:space="preserve">contrast; otherwise the intervention creates an uninterpretable signal rather than testing availability.</w:t>
       </w:r>
       <w:r>
         <w:t xml:space="preserve"> </w:t>
@@ -3757,7 +4308,58 @@
         <w:t xml:space="preserve"> </w:t>
       </w:r>
       <w:r>
-        <w:t xml:space="preserve">can be a distributional, decoding, state-transition, or causal-response distance validated for that recipient class. The effect concerns the recipient’s internal state. It does not require a report, choice, memory trace, or motor action.</w:t>
+        <w:t xml:space="preserve">can be a distributional, decoding, state-transition, or causal-response distance validated for that recipient class. The effect concerns a class-native internal state transition. It does not require a report, choice, memory trace, or motor action.</w:t>
+      </w:r>
+    </w:p>
+    <w:p>
+      <w:pPr>
+        <w:pStyle w:val="BodyText"/>
+      </w:pPr>
+      <w:r>
+        <w:t xml:space="preserve">The directly manipulated dimensions of</w:t>
+      </w:r>
+      <w:r>
+        <w:t xml:space="preserve"> </w:t>
+      </w:r>
+      <m:oMath>
+        <m:sSub>
+          <m:e>
+            <m:r>
+              <m:t>X</m:t>
+            </m:r>
+          </m:e>
+          <m:sub>
+            <m:r>
+              <m:t>c</m:t>
+            </m:r>
+          </m:sub>
+        </m:sSub>
+      </m:oMath>
+      <w:r>
+        <w:t xml:space="preserve"> </w:t>
+      </w:r>
+      <w:r>
+        <w:t xml:space="preserve">are excluded from</w:t>
+      </w:r>
+      <w:r>
+        <w:t xml:space="preserve"> </w:t>
+      </w:r>
+      <m:oMath>
+        <m:sSub>
+          <m:e>
+            <m:r>
+              <m:t>Y</m:t>
+            </m:r>
+          </m:e>
+          <m:sub>
+            <m:r>
+              <m:t>k</m:t>
+            </m:r>
+          </m:sub>
+        </m:sSub>
+      </m:oMath>
+      <w:r>
+        <w:t xml:space="preserve">. A source module may count as a recipient only when an independently defined, downstream role is measured with source-only leakage controls and held-out preprocessing. This blocks the trivial result in which the intervention is rediscovered at its own injection site.</w:t>
       </w:r>
     </w:p>
     <w:p>
@@ -3880,7 +4482,7 @@
                 </m:rPr>
                 <m:t>∈</m:t>
               </m:r>
-              <m:sSub>
+              <m:sSubSup>
                 <m:e>
                   <m:r>
                     <m:rPr>
@@ -3895,7 +4497,12 @@
                     <m:t>k</m:t>
                   </m:r>
                 </m:sub>
-              </m:sSub>
+                <m:sup>
+                  <m:r>
+                    <m:t>γ</m:t>
+                  </m:r>
+                </m:sup>
+              </m:sSubSup>
             </m:lim>
           </m:limLow>
           <m:limLow>
@@ -4068,7 +4675,7 @@
                 </m:rPr>
                 <m:t>∈</m:t>
               </m:r>
-              <m:sSub>
+              <m:sSubSup>
                 <m:e>
                   <m:r>
                     <m:rPr>
@@ -4083,7 +4690,12 @@
                     <m:t>k</m:t>
                   </m:r>
                 </m:sub>
-              </m:sSub>
+                <m:sup>
+                  <m:r>
+                    <m:t>γ</m:t>
+                  </m:r>
+                </m:sup>
+              </m:sSubSup>
               <m:r>
                 <m:rPr>
                   <m:sty m:val="p"/>
@@ -4179,60 +4791,7 @@
         <w:t xml:space="preserve"> </w:t>
       </w:r>
       <w:r>
-        <w:t xml:space="preserve">The maximization does not permit arbitrary task construction.</w:t>
-      </w:r>
-      <w:r>
-        <w:t xml:space="preserve"> </w:t>
-      </w:r>
-      <m:oMath>
-        <m:sSub>
-          <m:e>
-            <m:r>
-              <m:rPr>
-                <m:scr m:val="script"/>
-                <m:sty m:val="p"/>
-              </m:rPr>
-              <m:t>U</m:t>
-            </m:r>
-          </m:e>
-          <m:sub>
-            <m:r>
-              <m:t>k</m:t>
-            </m:r>
-          </m:sub>
-        </m:sSub>
-      </m:oMath>
-      <w:r>
-        <w:t xml:space="preserve"> </w:t>
-      </w:r>
-      <w:r>
-        <w:t xml:space="preserve">contains only preregistered nearby contexts whose preparation cost is below a bound</w:t>
-      </w:r>
-      <w:r>
-        <w:t xml:space="preserve"> </w:t>
-      </w:r>
-      <m:oMath>
-        <m:r>
-          <m:t>γ</m:t>
-        </m:r>
-      </m:oMath>
-      <w:r>
-        <w:t xml:space="preserve">, that preserve</w:t>
-      </w:r>
-      <w:r>
-        <w:t xml:space="preserve"> </w:t>
-      </w:r>
-      <m:oMath>
-        <m:r>
-          <m:rPr>
-            <m:scr m:val="script"/>
-            <m:sty m:val="p"/>
-          </m:rPr>
-          <m:t>R</m:t>
-        </m:r>
-      </m:oMath>
-      <w:r>
-        <w:t xml:space="preserve">, and that do not install new routing machinery. The latency clock begins at the content intervention, not at a later report cue. If no qualifying effect occurs,</w:t>
+        <w:t xml:space="preserve">The maxima summarize the best response within the already bounded family; they do not by themselves establish robust availability. Section 4.6 adds a minimum context-mass gate so that a single convenient setup cannot carry the result. The latency clock begins at the content intervention, not at a later report cue. If no qualifying effect occurs,</w:t>
       </w:r>
       <w:r>
         <w:t xml:space="preserve"> </w:t>
@@ -4268,7 +4827,7 @@
       </w:r>
     </w:p>
     <w:bookmarkEnd w:id="32"/>
-    <w:bookmarkStart w:id="33" w:name="X0749074293c0374e52e738f187e8737b5e7cb50"/>
+    <w:bookmarkStart w:id="36" w:name="X0749074293c0374e52e738f187e8737b5e7cb50"/>
     <w:p>
       <w:pPr>
         <w:pStyle w:val="Heading3"/>
@@ -4640,8 +5199,76 @@
         <w:t xml:space="preserve">The first non-implication permits a currently idle but causally reachable recipient. The second blocks common input, arousal, and passive spread from counting as broadcast. Both claims are empirical: interventions determine which side applies in a particular system.</w:t>
       </w:r>
     </w:p>
-    <w:bookmarkEnd w:id="33"/>
-    <w:bookmarkStart w:id="34" w:name="content-selectivity-and-routing-evidence"/>
+    <w:p>
+      <w:pPr>
+        <w:pStyle w:val="BodyText"/>
+        <w:spacing w:before="120" w:after="120"/>
+        <w:ind w:left="0" w:right="0"/>
+        <w:jc w:val="center"/>
+      </w:pPr>
+      <w:r>
+        <w:drawing>
+          <wp:inline>
+            <wp:extent cx="5943600" cy="3962399"/>
+            <wp:effectExtent b="0" l="0" r="0" t="0"/>
+            <wp:docPr descr="" title="" id="34" name="Picture"/>
+            <a:graphic>
+              <a:graphicData uri="http://schemas.openxmlformats.org/drawingml/2006/picture">
+                <pic:pic>
+                  <pic:nvPicPr>
+                    <pic:cNvPr descr="activation-availability-matrix.png" id="35" name="Picture"/>
+                    <pic:cNvPicPr>
+                      <a:picLocks noChangeArrowheads="1" noChangeAspect="1"/>
+                    </pic:cNvPicPr>
+                  </pic:nvPicPr>
+                  <pic:blipFill>
+                    <a:blip r:embed="rId33"/>
+                    <a:stretch>
+                      <a:fillRect/>
+                    </a:stretch>
+                  </pic:blipFill>
+                  <pic:spPr bwMode="auto">
+                    <a:xfrm>
+                      <a:off x="0" y="0"/>
+                      <a:ext cx="5943600" cy="3962399"/>
+                    </a:xfrm>
+                    <a:prstGeom prst="rect">
+                      <a:avLst/>
+                    </a:prstGeom>
+                    <a:noFill/>
+                    <a:ln w="9525">
+                      <a:noFill/>
+                      <a:headEnd/>
+                      <a:tailEnd/>
+                    </a:ln>
+                  </pic:spPr>
+                </pic:pic>
+              </a:graphicData>
+            </a:graphic>
+          </wp:inline>
+        </w:drawing>
+      </w:r>
+    </w:p>
+    <w:p>
+      <w:pPr>
+        <w:pStyle w:val="BodyText"/>
+      </w:pPr>
+      <w:r>
+        <w:rPr>
+          <w:b/>
+          <w:bCs/>
+        </w:rPr>
+        <w:t xml:space="preserve">Figure 1. Activation and causal availability are logically independent.</w:t>
+      </w:r>
+      <w:r>
+        <w:t xml:space="preserve"> </w:t>
+      </w:r>
+      <w:r>
+        <w:t xml:space="preserve">Observed activity can accompany genuine broadcast or nonspecific spread, while inactivity can conceal either latent causal reach or genuine isolation. Only intervention-supported reach distinguishes the right-hand cases from the left-hand cases.</w:t>
+      </w:r>
+    </w:p>
+    <w:bookmarkEnd w:id="36"/>
+    <w:bookmarkStart w:id="37" w:name="content-selectivity-and-routing-evidence"/>
     <w:p>
       <w:pPr>
         <w:pStyle w:val="Heading3"/>
@@ -5196,8 +5823,100 @@
         <w:t xml:space="preserve">prevents division by zero and is fixed in advance. A high value indicates that the nominated causal route carries the content-specific effect. A low value can indicate an incorrect route model, redundant unblocked routes, or nonspecific common drive. Redundant architectures require blocking a sufficient route family rather than one arbitrarily chosen edge.</w:t>
       </w:r>
     </w:p>
-    <w:bookmarkEnd w:id="34"/>
-    <w:bookmarkStart w:id="35" w:name="recipient-qualification"/>
+    <w:p>
+      <w:pPr>
+        <w:pStyle w:val="BodyText"/>
+      </w:pPr>
+      <w:r>
+        <w:t xml:space="preserve">For the robustness calculation below,</w:t>
+      </w:r>
+      <w:r>
+        <w:t xml:space="preserve"> </w:t>
+      </w:r>
+      <m:oMath>
+        <m:sSub>
+          <m:e>
+            <m:r>
+              <m:rPr>
+                <m:sty m:val="p"/>
+              </m:rPr>
+              <m:t>Sel</m:t>
+            </m:r>
+          </m:e>
+          <m:sub>
+            <m:r>
+              <m:t>k</m:t>
+            </m:r>
+            <m:r>
+              <m:rPr>
+                <m:sty m:val="p"/>
+              </m:rPr>
+              <m:t>,</m:t>
+            </m:r>
+            <m:r>
+              <m:t>u</m:t>
+            </m:r>
+          </m:sub>
+        </m:sSub>
+      </m:oMath>
+      <w:r>
+        <w:t xml:space="preserve"> </w:t>
+      </w:r>
+      <w:r>
+        <w:t xml:space="preserve">and</w:t>
+      </w:r>
+      <w:r>
+        <w:t xml:space="preserve"> </w:t>
+      </w:r>
+      <m:oMath>
+        <m:sSub>
+          <m:e>
+            <m:r>
+              <m:rPr>
+                <m:sty m:val="p"/>
+              </m:rPr>
+              <m:t>Route</m:t>
+            </m:r>
+          </m:e>
+          <m:sub>
+            <m:r>
+              <m:t>k</m:t>
+            </m:r>
+            <m:r>
+              <m:rPr>
+                <m:sty m:val="p"/>
+              </m:rPr>
+              <m:t>,</m:t>
+            </m:r>
+            <m:r>
+              <m:t>u</m:t>
+            </m:r>
+          </m:sub>
+        </m:sSub>
+      </m:oMath>
+      <w:r>
+        <w:t xml:space="preserve"> </w:t>
+      </w:r>
+      <w:r>
+        <w:t xml:space="preserve">denote these same quantities estimated within context</w:t>
+      </w:r>
+      <w:r>
+        <w:t xml:space="preserve"> </w:t>
+      </w:r>
+      <m:oMath>
+        <m:r>
+          <m:t>u</m:t>
+        </m:r>
+      </m:oMath>
+      <w:r>
+        <w:t xml:space="preserve"> </w:t>
+      </w:r>
+      <w:r>
+        <w:t xml:space="preserve">rather than after maximizing across contexts. This forces effect, speed, selectivity, and route support to concur in the contexts that carry the positive result.</w:t>
+      </w:r>
+    </w:p>
+    <w:bookmarkEnd w:id="37"/>
+    <w:bookmarkStart w:id="38" w:name="recipient-qualification"/>
     <w:p>
       <w:pPr>
         <w:pStyle w:val="Heading3"/>
@@ -5209,6 +5928,1280 @@
     <w:p>
       <w:pPr>
         <w:pStyle w:val="FirstParagraph"/>
+      </w:pPr>
+      <w:r>
+        <w:t xml:space="preserve">Let</w:t>
+      </w:r>
+      <w:r>
+        <w:t xml:space="preserve"> </w:t>
+      </w:r>
+      <m:oMath>
+        <m:sSub>
+          <m:e>
+            <m:r>
+              <m:t>L</m:t>
+            </m:r>
+          </m:e>
+          <m:sub>
+            <m:r>
+              <m:t>k</m:t>
+            </m:r>
+            <m:r>
+              <m:rPr>
+                <m:sty m:val="p"/>
+              </m:rPr>
+              <m:t>,</m:t>
+            </m:r>
+            <m:r>
+              <m:t>u</m:t>
+            </m:r>
+          </m:sub>
+        </m:sSub>
+      </m:oMath>
+      <w:r>
+        <w:t xml:space="preserve"> </w:t>
+      </w:r>
+      <w:r>
+        <w:t xml:space="preserve">be the earliest qualifying latency in context</w:t>
+      </w:r>
+      <w:r>
+        <w:t xml:space="preserve"> </w:t>
+      </w:r>
+      <m:oMath>
+        <m:r>
+          <m:t>u</m:t>
+        </m:r>
+      </m:oMath>
+      <w:r>
+        <w:t xml:space="preserve">, and let</w:t>
+      </w:r>
+      <w:r>
+        <w:t xml:space="preserve"> </w:t>
+      </w:r>
+      <m:oMath>
+        <m:sSub>
+          <m:e>
+            <m:r>
+              <m:t>ν</m:t>
+            </m:r>
+          </m:e>
+          <m:sub>
+            <m:r>
+              <m:t>k</m:t>
+            </m:r>
+          </m:sub>
+        </m:sSub>
+        <m:r>
+          <m:rPr>
+            <m:sty m:val="p"/>
+          </m:rPr>
+          <m:t>(</m:t>
+        </m:r>
+        <m:r>
+          <m:t>u</m:t>
+        </m:r>
+        <m:r>
+          <m:rPr>
+            <m:sty m:val="p"/>
+          </m:rPr>
+          <m:t>)</m:t>
+        </m:r>
+        <m:r>
+          <m:rPr>
+            <m:sty m:val="p"/>
+          </m:rPr>
+          <m:t>≥</m:t>
+        </m:r>
+        <m:r>
+          <m:t>0</m:t>
+        </m:r>
+      </m:oMath>
+      <w:r>
+        <w:t xml:space="preserve"> </w:t>
+      </w:r>
+      <w:r>
+        <w:t xml:space="preserve">be a preregistered context weight with</w:t>
+      </w:r>
+      <w:r>
+        <w:t xml:space="preserve"> </w:t>
+      </w:r>
+      <m:oMath>
+        <m:nary>
+          <m:naryPr>
+            <m:chr m:val="∑"/>
+            <m:limLoc m:val="undOvr"/>
+            <m:subHide m:val="off"/>
+            <m:supHide m:val="on"/>
+          </m:naryPr>
+          <m:sub>
+            <m:r>
+              <m:t>u</m:t>
+            </m:r>
+            <m:r>
+              <m:rPr>
+                <m:sty m:val="p"/>
+              </m:rPr>
+              <m:t>∈</m:t>
+            </m:r>
+            <m:sSubSup>
+              <m:e>
+                <m:r>
+                  <m:rPr>
+                    <m:scr m:val="script"/>
+                    <m:sty m:val="p"/>
+                  </m:rPr>
+                  <m:t>U</m:t>
+                </m:r>
+              </m:e>
+              <m:sub>
+                <m:r>
+                  <m:t>k</m:t>
+                </m:r>
+              </m:sub>
+              <m:sup>
+                <m:r>
+                  <m:t>γ</m:t>
+                </m:r>
+              </m:sup>
+            </m:sSubSup>
+          </m:sub>
+          <m:sup>
+            <m:r>
+              <m:t>​</m:t>
+            </m:r>
+          </m:sup>
+          <m:e>
+            <m:sSub>
+              <m:e>
+                <m:r>
+                  <m:t>ν</m:t>
+                </m:r>
+              </m:e>
+              <m:sub>
+                <m:r>
+                  <m:t>k</m:t>
+                </m:r>
+              </m:sub>
+            </m:sSub>
+          </m:e>
+        </m:nary>
+        <m:r>
+          <m:rPr>
+            <m:sty m:val="p"/>
+          </m:rPr>
+          <m:t>(</m:t>
+        </m:r>
+        <m:r>
+          <m:t>u</m:t>
+        </m:r>
+        <m:r>
+          <m:rPr>
+            <m:sty m:val="p"/>
+          </m:rPr>
+          <m:t>)</m:t>
+        </m:r>
+        <m:r>
+          <m:rPr>
+            <m:sty m:val="p"/>
+          </m:rPr>
+          <m:t>=</m:t>
+        </m:r>
+        <m:r>
+          <m:t>1</m:t>
+        </m:r>
+      </m:oMath>
+      <w:r>
+        <w:t xml:space="preserve">. Define context robustness</w:t>
+      </w:r>
+    </w:p>
+    <w:p>
+      <w:pPr>
+        <w:pStyle w:val="BodyText"/>
+      </w:pPr>
+      <m:oMathPara>
+        <m:oMathParaPr>
+          <m:jc m:val="center"/>
+        </m:oMathParaPr>
+        <m:oMath>
+          <m:eqArr>
+            <m:e>
+              <m:sSubSup>
+                <m:e>
+                  <m:r>
+                    <m:t>G</m:t>
+                  </m:r>
+                </m:e>
+                <m:sub>
+                  <m:r>
+                    <m:t>k</m:t>
+                  </m:r>
+                  <m:r>
+                    <m:rPr>
+                      <m:sty m:val="p"/>
+                    </m:rPr>
+                    <m:t>,</m:t>
+                  </m:r>
+                  <m:r>
+                    <m:t>u</m:t>
+                  </m:r>
+                </m:sub>
+                <m:sup>
+                  <m:r>
+                    <m:t>E</m:t>
+                  </m:r>
+                </m:sup>
+              </m:sSubSup>
+              <m:r>
+                <m:rPr>
+                  <m:sty m:val="p"/>
+                </m:rPr>
+                <m:t>(</m:t>
+              </m:r>
+              <m:r>
+                <m:t>c</m:t>
+              </m:r>
+              <m:r>
+                <m:rPr>
+                  <m:sty m:val="p"/>
+                </m:rPr>
+                <m:t>)</m:t>
+              </m:r>
+              <m:r>
+                <m:t>&amp;</m:t>
+              </m:r>
+              <m:r>
+                <m:rPr>
+                  <m:sty m:val="p"/>
+                </m:rPr>
+                <m:t>=</m:t>
+              </m:r>
+              <m:r>
+                <m:rPr>
+                  <m:sty m:val="b"/>
+                </m:rPr>
+                <m:t>1</m:t>
+              </m:r>
+              <m:r>
+                <m:t>​</m:t>
+              </m:r>
+              <m:d>
+                <m:dPr>
+                  <m:begChr m:val="["/>
+                  <m:sepChr m:val=""/>
+                  <m:endChr m:val="]"/>
+                  <m:grow/>
+                </m:dPr>
+                <m:e>
+                  <m:sSub>
+                    <m:e>
+                      <m:r>
+                        <m:rPr>
+                          <m:sty m:val="p"/>
+                        </m:rPr>
+                        <m:t>LCB</m:t>
+                      </m:r>
+                    </m:e>
+                    <m:sub>
+                      <m:r>
+                        <m:t>1</m:t>
+                      </m:r>
+                      <m:r>
+                        <m:rPr>
+                          <m:sty m:val="p"/>
+                        </m:rPr>
+                        <m:t>−</m:t>
+                      </m:r>
+                      <m:r>
+                        <m:t>β</m:t>
+                      </m:r>
+                    </m:sub>
+                  </m:sSub>
+                  <m:r>
+                    <m:t>​</m:t>
+                  </m:r>
+                  <m:d>
+                    <m:dPr>
+                      <m:begChr m:val="("/>
+                      <m:sepChr m:val=""/>
+                      <m:endChr m:val=")"/>
+                      <m:grow/>
+                    </m:dPr>
+                    <m:e>
+                      <m:limLow>
+                        <m:e>
+                          <m:r>
+                            <m:rPr>
+                              <m:sty m:val="p"/>
+                            </m:rPr>
+                            <m:t>max</m:t>
+                          </m:r>
+                        </m:e>
+                        <m:lim>
+                          <m:r>
+                            <m:t>τ</m:t>
+                          </m:r>
+                          <m:r>
+                            <m:rPr>
+                              <m:sty m:val="p"/>
+                            </m:rPr>
+                            <m:t>≤</m:t>
+                          </m:r>
+                          <m:r>
+                            <m:rPr>
+                              <m:sty m:val="p"/>
+                            </m:rPr>
+                            <m:t>Δ</m:t>
+                          </m:r>
+                        </m:lim>
+                      </m:limLow>
+                      <m:sSub>
+                        <m:e>
+                          <m:r>
+                            <m:t>E</m:t>
+                          </m:r>
+                        </m:e>
+                        <m:sub>
+                          <m:r>
+                            <m:t>k</m:t>
+                          </m:r>
+                          <m:r>
+                            <m:rPr>
+                              <m:sty m:val="p"/>
+                            </m:rPr>
+                            <m:t>,</m:t>
+                          </m:r>
+                          <m:r>
+                            <m:t>u</m:t>
+                          </m:r>
+                        </m:sub>
+                      </m:sSub>
+                      <m:r>
+                        <m:rPr>
+                          <m:sty m:val="p"/>
+                        </m:rPr>
+                        <m:t>(</m:t>
+                      </m:r>
+                      <m:r>
+                        <m:t>c</m:t>
+                      </m:r>
+                      <m:r>
+                        <m:rPr>
+                          <m:sty m:val="p"/>
+                        </m:rPr>
+                        <m:t>,</m:t>
+                      </m:r>
+                      <m:r>
+                        <m:t>τ</m:t>
+                      </m:r>
+                      <m:r>
+                        <m:rPr>
+                          <m:sty m:val="p"/>
+                        </m:rPr>
+                        <m:t>)</m:t>
+                      </m:r>
+                    </m:e>
+                  </m:d>
+                  <m:r>
+                    <m:rPr>
+                      <m:sty m:val="p"/>
+                    </m:rPr>
+                    <m:t>≥</m:t>
+                  </m:r>
+                  <m:sSub>
+                    <m:e>
+                      <m:r>
+                        <m:t>ϵ</m:t>
+                      </m:r>
+                    </m:e>
+                    <m:sub>
+                      <m:r>
+                        <m:t>k</m:t>
+                      </m:r>
+                    </m:sub>
+                  </m:sSub>
+                </m:e>
+              </m:d>
+              <m:r>
+                <m:rPr>
+                  <m:sty m:val="p"/>
+                </m:rPr>
+                <m:t>,</m:t>
+              </m:r>
+            </m:e>
+            <m:e>
+              <m:sSubSup>
+                <m:e>
+                  <m:r>
+                    <m:t>G</m:t>
+                  </m:r>
+                </m:e>
+                <m:sub>
+                  <m:r>
+                    <m:t>k</m:t>
+                  </m:r>
+                  <m:r>
+                    <m:rPr>
+                      <m:sty m:val="p"/>
+                    </m:rPr>
+                    <m:t>,</m:t>
+                  </m:r>
+                  <m:r>
+                    <m:t>u</m:t>
+                  </m:r>
+                </m:sub>
+                <m:sup>
+                  <m:r>
+                    <m:t>L</m:t>
+                  </m:r>
+                </m:sup>
+              </m:sSubSup>
+              <m:r>
+                <m:rPr>
+                  <m:sty m:val="p"/>
+                </m:rPr>
+                <m:t>(</m:t>
+              </m:r>
+              <m:r>
+                <m:t>c</m:t>
+              </m:r>
+              <m:r>
+                <m:rPr>
+                  <m:sty m:val="p"/>
+                </m:rPr>
+                <m:t>)</m:t>
+              </m:r>
+              <m:r>
+                <m:t>&amp;</m:t>
+              </m:r>
+              <m:r>
+                <m:rPr>
+                  <m:sty m:val="p"/>
+                </m:rPr>
+                <m:t>=</m:t>
+              </m:r>
+              <m:r>
+                <m:rPr>
+                  <m:sty m:val="b"/>
+                </m:rPr>
+                <m:t>1</m:t>
+              </m:r>
+              <m:r>
+                <m:t>​</m:t>
+              </m:r>
+              <m:d>
+                <m:dPr>
+                  <m:begChr m:val="["/>
+                  <m:sepChr m:val=""/>
+                  <m:endChr m:val="]"/>
+                  <m:grow/>
+                </m:dPr>
+                <m:e>
+                  <m:sSub>
+                    <m:e>
+                      <m:r>
+                        <m:rPr>
+                          <m:sty m:val="p"/>
+                        </m:rPr>
+                        <m:t>UCB</m:t>
+                      </m:r>
+                    </m:e>
+                    <m:sub>
+                      <m:r>
+                        <m:t>1</m:t>
+                      </m:r>
+                      <m:r>
+                        <m:rPr>
+                          <m:sty m:val="p"/>
+                        </m:rPr>
+                        <m:t>−</m:t>
+                      </m:r>
+                      <m:r>
+                        <m:t>β</m:t>
+                      </m:r>
+                    </m:sub>
+                  </m:sSub>
+                  <m:r>
+                    <m:rPr>
+                      <m:sty m:val="p"/>
+                    </m:rPr>
+                    <m:t>(</m:t>
+                  </m:r>
+                  <m:sSub>
+                    <m:e>
+                      <m:r>
+                        <m:t>L</m:t>
+                      </m:r>
+                    </m:e>
+                    <m:sub>
+                      <m:r>
+                        <m:t>k</m:t>
+                      </m:r>
+                      <m:r>
+                        <m:rPr>
+                          <m:sty m:val="p"/>
+                        </m:rPr>
+                        <m:t>,</m:t>
+                      </m:r>
+                      <m:r>
+                        <m:t>u</m:t>
+                      </m:r>
+                    </m:sub>
+                  </m:sSub>
+                  <m:r>
+                    <m:rPr>
+                      <m:sty m:val="p"/>
+                    </m:rPr>
+                    <m:t>)</m:t>
+                  </m:r>
+                  <m:r>
+                    <m:rPr>
+                      <m:sty m:val="p"/>
+                    </m:rPr>
+                    <m:t>≤</m:t>
+                  </m:r>
+                  <m:r>
+                    <m:t>λ</m:t>
+                  </m:r>
+                </m:e>
+              </m:d>
+              <m:r>
+                <m:rPr>
+                  <m:sty m:val="p"/>
+                </m:rPr>
+                <m:t>,</m:t>
+              </m:r>
+            </m:e>
+            <m:e>
+              <m:sSubSup>
+                <m:e>
+                  <m:r>
+                    <m:t>G</m:t>
+                  </m:r>
+                </m:e>
+                <m:sub>
+                  <m:r>
+                    <m:t>k</m:t>
+                  </m:r>
+                  <m:r>
+                    <m:rPr>
+                      <m:sty m:val="p"/>
+                    </m:rPr>
+                    <m:t>,</m:t>
+                  </m:r>
+                  <m:r>
+                    <m:t>u</m:t>
+                  </m:r>
+                </m:sub>
+                <m:sup>
+                  <m:r>
+                    <m:t>S</m:t>
+                  </m:r>
+                </m:sup>
+              </m:sSubSup>
+              <m:r>
+                <m:rPr>
+                  <m:sty m:val="p"/>
+                </m:rPr>
+                <m:t>(</m:t>
+              </m:r>
+              <m:r>
+                <m:t>c</m:t>
+              </m:r>
+              <m:r>
+                <m:rPr>
+                  <m:sty m:val="p"/>
+                </m:rPr>
+                <m:t>)</m:t>
+              </m:r>
+              <m:r>
+                <m:t>&amp;</m:t>
+              </m:r>
+              <m:r>
+                <m:rPr>
+                  <m:sty m:val="p"/>
+                </m:rPr>
+                <m:t>=</m:t>
+              </m:r>
+              <m:r>
+                <m:rPr>
+                  <m:sty m:val="b"/>
+                </m:rPr>
+                <m:t>1</m:t>
+              </m:r>
+              <m:r>
+                <m:t>​</m:t>
+              </m:r>
+              <m:d>
+                <m:dPr>
+                  <m:begChr m:val="["/>
+                  <m:sepChr m:val=""/>
+                  <m:endChr m:val="]"/>
+                  <m:grow/>
+                </m:dPr>
+                <m:e>
+                  <m:sSub>
+                    <m:e>
+                      <m:r>
+                        <m:rPr>
+                          <m:sty m:val="p"/>
+                        </m:rPr>
+                        <m:t>LCB</m:t>
+                      </m:r>
+                    </m:e>
+                    <m:sub>
+                      <m:r>
+                        <m:t>1</m:t>
+                      </m:r>
+                      <m:r>
+                        <m:rPr>
+                          <m:sty m:val="p"/>
+                        </m:rPr>
+                        <m:t>−</m:t>
+                      </m:r>
+                      <m:r>
+                        <m:t>β</m:t>
+                      </m:r>
+                    </m:sub>
+                  </m:sSub>
+                  <m:r>
+                    <m:rPr>
+                      <m:sty m:val="p"/>
+                    </m:rPr>
+                    <m:t>(</m:t>
+                  </m:r>
+                  <m:sSub>
+                    <m:e>
+                      <m:r>
+                        <m:rPr>
+                          <m:sty m:val="p"/>
+                        </m:rPr>
+                        <m:t>Sel</m:t>
+                      </m:r>
+                    </m:e>
+                    <m:sub>
+                      <m:r>
+                        <m:t>k</m:t>
+                      </m:r>
+                      <m:r>
+                        <m:rPr>
+                          <m:sty m:val="p"/>
+                        </m:rPr>
+                        <m:t>,</m:t>
+                      </m:r>
+                      <m:r>
+                        <m:t>u</m:t>
+                      </m:r>
+                    </m:sub>
+                  </m:sSub>
+                  <m:r>
+                    <m:rPr>
+                      <m:sty m:val="p"/>
+                    </m:rPr>
+                    <m:t>)</m:t>
+                  </m:r>
+                  <m:r>
+                    <m:rPr>
+                      <m:sty m:val="p"/>
+                    </m:rPr>
+                    <m:t>≥</m:t>
+                  </m:r>
+                  <m:r>
+                    <m:t>s</m:t>
+                  </m:r>
+                </m:e>
+              </m:d>
+              <m:r>
+                <m:rPr>
+                  <m:sty m:val="p"/>
+                </m:rPr>
+                <m:t>,</m:t>
+              </m:r>
+            </m:e>
+            <m:e>
+              <m:sSubSup>
+                <m:e>
+                  <m:r>
+                    <m:t>G</m:t>
+                  </m:r>
+                </m:e>
+                <m:sub>
+                  <m:r>
+                    <m:t>k</m:t>
+                  </m:r>
+                  <m:r>
+                    <m:rPr>
+                      <m:sty m:val="p"/>
+                    </m:rPr>
+                    <m:t>,</m:t>
+                  </m:r>
+                  <m:r>
+                    <m:t>u</m:t>
+                  </m:r>
+                </m:sub>
+                <m:sup>
+                  <m:r>
+                    <m:t>R</m:t>
+                  </m:r>
+                </m:sup>
+              </m:sSubSup>
+              <m:r>
+                <m:rPr>
+                  <m:sty m:val="p"/>
+                </m:rPr>
+                <m:t>(</m:t>
+              </m:r>
+              <m:r>
+                <m:t>c</m:t>
+              </m:r>
+              <m:r>
+                <m:rPr>
+                  <m:sty m:val="p"/>
+                </m:rPr>
+                <m:t>)</m:t>
+              </m:r>
+              <m:r>
+                <m:t>&amp;</m:t>
+              </m:r>
+              <m:r>
+                <m:rPr>
+                  <m:sty m:val="p"/>
+                </m:rPr>
+                <m:t>=</m:t>
+              </m:r>
+              <m:r>
+                <m:rPr>
+                  <m:sty m:val="b"/>
+                </m:rPr>
+                <m:t>1</m:t>
+              </m:r>
+              <m:r>
+                <m:t>​</m:t>
+              </m:r>
+              <m:d>
+                <m:dPr>
+                  <m:begChr m:val="["/>
+                  <m:sepChr m:val=""/>
+                  <m:endChr m:val="]"/>
+                  <m:grow/>
+                </m:dPr>
+                <m:e>
+                  <m:sSub>
+                    <m:e>
+                      <m:r>
+                        <m:rPr>
+                          <m:sty m:val="p"/>
+                        </m:rPr>
+                        <m:t>LCB</m:t>
+                      </m:r>
+                    </m:e>
+                    <m:sub>
+                      <m:r>
+                        <m:t>1</m:t>
+                      </m:r>
+                      <m:r>
+                        <m:rPr>
+                          <m:sty m:val="p"/>
+                        </m:rPr>
+                        <m:t>−</m:t>
+                      </m:r>
+                      <m:r>
+                        <m:t>β</m:t>
+                      </m:r>
+                    </m:sub>
+                  </m:sSub>
+                  <m:r>
+                    <m:rPr>
+                      <m:sty m:val="p"/>
+                    </m:rPr>
+                    <m:t>(</m:t>
+                  </m:r>
+                  <m:sSub>
+                    <m:e>
+                      <m:r>
+                        <m:rPr>
+                          <m:sty m:val="p"/>
+                        </m:rPr>
+                        <m:t>Route</m:t>
+                      </m:r>
+                    </m:e>
+                    <m:sub>
+                      <m:r>
+                        <m:t>k</m:t>
+                      </m:r>
+                      <m:r>
+                        <m:rPr>
+                          <m:sty m:val="p"/>
+                        </m:rPr>
+                        <m:t>,</m:t>
+                      </m:r>
+                      <m:r>
+                        <m:t>u</m:t>
+                      </m:r>
+                    </m:sub>
+                  </m:sSub>
+                  <m:r>
+                    <m:rPr>
+                      <m:sty m:val="p"/>
+                    </m:rPr>
+                    <m:t>)</m:t>
+                  </m:r>
+                  <m:r>
+                    <m:rPr>
+                      <m:sty m:val="p"/>
+                    </m:rPr>
+                    <m:t>≥</m:t>
+                  </m:r>
+                  <m:r>
+                    <m:t>r</m:t>
+                  </m:r>
+                </m:e>
+              </m:d>
+              <m:r>
+                <m:rPr>
+                  <m:sty m:val="p"/>
+                </m:rPr>
+                <m:t>,</m:t>
+              </m:r>
+            </m:e>
+            <m:e>
+              <m:sSub>
+                <m:e>
+                  <m:r>
+                    <m:t>R</m:t>
+                  </m:r>
+                </m:e>
+                <m:sub>
+                  <m:r>
+                    <m:t>U</m:t>
+                  </m:r>
+                  <m:r>
+                    <m:rPr>
+                      <m:sty m:val="p"/>
+                    </m:rPr>
+                    <m:t>,</m:t>
+                  </m:r>
+                  <m:r>
+                    <m:t>k</m:t>
+                  </m:r>
+                </m:sub>
+              </m:sSub>
+              <m:r>
+                <m:rPr>
+                  <m:sty m:val="p"/>
+                </m:rPr>
+                <m:t>(</m:t>
+              </m:r>
+              <m:r>
+                <m:t>c</m:t>
+              </m:r>
+              <m:r>
+                <m:rPr>
+                  <m:sty m:val="p"/>
+                </m:rPr>
+                <m:t>)</m:t>
+              </m:r>
+              <m:r>
+                <m:t>&amp;</m:t>
+              </m:r>
+              <m:r>
+                <m:rPr>
+                  <m:sty m:val="p"/>
+                </m:rPr>
+                <m:t>=</m:t>
+              </m:r>
+              <m:nary>
+                <m:naryPr>
+                  <m:chr m:val="∑"/>
+                  <m:limLoc m:val="undOvr"/>
+                  <m:subHide m:val="off"/>
+                  <m:supHide m:val="on"/>
+                </m:naryPr>
+                <m:sub>
+                  <m:r>
+                    <m:t>u</m:t>
+                  </m:r>
+                  <m:r>
+                    <m:rPr>
+                      <m:sty m:val="p"/>
+                    </m:rPr>
+                    <m:t>∈</m:t>
+                  </m:r>
+                  <m:sSubSup>
+                    <m:e>
+                      <m:r>
+                        <m:rPr>
+                          <m:scr m:val="script"/>
+                          <m:sty m:val="p"/>
+                        </m:rPr>
+                        <m:t>U</m:t>
+                      </m:r>
+                    </m:e>
+                    <m:sub>
+                      <m:r>
+                        <m:t>k</m:t>
+                      </m:r>
+                    </m:sub>
+                    <m:sup>
+                      <m:r>
+                        <m:t>γ</m:t>
+                      </m:r>
+                    </m:sup>
+                  </m:sSubSup>
+                </m:sub>
+                <m:sup>
+                  <m:r>
+                    <m:t>​</m:t>
+                  </m:r>
+                </m:sup>
+                <m:e>
+                  <m:sSub>
+                    <m:e>
+                      <m:r>
+                        <m:t>ν</m:t>
+                      </m:r>
+                    </m:e>
+                    <m:sub>
+                      <m:r>
+                        <m:t>k</m:t>
+                      </m:r>
+                    </m:sub>
+                  </m:sSub>
+                </m:e>
+              </m:nary>
+              <m:r>
+                <m:rPr>
+                  <m:sty m:val="p"/>
+                </m:rPr>
+                <m:t>(</m:t>
+              </m:r>
+              <m:r>
+                <m:t>u</m:t>
+              </m:r>
+              <m:r>
+                <m:rPr>
+                  <m:sty m:val="p"/>
+                </m:rPr>
+                <m:t>)</m:t>
+              </m:r>
+              <m:sSubSup>
+                <m:e>
+                  <m:r>
+                    <m:t>G</m:t>
+                  </m:r>
+                </m:e>
+                <m:sub>
+                  <m:r>
+                    <m:t>k</m:t>
+                  </m:r>
+                  <m:r>
+                    <m:rPr>
+                      <m:sty m:val="p"/>
+                    </m:rPr>
+                    <m:t>,</m:t>
+                  </m:r>
+                  <m:r>
+                    <m:t>u</m:t>
+                  </m:r>
+                </m:sub>
+                <m:sup>
+                  <m:r>
+                    <m:t>E</m:t>
+                  </m:r>
+                </m:sup>
+              </m:sSubSup>
+              <m:r>
+                <m:rPr>
+                  <m:sty m:val="p"/>
+                </m:rPr>
+                <m:t>(</m:t>
+              </m:r>
+              <m:r>
+                <m:t>c</m:t>
+              </m:r>
+              <m:r>
+                <m:rPr>
+                  <m:sty m:val="p"/>
+                </m:rPr>
+                <m:t>)</m:t>
+              </m:r>
+              <m:sSubSup>
+                <m:e>
+                  <m:r>
+                    <m:t>G</m:t>
+                  </m:r>
+                </m:e>
+                <m:sub>
+                  <m:r>
+                    <m:t>k</m:t>
+                  </m:r>
+                  <m:r>
+                    <m:rPr>
+                      <m:sty m:val="p"/>
+                    </m:rPr>
+                    <m:t>,</m:t>
+                  </m:r>
+                  <m:r>
+                    <m:t>u</m:t>
+                  </m:r>
+                </m:sub>
+                <m:sup>
+                  <m:r>
+                    <m:t>L</m:t>
+                  </m:r>
+                </m:sup>
+              </m:sSubSup>
+              <m:r>
+                <m:rPr>
+                  <m:sty m:val="p"/>
+                </m:rPr>
+                <m:t>(</m:t>
+              </m:r>
+              <m:r>
+                <m:t>c</m:t>
+              </m:r>
+              <m:r>
+                <m:rPr>
+                  <m:sty m:val="p"/>
+                </m:rPr>
+                <m:t>)</m:t>
+              </m:r>
+              <m:sSubSup>
+                <m:e>
+                  <m:r>
+                    <m:t>G</m:t>
+                  </m:r>
+                </m:e>
+                <m:sub>
+                  <m:r>
+                    <m:t>k</m:t>
+                  </m:r>
+                  <m:r>
+                    <m:rPr>
+                      <m:sty m:val="p"/>
+                    </m:rPr>
+                    <m:t>,</m:t>
+                  </m:r>
+                  <m:r>
+                    <m:t>u</m:t>
+                  </m:r>
+                </m:sub>
+                <m:sup>
+                  <m:r>
+                    <m:t>S</m:t>
+                  </m:r>
+                </m:sup>
+              </m:sSubSup>
+              <m:r>
+                <m:rPr>
+                  <m:sty m:val="p"/>
+                </m:rPr>
+                <m:t>(</m:t>
+              </m:r>
+              <m:r>
+                <m:t>c</m:t>
+              </m:r>
+              <m:r>
+                <m:rPr>
+                  <m:sty m:val="p"/>
+                </m:rPr>
+                <m:t>)</m:t>
+              </m:r>
+              <m:sSubSup>
+                <m:e>
+                  <m:r>
+                    <m:t>G</m:t>
+                  </m:r>
+                </m:e>
+                <m:sub>
+                  <m:r>
+                    <m:t>k</m:t>
+                  </m:r>
+                  <m:r>
+                    <m:rPr>
+                      <m:sty m:val="p"/>
+                    </m:rPr>
+                    <m:t>,</m:t>
+                  </m:r>
+                  <m:r>
+                    <m:t>u</m:t>
+                  </m:r>
+                </m:sub>
+                <m:sup>
+                  <m:r>
+                    <m:t>R</m:t>
+                  </m:r>
+                </m:sup>
+              </m:sSubSup>
+              <m:r>
+                <m:rPr>
+                  <m:sty m:val="p"/>
+                </m:rPr>
+                <m:t>(</m:t>
+              </m:r>
+              <m:r>
+                <m:t>c</m:t>
+              </m:r>
+              <m:r>
+                <m:rPr>
+                  <m:sty m:val="p"/>
+                </m:rPr>
+                <m:t>)</m:t>
+              </m:r>
+              <m:r>
+                <m:rPr>
+                  <m:sty m:val="p"/>
+                </m:rPr>
+                <m:t>.</m:t>
+              </m:r>
+            </m:e>
+          </m:eqArr>
+        </m:oMath>
+      </m:oMathPara>
+    </w:p>
+    <w:p>
+      <w:pPr>
+        <w:pStyle w:val="FirstParagraph"/>
+      </w:pPr>
+      <w:r>
+        <w:rPr>
+          <w:b/>
+          <w:bCs/>
+        </w:rPr>
+        <w:t xml:space="preserve">Term-by-term annotation.</w:t>
+      </w:r>
+      <w:r>
+        <w:t xml:space="preserve"> </w:t>
+      </w:r>
+      <m:oMath>
+        <m:sSup>
+          <m:e>
+            <m:r>
+              <m:t>G</m:t>
+            </m:r>
+          </m:e>
+          <m:sup>
+            <m:r>
+              <m:t>E</m:t>
+            </m:r>
+          </m:sup>
+        </m:sSup>
+      </m:oMath>
+      <w:r>
+        <w:t xml:space="preserve">,</w:t>
+      </w:r>
+      <w:r>
+        <w:t xml:space="preserve"> </w:t>
+      </w:r>
+      <m:oMath>
+        <m:sSup>
+          <m:e>
+            <m:r>
+              <m:t>G</m:t>
+            </m:r>
+          </m:e>
+          <m:sup>
+            <m:r>
+              <m:t>L</m:t>
+            </m:r>
+          </m:sup>
+        </m:sSup>
+      </m:oMath>
+      <w:r>
+        <w:t xml:space="preserve">,</w:t>
+      </w:r>
+      <w:r>
+        <w:t xml:space="preserve"> </w:t>
+      </w:r>
+      <m:oMath>
+        <m:sSup>
+          <m:e>
+            <m:r>
+              <m:t>G</m:t>
+            </m:r>
+          </m:e>
+          <m:sup>
+            <m:r>
+              <m:t>S</m:t>
+            </m:r>
+          </m:sup>
+        </m:sSup>
+      </m:oMath>
+      <w:r>
+        <w:t xml:space="preserve">, and</w:t>
+      </w:r>
+      <w:r>
+        <w:t xml:space="preserve"> </w:t>
+      </w:r>
+      <m:oMath>
+        <m:sSup>
+          <m:e>
+            <m:r>
+              <m:t>G</m:t>
+            </m:r>
+          </m:e>
+          <m:sup>
+            <m:r>
+              <m:t>R</m:t>
+            </m:r>
+          </m:sup>
+        </m:sSup>
+      </m:oMath>
+      <w:r>
+        <w:t xml:space="preserve"> </w:t>
+      </w:r>
+      <w:r>
+        <w:t xml:space="preserve">are binary context-level gates for effect, latency, selectivity, and route dependence. Their product is one only when all four properties concur in the same context.</w:t>
+      </w:r>
+      <w:r>
+        <w:t xml:space="preserve"> </w:t>
+      </w:r>
+      <m:oMath>
+        <m:sSub>
+          <m:e>
+            <m:r>
+              <m:t>R</m:t>
+            </m:r>
+          </m:e>
+          <m:sub>
+            <m:r>
+              <m:t>U</m:t>
+            </m:r>
+            <m:r>
+              <m:rPr>
+                <m:sty m:val="p"/>
+              </m:rPr>
+              <m:t>,</m:t>
+            </m:r>
+            <m:r>
+              <m:t>k</m:t>
+            </m:r>
+          </m:sub>
+        </m:sSub>
+      </m:oMath>
+      <w:r>
+        <w:t xml:space="preserve"> </w:t>
+      </w:r>
+      <w:r>
+        <w:t xml:space="preserve">is therefore the preregistered probability mass of admissible contexts in which class</w:t>
+      </w:r>
+      <w:r>
+        <w:t xml:space="preserve"> </w:t>
+      </w:r>
+      <m:oMath>
+        <m:r>
+          <m:t>k</m:t>
+        </m:r>
+      </m:oMath>
+      <w:r>
+        <w:t xml:space="preserve"> </w:t>
+      </w:r>
+      <w:r>
+        <w:t xml:space="preserve">is detectably, timely, selectively, and route-supportedly reachable. The weights may encode natural context prevalence or an explicitly justified experimental mixture, but they cannot be fitted to the critical result. This gate does not demand response in every state; it demands that reach not depend on one cherry-picked preparation or on different contexts satisfying different parts of the rule.</w:t>
+      </w:r>
+    </w:p>
+    <w:p>
+      <w:pPr>
+        <w:pStyle w:val="BodyText"/>
       </w:pPr>
       <w:r>
         <w:t xml:space="preserve">Using one-sided uncertainty bounds, recipient class</w:t>
@@ -5287,275 +7280,406 @@
               <m:grow/>
             </m:dPr>
             <m:e>
-              <m:sSub>
-                <m:e>
-                  <m:r>
-                    <m:rPr>
-                      <m:sty m:val="p"/>
-                    </m:rPr>
-                    <m:t>LCB</m:t>
-                  </m:r>
-                </m:e>
-                <m:sub>
-                  <m:r>
-                    <m:t>1</m:t>
-                  </m:r>
-                  <m:r>
-                    <m:rPr>
-                      <m:sty m:val="p"/>
-                    </m:rPr>
-                    <m:t>−</m:t>
-                  </m:r>
-                  <m:r>
-                    <m:t>β</m:t>
-                  </m:r>
-                </m:sub>
-              </m:sSub>
-              <m:r>
-                <m:rPr>
-                  <m:sty m:val="p"/>
-                </m:rPr>
-                <m:t>(</m:t>
-              </m:r>
-              <m:sSubSup>
-                <m:e>
-                  <m:r>
-                    <m:t>E</m:t>
-                  </m:r>
-                </m:e>
-                <m:sub>
-                  <m:r>
-                    <m:t>k</m:t>
-                  </m:r>
-                </m:sub>
-                <m:sup>
-                  <m:r>
-                    <m:rPr>
-                      <m:sty m:val="p"/>
-                    </m:rPr>
-                    <m:t>*</m:t>
-                  </m:r>
-                </m:sup>
-              </m:sSubSup>
-              <m:r>
-                <m:rPr>
-                  <m:sty m:val="p"/>
-                </m:rPr>
-                <m:t>)</m:t>
-              </m:r>
-              <m:r>
-                <m:rPr>
-                  <m:sty m:val="p"/>
-                </m:rPr>
-                <m:t>≥</m:t>
-              </m:r>
-              <m:sSub>
-                <m:e>
-                  <m:r>
-                    <m:t>ϵ</m:t>
-                  </m:r>
-                </m:e>
-                <m:sub>
-                  <m:r>
-                    <m:t>k</m:t>
-                  </m:r>
-                </m:sub>
-              </m:sSub>
-              <m:r>
-                <m:rPr>
-                  <m:sty m:val="p"/>
-                </m:rPr>
-                <m:t>,</m:t>
-              </m:r>
-              <m:sSub>
-                <m:e>
-                  <m:r>
-                    <m:rPr>
-                      <m:sty m:val="p"/>
-                    </m:rPr>
-                    <m:t>UCB</m:t>
-                  </m:r>
-                </m:e>
-                <m:sub>
-                  <m:r>
-                    <m:t>1</m:t>
-                  </m:r>
-                  <m:r>
-                    <m:rPr>
-                      <m:sty m:val="p"/>
-                    </m:rPr>
-                    <m:t>−</m:t>
-                  </m:r>
-                  <m:r>
-                    <m:t>β</m:t>
-                  </m:r>
-                </m:sub>
-              </m:sSub>
-              <m:r>
-                <m:rPr>
-                  <m:sty m:val="p"/>
-                </m:rPr>
-                <m:t>(</m:t>
-              </m:r>
-              <m:sSub>
-                <m:e>
-                  <m:r>
-                    <m:t>L</m:t>
-                  </m:r>
-                </m:e>
-                <m:sub>
-                  <m:r>
-                    <m:t>k</m:t>
-                  </m:r>
-                </m:sub>
-              </m:sSub>
-              <m:r>
-                <m:rPr>
-                  <m:sty m:val="p"/>
-                </m:rPr>
-                <m:t>)</m:t>
-              </m:r>
-              <m:r>
-                <m:rPr>
-                  <m:sty m:val="p"/>
-                </m:rPr>
-                <m:t>≤</m:t>
-              </m:r>
-              <m:r>
-                <m:t>λ</m:t>
-              </m:r>
-              <m:r>
-                <m:rPr>
-                  <m:sty m:val="p"/>
-                </m:rPr>
-                <m:t>,</m:t>
-              </m:r>
-              <m:sSub>
-                <m:e>
-                  <m:r>
-                    <m:rPr>
-                      <m:sty m:val="p"/>
-                    </m:rPr>
-                    <m:t>LCB</m:t>
-                  </m:r>
-                </m:e>
-                <m:sub>
-                  <m:r>
-                    <m:t>1</m:t>
-                  </m:r>
-                  <m:r>
-                    <m:rPr>
-                      <m:sty m:val="p"/>
-                    </m:rPr>
-                    <m:t>−</m:t>
-                  </m:r>
-                  <m:r>
-                    <m:t>β</m:t>
-                  </m:r>
-                </m:sub>
-              </m:sSub>
-              <m:r>
-                <m:rPr>
-                  <m:sty m:val="p"/>
-                </m:rPr>
-                <m:t>(</m:t>
-              </m:r>
-              <m:sSub>
-                <m:e>
-                  <m:r>
-                    <m:rPr>
-                      <m:sty m:val="p"/>
-                    </m:rPr>
-                    <m:t>Sel</m:t>
-                  </m:r>
-                </m:e>
-                <m:sub>
-                  <m:r>
-                    <m:t>k</m:t>
-                  </m:r>
-                </m:sub>
-              </m:sSub>
-              <m:r>
-                <m:rPr>
-                  <m:sty m:val="p"/>
-                </m:rPr>
-                <m:t>)</m:t>
-              </m:r>
-              <m:r>
-                <m:rPr>
-                  <m:sty m:val="p"/>
-                </m:rPr>
-                <m:t>≥</m:t>
-              </m:r>
-              <m:r>
-                <m:t>s</m:t>
-              </m:r>
-              <m:r>
-                <m:rPr>
-                  <m:sty m:val="p"/>
-                </m:rPr>
-                <m:t>,</m:t>
-              </m:r>
-              <m:sSub>
-                <m:e>
-                  <m:r>
-                    <m:rPr>
-                      <m:sty m:val="p"/>
-                    </m:rPr>
-                    <m:t>LCB</m:t>
-                  </m:r>
-                </m:e>
-                <m:sub>
-                  <m:r>
-                    <m:t>1</m:t>
-                  </m:r>
-                  <m:r>
-                    <m:rPr>
-                      <m:sty m:val="p"/>
-                    </m:rPr>
-                    <m:t>−</m:t>
-                  </m:r>
-                  <m:r>
-                    <m:t>β</m:t>
-                  </m:r>
-                </m:sub>
-              </m:sSub>
-              <m:r>
-                <m:rPr>
-                  <m:sty m:val="p"/>
-                </m:rPr>
-                <m:t>(</m:t>
-              </m:r>
-              <m:sSub>
-                <m:e>
-                  <m:r>
-                    <m:rPr>
-                      <m:sty m:val="p"/>
-                    </m:rPr>
-                    <m:t>Route</m:t>
-                  </m:r>
-                </m:e>
-                <m:sub>
-                  <m:r>
-                    <m:t>k</m:t>
-                  </m:r>
-                </m:sub>
-              </m:sSub>
-              <m:r>
-                <m:rPr>
-                  <m:sty m:val="p"/>
-                </m:rPr>
-                <m:t>)</m:t>
-              </m:r>
-              <m:r>
-                <m:rPr>
-                  <m:sty m:val="p"/>
-                </m:rPr>
-                <m:t>≥</m:t>
-              </m:r>
-              <m:r>
-                <m:t>r</m:t>
-              </m:r>
+              <m:m>
+                <m:mPr>
+                  <m:baseJc m:val="center"/>
+                  <m:plcHide m:val="on"/>
+                  <m:mcs>
+                    <m:mc>
+                      <m:mcPr>
+                        <m:mcJc m:val="center"/>
+                        <m:count m:val="1"/>
+                      </m:mcPr>
+                    </m:mc>
+                  </m:mcs>
+                </m:mPr>
+                <m:mr>
+                  <m:e>
+                    <m:sSub>
+                      <m:e>
+                        <m:r>
+                          <m:rPr>
+                            <m:sty m:val="p"/>
+                          </m:rPr>
+                          <m:t>LCB</m:t>
+                        </m:r>
+                      </m:e>
+                      <m:sub>
+                        <m:r>
+                          <m:t>1</m:t>
+                        </m:r>
+                        <m:r>
+                          <m:rPr>
+                            <m:sty m:val="p"/>
+                          </m:rPr>
+                          <m:t>−</m:t>
+                        </m:r>
+                        <m:r>
+                          <m:t>β</m:t>
+                        </m:r>
+                      </m:sub>
+                    </m:sSub>
+                    <m:r>
+                      <m:rPr>
+                        <m:sty m:val="p"/>
+                      </m:rPr>
+                      <m:t>(</m:t>
+                    </m:r>
+                    <m:sSubSup>
+                      <m:e>
+                        <m:r>
+                          <m:t>E</m:t>
+                        </m:r>
+                      </m:e>
+                      <m:sub>
+                        <m:r>
+                          <m:t>k</m:t>
+                        </m:r>
+                      </m:sub>
+                      <m:sup>
+                        <m:r>
+                          <m:rPr>
+                            <m:sty m:val="p"/>
+                          </m:rPr>
+                          <m:t>*</m:t>
+                        </m:r>
+                      </m:sup>
+                    </m:sSubSup>
+                    <m:r>
+                      <m:rPr>
+                        <m:sty m:val="p"/>
+                      </m:rPr>
+                      <m:t>)</m:t>
+                    </m:r>
+                    <m:r>
+                      <m:rPr>
+                        <m:sty m:val="p"/>
+                      </m:rPr>
+                      <m:t>≥</m:t>
+                    </m:r>
+                    <m:sSub>
+                      <m:e>
+                        <m:r>
+                          <m:t>ϵ</m:t>
+                        </m:r>
+                      </m:e>
+                      <m:sub>
+                        <m:r>
+                          <m:t>k</m:t>
+                        </m:r>
+                      </m:sub>
+                    </m:sSub>
+                    <m:r>
+                      <m:t>​</m:t>
+                    </m:r>
+                    <m:r>
+                      <m:rPr>
+                        <m:sty m:val="p"/>
+                      </m:rPr>
+                      <m:t>∧</m:t>
+                    </m:r>
+                    <m:r>
+                      <m:t>​</m:t>
+                    </m:r>
+                    <m:sSub>
+                      <m:e>
+                        <m:r>
+                          <m:rPr>
+                            <m:sty m:val="p"/>
+                          </m:rPr>
+                          <m:t>UCB</m:t>
+                        </m:r>
+                      </m:e>
+                      <m:sub>
+                        <m:r>
+                          <m:t>1</m:t>
+                        </m:r>
+                        <m:r>
+                          <m:rPr>
+                            <m:sty m:val="p"/>
+                          </m:rPr>
+                          <m:t>−</m:t>
+                        </m:r>
+                        <m:r>
+                          <m:t>β</m:t>
+                        </m:r>
+                      </m:sub>
+                    </m:sSub>
+                    <m:r>
+                      <m:rPr>
+                        <m:sty m:val="p"/>
+                      </m:rPr>
+                      <m:t>(</m:t>
+                    </m:r>
+                    <m:sSub>
+                      <m:e>
+                        <m:r>
+                          <m:t>L</m:t>
+                        </m:r>
+                      </m:e>
+                      <m:sub>
+                        <m:r>
+                          <m:t>k</m:t>
+                        </m:r>
+                      </m:sub>
+                    </m:sSub>
+                    <m:r>
+                      <m:rPr>
+                        <m:sty m:val="p"/>
+                      </m:rPr>
+                      <m:t>)</m:t>
+                    </m:r>
+                    <m:r>
+                      <m:rPr>
+                        <m:sty m:val="p"/>
+                      </m:rPr>
+                      <m:t>≤</m:t>
+                    </m:r>
+                    <m:r>
+                      <m:t>λ</m:t>
+                    </m:r>
+                  </m:e>
+                </m:mr>
+                <m:mr>
+                  <m:e>
+                    <m:r>
+                      <m:t>​</m:t>
+                    </m:r>
+                    <m:r>
+                      <m:rPr>
+                        <m:sty m:val="p"/>
+                      </m:rPr>
+                      <m:t>∧</m:t>
+                    </m:r>
+                    <m:r>
+                      <m:t>​</m:t>
+                    </m:r>
+                    <m:sSub>
+                      <m:e>
+                        <m:r>
+                          <m:rPr>
+                            <m:sty m:val="p"/>
+                          </m:rPr>
+                          <m:t>LCB</m:t>
+                        </m:r>
+                      </m:e>
+                      <m:sub>
+                        <m:r>
+                          <m:t>1</m:t>
+                        </m:r>
+                        <m:r>
+                          <m:rPr>
+                            <m:sty m:val="p"/>
+                          </m:rPr>
+                          <m:t>−</m:t>
+                        </m:r>
+                        <m:r>
+                          <m:t>β</m:t>
+                        </m:r>
+                      </m:sub>
+                    </m:sSub>
+                    <m:r>
+                      <m:rPr>
+                        <m:sty m:val="p"/>
+                      </m:rPr>
+                      <m:t>(</m:t>
+                    </m:r>
+                    <m:sSub>
+                      <m:e>
+                        <m:r>
+                          <m:rPr>
+                            <m:sty m:val="p"/>
+                          </m:rPr>
+                          <m:t>Sel</m:t>
+                        </m:r>
+                      </m:e>
+                      <m:sub>
+                        <m:r>
+                          <m:t>k</m:t>
+                        </m:r>
+                      </m:sub>
+                    </m:sSub>
+                    <m:r>
+                      <m:rPr>
+                        <m:sty m:val="p"/>
+                      </m:rPr>
+                      <m:t>)</m:t>
+                    </m:r>
+                    <m:r>
+                      <m:rPr>
+                        <m:sty m:val="p"/>
+                      </m:rPr>
+                      <m:t>≥</m:t>
+                    </m:r>
+                    <m:r>
+                      <m:t>s</m:t>
+                    </m:r>
+                    <m:r>
+                      <m:t>​</m:t>
+                    </m:r>
+                    <m:r>
+                      <m:rPr>
+                        <m:sty m:val="p"/>
+                      </m:rPr>
+                      <m:t>∧</m:t>
+                    </m:r>
+                    <m:r>
+                      <m:t>​</m:t>
+                    </m:r>
+                    <m:sSub>
+                      <m:e>
+                        <m:r>
+                          <m:rPr>
+                            <m:sty m:val="p"/>
+                          </m:rPr>
+                          <m:t>LCB</m:t>
+                        </m:r>
+                      </m:e>
+                      <m:sub>
+                        <m:r>
+                          <m:t>1</m:t>
+                        </m:r>
+                        <m:r>
+                          <m:rPr>
+                            <m:sty m:val="p"/>
+                          </m:rPr>
+                          <m:t>−</m:t>
+                        </m:r>
+                        <m:r>
+                          <m:t>β</m:t>
+                        </m:r>
+                      </m:sub>
+                    </m:sSub>
+                    <m:r>
+                      <m:rPr>
+                        <m:sty m:val="p"/>
+                      </m:rPr>
+                      <m:t>(</m:t>
+                    </m:r>
+                    <m:sSub>
+                      <m:e>
+                        <m:r>
+                          <m:rPr>
+                            <m:sty m:val="p"/>
+                          </m:rPr>
+                          <m:t>Route</m:t>
+                        </m:r>
+                      </m:e>
+                      <m:sub>
+                        <m:r>
+                          <m:t>k</m:t>
+                        </m:r>
+                      </m:sub>
+                    </m:sSub>
+                    <m:r>
+                      <m:rPr>
+                        <m:sty m:val="p"/>
+                      </m:rPr>
+                      <m:t>)</m:t>
+                    </m:r>
+                    <m:r>
+                      <m:rPr>
+                        <m:sty m:val="p"/>
+                      </m:rPr>
+                      <m:t>≥</m:t>
+                    </m:r>
+                    <m:r>
+                      <m:t>r</m:t>
+                    </m:r>
+                  </m:e>
+                </m:mr>
+                <m:mr>
+                  <m:e>
+                    <m:r>
+                      <m:t>​</m:t>
+                    </m:r>
+                    <m:r>
+                      <m:rPr>
+                        <m:sty m:val="p"/>
+                      </m:rPr>
+                      <m:t>∧</m:t>
+                    </m:r>
+                    <m:r>
+                      <m:t>​</m:t>
+                    </m:r>
+                    <m:sSub>
+                      <m:e>
+                        <m:r>
+                          <m:rPr>
+                            <m:sty m:val="p"/>
+                          </m:rPr>
+                          <m:t>LCB</m:t>
+                        </m:r>
+                      </m:e>
+                      <m:sub>
+                        <m:r>
+                          <m:t>1</m:t>
+                        </m:r>
+                        <m:r>
+                          <m:rPr>
+                            <m:sty m:val="p"/>
+                          </m:rPr>
+                          <m:t>−</m:t>
+                        </m:r>
+                        <m:r>
+                          <m:t>β</m:t>
+                        </m:r>
+                      </m:sub>
+                    </m:sSub>
+                    <m:r>
+                      <m:rPr>
+                        <m:sty m:val="p"/>
+                      </m:rPr>
+                      <m:t>(</m:t>
+                    </m:r>
+                    <m:sSub>
+                      <m:e>
+                        <m:r>
+                          <m:t>R</m:t>
+                        </m:r>
+                      </m:e>
+                      <m:sub>
+                        <m:r>
+                          <m:t>U</m:t>
+                        </m:r>
+                        <m:r>
+                          <m:rPr>
+                            <m:sty m:val="p"/>
+                          </m:rPr>
+                          <m:t>,</m:t>
+                        </m:r>
+                        <m:r>
+                          <m:t>k</m:t>
+                        </m:r>
+                      </m:sub>
+                    </m:sSub>
+                    <m:r>
+                      <m:rPr>
+                        <m:sty m:val="p"/>
+                      </m:rPr>
+                      <m:t>)</m:t>
+                    </m:r>
+                    <m:r>
+                      <m:rPr>
+                        <m:sty m:val="p"/>
+                      </m:rPr>
+                      <m:t>≥</m:t>
+                    </m:r>
+                    <m:sSub>
+                      <m:e>
+                        <m:r>
+                          <m:t>ρ</m:t>
+                        </m:r>
+                      </m:e>
+                      <m:sub>
+                        <m:r>
+                          <m:t>U</m:t>
+                        </m:r>
+                      </m:sub>
+                    </m:sSub>
+                  </m:e>
+                </m:mr>
+              </m:m>
             </m:e>
           </m:d>
           <m:r>
@@ -5582,11 +7706,11 @@
         <w:t xml:space="preserve"> </w:t>
       </w:r>
       <w:r>
-        <w:t xml:space="preserve">All four gates must pass. Effect without speed is not timely availability; speed without content selectivity is compatible with a pulse; selectivity without routing evidence can be correlational; routing without a recipient effect does not show availability. If an interval straddles a threshold, the class is unresolved rather than failed.</w:t>
-      </w:r>
-    </w:p>
-    <w:bookmarkEnd w:id="35"/>
-    <w:bookmarkStart w:id="36" w:name="coverage-and-functional-diversity"/>
+        <w:t xml:space="preserve">All five gates must pass. Effect without speed is not timely availability; speed without content selectivity is compatible with a pulse; selectivity without routing evidence can be correlational; routing without a recipient effect does not show availability; and a pass confined to one negligible context is too fragile to support a system-wide counterfactual. If an interval straddles a threshold, the class is unresolved rather than failed.</w:t>
+      </w:r>
+    </w:p>
+    <w:bookmarkEnd w:id="38"/>
+    <w:bookmarkStart w:id="42" w:name="coverage-and-functional-diversity"/>
     <w:p>
       <w:pPr>
         <w:pStyle w:val="Heading3"/>
@@ -5687,6 +7811,74 @@
     <w:p>
       <w:pPr>
         <w:pStyle w:val="BodyText"/>
+        <w:spacing w:before="120" w:after="120"/>
+        <w:ind w:left="0" w:right="0"/>
+        <w:jc w:val="center"/>
+      </w:pPr>
+      <w:r>
+        <w:drawing>
+          <wp:inline>
+            <wp:extent cx="5943600" cy="3962399"/>
+            <wp:effectExtent b="0" l="0" r="0" t="0"/>
+            <wp:docPr descr="" title="" id="40" name="Picture"/>
+            <a:graphic>
+              <a:graphicData uri="http://schemas.openxmlformats.org/drawingml/2006/picture">
+                <pic:pic>
+                  <pic:nvPicPr>
+                    <pic:cNvPr descr="functional-diversity-contrast.png" id="41" name="Picture"/>
+                    <pic:cNvPicPr>
+                      <a:picLocks noChangeArrowheads="1" noChangeAspect="1"/>
+                    </pic:cNvPicPr>
+                  </pic:nvPicPr>
+                  <pic:blipFill>
+                    <a:blip r:embed="rId39"/>
+                    <a:stretch>
+                      <a:fillRect/>
+                    </a:stretch>
+                  </pic:blipFill>
+                  <pic:spPr bwMode="auto">
+                    <a:xfrm>
+                      <a:off x="0" y="0"/>
+                      <a:ext cx="5943600" cy="3962399"/>
+                    </a:xfrm>
+                    <a:prstGeom prst="rect">
+                      <a:avLst/>
+                    </a:prstGeom>
+                    <a:noFill/>
+                    <a:ln w="9525">
+                      <a:noFill/>
+                      <a:headEnd/>
+                      <a:tailEnd/>
+                    </a:ln>
+                  </pic:spPr>
+                </pic:pic>
+              </a:graphicData>
+            </a:graphic>
+          </wp:inline>
+        </w:drawing>
+      </w:r>
+    </w:p>
+    <w:p>
+      <w:pPr>
+        <w:pStyle w:val="BodyText"/>
+      </w:pPr>
+      <w:r>
+        <w:rPr>
+          <w:b/>
+          <w:bCs/>
+        </w:rPr>
+        <w:t xml:space="preserve">Figure 2. Functional globality is not a node-count statistic.</w:t>
+      </w:r>
+      <w:r>
+        <w:t xml:space="preserve"> </w:t>
+      </w:r>
+      <w:r>
+        <w:t xml:space="preserve">A large homogeneous fan-out can fail because it realizes only one causal response repertoire. A smaller network can pass the diversity requirement when it reaches several independently calibrated recipient classes.</w:t>
+      </w:r>
+    </w:p>
+    <w:p>
+      <w:pPr>
+        <w:pStyle w:val="BodyText"/>
       </w:pPr>
       <m:oMathPara>
         <m:oMathParaPr>
@@ -6490,8 +8682,8 @@
         <w:t xml:space="preserve">. Other diversity indices may be used if preregistered and shown to resist reparcellation.</w:t>
       </w:r>
     </w:p>
-    <w:bookmarkEnd w:id="36"/>
-    <w:bookmarkStart w:id="37" w:name="report-and-executive-independence"/>
+    <w:bookmarkEnd w:id="42"/>
+    <w:bookmarkStart w:id="43" w:name="report-and-executive-independence"/>
     <w:p>
       <w:pPr>
         <w:pStyle w:val="Heading3"/>
@@ -6850,8 +9042,8 @@
         <w:t xml:space="preserve">This is not a demand for destructive lesions in every experiment. Report and executive channels can be omitted by task design, transiently interrupted, conditionally modeled, or compared across naturally dissociated states. Generic support must be preserved where interruption would otherwise collapse arousal or viability. Report and executive modules can strengthen evidence, but neither can be the sole reason the criterion passes.</w:t>
       </w:r>
     </w:p>
-    <w:bookmarkEnd w:id="37"/>
-    <w:bookmarkStart w:id="38" w:name="the-positive-n_2-rule"/>
+    <w:bookmarkEnd w:id="43"/>
+    <w:bookmarkStart w:id="44" w:name="the-positive-n_2-rule"/>
     <w:p>
       <w:pPr>
         <w:pStyle w:val="Heading3"/>
@@ -7259,8 +9451,8 @@
         <w:t xml:space="preserve">The rule does not require every class. Some recipients may be irrelevant to the content, unavailable in the current regime, or ethically inaccessible. The thresholds are paradigm-specific and must be calibrated against positive controls, negative controls, and unconscious spread cases.</w:t>
       </w:r>
     </w:p>
-    <w:bookmarkEnd w:id="38"/>
-    <w:bookmarkStart w:id="39" w:name="four-component-outcomes"/>
+    <w:bookmarkEnd w:id="44"/>
+    <w:bookmarkStart w:id="45" w:name="four-component-outcomes"/>
     <w:p>
       <w:pPr>
         <w:pStyle w:val="Heading3"/>
@@ -7500,7 +9692,7 @@
                 <w:rFonts w:ascii="Times New Roman" w:hAnsi="Times New Roman" w:eastAsia="Times New Roman"/>
                 <w:sz w:val="18"/>
               </w:rPr>
-              <w:t xml:space="preserve">The test is valid and an upper bound falls below at least one necessary coverage, class-count, diversity, or reduced-family gate.</w:t>
+              <w:t xml:space="preserve">The test is valid and an upper bound falls below at least one necessary recipient, context-robustness, coverage, class-count, diversity, or reduced-family gate.</w:t>
             </w:r>
           </w:p>
         </w:tc>
@@ -7694,7 +9886,7 @@
                 <w:rFonts w:ascii="Times New Roman" w:hAnsi="Times New Roman" w:eastAsia="Times New Roman"/>
                 <w:sz w:val="18"/>
               </w:rPr>
-              <w:t xml:space="preserve">Boundary, content intervention, recipient taxonomy, regime preservation, or transport validity fails.</w:t>
+              <w:t xml:space="preserve">Boundary, source fidelity, recipient taxonomy, admissible-context, regime-preservation, intervention, or transport validity fails.</w:t>
             </w:r>
           </w:p>
         </w:tc>
@@ -7798,9 +9990,9 @@
         <w:t xml:space="preserve">model. Indeterminate is not halfway positive. Unlicensed is not evidence of absence. The output must carry its target, system, content, grain, horizon, and intervention coverage.</w:t>
       </w:r>
     </w:p>
-    <w:bookmarkEnd w:id="39"/>
-    <w:bookmarkEnd w:id="40"/>
-    <w:bookmarkStart w:id="49" w:name="a-counterfactual-availability-workflow"/>
+    <w:bookmarkEnd w:id="45"/>
+    <w:bookmarkEnd w:id="46"/>
+    <w:bookmarkStart w:id="55" w:name="a-counterfactual-availability-workflow"/>
     <w:p>
       <w:pPr>
         <w:pStyle w:val="Heading2"/>
@@ -7809,7 +10001,7 @@
         <w:t xml:space="preserve">5. A Counterfactual Availability Workflow</w:t>
       </w:r>
     </w:p>
-    <w:bookmarkStart w:id="41" w:name="stage-1-freeze-the-candidate-system"/>
+    <w:bookmarkStart w:id="47" w:name="stage-1-freeze-the-candidate-system"/>
     <w:p>
       <w:pPr>
         <w:pStyle w:val="Heading3"/>
@@ -7826,8 +10018,8 @@
         <w:t xml:space="preserve">Apply a boundary criterion before computing reach. Archive the nodes, interfaces, grain, horizon, and operating regime. A result is exploratory if the boundary changes after availability estimates are inspected.</w:t>
       </w:r>
     </w:p>
-    <w:bookmarkEnd w:id="41"/>
-    <w:bookmarkStart w:id="42" w:name="stage-2-specify-the-content-contrast"/>
+    <w:bookmarkEnd w:id="47"/>
+    <w:bookmarkStart w:id="48" w:name="stage-2-specify-the-content-contrast"/>
     <w:p>
       <w:pPr>
         <w:pStyle w:val="Heading3"/>
@@ -7878,8 +10070,8 @@
         <w:t xml:space="preserve">. Identify content-bearing variables without using report-related activity as the sole localizer. Use cross-decoding, physical alternation, rivalry, stimulation, or generative model interventions as appropriate.</w:t>
       </w:r>
     </w:p>
-    <w:bookmarkEnd w:id="42"/>
-    <w:bookmarkStart w:id="43" w:name="X868e32d6c5884e0c8beca77b62a3bbeba2d9d73"/>
+    <w:bookmarkEnd w:id="48"/>
+    <w:bookmarkStart w:id="49" w:name="X868e32d6c5884e0c8beca77b62a3bbeba2d9d73"/>
     <w:p>
       <w:pPr>
         <w:pStyle w:val="Heading3"/>
@@ -7896,8 +10088,8 @@
         <w:t xml:space="preserve">Estimate causal response repertoires on calibration data and freeze the class taxonomy. Compare anatomical, functional, and causal clusterings in sensitivity analysis.</w:t>
       </w:r>
     </w:p>
-    <w:bookmarkEnd w:id="43"/>
-    <w:bookmarkStart w:id="44" w:name="Xd94e544b35ae47b33828494ebd03130e4cbce1c"/>
+    <w:bookmarkEnd w:id="49"/>
+    <w:bookmarkStart w:id="50" w:name="Xd94e544b35ae47b33828494ebd03130e4cbce1c"/>
     <w:p>
       <w:pPr>
         <w:pStyle w:val="Heading3"/>
@@ -7911,11 +10103,82 @@
         <w:pStyle w:val="FirstParagraph"/>
       </w:pPr>
       <w:r>
-        <w:t xml:space="preserve">Specify which local readiness probes are allowed, their preparation costs, and how regime preservation will be tested. Exclude contexts that add a new controller, require long retraining, or make report the only measurable output.</w:t>
-      </w:r>
-    </w:p>
-    <w:bookmarkEnd w:id="44"/>
-    <w:bookmarkStart w:id="45" w:name="Xda0a730f4b7a4f546d2a983398d7593931dd0a9"/>
+        <w:t xml:space="preserve">Specify which local readiness probes are allowed, the burden functional</w:t>
+      </w:r>
+      <w:r>
+        <w:t xml:space="preserve"> </w:t>
+      </w:r>
+      <m:oMath>
+        <m:r>
+          <m:rPr>
+            <m:sty m:val="p"/>
+          </m:rPr>
+          <m:t>Γ</m:t>
+        </m:r>
+      </m:oMath>
+      <w:r>
+        <w:t xml:space="preserve">, the maximum burden</w:t>
+      </w:r>
+      <w:r>
+        <w:t xml:space="preserve"> </w:t>
+      </w:r>
+      <m:oMath>
+        <m:r>
+          <m:t>γ</m:t>
+        </m:r>
+      </m:oMath>
+      <w:r>
+        <w:t xml:space="preserve">, and how regime preservation will be tested. Freeze the context weights</w:t>
+      </w:r>
+      <w:r>
+        <w:t xml:space="preserve"> </w:t>
+      </w:r>
+      <m:oMath>
+        <m:sSub>
+          <m:e>
+            <m:r>
+              <m:t>ν</m:t>
+            </m:r>
+          </m:e>
+          <m:sub>
+            <m:r>
+              <m:t>k</m:t>
+            </m:r>
+          </m:sub>
+        </m:sSub>
+      </m:oMath>
+      <w:r>
+        <w:t xml:space="preserve"> </w:t>
+      </w:r>
+      <w:r>
+        <w:t xml:space="preserve">and robustness threshold</w:t>
+      </w:r>
+      <w:r>
+        <w:t xml:space="preserve"> </w:t>
+      </w:r>
+      <m:oMath>
+        <m:sSub>
+          <m:e>
+            <m:r>
+              <m:t>ρ</m:t>
+            </m:r>
+          </m:e>
+          <m:sub>
+            <m:r>
+              <m:t>U</m:t>
+            </m:r>
+          </m:sub>
+        </m:sSub>
+      </m:oMath>
+      <w:r>
+        <w:t xml:space="preserve"> </w:t>
+      </w:r>
+      <w:r>
+        <w:t xml:space="preserve">before the critical test. Exclude contexts that add a new controller, require long retraining, or make report the only measurable output.</w:t>
+      </w:r>
+    </w:p>
+    <w:bookmarkEnd w:id="50"/>
+    <w:bookmarkStart w:id="51" w:name="Xda0a730f4b7a4f546d2a983398d7593931dd0a9"/>
     <w:p>
       <w:pPr>
         <w:pStyle w:val="Heading3"/>
@@ -7929,11 +10192,11 @@
         <w:pStyle w:val="FirstParagraph"/>
       </w:pPr>
       <w:r>
-        <w:t xml:space="preserve">Estimate content effects and latency for every recipient class. Match energy, duration, source support, and global state. Include shuffled-content, common-input, and passive-propagation controls.</w:t>
-      </w:r>
-    </w:p>
-    <w:bookmarkEnd w:id="45"/>
-    <w:bookmarkStart w:id="46" w:name="stage-6-test-routes"/>
+        <w:t xml:space="preserve">Verify that the source intervention preserves the intended content contrast, then estimate content effects, latency, and context robustness for every recipient class. Match energy, duration, source support, and global state. Exclude directly manipulated source dimensions from recipient readouts. Include shuffled-content, common-input, source-leakage, and passive-propagation controls.</w:t>
+      </w:r>
+    </w:p>
+    <w:bookmarkEnd w:id="51"/>
+    <w:bookmarkStart w:id="52" w:name="stage-6-test-routes"/>
     <w:p>
       <w:pPr>
         <w:pStyle w:val="Heading3"/>
@@ -7950,8 +10213,8 @@
         <w:t xml:space="preserve">Interrupt nominated routes while preserving generic support and local excitability. In redundant systems, use route-family or mediation analyses that cover plausible alternatives.</w:t>
       </w:r>
     </w:p>
-    <w:bookmarkEnd w:id="46"/>
-    <w:bookmarkStart w:id="47" w:name="X46bd5fc88078852849f30b441effe0504027800"/>
+    <w:bookmarkEnd w:id="52"/>
+    <w:bookmarkStart w:id="53" w:name="X46bd5fc88078852849f30b441effe0504027800"/>
     <w:p>
       <w:pPr>
         <w:pStyle w:val="Heading3"/>
@@ -7968,8 +10231,8 @@
         <w:t xml:space="preserve">Recompute coverage and diversity after excluding report and executive classes. Use no-report conditions, motor dissociations, task omission, or model-based channel interruption.</w:t>
       </w:r>
     </w:p>
-    <w:bookmarkEnd w:id="47"/>
-    <w:bookmarkStart w:id="48" w:name="stage-8-stress-test-and-classify"/>
+    <w:bookmarkEnd w:id="53"/>
+    <w:bookmarkStart w:id="54" w:name="stage-8-stress-test-and-classify"/>
     <w:p>
       <w:pPr>
         <w:pStyle w:val="Heading3"/>
@@ -7986,9 +10249,9 @@
         <w:t xml:space="preserve">Vary reasonable grains, taxonomies, estimators, latency bounds, and intervention designs. Return positive, negative, indeterminate, or unlicensed. Preserve all failed gates and unresolved classes.</w:t>
       </w:r>
     </w:p>
-    <w:bookmarkEnd w:id="48"/>
-    <w:bookmarkEnd w:id="49"/>
-    <w:bookmarkStart w:id="58" w:name="worked-applications"/>
+    <w:bookmarkEnd w:id="54"/>
+    <w:bookmarkEnd w:id="55"/>
+    <w:bookmarkStart w:id="64" w:name="worked-applications"/>
     <w:p>
       <w:pPr>
         <w:pStyle w:val="Heading2"/>
@@ -7997,7 +10260,7 @@
         <w:t xml:space="preserve">6. Worked Applications</w:t>
       </w:r>
     </w:p>
-    <w:bookmarkStart w:id="50" w:name="no-report-binocular-rivalry"/>
+    <w:bookmarkStart w:id="56" w:name="no-report-binocular-rivalry"/>
     <w:p>
       <w:pPr>
         <w:pStyle w:val="Heading3"/>
@@ -8022,8 +10285,8 @@
         <w:t xml:space="preserve">The proposed test localizes content-bearing states using rivalry and physical-alternation controls, then perturbs those states and measures timely, selective effects across independently defined recipient classes. A posterior-dominant result can pass if it reaches diverse nonreport recipients. Eye movement is evidence for content timing, not a required recipient.</w:t>
       </w:r>
     </w:p>
-    <w:bookmarkEnd w:id="50"/>
-    <w:bookmarkStart w:id="51" w:name="X23960e4d3079ddebbfd5eda709986759273e57a"/>
+    <w:bookmarkEnd w:id="56"/>
+    <w:bookmarkStart w:id="57" w:name="X23960e4d3079ddebbfd5eda709986759273e57a"/>
     <w:p>
       <w:pPr>
         <w:pStyle w:val="Heading3"/>
@@ -8063,8 +10326,8 @@
         <w:t xml:space="preserve">negative. Report classes are excluded from the required set. Auditory, semantic, orienting, autonomic, and other recipient classes can be tested with perturbational, electrophysiological, or model-based interventions. A positive result supports availability despite absent overt behavior. A failed command-following task is negative only for that task pathway unless the wider causal test is valid and negative.</w:t>
       </w:r>
     </w:p>
-    <w:bookmarkEnd w:id="51"/>
-    <w:bookmarkStart w:id="52" w:name="dreaming-and-disconnected-output"/>
+    <w:bookmarkEnd w:id="57"/>
+    <w:bookmarkStart w:id="58" w:name="dreaming-and-disconnected-output"/>
     <w:p>
       <w:pPr>
         <w:pStyle w:val="Heading3"/>
@@ -8081,8 +10344,8 @@
         <w:t xml:space="preserve">Dream experience can occur with greatly reduced interaction and no concurrent report. Retrospective reports are useful but memory-dependent. The availability criterion asks whether dream contents modulate diverse internal recipients during the episode. A system can satisfy this internal criterion while remaining externally disconnected. Globality is relative to the candidate system, not to the environment.</w:t>
       </w:r>
     </w:p>
-    <w:bookmarkEnd w:id="52"/>
-    <w:bookmarkStart w:id="53" w:name="infants-and-nonhuman-animals"/>
+    <w:bookmarkEnd w:id="58"/>
+    <w:bookmarkStart w:id="59" w:name="infants-and-nonhuman-animals"/>
     <w:p>
       <w:pPr>
         <w:pStyle w:val="Heading3"/>
@@ -8099,8 +10362,8 @@
         <w:t xml:space="preserve">Recipient classes should be built from species- and stage-appropriate causal repertoires. A human executive taxonomy cannot be imposed as the standard. Orienting, multisensory, valuation-like, homeostatic, and action-selection systems may provide distinct recipient classes, but their labels do not substitute for causal individuation. Training demands must remain low enough not to convert absence of learned access into absence of availability.</w:t>
       </w:r>
     </w:p>
-    <w:bookmarkEnd w:id="53"/>
-    <w:bookmarkStart w:id="54" w:name="posterior-dominant-visual-availability"/>
+    <w:bookmarkEnd w:id="59"/>
+    <w:bookmarkStart w:id="60" w:name="posterior-dominant-visual-availability"/>
     <w:p>
       <w:pPr>
         <w:pStyle w:val="Heading3"/>
@@ -8117,8 +10380,8 @@
         <w:t xml:space="preserve">A visual content may causally modulate multiple posterior sensory, spatial, object, and visuomotor recipient classes within short latency while prefrontal report systems remain inactive. Such a pattern can satisfy the criterion if the classes are genuinely distinct and route controls pass. Merely decoding the same visual feature at many posterior sites is insufficient because it can reflect redundant representation rather than diverse availability.</w:t>
       </w:r>
     </w:p>
-    <w:bookmarkEnd w:id="54"/>
-    <w:bookmarkStart w:id="55" w:name="X96d838f22b0419d68932f6dd5160363af23f683"/>
+    <w:bookmarkEnd w:id="60"/>
+    <w:bookmarkStart w:id="61" w:name="X96d838f22b0419d68932f6dd5160363af23f683"/>
     <w:p>
       <w:pPr>
         <w:pStyle w:val="Heading3"/>
@@ -8158,8 +10421,8 @@
         <w:t xml:space="preserve">additionally requires content-specific effects from the content-bearing state to diverse recipients through thalamocortical or other routes.</w:t>
       </w:r>
     </w:p>
-    <w:bookmarkEnd w:id="55"/>
-    <w:bookmarkStart w:id="56" w:name="split-brains"/>
+    <w:bookmarkEnd w:id="61"/>
+    <w:bookmarkStart w:id="62" w:name="split-brains"/>
     <w:p>
       <w:pPr>
         <w:pStyle w:val="Heading3"/>
@@ -8176,8 +10439,8 @@
         <w:t xml:space="preserve">After callosal disconnection, a content may be available across diverse classes within one hemisphere but not the other. The correct result can therefore be hemisphere-indexed. A union-level measure based on node count may remain large even when cross-hemispheric causal availability collapses. This case shows why boundary selection and availability measurement must be separate.</w:t>
       </w:r>
     </w:p>
-    <w:bookmarkEnd w:id="56"/>
-    <w:bookmarkStart w:id="57" w:name="artificial-and-distributed-systems"/>
+    <w:bookmarkEnd w:id="62"/>
+    <w:bookmarkStart w:id="63" w:name="artificial-and-distributed-systems"/>
     <w:p>
       <w:pPr>
         <w:pStyle w:val="Heading3"/>
@@ -8194,9 +10457,9 @@
         <w:t xml:space="preserve">A shared memory, message bus, or attention cache does not establish broadcast. The workflow must intervene on a content token or latent state and show selective, timely modulation of modules with independently different causal repertoires. Logging services, mirrored replicas, and idle subscribers do not increase functional diversity. A language output module is optional evidence, not a required recipient. If the criterion passes only because one central executive calls every tool, the executive-ablation gate fails.</w:t>
       </w:r>
     </w:p>
-    <w:bookmarkEnd w:id="57"/>
-    <w:bookmarkEnd w:id="58"/>
-    <w:bookmarkStart w:id="64" w:name="relation-to-existing-approaches"/>
+    <w:bookmarkEnd w:id="63"/>
+    <w:bookmarkEnd w:id="64"/>
+    <w:bookmarkStart w:id="70" w:name="relation-to-existing-approaches"/>
     <w:p>
       <w:pPr>
         <w:pStyle w:val="Heading2"/>
@@ -8205,7 +10468,7 @@
         <w:t xml:space="preserve">7. Relation to Existing Approaches</w:t>
       </w:r>
     </w:p>
-    <w:bookmarkStart w:id="59" w:name="X4a4b7df255b6ea0a6e3b07e5d25186841b248e5"/>
+    <w:bookmarkStart w:id="65" w:name="X4a4b7df255b6ea0a6e3b07e5d25186841b248e5"/>
     <w:p>
       <w:pPr>
         <w:pStyle w:val="Heading3"/>
@@ -8250,11 +10513,19 @@
         <w:pStyle w:val="BodyText"/>
       </w:pPr>
       <w:r>
+        <w:t xml:space="preserve">Recent multiscale syntheses likewise emphasize that consciousness theories must connect mechanisms across cellular, circuit, and systems levels (Storm et al., 2024). The present criterion contributes a cross-level test: any proposed implementation must connect a content-bearing source to class-native causal responses without substituting anatomical scale for functional reach.</w:t>
+      </w:r>
+    </w:p>
+    <w:p>
+      <w:pPr>
+        <w:pStyle w:val="BodyText"/>
+      </w:pPr>
+      <w:r>
         <w:t xml:space="preserve">This difference matters empirically. The 2025 adversarial collaboration found content information and sustained activity distributed across visual, temporal, and inferior frontal regions, with results that did not cleanly vindicate all preregistered predictions of either GNWT or IIT (Cogitate Consortium et al., 2025). A criterion stated in causal and functional terms can survive localization revisions while remaining falsifiable.</w:t>
       </w:r>
     </w:p>
-    <w:bookmarkEnd w:id="59"/>
-    <w:bookmarkStart w:id="60" w:name="access-consciousness"/>
+    <w:bookmarkEnd w:id="65"/>
+    <w:bookmarkStart w:id="66" w:name="access-consciousness"/>
     <w:p>
       <w:pPr>
         <w:pStyle w:val="Heading3"/>
@@ -8294,8 +10565,8 @@
         <w:t xml:space="preserve">should be revised rather than protected verbally.</w:t>
       </w:r>
     </w:p>
-    <w:bookmarkEnd w:id="60"/>
-    <w:bookmarkStart w:id="61" w:name="no-report-paradigms"/>
+    <w:bookmarkEnd w:id="66"/>
+    <w:bookmarkStart w:id="67" w:name="no-report-paradigms"/>
     <w:p>
       <w:pPr>
         <w:pStyle w:val="Heading3"/>
@@ -8312,8 +10583,39 @@
         <w:t xml:space="preserve">No-report designs reduce some confounds but do not provide direct access to consciousness. Involuntary indicators can themselves have false positives, and contrasts can change attention or expectation. Report contrasts have also shifted the interpretation of late signals such as P3 and gamma activity toward post-perceptual processing in some paradigms (Pitts et al., 2014). The proposed framework treats no-report markers as content-indexing evidence and adds causal perturbation. It therefore neither treats reports as constitutive nor treats their absence as methodological purity.</w:t>
       </w:r>
     </w:p>
-    <w:bookmarkEnd w:id="61"/>
-    <w:bookmarkStart w:id="62" w:name="X9edb846e51c5da2e444a3d2f66daf202ee29f2c"/>
+    <w:p>
+      <w:pPr>
+        <w:pStyle w:val="BodyText"/>
+      </w:pPr>
+      <w:r>
+        <w:t xml:space="preserve">Perturbational state measures such as the perturbational complexity index demonstrate that behavior-independent causal assays are feasible (Casali et al., 2013). They remain state-level measures, however;</w:t>
+      </w:r>
+      <w:r>
+        <w:t xml:space="preserve"> </w:t>
+      </w:r>
+      <m:oMath>
+        <m:sSub>
+          <m:e>
+            <m:r>
+              <m:t>N</m:t>
+            </m:r>
+          </m:e>
+          <m:sub>
+            <m:r>
+              <m:t>2</m:t>
+            </m:r>
+          </m:sub>
+        </m:sSub>
+      </m:oMath>
+      <w:r>
+        <w:t xml:space="preserve"> </w:t>
+      </w:r>
+      <w:r>
+        <w:t xml:space="preserve">additionally requires a controlled content contrast and recipient-resolved causal reach.</w:t>
+      </w:r>
+    </w:p>
+    <w:bookmarkEnd w:id="67"/>
+    <w:bookmarkStart w:id="68" w:name="X9edb846e51c5da2e444a3d2f66daf202ee29f2c"/>
     <w:p>
       <w:pPr>
         <w:pStyle w:val="Heading3"/>
@@ -8330,8 +10632,8 @@
         <w:t xml:space="preserve">Participation coefficients, rich-club structure, communicability, and controllability can identify potential routes through a network (Cai et al., 2021; Guimera &amp; Amaral, 2005; Gu et al., 2015). They are useful proposal generators, not final availability measures. Structural controllability can be mathematically high while required energy is prohibitive; graph reach can be broad while dynamics suppress content-specific effects. Empirical or validated-model interventions must connect topology to recipient modulation.</w:t>
       </w:r>
     </w:p>
-    <w:bookmarkEnd w:id="62"/>
-    <w:bookmarkStart w:id="63" w:name="Xb2c85d318c905f0719bb205bf1294685046f7c9"/>
+    <w:bookmarkEnd w:id="68"/>
+    <w:bookmarkStart w:id="69" w:name="Xb2c85d318c905f0719bb205bf1294685046f7c9"/>
     <w:p>
       <w:pPr>
         <w:pStyle w:val="Heading3"/>
@@ -8348,9 +10650,9 @@
         <w:t xml:space="preserve">Intracranial stimulation shows that network organization predicts propagated effects, and recent virtual-perturbation methods estimate directed whole-brain effective connectivity from generative models (Luo et al., 2025; Solomon et al., 2018). These methods fit the counterfactual emphasis but require careful validation. A surrogate model can hallucinate routes, stimulation can inject nonspecific energy, and effective connectivity for resting dynamics need not establish content availability.</w:t>
       </w:r>
     </w:p>
-    <w:bookmarkEnd w:id="63"/>
-    <w:bookmarkEnd w:id="64"/>
-    <w:bookmarkStart w:id="70" w:name="empirical-program-and-falsification"/>
+    <w:bookmarkEnd w:id="69"/>
+    <w:bookmarkEnd w:id="70"/>
+    <w:bookmarkStart w:id="76" w:name="empirical-program-and-falsification"/>
     <w:p>
       <w:pPr>
         <w:pStyle w:val="Heading2"/>
@@ -8359,7 +10661,7 @@
         <w:t xml:space="preserve">8. Empirical Program and Falsification</w:t>
       </w:r>
     </w:p>
-    <w:bookmarkStart w:id="65" w:name="benchmark-contrasts"/>
+    <w:bookmarkStart w:id="71" w:name="benchmark-contrasts"/>
     <w:p>
       <w:pPr>
         <w:pStyle w:val="Heading3"/>
@@ -8472,8 +10774,8 @@
         <w:t xml:space="preserve">software message duplication versus module-specific state transition.</w:t>
       </w:r>
     </w:p>
-    <w:bookmarkEnd w:id="65"/>
-    <w:bookmarkStart w:id="66" w:name="discriminating-predictions"/>
+    <w:bookmarkEnd w:id="71"/>
+    <w:bookmarkStart w:id="72" w:name="discriminating-predictions"/>
     <w:p>
       <w:pPr>
         <w:pStyle w:val="Heading3"/>
@@ -8597,8 +10899,20 @@
         <w:t xml:space="preserve">Artificial architectures with a message bus but no content-sensitive subscribers will fail despite total fan-out.</w:t>
       </w:r>
     </w:p>
-    <w:bookmarkEnd w:id="66"/>
-    <w:bookmarkStart w:id="67" w:name="what-would-count-against-the-criterion"/>
+    <w:p>
+      <w:pPr>
+        <w:pStyle w:val="Compact"/>
+        <w:numPr>
+          <w:ilvl w:val="0"/>
+          <w:numId w:val="1003"/>
+        </w:numPr>
+      </w:pPr>
+      <w:r>
+        <w:t xml:space="preserve">Availability estimates that rely on one rare readiness context will fail the context-robustness gate even when their maximum effect is large.</w:t>
+      </w:r>
+    </w:p>
+    <w:bookmarkEnd w:id="72"/>
+    <w:bookmarkStart w:id="73" w:name="what-would-count-against-the-criterion"/>
     <w:p>
       <w:pPr>
         <w:pStyle w:val="Heading3"/>
@@ -8684,11 +10998,23 @@
         </w:numPr>
       </w:pPr>
       <w:r>
+        <w:t xml:space="preserve">positive results depended systematically on low-prevalence, high-burden, or outcome-selected contexts;</w:t>
+      </w:r>
+    </w:p>
+    <w:p>
+      <w:pPr>
+        <w:pStyle w:val="Compact"/>
+        <w:numPr>
+          <w:ilvl w:val="0"/>
+          <w:numId w:val="1004"/>
+        </w:numPr>
+      </w:pPr>
+      <w:r>
         <w:t xml:space="preserve">functional repertoire distance failed to predict any meaningful recipient difference.</w:t>
       </w:r>
     </w:p>
-    <w:bookmarkEnd w:id="67"/>
-    <w:bookmarkStart w:id="68" w:name="reliability-and-sensitivity"/>
+    <w:bookmarkEnd w:id="73"/>
+    <w:bookmarkStart w:id="74" w:name="reliability-and-sensitivity"/>
     <w:p>
       <w:pPr>
         <w:pStyle w:val="Heading3"/>
@@ -9073,8 +11399,8 @@
         <w:t xml:space="preserve">are fragile; unresolved mappings across grains are reported as incommensurable rather than forced into agreement.</w:t>
       </w:r>
     </w:p>
-    <w:bookmarkEnd w:id="68"/>
-    <w:bookmarkStart w:id="69" w:name="scope-limitations"/>
+    <w:bookmarkEnd w:id="74"/>
+    <w:bookmarkStart w:id="75" w:name="scope-limitations"/>
     <w:p>
       <w:pPr>
         <w:pStyle w:val="Heading3"/>
@@ -9091,9 +11417,9 @@
         <w:t xml:space="preserve">The framework is demanding. Direct intervention can be unethical or technically impossible; virtual perturbation depends on model validity; content localization can itself be theory-laden; and some recipient variables may be unobservable. The method can therefore return indeterminate or unlicensed often. That is preferable to treating observed spread as causal availability. The criterion also addresses whether a content is available, not why the content has a particular phenomenal character.</w:t>
       </w:r>
     </w:p>
-    <w:bookmarkEnd w:id="69"/>
-    <w:bookmarkEnd w:id="70"/>
-    <w:bookmarkStart w:id="81" w:name="objections-and-replies"/>
+    <w:bookmarkEnd w:id="75"/>
+    <w:bookmarkEnd w:id="76"/>
+    <w:bookmarkStart w:id="88" w:name="objections-and-replies"/>
     <w:p>
       <w:pPr>
         <w:pStyle w:val="Heading2"/>
@@ -9102,7 +11428,7 @@
         <w:t xml:space="preserve">9. Objections and Replies</w:t>
       </w:r>
     </w:p>
-    <w:bookmarkStart w:id="71" w:name="Xe26eb8730aafb6c32c6e59ee69cd0f7da2e7f23"/>
+    <w:bookmarkStart w:id="77" w:name="Xe26eb8730aafb6c32c6e59ee69cd0f7da2e7f23"/>
     <w:p>
       <w:pPr>
         <w:pStyle w:val="Heading3"/>
@@ -9119,8 +11445,8 @@
         <w:t xml:space="preserve">Access consciousness usually emphasizes availability for reasoning, rational control, or report. The present recipients need only exhibit content-specific internal modulation. Memory, decision, control, and report are optional classes. If those capacities become mandatory in implementation, the objection succeeds against that implementation.</w:t>
       </w:r>
     </w:p>
-    <w:bookmarkEnd w:id="71"/>
-    <w:bookmarkStart w:id="72" w:name="X88db16a093f9d6de59d31ca17417a6f60b07720"/>
+    <w:bookmarkEnd w:id="77"/>
+    <w:bookmarkStart w:id="78" w:name="X88db16a093f9d6de59d31ca17417a6f60b07720"/>
     <w:p>
       <w:pPr>
         <w:pStyle w:val="Heading3"/>
@@ -9137,8 +11463,8 @@
         <w:t xml:space="preserve">The disposition is tested through intervention. An idle recipient qualifies only if a preregistered nearby context reveals a timely causal effect without adding new routing machinery. Mere logical possibility does not count.</w:t>
       </w:r>
     </w:p>
-    <w:bookmarkEnd w:id="72"/>
-    <w:bookmarkStart w:id="73" w:name="X8decafc8b74af10ad0feeb1a107d4a4fb3d44a2"/>
+    <w:bookmarkEnd w:id="78"/>
+    <w:bookmarkStart w:id="79" w:name="X8decafc8b74af10ad0feeb1a107d4a4fb3d44a2"/>
     <w:p>
       <w:pPr>
         <w:pStyle w:val="Heading3"/>
@@ -9155,8 +11481,8 @@
         <w:t xml:space="preserve">That risk is real. Matched-energy controls, small perturbations, regime-preservation tests, and preparation-cost bounds are included for this reason. If the intervention induces a qualitatively new global state, the result is unlicensed.</w:t>
       </w:r>
     </w:p>
-    <w:bookmarkEnd w:id="73"/>
-    <w:bookmarkStart w:id="74" w:name="Xff07c883cfb26ea0126f11c88b13c48cb7c6e74"/>
+    <w:bookmarkEnd w:id="79"/>
+    <w:bookmarkStart w:id="80" w:name="Xff07c883cfb26ea0126f11c88b13c48cb7c6e74"/>
     <w:p>
       <w:pPr>
         <w:pStyle w:val="Heading3"/>
@@ -9173,8 +11499,8 @@
         <w:t xml:space="preserve">Every parcellation involves modeling choices. The remedy is independent repertoire estimation, held-out clustering, reliability, and sensitivity across plausible taxonomies. Anatomical labels alone are insufficient.</w:t>
       </w:r>
     </w:p>
-    <w:bookmarkEnd w:id="74"/>
-    <w:bookmarkStart w:id="75" w:name="X5c7b10331552b70ba9c5e09c7dabaa324e4e395"/>
+    <w:bookmarkEnd w:id="80"/>
+    <w:bookmarkStart w:id="81" w:name="X5c7b10331552b70ba9c5e09c7dabaa324e4e395"/>
     <w:p>
       <w:pPr>
         <w:pStyle w:val="Heading3"/>
@@ -9191,8 +11517,8 @@
         <w:t xml:space="preserve">Yes, relative to a correctly bounded system. Globality is organizational, not geographic. This implication should be rejected only by defending anatomical extent as independently necessary.</w:t>
       </w:r>
     </w:p>
-    <w:bookmarkEnd w:id="75"/>
-    <w:bookmarkStart w:id="76" w:name="X72edeb1bbe351e31ebfdb838174c66d6795736e"/>
+    <w:bookmarkEnd w:id="81"/>
+    <w:bookmarkStart w:id="82" w:name="X72edeb1bbe351e31ebfdb838174c66d6795736e"/>
     <w:p>
       <w:pPr>
         <w:pStyle w:val="Heading3"/>
@@ -9232,8 +11558,8 @@
         <w:t xml:space="preserve">separately tests recurrent stability.</w:t>
       </w:r>
     </w:p>
-    <w:bookmarkEnd w:id="76"/>
-    <w:bookmarkStart w:id="77" w:name="X4b29d82877fad4d8a3e26ef68dd53277aa3bee9"/>
+    <w:bookmarkEnd w:id="82"/>
+    <w:bookmarkStart w:id="83" w:name="X4b29d82877fad4d8a3e26ef68dd53277aa3bee9"/>
     <w:p>
       <w:pPr>
         <w:pStyle w:val="Heading3"/>
@@ -9250,8 +11576,8 @@
         <w:t xml:space="preserve">Often it may be. Arousal-only effects fail content selectivity. Subcortical routes count only when the content contrast, not just global state, modulates diverse recipients.</w:t>
       </w:r>
     </w:p>
-    <w:bookmarkEnd w:id="77"/>
-    <w:bookmarkStart w:id="78" w:name="objection-8-the-thresholds-are-arbitrary"/>
+    <w:bookmarkEnd w:id="83"/>
+    <w:bookmarkStart w:id="84" w:name="objection-8-the-thresholds-are-arbitrary"/>
     <w:p>
       <w:pPr>
         <w:pStyle w:val="Heading3"/>
@@ -9268,8 +11594,8 @@
         <w:t xml:space="preserve">Initial thresholds are conventional hypotheses. They become scientifically useful through preregistration, positive and negative controls, uncertainty bounds, and falsification. Brittle results are reported as fragile or indeterminate.</w:t>
       </w:r>
     </w:p>
-    <w:bookmarkEnd w:id="78"/>
-    <w:bookmarkStart w:id="79" w:name="Xd6cb897c8ef348120feb17c0270407c18d96db7"/>
+    <w:bookmarkEnd w:id="84"/>
+    <w:bookmarkStart w:id="85" w:name="Xd6cb897c8ef348120feb17c0270407c18d96db7"/>
     <w:p>
       <w:pPr>
         <w:pStyle w:val="Heading3"/>
@@ -9286,8 +11612,8 @@
         <w:t xml:space="preserve">Reports are powerful calibration evidence in cooperative adults, but physical alternation, rivalry markers, physiological responses, decoding, and causal models provide additional evidence. None is infallible. The framework requires convergent content indexing without making one output constitutive.</w:t>
       </w:r>
     </w:p>
-    <w:bookmarkEnd w:id="79"/>
-    <w:bookmarkStart w:id="80" w:name="Xe942e350ecda0a3f1e11b3e976db50cb15ed81f"/>
+    <w:bookmarkEnd w:id="85"/>
+    <w:bookmarkStart w:id="86" w:name="Xe942e350ecda0a3f1e11b3e976db50cb15ed81f"/>
     <w:p>
       <w:pPr>
         <w:pStyle w:val="Heading3"/>
@@ -9304,9 +11630,50 @@
         <w:t xml:space="preserve">The full standard is appropriate for strong system-wide claims. Partial studies can estimate one gate, but they should say so. A cheap proxy should not inherit the interpretation of a causal criterion without validation.</w:t>
       </w:r>
     </w:p>
-    <w:bookmarkEnd w:id="80"/>
-    <w:bookmarkEnd w:id="81"/>
-    <w:bookmarkStart w:id="82" w:name="recommendations"/>
+    <w:bookmarkEnd w:id="86"/>
+    <w:bookmarkStart w:id="87" w:name="X2eb54640a5c6472c5e2826c34b522cf6a232276"/>
+    <w:p>
+      <w:pPr>
+        <w:pStyle w:val="Heading3"/>
+      </w:pPr>
+      <w:r>
+        <w:t xml:space="preserve">Objection 11: One favorable context can always be found</w:t>
+      </w:r>
+    </w:p>
+    <w:p>
+      <w:pPr>
+        <w:pStyle w:val="FirstParagraph"/>
+      </w:pPr>
+      <w:r>
+        <w:t xml:space="preserve">Not under the confirmatory rule. Contexts must be declared independently, fall below the preparation-burden bound, preserve the operating regime, and receive weights before the critical result is inspected. A recipient must remain timely and effective across at least</w:t>
+      </w:r>
+      <w:r>
+        <w:t xml:space="preserve"> </w:t>
+      </w:r>
+      <m:oMath>
+        <m:sSub>
+          <m:e>
+            <m:r>
+              <m:t>ρ</m:t>
+            </m:r>
+          </m:e>
+          <m:sub>
+            <m:r>
+              <m:t>U</m:t>
+            </m:r>
+          </m:sub>
+        </m:sSub>
+      </m:oMath>
+      <w:r>
+        <w:t xml:space="preserve"> </w:t>
+      </w:r>
+      <w:r>
+        <w:t xml:space="preserve">of that context mass. A large maximum effect in one negligible setup is reported descriptively but cannot qualify the class.</w:t>
+      </w:r>
+    </w:p>
+    <w:bookmarkEnd w:id="87"/>
+    <w:bookmarkEnd w:id="88"/>
+    <w:bookmarkStart w:id="89" w:name="recommendations"/>
     <w:p>
       <w:pPr>
         <w:pStyle w:val="Heading2"/>
@@ -9384,7 +11751,7 @@
         </w:numPr>
       </w:pPr>
       <w:r>
-        <w:t xml:space="preserve">Use content-preserving perturbations with energy, common-input, and shuffled-content controls.</w:t>
+        <w:t xml:space="preserve">Bound context preparation explicitly and require robustness across a preregistered context distribution.</w:t>
       </w:r>
     </w:p>
     <w:p>
@@ -9396,7 +11763,7 @@
         </w:numPr>
       </w:pPr>
       <w:r>
-        <w:t xml:space="preserve">Report effect, latency, selectivity, and route evidence for every recipient class.</w:t>
+        <w:t xml:space="preserve">Use content-preserving perturbations with energy, common-input, source-leakage, and shuffled-content controls.</w:t>
       </w:r>
     </w:p>
     <w:p>
@@ -9408,7 +11775,7 @@
         </w:numPr>
       </w:pPr>
       <w:r>
-        <w:t xml:space="preserve">Weight functional classes rather than raw nodes and report class-count plus diversity-evenness gates.</w:t>
+        <w:t xml:space="preserve">Report effect, latency, selectivity, route, and context-robustness evidence for every recipient class.</w:t>
       </w:r>
     </w:p>
     <w:p>
@@ -9420,7 +11787,7 @@
         </w:numPr>
       </w:pPr>
       <w:r>
-        <w:t xml:space="preserve">Recompute the result without report and executive classes.</w:t>
+        <w:t xml:space="preserve">Weight functional classes rather than raw nodes and report class-count plus diversity-evenness gates.</w:t>
       </w:r>
     </w:p>
     <w:p>
@@ -9432,7 +11799,7 @@
         </w:numPr>
       </w:pPr>
       <w:r>
-        <w:t xml:space="preserve">Permit posterior and subcortical architectures, but apply identical causal standards.</w:t>
+        <w:t xml:space="preserve">Recompute the result without report and executive classes.</w:t>
       </w:r>
     </w:p>
     <w:p>
@@ -9444,7 +11811,19 @@
         </w:numPr>
       </w:pPr>
       <w:r>
-        <w:t xml:space="preserve">Stress-test grain, taxonomy, thresholds, and intervention design.</w:t>
+        <w:t xml:space="preserve">Permit posterior and subcortical architectures, but apply identical causal standards.</w:t>
+      </w:r>
+    </w:p>
+    <w:p>
+      <w:pPr>
+        <w:pStyle w:val="Compact"/>
+        <w:numPr>
+          <w:ilvl w:val="0"/>
+          <w:numId w:val="1005"/>
+        </w:numPr>
+      </w:pPr>
+      <w:r>
+        <w:t xml:space="preserve">Stress-test grain, taxonomy, thresholds, contexts, and intervention design.</w:t>
       </w:r>
     </w:p>
     <w:p>
@@ -9520,8 +11899,8 @@
         <w:t xml:space="preserve">and consciousness classifications.</w:t>
       </w:r>
     </w:p>
-    <w:bookmarkEnd w:id="82"/>
-    <w:bookmarkStart w:id="83" w:name="conclusion"/>
+    <w:bookmarkEnd w:id="89"/>
+    <w:bookmarkStart w:id="90" w:name="conclusion"/>
     <w:p>
       <w:pPr>
         <w:pStyle w:val="Heading2"/>
@@ -9543,7 +11922,7 @@
         <w:pStyle w:val="BodyText"/>
       </w:pPr>
       <w:r>
-        <w:t xml:space="preserve">The proposed criterion gives that idea empirical structure. It freezes the system and recipient taxonomy, estimates class-specific intervention effects and latency, tests content selectivity and causal routes, aggregates over functional rather than anatomical diversity, and removes report and executive dependence from the positive rule. It permits nonexecutive, posterior, and subcortical implementations without granting any of them automatic success. It also preserves negative, indeterminate, and unlicensed outcomes.</w:t>
+        <w:t xml:space="preserve">The proposed criterion gives that idea empirical structure. It freezes the system and recipient taxonomy, bounds the cost of nearby contexts, requires reach across a nontrivial preregistered context mass, verifies source fidelity, estimates class-specific intervention effects and latency, tests content selectivity and causal routes, aggregates over functional rather than anatomical diversity, and removes report and executive dependence from the positive rule. It permits nonexecutive, posterior, and subcortical implementations without granting any of them automatic success. It also preserves negative, indeterminate, and unlicensed outcomes.</w:t>
       </w:r>
     </w:p>
     <w:p>
@@ -9577,8 +11956,8 @@
         <w:t xml:space="preserve">riskier and therefore more useful. If conscious contents systematically fail the criterion, broadcast availability is too strong. If unconscious diffusion repeatedly passes, it is too weak. If report or executive access proves unavoidable, the model must acknowledge that burden. A component of a consciousness theory should not be protected by ambiguity. It should expose exactly what the world would have to show.</w:t>
       </w:r>
     </w:p>
-    <w:bookmarkEnd w:id="83"/>
-    <w:bookmarkStart w:id="85" w:name="references"/>
+    <w:bookmarkEnd w:id="90"/>
+    <w:bookmarkStart w:id="112" w:name="references"/>
     <w:p>
       <w:pPr>
         <w:pStyle w:val="Heading2"/>
@@ -9631,8 +12010,19 @@
         <w:t xml:space="preserve">Behavioral and Brain Sciences, 18</w:t>
       </w:r>
       <w:r>
-        <w:t xml:space="preserve">(2), 227-247. https://doi.org/10.1017/S0140525X00038188</w:t>
-      </w:r>
+        <w:t xml:space="preserve">(2), 227-247.</w:t>
+      </w:r>
+      <w:r>
+        <w:t xml:space="preserve"> </w:t>
+      </w:r>
+      <w:hyperlink r:id="rId91">
+        <w:r>
+          <w:rPr>
+            <w:rStyle w:val="Hyperlink"/>
+          </w:rPr>
+          <w:t xml:space="preserve">https://doi.org/10.1017/S0140525X00038188</w:t>
+        </w:r>
+      </w:hyperlink>
     </w:p>
     <w:p>
       <w:pPr>
@@ -9654,8 +12044,19 @@
         <w:t xml:space="preserve">Science Translational Medicine, 5</w:t>
       </w:r>
       <w:r>
-        <w:t xml:space="preserve">(198), 198ra105. https://doi.org/10.1126/scitranslmed.3006294</w:t>
-      </w:r>
+        <w:t xml:space="preserve">(198), 198ra105.</w:t>
+      </w:r>
+      <w:r>
+        <w:t xml:space="preserve"> </w:t>
+      </w:r>
+      <w:hyperlink r:id="rId92">
+        <w:r>
+          <w:rPr>
+            <w:rStyle w:val="Hyperlink"/>
+          </w:rPr>
+          <w:t xml:space="preserve">https://doi.org/10.1126/scitranslmed.3006294</w:t>
+        </w:r>
+      </w:hyperlink>
     </w:p>
     <w:p>
       <w:pPr>
@@ -9677,8 +12078,19 @@
         <w:t xml:space="preserve">Nature Communications, 12</w:t>
       </w:r>
       <w:r>
-        <w:t xml:space="preserve">, 3314. https://doi.org/10.1038/s41467-021-23509-x</w:t>
-      </w:r>
+        <w:t xml:space="preserve">, 3314.</w:t>
+      </w:r>
+      <w:r>
+        <w:t xml:space="preserve"> </w:t>
+      </w:r>
+      <w:hyperlink r:id="rId93">
+        <w:r>
+          <w:rPr>
+            <w:rStyle w:val="Hyperlink"/>
+          </w:rPr>
+          <w:t xml:space="preserve">https://doi.org/10.1038/s41467-021-23509-x</w:t>
+        </w:r>
+      </w:hyperlink>
     </w:p>
     <w:p>
       <w:pPr>
@@ -9700,8 +12112,19 @@
         <w:t xml:space="preserve">Nature, 642</w:t>
       </w:r>
       <w:r>
-        <w:t xml:space="preserve">, 133-142. https://doi.org/10.1038/s41586-025-08888-1</w:t>
-      </w:r>
+        <w:t xml:space="preserve">, 133-142.</w:t>
+      </w:r>
+      <w:r>
+        <w:t xml:space="preserve"> </w:t>
+      </w:r>
+      <w:hyperlink r:id="rId94">
+        <w:r>
+          <w:rPr>
+            <w:rStyle w:val="Hyperlink"/>
+          </w:rPr>
+          <w:t xml:space="preserve">https://doi.org/10.1038/s41586-025-08888-1</w:t>
+        </w:r>
+      </w:hyperlink>
     </w:p>
     <w:p>
       <w:pPr>
@@ -9723,8 +12146,19 @@
         <w:t xml:space="preserve">Neuron, 70</w:t>
       </w:r>
       <w:r>
-        <w:t xml:space="preserve">(2), 200-227. https://doi.org/10.1016/j.neuron.2011.03.018</w:t>
-      </w:r>
+        <w:t xml:space="preserve">(2), 200-227.</w:t>
+      </w:r>
+      <w:r>
+        <w:t xml:space="preserve"> </w:t>
+      </w:r>
+      <w:hyperlink r:id="rId95">
+        <w:r>
+          <w:rPr>
+            <w:rStyle w:val="Hyperlink"/>
+          </w:rPr>
+          <w:t xml:space="preserve">https://doi.org/10.1016/j.neuron.2011.03.018</w:t>
+        </w:r>
+      </w:hyperlink>
     </w:p>
     <w:p>
       <w:pPr>
@@ -9746,8 +12180,19 @@
         <w:t xml:space="preserve">Journal of Neuroscience, 34</w:t>
       </w:r>
       <w:r>
-        <w:t xml:space="preserve">(5), 1738-1747. https://doi.org/10.1523/JNEUROSCI.4403-13.2014</w:t>
-      </w:r>
+        <w:t xml:space="preserve">(5), 1738-1747.</w:t>
+      </w:r>
+      <w:r>
+        <w:t xml:space="preserve"> </w:t>
+      </w:r>
+      <w:hyperlink r:id="rId96">
+        <w:r>
+          <w:rPr>
+            <w:rStyle w:val="Hyperlink"/>
+          </w:rPr>
+          <w:t xml:space="preserve">https://doi.org/10.1523/JNEUROSCI.4403-13.2014</w:t>
+        </w:r>
+      </w:hyperlink>
     </w:p>
     <w:p>
       <w:pPr>
@@ -9769,8 +12214,19 @@
         <w:t xml:space="preserve">Nature Communications, 6</w:t>
       </w:r>
       <w:r>
-        <w:t xml:space="preserve">, 8414. https://doi.org/10.1038/ncomms9414</w:t>
-      </w:r>
+        <w:t xml:space="preserve">, 8414.</w:t>
+      </w:r>
+      <w:r>
+        <w:t xml:space="preserve"> </w:t>
+      </w:r>
+      <w:hyperlink r:id="rId97">
+        <w:r>
+          <w:rPr>
+            <w:rStyle w:val="Hyperlink"/>
+          </w:rPr>
+          <w:t xml:space="preserve">https://doi.org/10.1038/ncomms9414</w:t>
+        </w:r>
+      </w:hyperlink>
     </w:p>
     <w:p>
       <w:pPr>
@@ -9792,8 +12248,87 @@
         <w:t xml:space="preserve">Nature, 433</w:t>
       </w:r>
       <w:r>
-        <w:t xml:space="preserve">, 895-900. https://doi.org/10.1038/nature03288</w:t>
-      </w:r>
+        <w:t xml:space="preserve">, 895-900.</w:t>
+      </w:r>
+      <w:r>
+        <w:t xml:space="preserve"> </w:t>
+      </w:r>
+      <w:hyperlink r:id="rId98">
+        <w:r>
+          <w:rPr>
+            <w:rStyle w:val="Hyperlink"/>
+          </w:rPr>
+          <w:t xml:space="preserve">https://doi.org/10.1038/nature03288</w:t>
+        </w:r>
+      </w:hyperlink>
+    </w:p>
+    <w:p>
+      <w:pPr>
+        <w:pStyle w:val="BodyText"/>
+        <w:spacing w:after="160"/>
+        <w:ind w:left="432" w:hanging="432"/>
+      </w:pPr>
+      <w:r>
+        <w:t xml:space="preserve">Kapoor, V., Dwarakanath, A., Safavi, S., Werner, J., Besserve, M., Panagiotaropoulos, T. I., &amp; Logothetis, N. K. (2022). Decoding internally generated transitions of conscious contents in the prefrontal cortex without subjective reports.</w:t>
+      </w:r>
+      <w:r>
+        <w:t xml:space="preserve"> </w:t>
+      </w:r>
+      <w:r>
+        <w:rPr>
+          <w:i/>
+          <w:iCs/>
+        </w:rPr>
+        <w:t xml:space="preserve">Nature Communications, 13</w:t>
+      </w:r>
+      <w:r>
+        <w:t xml:space="preserve">, 1535.</w:t>
+      </w:r>
+      <w:r>
+        <w:t xml:space="preserve"> </w:t>
+      </w:r>
+      <w:hyperlink r:id="rId99">
+        <w:r>
+          <w:rPr>
+            <w:rStyle w:val="Hyperlink"/>
+          </w:rPr>
+          <w:t xml:space="preserve">https://doi.org/10.1038/s41467-022-28897-2</w:t>
+        </w:r>
+      </w:hyperlink>
+    </w:p>
+    <w:p>
+      <w:pPr>
+        <w:pStyle w:val="BodyText"/>
+        <w:spacing w:after="160"/>
+        <w:ind w:left="432" w:hanging="432"/>
+      </w:pPr>
+      <w:r>
+        <w:t xml:space="preserve">Kronemer, S. I., Aksen, M., Ding, J. Z., Ryu, J. H., Xin, Q., Ding, Z., Prince, J. S., Kwon, H., Khalaf, A., Forman, S., et al. (2022). Human visual consciousness involves large-scale cortical and subcortical networks independent of task report and eye movement activity.</w:t>
+      </w:r>
+      <w:r>
+        <w:t xml:space="preserve"> </w:t>
+      </w:r>
+      <w:r>
+        <w:rPr>
+          <w:i/>
+          <w:iCs/>
+        </w:rPr>
+        <w:t xml:space="preserve">Nature Communications, 13</w:t>
+      </w:r>
+      <w:r>
+        <w:t xml:space="preserve">, 7342.</w:t>
+      </w:r>
+      <w:r>
+        <w:t xml:space="preserve"> </w:t>
+      </w:r>
+      <w:hyperlink r:id="rId100">
+        <w:r>
+          <w:rPr>
+            <w:rStyle w:val="Hyperlink"/>
+          </w:rPr>
+          <w:t xml:space="preserve">https://doi.org/10.1038/s41467-022-35117-4</w:t>
+        </w:r>
+      </w:hyperlink>
     </w:p>
     <w:p>
       <w:pPr>
@@ -9815,8 +12350,19 @@
         <w:t xml:space="preserve">Trends in Cognitive Sciences, 10</w:t>
       </w:r>
       <w:r>
-        <w:t xml:space="preserve">(11), 494-501. https://doi.org/10.1016/j.tics.2006.09.001</w:t>
-      </w:r>
+        <w:t xml:space="preserve">(11), 494-501.</w:t>
+      </w:r>
+      <w:r>
+        <w:t xml:space="preserve"> </w:t>
+      </w:r>
+      <w:hyperlink r:id="rId101">
+        <w:r>
+          <w:rPr>
+            <w:rStyle w:val="Hyperlink"/>
+          </w:rPr>
+          <w:t xml:space="preserve">https://doi.org/10.1016/j.tics.2006.09.001</w:t>
+        </w:r>
+      </w:hyperlink>
     </w:p>
     <w:p>
       <w:pPr>
@@ -9838,8 +12384,19 @@
         <w:t xml:space="preserve">Nature Methods, 22</w:t>
       </w:r>
       <w:r>
-        <w:t xml:space="preserve">, 1376-1385. https://doi.org/10.1038/s41592-025-02654-x</w:t>
-      </w:r>
+        <w:t xml:space="preserve">, 1376-1385.</w:t>
+      </w:r>
+      <w:r>
+        <w:t xml:space="preserve"> </w:t>
+      </w:r>
+      <w:hyperlink r:id="rId102">
+        <w:r>
+          <w:rPr>
+            <w:rStyle w:val="Hyperlink"/>
+          </w:rPr>
+          <w:t xml:space="preserve">https://doi.org/10.1038/s41592-025-02654-x</w:t>
+        </w:r>
+      </w:hyperlink>
     </w:p>
     <w:p>
       <w:pPr>
@@ -9861,8 +12418,19 @@
         <w:t xml:space="preserve">Nature Neuroscience, 28</w:t>
       </w:r>
       <w:r>
-        <w:t xml:space="preserve">, 1797-1809. https://doi.org/10.1038/s41593-025-02009-x</w:t>
-      </w:r>
+        <w:t xml:space="preserve">, 1797-1809.</w:t>
+      </w:r>
+      <w:r>
+        <w:t xml:space="preserve"> </w:t>
+      </w:r>
+      <w:hyperlink r:id="rId103">
+        <w:r>
+          <w:rPr>
+            <w:rStyle w:val="Hyperlink"/>
+          </w:rPr>
+          <w:t xml:space="preserve">https://doi.org/10.1038/s41593-025-02009-x</w:t>
+        </w:r>
+      </w:hyperlink>
     </w:p>
     <w:p>
       <w:pPr>
@@ -9884,31 +12452,19 @@
         <w:t xml:space="preserve">Neuron, 105</w:t>
       </w:r>
       <w:r>
-        <w:t xml:space="preserve">(5), 776-798. https://doi.org/10.1016/j.neuron.2020.01.026</w:t>
-      </w:r>
-    </w:p>
-    <w:p>
-      <w:pPr>
-        <w:pStyle w:val="BodyText"/>
-        <w:spacing w:after="160"/>
-        <w:ind w:left="432" w:hanging="432"/>
-      </w:pPr>
-      <w:r>
-        <w:t xml:space="preserve">Kronemer, S. I., Aksen, M., Ding, J. Z., Ryu, J. H., Xin, Q., Ding, Z., Prince, J. S., Kwon, H., Khalaf, A., Forman, S., et al. (2022). Human visual consciousness involves large scale cortical and subcortical networks independent of task report and eye movement activity.</w:t>
-      </w:r>
-      <w:r>
-        <w:t xml:space="preserve"> </w:t>
-      </w:r>
-      <w:r>
-        <w:rPr>
-          <w:i/>
-          <w:iCs/>
-        </w:rPr>
-        <w:t xml:space="preserve">Nature Communications, 13</w:t>
-      </w:r>
-      <w:r>
-        <w:t xml:space="preserve">, 7342. https://doi.org/10.1038/s41467-022-35117-4</w:t>
-      </w:r>
+        <w:t xml:space="preserve">(5), 776-798.</w:t>
+      </w:r>
+      <w:r>
+        <w:t xml:space="preserve"> </w:t>
+      </w:r>
+      <w:hyperlink r:id="rId104">
+        <w:r>
+          <w:rPr>
+            <w:rStyle w:val="Hyperlink"/>
+          </w:rPr>
+          <w:t xml:space="preserve">https://doi.org/10.1016/j.neuron.2020.01.026</w:t>
+        </w:r>
+      </w:hyperlink>
     </w:p>
     <w:p>
       <w:pPr>
@@ -9933,8 +12489,19 @@
         <w:t xml:space="preserve"> </w:t>
       </w:r>
       <w:r>
-        <w:t xml:space="preserve">(2nd ed.). Cambridge University Press. https://doi.org/10.1017/CBO9780511803161</w:t>
-      </w:r>
+        <w:t xml:space="preserve">(2nd ed.). Cambridge University Press.</w:t>
+      </w:r>
+      <w:r>
+        <w:t xml:space="preserve"> </w:t>
+      </w:r>
+      <w:hyperlink r:id="rId105">
+        <w:r>
+          <w:rPr>
+            <w:rStyle w:val="Hyperlink"/>
+          </w:rPr>
+          <w:t xml:space="preserve">https://doi.org/10.1017/CBO9780511803161</w:t>
+        </w:r>
+      </w:hyperlink>
     </w:p>
     <w:p>
       <w:pPr>
@@ -9956,8 +12523,19 @@
         <w:t xml:space="preserve">Frontiers in Psychology, 5</w:t>
       </w:r>
       <w:r>
-        <w:t xml:space="preserve">, 1078. https://doi.org/10.3389/fpsyg.2014.01078</w:t>
-      </w:r>
+        <w:t xml:space="preserve">, 1078.</w:t>
+      </w:r>
+      <w:r>
+        <w:t xml:space="preserve"> </w:t>
+      </w:r>
+      <w:hyperlink r:id="rId106">
+        <w:r>
+          <w:rPr>
+            <w:rStyle w:val="Hyperlink"/>
+          </w:rPr>
+          <w:t xml:space="preserve">https://doi.org/10.3389/fpsyg.2014.01078</w:t>
+        </w:r>
+      </w:hyperlink>
     </w:p>
     <w:p>
       <w:pPr>
@@ -9979,8 +12557,19 @@
         <w:t xml:space="preserve">Neuron, 106</w:t>
       </w:r>
       <w:r>
-        <w:t xml:space="preserve">(1), 66-75.e12. https://doi.org/10.1016/j.neuron.2020.01.005</w:t>
-      </w:r>
+        <w:t xml:space="preserve">(1), 66-75.e12.</w:t>
+      </w:r>
+      <w:r>
+        <w:t xml:space="preserve"> </w:t>
+      </w:r>
+      <w:hyperlink r:id="rId107">
+        <w:r>
+          <w:rPr>
+            <w:rStyle w:val="Hyperlink"/>
+          </w:rPr>
+          <w:t xml:space="preserve">https://doi.org/10.1016/j.neuron.2020.01.005</w:t>
+        </w:r>
+      </w:hyperlink>
     </w:p>
     <w:p>
       <w:pPr>
@@ -10002,8 +12591,19 @@
         <w:t xml:space="preserve">Nature Communications, 9</w:t>
       </w:r>
       <w:r>
-        <w:t xml:space="preserve">, 4437. https://doi.org/10.1038/s41467-018-06876-w</w:t>
-      </w:r>
+        <w:t xml:space="preserve">, 4437.</w:t>
+      </w:r>
+      <w:r>
+        <w:t xml:space="preserve"> </w:t>
+      </w:r>
+      <w:hyperlink r:id="rId108">
+        <w:r>
+          <w:rPr>
+            <w:rStyle w:val="Hyperlink"/>
+          </w:rPr>
+          <w:t xml:space="preserve">https://doi.org/10.1038/s41467-018-06876-w</w:t>
+        </w:r>
+      </w:hyperlink>
     </w:p>
     <w:p>
       <w:pPr>
@@ -10103,8 +12703,19 @@
         <w:t xml:space="preserve">Neuron, 112</w:t>
       </w:r>
       <w:r>
-        <w:t xml:space="preserve">(10), 1531-1552. https://doi.org/10.1016/j.neuron.2024.02.004</w:t>
-      </w:r>
+        <w:t xml:space="preserve">(10), 1531-1552.</w:t>
+      </w:r>
+      <w:r>
+        <w:t xml:space="preserve"> </w:t>
+      </w:r>
+      <w:hyperlink r:id="rId109">
+        <w:r>
+          <w:rPr>
+            <w:rStyle w:val="Hyperlink"/>
+          </w:rPr>
+          <w:t xml:space="preserve">https://doi.org/10.1016/j.neuron.2024.02.004</w:t>
+        </w:r>
+      </w:hyperlink>
     </w:p>
     <w:p>
       <w:pPr>
@@ -10126,31 +12737,19 @@
         <w:t xml:space="preserve">Trends in Cognitive Sciences, 19</w:t>
       </w:r>
       <w:r>
-        <w:t xml:space="preserve">(12), 757-770. https://doi.org/10.1016/j.tics.2015.10.002</w:t>
-      </w:r>
-    </w:p>
-    <w:p>
-      <w:pPr>
-        <w:pStyle w:val="BodyText"/>
-        <w:spacing w:after="160"/>
-        <w:ind w:left="432" w:hanging="432"/>
-      </w:pPr>
-      <w:r>
-        <w:t xml:space="preserve">Kapoor, V., Dwarakanath, A., Safavi, S., Werner, J., Besserve, M., Panagiotaropoulos, T. I., &amp; Logothetis, N. K. (2022). Decoding internally generated transitions of conscious contents in the prefrontal cortex without subjective reports.</w:t>
-      </w:r>
-      <w:r>
-        <w:t xml:space="preserve"> </w:t>
-      </w:r>
-      <w:r>
-        <w:rPr>
-          <w:i/>
-          <w:iCs/>
-        </w:rPr>
-        <w:t xml:space="preserve">Nature Communications, 13</w:t>
-      </w:r>
-      <w:r>
-        <w:t xml:space="preserve">, 1535. https://doi.org/10.1038/s41467-022-28897-2</w:t>
-      </w:r>
+        <w:t xml:space="preserve">(12), 757-770.</w:t>
+      </w:r>
+      <w:r>
+        <w:t xml:space="preserve"> </w:t>
+      </w:r>
+      <w:hyperlink r:id="rId110">
+        <w:r>
+          <w:rPr>
+            <w:rStyle w:val="Hyperlink"/>
+          </w:rPr>
+          <w:t xml:space="preserve">https://doi.org/10.1016/j.tics.2015.10.002</w:t>
+        </w:r>
+      </w:hyperlink>
     </w:p>
     <w:p>
       <w:pPr>
@@ -10168,7 +12767,7 @@
       <w:r>
         <w:t xml:space="preserve"> </w:t>
       </w:r>
-      <w:hyperlink r:id="rId84">
+      <w:hyperlink r:id="rId111">
         <w:r>
           <w:rPr>
             <w:rStyle w:val="Hyperlink"/>
@@ -10177,8 +12776,8 @@
         </w:r>
       </w:hyperlink>
     </w:p>
-    <w:bookmarkEnd w:id="85"/>
-    <w:bookmarkStart w:id="86" w:name="appendix-a-glossary-and-notation"/>
+    <w:bookmarkEnd w:id="112"/>
+    <w:bookmarkStart w:id="113" w:name="appendix-a-glossary-and-notation"/>
     <w:p>
       <w:pPr>
         <w:pStyle w:val="Heading2"/>
@@ -10577,13 +13176,27 @@
               <w:spacing w:after="60"/>
             </w:pPr>
             <m:oMath>
-              <m:r>
-                <m:rPr>
-                  <m:scr m:val="script"/>
-                  <m:sty m:val="p"/>
-                </m:rPr>
-                <m:t>U</m:t>
-              </m:r>
+              <m:sSubSup>
+                <m:e>
+                  <m:r>
+                    <m:rPr>
+                      <m:scr m:val="script"/>
+                      <m:sty m:val="p"/>
+                    </m:rPr>
+                    <m:t>U</m:t>
+                  </m:r>
+                </m:e>
+                <m:sub>
+                  <m:r>
+                    <m:t>k</m:t>
+                  </m:r>
+                </m:sub>
+                <m:sup>
+                  <m:r>
+                    <m:t>γ</m:t>
+                  </m:r>
+                </m:sup>
+              </m:sSubSup>
             </m:oMath>
           </w:p>
         </w:tc>
@@ -10602,8 +13215,20 @@
                 <w:rFonts w:ascii="Times New Roman" w:hAnsi="Times New Roman" w:eastAsia="Times New Roman"/>
                 <w:sz w:val="18"/>
               </w:rPr>
-              <w:t xml:space="preserve">Nearby admissible context family</w:t>
-            </w:r>
+              <w:t xml:space="preserve">Burden-bounded admissible contexts for class</w:t>
+            </w:r>
+            <w:r>
+              <w:rPr>
+                <w:rFonts w:ascii="Times New Roman" w:hAnsi="Times New Roman" w:eastAsia="Times New Roman"/>
+                <w:sz w:val="18"/>
+              </w:rPr>
+              <w:t xml:space="preserve"> </w:t>
+            </w:r>
+            <m:oMath>
+              <m:r>
+                <m:t>k</m:t>
+              </m:r>
+            </m:oMath>
           </w:p>
         </w:tc>
         <w:tc>
@@ -10641,27 +13266,21 @@
               <w:spacing w:after="60"/>
             </w:pPr>
             <m:oMath>
-              <m:sSub>
-                <m:e>
-                  <m:r>
-                    <m:t>E</m:t>
-                  </m:r>
-                </m:e>
-                <m:sub>
-                  <m:r>
-                    <m:t>k</m:t>
-                  </m:r>
-                  <m:r>
-                    <m:rPr>
-                      <m:sty m:val="p"/>
-                    </m:rPr>
-                    <m:t>,</m:t>
-                  </m:r>
-                  <m:r>
-                    <m:t>u</m:t>
-                  </m:r>
-                </m:sub>
-              </m:sSub>
+              <m:r>
+                <m:rPr>
+                  <m:sty m:val="p"/>
+                </m:rPr>
+                <m:t>Γ</m:t>
+              </m:r>
+              <m:r>
+                <m:rPr>
+                  <m:sty m:val="p"/>
+                </m:rPr>
+                <m:t>,</m:t>
+              </m:r>
+              <m:r>
+                <m:t>γ</m:t>
+              </m:r>
             </m:oMath>
           </w:p>
         </w:tc>
@@ -10680,20 +13299,8 @@
                 <w:rFonts w:ascii="Times New Roman" w:hAnsi="Times New Roman" w:eastAsia="Times New Roman"/>
                 <w:sz w:val="18"/>
               </w:rPr>
-              <w:t xml:space="preserve">Content-specific causal effect on recipient class</w:t>
-            </w:r>
-            <w:r>
-              <w:rPr>
-                <w:rFonts w:ascii="Times New Roman" w:hAnsi="Times New Roman" w:eastAsia="Times New Roman"/>
-                <w:sz w:val="18"/>
-              </w:rPr>
-              <w:t xml:space="preserve"> </w:t>
-            </w:r>
-            <m:oMath>
-              <m:r>
-                <m:t>k</m:t>
-              </m:r>
-            </m:oMath>
+              <w:t xml:space="preserve">Context-preparation burden and its maximum</w:t>
+            </w:r>
           </w:p>
         </w:tc>
         <w:tc>
@@ -10711,7 +13318,7 @@
                 <w:rFonts w:ascii="Times New Roman" w:hAnsi="Times New Roman" w:eastAsia="Times New Roman"/>
                 <w:sz w:val="18"/>
               </w:rPr>
-              <w:t xml:space="preserve">Internal modulation is sufficient; behavior is not required.</w:t>
+              <w:t xml:space="preserve">Time, training, energy, control, and structural change are declared before testing.</w:t>
             </w:r>
           </w:p>
         </w:tc>
@@ -10734,12 +13341,30 @@
               <m:sSub>
                 <m:e>
                   <m:r>
-                    <m:t>L</m:t>
+                    <m:t>ν</m:t>
                   </m:r>
                 </m:e>
                 <m:sub>
                   <m:r>
                     <m:t>k</m:t>
+                  </m:r>
+                </m:sub>
+              </m:sSub>
+              <m:r>
+                <m:rPr>
+                  <m:sty m:val="p"/>
+                </m:rPr>
+                <m:t>,</m:t>
+              </m:r>
+              <m:sSub>
+                <m:e>
+                  <m:r>
+                    <m:t>ρ</m:t>
+                  </m:r>
+                </m:e>
+                <m:sub>
+                  <m:r>
+                    <m:t>U</m:t>
                   </m:r>
                 </m:sub>
               </m:sSub>
@@ -10761,7 +13386,7 @@
                 <w:rFonts w:ascii="Times New Roman" w:hAnsi="Times New Roman" w:eastAsia="Times New Roman"/>
                 <w:sz w:val="18"/>
               </w:rPr>
-              <w:t xml:space="preserve">Earliest qualifying recipient latency</w:t>
+              <w:t xml:space="preserve">Context weights and minimum robust context mass</w:t>
             </w:r>
           </w:p>
         </w:tc>
@@ -10780,7 +13405,7 @@
                 <w:rFonts w:ascii="Times New Roman" w:hAnsi="Times New Roman" w:eastAsia="Times New Roman"/>
                 <w:sz w:val="18"/>
               </w:rPr>
-              <w:t xml:space="preserve">Measured from content intervention, not report cue.</w:t>
+              <w:t xml:space="preserve">Prevent a single favorable setup from carrying the result.</w:t>
             </w:r>
           </w:p>
         </w:tc>
@@ -10803,15 +13428,21 @@
               <m:sSub>
                 <m:e>
                   <m:r>
+                    <m:t>E</m:t>
+                  </m:r>
+                </m:e>
+                <m:sub>
+                  <m:r>
+                    <m:t>k</m:t>
+                  </m:r>
+                  <m:r>
                     <m:rPr>
                       <m:sty m:val="p"/>
                     </m:rPr>
-                    <m:t>Sel</m:t>
-                  </m:r>
-                </m:e>
-                <m:sub>
-                  <m:r>
-                    <m:t>k</m:t>
+                    <m:t>,</m:t>
+                  </m:r>
+                  <m:r>
+                    <m:t>u</m:t>
                   </m:r>
                 </m:sub>
               </m:sSub>
@@ -10833,8 +13464,20 @@
                 <w:rFonts w:ascii="Times New Roman" w:hAnsi="Times New Roman" w:eastAsia="Times New Roman"/>
                 <w:sz w:val="18"/>
               </w:rPr>
-              <w:t xml:space="preserve">Effect beyond matched null interventions</w:t>
-            </w:r>
+              <w:t xml:space="preserve">Content-specific causal effect on recipient class</w:t>
+            </w:r>
+            <w:r>
+              <w:rPr>
+                <w:rFonts w:ascii="Times New Roman" w:hAnsi="Times New Roman" w:eastAsia="Times New Roman"/>
+                <w:sz w:val="18"/>
+              </w:rPr>
+              <w:t xml:space="preserve"> </w:t>
+            </w:r>
+            <m:oMath>
+              <m:r>
+                <m:t>k</m:t>
+              </m:r>
+            </m:oMath>
           </w:p>
         </w:tc>
         <w:tc>
@@ -10852,7 +13495,7 @@
                 <w:rFonts w:ascii="Times New Roman" w:hAnsi="Times New Roman" w:eastAsia="Times New Roman"/>
                 <w:sz w:val="18"/>
               </w:rPr>
-              <w:t xml:space="preserve">Blocks energy spread and common drive.</w:t>
+              <w:t xml:space="preserve">Internal modulation is sufficient; behavior is not required.</w:t>
             </w:r>
           </w:p>
         </w:tc>
@@ -10875,10 +13518,7 @@
               <m:sSub>
                 <m:e>
                   <m:r>
-                    <m:rPr>
-                      <m:sty m:val="p"/>
-                    </m:rPr>
-                    <m:t>Route</m:t>
+                    <m:t>L</m:t>
                   </m:r>
                 </m:e>
                 <m:sub>
@@ -10905,7 +13545,7 @@
                 <w:rFonts w:ascii="Times New Roman" w:hAnsi="Times New Roman" w:eastAsia="Times New Roman"/>
                 <w:sz w:val="18"/>
               </w:rPr>
-              <w:t xml:space="preserve">Effect lost under matched route interruption</w:t>
+              <w:t xml:space="preserve">Earliest qualifying recipient latency</w:t>
             </w:r>
           </w:p>
         </w:tc>
@@ -10924,7 +13564,7 @@
                 <w:rFonts w:ascii="Times New Roman" w:hAnsi="Times New Roman" w:eastAsia="Times New Roman"/>
                 <w:sz w:val="18"/>
               </w:rPr>
-              <w:t xml:space="preserve">Requires adequate coverage of redundant routes.</w:t>
+              <w:t xml:space="preserve">Measured from content intervention, not report cue.</w:t>
             </w:r>
           </w:p>
         </w:tc>
@@ -10947,7 +13587,10 @@
               <m:sSub>
                 <m:e>
                   <m:r>
-                    <m:t>a</m:t>
+                    <m:rPr>
+                      <m:sty m:val="p"/>
+                    </m:rPr>
+                    <m:t>Sel</m:t>
                   </m:r>
                 </m:e>
                 <m:sub>
@@ -10974,7 +13617,7 @@
                 <w:rFonts w:ascii="Times New Roman" w:hAnsi="Times New Roman" w:eastAsia="Times New Roman"/>
                 <w:sz w:val="18"/>
               </w:rPr>
-              <w:t xml:space="preserve">Recipient qualification indicator</w:t>
+              <w:t xml:space="preserve">Effect beyond matched null interventions</w:t>
             </w:r>
           </w:p>
         </w:tc>
@@ -10993,7 +13636,7 @@
                 <w:rFonts w:ascii="Times New Roman" w:hAnsi="Times New Roman" w:eastAsia="Times New Roman"/>
                 <w:sz w:val="18"/>
               </w:rPr>
-              <w:t xml:space="preserve">Effect, latency, selectivity, and route gates all apply.</w:t>
+              <w:t xml:space="preserve">Blocks energy spread and common drive.</w:t>
             </w:r>
           </w:p>
         </w:tc>
@@ -11016,12 +13659,15 @@
               <m:sSub>
                 <m:e>
                   <m:r>
-                    <m:t>C</m:t>
+                    <m:rPr>
+                      <m:sty m:val="p"/>
+                    </m:rPr>
+                    <m:t>Route</m:t>
                   </m:r>
                 </m:e>
                 <m:sub>
                   <m:r>
-                    <m:t>A</m:t>
+                    <m:t>k</m:t>
                   </m:r>
                 </m:sub>
               </m:sSub>
@@ -11043,7 +13689,7 @@
                 <w:rFonts w:ascii="Times New Roman" w:hAnsi="Times New Roman" w:eastAsia="Times New Roman"/>
                 <w:sz w:val="18"/>
               </w:rPr>
-              <w:t xml:space="preserve">Weighted functional-class coverage</w:t>
+              <w:t xml:space="preserve">Effect lost under matched route interruption</w:t>
             </w:r>
           </w:p>
         </w:tc>
@@ -11062,7 +13708,7 @@
                 <w:rFonts w:ascii="Times New Roman" w:hAnsi="Times New Roman" w:eastAsia="Times New Roman"/>
                 <w:sz w:val="18"/>
               </w:rPr>
-              <w:t xml:space="preserve">Weights cannot reward sheer node count.</w:t>
+              <w:t xml:space="preserve">Requires adequate coverage of redundant routes.</w:t>
             </w:r>
           </w:p>
         </w:tc>
@@ -11082,18 +13728,72 @@
               <w:spacing w:after="60"/>
             </w:pPr>
             <m:oMath>
-              <m:sSub>
+              <m:sSup>
                 <m:e>
                   <m:r>
-                    <m:t>K</m:t>
+                    <m:t>G</m:t>
                   </m:r>
                 </m:e>
-                <m:sub>
-                  <m:r>
-                    <m:t>A</m:t>
-                  </m:r>
-                </m:sub>
-              </m:sSub>
+                <m:sup>
+                  <m:r>
+                    <m:t>E</m:t>
+                  </m:r>
+                </m:sup>
+              </m:sSup>
+              <m:r>
+                <m:rPr>
+                  <m:sty m:val="p"/>
+                </m:rPr>
+                <m:t>,</m:t>
+              </m:r>
+              <m:sSup>
+                <m:e>
+                  <m:r>
+                    <m:t>G</m:t>
+                  </m:r>
+                </m:e>
+                <m:sup>
+                  <m:r>
+                    <m:t>L</m:t>
+                  </m:r>
+                </m:sup>
+              </m:sSup>
+              <m:r>
+                <m:rPr>
+                  <m:sty m:val="p"/>
+                </m:rPr>
+                <m:t>,</m:t>
+              </m:r>
+              <m:sSup>
+                <m:e>
+                  <m:r>
+                    <m:t>G</m:t>
+                  </m:r>
+                </m:e>
+                <m:sup>
+                  <m:r>
+                    <m:t>S</m:t>
+                  </m:r>
+                </m:sup>
+              </m:sSup>
+              <m:r>
+                <m:rPr>
+                  <m:sty m:val="p"/>
+                </m:rPr>
+                <m:t>,</m:t>
+              </m:r>
+              <m:sSup>
+                <m:e>
+                  <m:r>
+                    <m:t>G</m:t>
+                  </m:r>
+                </m:e>
+                <m:sup>
+                  <m:r>
+                    <m:t>R</m:t>
+                  </m:r>
+                </m:sup>
+              </m:sSup>
             </m:oMath>
           </w:p>
         </w:tc>
@@ -11112,7 +13812,7 @@
                 <w:rFonts w:ascii="Times New Roman" w:hAnsi="Times New Roman" w:eastAsia="Times New Roman"/>
                 <w:sz w:val="18"/>
               </w:rPr>
-              <w:t xml:space="preserve">Number of qualifying recipient classes</w:t>
+              <w:t xml:space="preserve">Context-level effect, latency, selectivity, and route gates</w:t>
             </w:r>
           </w:p>
         </w:tc>
@@ -11131,7 +13831,7 @@
                 <w:rFonts w:ascii="Times New Roman" w:hAnsi="Times New Roman" w:eastAsia="Times New Roman"/>
                 <w:sz w:val="18"/>
               </w:rPr>
-              <w:t xml:space="preserve">Prevents one class from passing alone.</w:t>
+              <w:t xml:space="preserve">Their product requires all four properties in the same context.</w:t>
             </w:r>
           </w:p>
         </w:tc>
@@ -11154,12 +13854,21 @@
               <m:sSub>
                 <m:e>
                   <m:r>
-                    <m:t>H</m:t>
+                    <m:t>R</m:t>
                   </m:r>
                 </m:e>
                 <m:sub>
                   <m:r>
-                    <m:t>A</m:t>
+                    <m:t>U</m:t>
+                  </m:r>
+                  <m:r>
+                    <m:rPr>
+                      <m:sty m:val="p"/>
+                    </m:rPr>
+                    <m:t>,</m:t>
+                  </m:r>
+                  <m:r>
+                    <m:t>k</m:t>
                   </m:r>
                 </m:sub>
               </m:sSub>
@@ -11181,8 +13890,20 @@
                 <w:rFonts w:ascii="Times New Roman" w:hAnsi="Times New Roman" w:eastAsia="Times New Roman"/>
                 <w:sz w:val="18"/>
               </w:rPr>
-              <w:t xml:space="preserve">Evenness of effect across qualifying classes</w:t>
-            </w:r>
+              <w:t xml:space="preserve">Context robustness for recipient</w:t>
+            </w:r>
+            <w:r>
+              <w:rPr>
+                <w:rFonts w:ascii="Times New Roman" w:hAnsi="Times New Roman" w:eastAsia="Times New Roman"/>
+                <w:sz w:val="18"/>
+              </w:rPr>
+              <w:t xml:space="preserve"> </w:t>
+            </w:r>
+            <m:oMath>
+              <m:r>
+                <m:t>k</m:t>
+              </m:r>
+            </m:oMath>
           </w:p>
         </w:tc>
         <w:tc>
@@ -11200,7 +13921,7 @@
                 <w:rFonts w:ascii="Times New Roman" w:hAnsi="Times New Roman" w:eastAsia="Times New Roman"/>
                 <w:sz w:val="18"/>
               </w:rPr>
-              <w:t xml:space="preserve">Prevents token threshold crossings around one dominant recipient.</w:t>
+              <w:t xml:space="preserve">Uses frozen context weights; outcome-selected contexts are prohibited.</w:t>
             </w:r>
           </w:p>
         </w:tc>
@@ -11220,58 +13941,18 @@
               <w:spacing w:after="60"/>
             </w:pPr>
             <m:oMath>
-              <m:sSubSup>
+              <m:sSub>
                 <m:e>
                   <m:r>
-                    <m:t>N</m:t>
+                    <m:t>a</m:t>
                   </m:r>
                 </m:e>
                 <m:sub>
                   <m:r>
-                    <m:t>2</m:t>
+                    <m:t>k</m:t>
                   </m:r>
                 </m:sub>
-                <m:sup>
-                  <m:r>
-                    <m:rPr>
-                      <m:sty m:val="p"/>
-                    </m:rPr>
-                    <m:t>−</m:t>
-                  </m:r>
-                  <m:r>
-                    <m:t>R</m:t>
-                  </m:r>
-                </m:sup>
-              </m:sSubSup>
-              <m:r>
-                <m:rPr>
-                  <m:sty m:val="p"/>
-                </m:rPr>
-                <m:t>,</m:t>
-              </m:r>
-              <m:sSubSup>
-                <m:e>
-                  <m:r>
-                    <m:t>N</m:t>
-                  </m:r>
-                </m:e>
-                <m:sub>
-                  <m:r>
-                    <m:t>2</m:t>
-                  </m:r>
-                </m:sub>
-                <m:sup>
-                  <m:r>
-                    <m:rPr>
-                      <m:sty m:val="p"/>
-                    </m:rPr>
-                    <m:t>−</m:t>
-                  </m:r>
-                  <m:r>
-                    <m:t>E</m:t>
-                  </m:r>
-                </m:sup>
-              </m:sSubSup>
+              </m:sSub>
             </m:oMath>
           </w:p>
         </w:tc>
@@ -11290,7 +13971,7 @@
                 <w:rFonts w:ascii="Times New Roman" w:hAnsi="Times New Roman" w:eastAsia="Times New Roman"/>
                 <w:sz w:val="18"/>
               </w:rPr>
-              <w:t xml:space="preserve">Nonreport and nonexecutive availability tests</w:t>
+              <w:t xml:space="preserve">Recipient qualification indicator</w:t>
             </w:r>
           </w:p>
         </w:tc>
@@ -11309,7 +13990,7 @@
                 <w:rFonts w:ascii="Times New Roman" w:hAnsi="Times New Roman" w:eastAsia="Times New Roman"/>
                 <w:sz w:val="18"/>
               </w:rPr>
-              <w:t xml:space="preserve">Report and executive uptake are optional evidence, not necessary gates.</w:t>
+              <w:t xml:space="preserve">Effect, latency, selectivity, route, and context-robustness gates all apply.</w:t>
             </w:r>
           </w:p>
         </w:tc>
@@ -11332,7 +14013,7 @@
               <m:sSub>
                 <m:e>
                   <m:r>
-                    <m:t>R</m:t>
+                    <m:t>C</m:t>
                   </m:r>
                 </m:e>
                 <m:sub>
@@ -11359,7 +14040,7 @@
                 <w:rFonts w:ascii="Times New Roman" w:hAnsi="Times New Roman" w:eastAsia="Times New Roman"/>
                 <w:sz w:val="18"/>
               </w:rPr>
-              <w:t xml:space="preserve">Stability across reasonable specifications</w:t>
+              <w:t xml:space="preserve">Weighted functional-class coverage</w:t>
             </w:r>
           </w:p>
         </w:tc>
@@ -11378,14 +14059,330 @@
                 <w:rFonts w:ascii="Times New Roman" w:hAnsi="Times New Roman" w:eastAsia="Times New Roman"/>
                 <w:sz w:val="18"/>
               </w:rPr>
+              <w:t xml:space="preserve">Weights cannot reward sheer node count.</w:t>
+            </w:r>
+          </w:p>
+        </w:tc>
+      </w:tr>
+      <w:tr>
+        <w:trPr>
+          <w:cantSplit/>
+        </w:trPr>
+        <w:tc>
+          <w:tcPr>
+            <w:tcW w:type="dxa" w:w="2059"/>
+            <w:shd w:fill="EAF1F6" w:val="clear"/>
+          </w:tcPr>
+          <w:p>
+            <w:pPr>
+              <w:pStyle w:val="Compact"/>
+              <w:spacing w:after="60"/>
+            </w:pPr>
+            <m:oMath>
+              <m:sSub>
+                <m:e>
+                  <m:r>
+                    <m:t>K</m:t>
+                  </m:r>
+                </m:e>
+                <m:sub>
+                  <m:r>
+                    <m:t>A</m:t>
+                  </m:r>
+                </m:sub>
+              </m:sSub>
+            </m:oMath>
+          </w:p>
+        </w:tc>
+        <w:tc>
+          <w:tcPr>
+            <w:tcW w:type="dxa" w:w="3182"/>
+            <w:shd w:fill="EAF1F6" w:val="clear"/>
+          </w:tcPr>
+          <w:p>
+            <w:pPr>
+              <w:pStyle w:val="Compact"/>
+              <w:spacing w:after="60"/>
+            </w:pPr>
+            <w:r>
+              <w:rPr>
+                <w:rFonts w:ascii="Times New Roman" w:hAnsi="Times New Roman" w:eastAsia="Times New Roman"/>
+                <w:sz w:val="18"/>
+              </w:rPr>
+              <w:t xml:space="preserve">Number of qualifying recipient classes</w:t>
+            </w:r>
+          </w:p>
+        </w:tc>
+        <w:tc>
+          <w:tcPr>
+            <w:tcW w:type="dxa" w:w="4118"/>
+            <w:shd w:fill="EAF1F6" w:val="clear"/>
+          </w:tcPr>
+          <w:p>
+            <w:pPr>
+              <w:pStyle w:val="Compact"/>
+              <w:spacing w:after="60"/>
+            </w:pPr>
+            <w:r>
+              <w:rPr>
+                <w:rFonts w:ascii="Times New Roman" w:hAnsi="Times New Roman" w:eastAsia="Times New Roman"/>
+                <w:sz w:val="18"/>
+              </w:rPr>
+              <w:t xml:space="preserve">Prevents one class from passing alone.</w:t>
+            </w:r>
+          </w:p>
+        </w:tc>
+      </w:tr>
+      <w:tr>
+        <w:trPr>
+          <w:cantSplit/>
+        </w:trPr>
+        <w:tc>
+          <w:tcPr>
+            <w:tcW w:type="dxa" w:w="2059"/>
+            <w:shd w:fill="FFFFFF" w:val="clear"/>
+          </w:tcPr>
+          <w:p>
+            <w:pPr>
+              <w:pStyle w:val="Compact"/>
+              <w:spacing w:after="60"/>
+            </w:pPr>
+            <m:oMath>
+              <m:sSub>
+                <m:e>
+                  <m:r>
+                    <m:t>H</m:t>
+                  </m:r>
+                </m:e>
+                <m:sub>
+                  <m:r>
+                    <m:t>A</m:t>
+                  </m:r>
+                </m:sub>
+              </m:sSub>
+            </m:oMath>
+          </w:p>
+        </w:tc>
+        <w:tc>
+          <w:tcPr>
+            <w:tcW w:type="dxa" w:w="3182"/>
+            <w:shd w:fill="FFFFFF" w:val="clear"/>
+          </w:tcPr>
+          <w:p>
+            <w:pPr>
+              <w:pStyle w:val="Compact"/>
+              <w:spacing w:after="60"/>
+            </w:pPr>
+            <w:r>
+              <w:rPr>
+                <w:rFonts w:ascii="Times New Roman" w:hAnsi="Times New Roman" w:eastAsia="Times New Roman"/>
+                <w:sz w:val="18"/>
+              </w:rPr>
+              <w:t xml:space="preserve">Evenness of effect across qualifying classes</w:t>
+            </w:r>
+          </w:p>
+        </w:tc>
+        <w:tc>
+          <w:tcPr>
+            <w:tcW w:type="dxa" w:w="4118"/>
+            <w:shd w:fill="FFFFFF" w:val="clear"/>
+          </w:tcPr>
+          <w:p>
+            <w:pPr>
+              <w:pStyle w:val="Compact"/>
+              <w:spacing w:after="60"/>
+            </w:pPr>
+            <w:r>
+              <w:rPr>
+                <w:rFonts w:ascii="Times New Roman" w:hAnsi="Times New Roman" w:eastAsia="Times New Roman"/>
+                <w:sz w:val="18"/>
+              </w:rPr>
+              <w:t xml:space="preserve">Prevents token threshold crossings around one dominant recipient.</w:t>
+            </w:r>
+          </w:p>
+        </w:tc>
+      </w:tr>
+      <w:tr>
+        <w:trPr>
+          <w:cantSplit/>
+        </w:trPr>
+        <w:tc>
+          <w:tcPr>
+            <w:tcW w:type="dxa" w:w="2059"/>
+            <w:shd w:fill="EAF1F6" w:val="clear"/>
+          </w:tcPr>
+          <w:p>
+            <w:pPr>
+              <w:pStyle w:val="Compact"/>
+              <w:spacing w:after="60"/>
+            </w:pPr>
+            <m:oMath>
+              <m:sSubSup>
+                <m:e>
+                  <m:r>
+                    <m:t>N</m:t>
+                  </m:r>
+                </m:e>
+                <m:sub>
+                  <m:r>
+                    <m:t>2</m:t>
+                  </m:r>
+                </m:sub>
+                <m:sup>
+                  <m:r>
+                    <m:rPr>
+                      <m:sty m:val="p"/>
+                    </m:rPr>
+                    <m:t>−</m:t>
+                  </m:r>
+                  <m:r>
+                    <m:t>R</m:t>
+                  </m:r>
+                </m:sup>
+              </m:sSubSup>
+              <m:r>
+                <m:rPr>
+                  <m:sty m:val="p"/>
+                </m:rPr>
+                <m:t>,</m:t>
+              </m:r>
+              <m:sSubSup>
+                <m:e>
+                  <m:r>
+                    <m:t>N</m:t>
+                  </m:r>
+                </m:e>
+                <m:sub>
+                  <m:r>
+                    <m:t>2</m:t>
+                  </m:r>
+                </m:sub>
+                <m:sup>
+                  <m:r>
+                    <m:rPr>
+                      <m:sty m:val="p"/>
+                    </m:rPr>
+                    <m:t>−</m:t>
+                  </m:r>
+                  <m:r>
+                    <m:t>E</m:t>
+                  </m:r>
+                </m:sup>
+              </m:sSubSup>
+            </m:oMath>
+          </w:p>
+        </w:tc>
+        <w:tc>
+          <w:tcPr>
+            <w:tcW w:type="dxa" w:w="3182"/>
+            <w:shd w:fill="EAF1F6" w:val="clear"/>
+          </w:tcPr>
+          <w:p>
+            <w:pPr>
+              <w:pStyle w:val="Compact"/>
+              <w:spacing w:after="60"/>
+            </w:pPr>
+            <w:r>
+              <w:rPr>
+                <w:rFonts w:ascii="Times New Roman" w:hAnsi="Times New Roman" w:eastAsia="Times New Roman"/>
+                <w:sz w:val="18"/>
+              </w:rPr>
+              <w:t xml:space="preserve">Nonreport and nonexecutive availability tests</w:t>
+            </w:r>
+          </w:p>
+        </w:tc>
+        <w:tc>
+          <w:tcPr>
+            <w:tcW w:type="dxa" w:w="4118"/>
+            <w:shd w:fill="EAF1F6" w:val="clear"/>
+          </w:tcPr>
+          <w:p>
+            <w:pPr>
+              <w:pStyle w:val="Compact"/>
+              <w:spacing w:after="60"/>
+            </w:pPr>
+            <w:r>
+              <w:rPr>
+                <w:rFonts w:ascii="Times New Roman" w:hAnsi="Times New Roman" w:eastAsia="Times New Roman"/>
+                <w:sz w:val="18"/>
+              </w:rPr>
+              <w:t xml:space="preserve">Report and executive uptake are optional evidence, not necessary gates.</w:t>
+            </w:r>
+          </w:p>
+        </w:tc>
+      </w:tr>
+      <w:tr>
+        <w:trPr>
+          <w:cantSplit/>
+        </w:trPr>
+        <w:tc>
+          <w:tcPr>
+            <w:tcW w:type="dxa" w:w="2059"/>
+            <w:shd w:fill="FFFFFF" w:val="clear"/>
+          </w:tcPr>
+          <w:p>
+            <w:pPr>
+              <w:pStyle w:val="Compact"/>
+              <w:spacing w:after="60"/>
+            </w:pPr>
+            <m:oMath>
+              <m:sSub>
+                <m:e>
+                  <m:r>
+                    <m:t>R</m:t>
+                  </m:r>
+                </m:e>
+                <m:sub>
+                  <m:r>
+                    <m:t>A</m:t>
+                  </m:r>
+                </m:sub>
+              </m:sSub>
+            </m:oMath>
+          </w:p>
+        </w:tc>
+        <w:tc>
+          <w:tcPr>
+            <w:tcW w:type="dxa" w:w="3182"/>
+            <w:shd w:fill="FFFFFF" w:val="clear"/>
+          </w:tcPr>
+          <w:p>
+            <w:pPr>
+              <w:pStyle w:val="Compact"/>
+              <w:spacing w:after="60"/>
+            </w:pPr>
+            <w:r>
+              <w:rPr>
+                <w:rFonts w:ascii="Times New Roman" w:hAnsi="Times New Roman" w:eastAsia="Times New Roman"/>
+                <w:sz w:val="18"/>
+              </w:rPr>
+              <w:t xml:space="preserve">Stability across reasonable specifications</w:t>
+            </w:r>
+          </w:p>
+        </w:tc>
+        <w:tc>
+          <w:tcPr>
+            <w:tcW w:type="dxa" w:w="4118"/>
+            <w:shd w:fill="FFFFFF" w:val="clear"/>
+          </w:tcPr>
+          <w:p>
+            <w:pPr>
+              <w:pStyle w:val="Compact"/>
+              <w:spacing w:after="60"/>
+            </w:pPr>
+            <w:r>
+              <w:rPr>
+                <w:rFonts w:ascii="Times New Roman" w:hAnsi="Times New Roman" w:eastAsia="Times New Roman"/>
+                <w:sz w:val="18"/>
+              </w:rPr>
               <w:t xml:space="preserve">Low stability makes a result fragile or indeterminate.</w:t>
             </w:r>
           </w:p>
         </w:tc>
       </w:tr>
     </w:tbl>
-    <w:bookmarkEnd w:id="86"/>
-    <w:bookmarkStart w:id="88" w:name="X007fc9b4dce54d350dc0019331846364dc1dd99"/>
+    <w:bookmarkEnd w:id="113"/>
+    <w:bookmarkStart w:id="115" w:name="X007fc9b4dce54d350dc0019331846364dc1dd99"/>
     <w:p>
       <w:pPr>
         <w:pStyle w:val="Heading2"/>
@@ -11739,14 +14736,7 @@
                 <w:rFonts w:ascii="Times New Roman" w:hAnsi="Times New Roman" w:eastAsia="Times New Roman"/>
                 <w:sz w:val="18"/>
               </w:rPr>
-              <w:t xml:space="preserve"> </w:t>
-            </w:r>
-            <w:r>
-              <w:rPr>
-                <w:rFonts w:ascii="Times New Roman" w:hAnsi="Times New Roman" w:eastAsia="Times New Roman"/>
-                <w:sz w:val="18"/>
-              </w:rPr>
-              <w:t xml:space="preserve">and content-bearing variables.</w:t>
+              <w:t xml:space="preserve">, content-bearing variables, and source-fidelity checks.</w:t>
             </w:r>
           </w:p>
         </w:tc>
@@ -11765,7 +14755,7 @@
                 <w:rFonts w:ascii="Times New Roman" w:hAnsi="Times New Roman" w:eastAsia="Times New Roman"/>
                 <w:sz w:val="18"/>
               </w:rPr>
-              <w:t xml:space="preserve">Content-indeterminate</w:t>
+              <w:t xml:space="preserve">Content-indeterminate or unlicensed</w:t>
             </w:r>
           </w:p>
         </w:tc>
@@ -11784,7 +14774,7 @@
                 <w:rFonts w:ascii="Times New Roman" w:hAnsi="Times New Roman" w:eastAsia="Times New Roman"/>
                 <w:sz w:val="18"/>
               </w:rPr>
-              <w:t xml:space="preserve">Do not localize only from report activity.</w:t>
+              <w:t xml:space="preserve">Do not localize only from report activity or count injection-site leakage.</w:t>
             </w:r>
           </w:p>
         </w:tc>
@@ -11941,20 +14931,91 @@
               <w:t xml:space="preserve"> </w:t>
             </w:r>
             <m:oMath>
-              <m:r>
-                <m:rPr>
-                  <m:scr m:val="script"/>
-                  <m:sty m:val="p"/>
-                </m:rPr>
-                <m:t>U</m:t>
-              </m:r>
+              <m:sSubSup>
+                <m:e>
+                  <m:r>
+                    <m:rPr>
+                      <m:scr m:val="script"/>
+                      <m:sty m:val="p"/>
+                    </m:rPr>
+                    <m:t>U</m:t>
+                  </m:r>
+                </m:e>
+                <m:sub>
+                  <m:r>
+                    <m:t>k</m:t>
+                  </m:r>
+                </m:sub>
+                <m:sup>
+                  <m:r>
+                    <m:t>γ</m:t>
+                  </m:r>
+                </m:sup>
+              </m:sSubSup>
+              <m:r>
+                <m:rPr>
+                  <m:sty m:val="p"/>
+                </m:rPr>
+                <m:t>,</m:t>
+              </m:r>
+              <m:r>
+                <m:rPr>
+                  <m:sty m:val="p"/>
+                </m:rPr>
+                <m:t>Γ</m:t>
+              </m:r>
+              <m:r>
+                <m:rPr>
+                  <m:sty m:val="p"/>
+                </m:rPr>
+                <m:t>,</m:t>
+              </m:r>
+              <m:r>
+                <m:t>γ</m:t>
+              </m:r>
+              <m:r>
+                <m:rPr>
+                  <m:sty m:val="p"/>
+                </m:rPr>
+                <m:t>,</m:t>
+              </m:r>
+              <m:sSub>
+                <m:e>
+                  <m:r>
+                    <m:t>ν</m:t>
+                  </m:r>
+                </m:e>
+                <m:sub>
+                  <m:r>
+                    <m:t>k</m:t>
+                  </m:r>
+                </m:sub>
+              </m:sSub>
+              <m:r>
+                <m:rPr>
+                  <m:sty m:val="p"/>
+                </m:rPr>
+                <m:t>,</m:t>
+              </m:r>
+              <m:sSub>
+                <m:e>
+                  <m:r>
+                    <m:t>ρ</m:t>
+                  </m:r>
+                </m:e>
+                <m:sub>
+                  <m:r>
+                    <m:t>U</m:t>
+                  </m:r>
+                </m:sub>
+              </m:sSub>
             </m:oMath>
             <w:r>
               <w:rPr>
                 <w:rFonts w:ascii="Times New Roman" w:hAnsi="Times New Roman" w:eastAsia="Times New Roman"/>
                 <w:sz w:val="18"/>
               </w:rPr>
-              <w:t xml:space="preserve">, preparation cost, and regime tests.</w:t>
+              <w:t xml:space="preserve">, and regime tests.</w:t>
             </w:r>
           </w:p>
         </w:tc>
@@ -11992,7 +15053,7 @@
                 <w:rFonts w:ascii="Times New Roman" w:hAnsi="Times New Roman" w:eastAsia="Times New Roman"/>
                 <w:sz w:val="18"/>
               </w:rPr>
-              <w:t xml:space="preserve">No new controller, long retraining, or report-only probe.</w:t>
+              <w:t xml:space="preserve">No new controller, long retraining, outcome-selected context, or report-only probe.</w:t>
             </w:r>
           </w:p>
         </w:tc>
@@ -12083,6 +15144,33 @@
                   </m:r>
                 </m:sub>
               </m:sSub>
+              <m:r>
+                <m:rPr>
+                  <m:sty m:val="p"/>
+                </m:rPr>
+                <m:t>,</m:t>
+              </m:r>
+              <m:sSub>
+                <m:e>
+                  <m:r>
+                    <m:t>R</m:t>
+                  </m:r>
+                </m:e>
+                <m:sub>
+                  <m:r>
+                    <m:t>U</m:t>
+                  </m:r>
+                  <m:r>
+                    <m:rPr>
+                      <m:sty m:val="p"/>
+                    </m:rPr>
+                    <m:t>,</m:t>
+                  </m:r>
+                  <m:r>
+                    <m:t>k</m:t>
+                  </m:r>
+                </m:sub>
+              </m:sSub>
             </m:oMath>
             <w:r>
               <w:rPr>
@@ -12115,7 +15203,7 @@
                 <w:rFonts w:ascii="Times New Roman" w:hAnsi="Times New Roman" w:eastAsia="Times New Roman"/>
                 <w:sz w:val="18"/>
               </w:rPr>
-              <w:t xml:space="preserve">Effect negative or indeterminate</w:t>
+              <w:t xml:space="preserve">Effect or robustness negative/indeterminate</w:t>
             </w:r>
           </w:p>
         </w:tc>
@@ -12866,7 +15954,7 @@
         </w:tc>
       </w:tr>
     </w:tbl>
-    <w:bookmarkStart w:id="87" w:name="appendix-b.1-compact-algorithm"/>
+    <w:bookmarkStart w:id="114" w:name="appendix-b.1-compact-algorithm"/>
     <w:p>
       <w:pPr>
         <w:pStyle w:val="Heading3"/>
@@ -12936,7 +16024,7 @@
         <w:rPr>
           <w:sz w:val="19"/>
         </w:rPr>
-        <w:t xml:space="preserve">Define matched target and control interventions plus nearby admissible contexts.</w:t>
+        <w:t xml:space="preserve">Define matched target and control interventions; validate source fidelity and leakage controls.</w:t>
       </w:r>
     </w:p>
     <w:p>
@@ -12952,7 +16040,7 @@
         <w:rPr>
           <w:sz w:val="19"/>
         </w:rPr>
-        <w:t xml:space="preserve">Estimate class-specific content effects and latency with uncertainty.</w:t>
+        <w:t xml:space="preserve">Freeze burden-bounded contexts, context weights, and the robustness threshold.</w:t>
       </w:r>
     </w:p>
     <w:p>
@@ -12968,7 +16056,7 @@
         <w:rPr>
           <w:sz w:val="19"/>
         </w:rPr>
-        <w:t xml:space="preserve">Estimate selectivity against matched nulls and route dependence under interruption.</w:t>
+        <w:t xml:space="preserve">Estimate class-specific content effects, latency, and context robustness with uncertainty.</w:t>
       </w:r>
     </w:p>
     <w:p>
@@ -12984,7 +16072,7 @@
         <w:rPr>
           <w:sz w:val="19"/>
         </w:rPr>
-        <w:t xml:space="preserve">Mark a class qualifying only when every class-level gate passes.</w:t>
+        <w:t xml:space="preserve">Estimate selectivity against matched nulls and route dependence under interruption.</w:t>
       </w:r>
     </w:p>
     <w:p>
@@ -13000,7 +16088,7 @@
         <w:rPr>
           <w:sz w:val="19"/>
         </w:rPr>
-        <w:t xml:space="preserve">Compute weighted coverage, class count, and diversity evenness.</w:t>
+        <w:t xml:space="preserve">Mark a class qualifying only when every class-level gate passes.</w:t>
       </w:r>
     </w:p>
     <w:p>
@@ -13016,7 +16104,7 @@
         <w:rPr>
           <w:sz w:val="19"/>
         </w:rPr>
-        <w:t xml:space="preserve">Repeat after excluding report and executive classes.</w:t>
+        <w:t xml:space="preserve">Compute weighted coverage, class count, and diversity evenness.</w:t>
       </w:r>
     </w:p>
     <w:p>
@@ -13032,12 +16120,28 @@
         <w:rPr>
           <w:sz w:val="19"/>
         </w:rPr>
+        <w:t xml:space="preserve">Repeat after excluding report and executive classes.</w:t>
+      </w:r>
+    </w:p>
+    <w:p>
+      <w:pPr>
+        <w:pStyle w:val="Compact"/>
+        <w:numPr>
+          <w:ilvl w:val="0"/>
+          <w:numId w:val="1006"/>
+        </w:numPr>
+        <w:spacing w:line="228" w:lineRule="auto" w:after="20"/>
+      </w:pPr>
+      <w:r>
+        <w:rPr>
+          <w:sz w:val="19"/>
+        </w:rPr>
         <w:t xml:space="preserve">Stress-test reasonable specifications and issue the four-outcome result.</w:t>
       </w:r>
     </w:p>
-    <w:bookmarkEnd w:id="87"/>
-    <w:bookmarkEnd w:id="88"/>
-    <w:bookmarkStart w:id="89" w:name="appendix-c-preregistration-template"/>
+    <w:bookmarkEnd w:id="114"/>
+    <w:bookmarkEnd w:id="115"/>
+    <w:bookmarkStart w:id="116" w:name="appendix-c-preregistration-template"/>
     <w:p>
       <w:pPr>
         <w:pStyle w:val="Heading2"/>
@@ -13290,7 +16394,7 @@
                 <w:rFonts w:ascii="Times New Roman" w:hAnsi="Times New Roman" w:eastAsia="Times New Roman"/>
                 <w:sz w:val="18"/>
               </w:rPr>
-              <w:t xml:space="preserve">, localization method, and equivalence controls.</w:t>
+              <w:t xml:space="preserve">, localization method, source-fidelity test, source-leakage exclusion, and equivalence controls.</w:t>
             </w:r>
           </w:p>
         </w:tc>
@@ -13438,7 +16542,7 @@
                 <w:rFonts w:ascii="Times New Roman" w:hAnsi="Times New Roman" w:eastAsia="Times New Roman"/>
                 <w:sz w:val="18"/>
               </w:rPr>
-              <w:t xml:space="preserve">Recipient readiness probes, preparation-cost bound</w:t>
+              <w:t xml:space="preserve">Recipient readiness probes, burden functional</w:t>
             </w:r>
             <w:r>
               <w:rPr>
@@ -13449,8 +16553,86 @@
             </w:r>
             <m:oMath>
               <m:r>
+                <m:rPr>
+                  <m:sty m:val="p"/>
+                </m:rPr>
+                <m:t>Γ</m:t>
+              </m:r>
+            </m:oMath>
+            <w:r>
+              <w:rPr>
+                <w:rFonts w:ascii="Times New Roman" w:hAnsi="Times New Roman" w:eastAsia="Times New Roman"/>
+                <w:sz w:val="18"/>
+              </w:rPr>
+              <w:t xml:space="preserve">, bound</w:t>
+            </w:r>
+            <w:r>
+              <w:rPr>
+                <w:rFonts w:ascii="Times New Roman" w:hAnsi="Times New Roman" w:eastAsia="Times New Roman"/>
+                <w:sz w:val="18"/>
+              </w:rPr>
+              <w:t xml:space="preserve"> </w:t>
+            </w:r>
+            <m:oMath>
+              <m:r>
                 <m:t>γ</m:t>
               </m:r>
+            </m:oMath>
+            <w:r>
+              <w:rPr>
+                <w:rFonts w:ascii="Times New Roman" w:hAnsi="Times New Roman" w:eastAsia="Times New Roman"/>
+                <w:sz w:val="18"/>
+              </w:rPr>
+              <w:t xml:space="preserve">, context weights</w:t>
+            </w:r>
+            <w:r>
+              <w:rPr>
+                <w:rFonts w:ascii="Times New Roman" w:hAnsi="Times New Roman" w:eastAsia="Times New Roman"/>
+                <w:sz w:val="18"/>
+              </w:rPr>
+              <w:t xml:space="preserve"> </w:t>
+            </w:r>
+            <m:oMath>
+              <m:sSub>
+                <m:e>
+                  <m:r>
+                    <m:t>ν</m:t>
+                  </m:r>
+                </m:e>
+                <m:sub>
+                  <m:r>
+                    <m:t>k</m:t>
+                  </m:r>
+                </m:sub>
+              </m:sSub>
+            </m:oMath>
+            <w:r>
+              <w:rPr>
+                <w:rFonts w:ascii="Times New Roman" w:hAnsi="Times New Roman" w:eastAsia="Times New Roman"/>
+                <w:sz w:val="18"/>
+              </w:rPr>
+              <w:t xml:space="preserve">, robustness threshold</w:t>
+            </w:r>
+            <w:r>
+              <w:rPr>
+                <w:rFonts w:ascii="Times New Roman" w:hAnsi="Times New Roman" w:eastAsia="Times New Roman"/>
+                <w:sz w:val="18"/>
+              </w:rPr>
+              <w:t xml:space="preserve"> </w:t>
+            </w:r>
+            <m:oMath>
+              <m:sSub>
+                <m:e>
+                  <m:r>
+                    <m:t>ρ</m:t>
+                  </m:r>
+                </m:e>
+                <m:sub>
+                  <m:r>
+                    <m:t>U</m:t>
+                  </m:r>
+                </m:sub>
+              </m:sSub>
             </m:oMath>
             <w:r>
               <w:rPr>
@@ -14243,8 +17425,8 @@
         </w:tc>
       </w:tr>
     </w:tbl>
-    <w:bookmarkEnd w:id="89"/>
-    <w:bookmarkStart w:id="90" w:name="Xc97f86173e8adcab9d056c197548ffe358e6193"/>
+    <w:bookmarkEnd w:id="116"/>
+    <w:bookmarkStart w:id="117" w:name="Xc97f86173e8adcab9d056c197548ffe358e6193"/>
     <w:p>
       <w:pPr>
         <w:pStyle w:val="Heading2"/>
@@ -14974,9 +18156,233 @@
           </w:p>
         </w:tc>
       </w:tr>
+      <w:tr>
+        <w:trPr>
+          <w:cantSplit/>
+        </w:trPr>
+        <w:tc>
+          <w:tcPr>
+            <w:tcW w:type="dxa" w:w="2153"/>
+            <w:shd w:fill="FFFFFF" w:val="clear"/>
+          </w:tcPr>
+          <w:p>
+            <w:pPr>
+              <w:pStyle w:val="Compact"/>
+              <w:spacing w:after="60"/>
+            </w:pPr>
+            <w:r>
+              <w:rPr>
+                <w:rFonts w:ascii="Times New Roman" w:hAnsi="Times New Roman" w:eastAsia="Times New Roman"/>
+                <w:sz w:val="18"/>
+              </w:rPr>
+              <w:t xml:space="preserve">Context shopping</w:t>
+            </w:r>
+          </w:p>
+        </w:tc>
+        <w:tc>
+          <w:tcPr>
+            <w:tcW w:type="dxa" w:w="3463"/>
+            <w:shd w:fill="FFFFFF" w:val="clear"/>
+          </w:tcPr>
+          <w:p>
+            <w:pPr>
+              <w:pStyle w:val="Compact"/>
+              <w:spacing w:after="60"/>
+            </w:pPr>
+            <w:r>
+              <w:rPr>
+                <w:rFonts w:ascii="Times New Roman" w:hAnsi="Times New Roman" w:eastAsia="Times New Roman"/>
+                <w:sz w:val="18"/>
+              </w:rPr>
+              <w:t xml:space="preserve">One rare or engineered preparation produces a large maximum effect.</w:t>
+            </w:r>
+          </w:p>
+        </w:tc>
+        <w:tc>
+          <w:tcPr>
+            <w:tcW w:type="dxa" w:w="3744"/>
+            <w:shd w:fill="FFFFFF" w:val="clear"/>
+          </w:tcPr>
+          <w:p>
+            <w:pPr>
+              <w:pStyle w:val="Compact"/>
+              <w:spacing w:after="60"/>
+            </w:pPr>
+            <w:r>
+              <w:rPr>
+                <w:rFonts w:ascii="Times New Roman" w:hAnsi="Times New Roman" w:eastAsia="Times New Roman"/>
+                <w:sz w:val="18"/>
+              </w:rPr>
+              <w:t xml:space="preserve">Freeze</w:t>
+            </w:r>
+            <w:r>
+              <w:rPr>
+                <w:rFonts w:ascii="Times New Roman" w:hAnsi="Times New Roman" w:eastAsia="Times New Roman"/>
+                <w:sz w:val="18"/>
+              </w:rPr>
+              <w:t xml:space="preserve"> </w:t>
+            </w:r>
+            <m:oMath>
+              <m:sSubSup>
+                <m:e>
+                  <m:r>
+                    <m:rPr>
+                      <m:scr m:val="script"/>
+                      <m:sty m:val="p"/>
+                    </m:rPr>
+                    <m:t>U</m:t>
+                  </m:r>
+                </m:e>
+                <m:sub>
+                  <m:r>
+                    <m:t>k</m:t>
+                  </m:r>
+                </m:sub>
+                <m:sup>
+                  <m:r>
+                    <m:t>γ</m:t>
+                  </m:r>
+                </m:sup>
+              </m:sSubSup>
+            </m:oMath>
+            <w:r>
+              <w:rPr>
+                <w:rFonts w:ascii="Times New Roman" w:hAnsi="Times New Roman" w:eastAsia="Times New Roman"/>
+                <w:sz w:val="18"/>
+              </w:rPr>
+              <w:t xml:space="preserve">,</w:t>
+            </w:r>
+            <w:r>
+              <w:rPr>
+                <w:rFonts w:ascii="Times New Roman" w:hAnsi="Times New Roman" w:eastAsia="Times New Roman"/>
+                <w:sz w:val="18"/>
+              </w:rPr>
+              <w:t xml:space="preserve"> </w:t>
+            </w:r>
+            <m:oMath>
+              <m:sSub>
+                <m:e>
+                  <m:r>
+                    <m:t>ν</m:t>
+                  </m:r>
+                </m:e>
+                <m:sub>
+                  <m:r>
+                    <m:t>k</m:t>
+                  </m:r>
+                </m:sub>
+              </m:sSub>
+            </m:oMath>
+            <w:r>
+              <w:rPr>
+                <w:rFonts w:ascii="Times New Roman" w:hAnsi="Times New Roman" w:eastAsia="Times New Roman"/>
+                <w:sz w:val="18"/>
+              </w:rPr>
+              <w:t xml:space="preserve">, and</w:t>
+            </w:r>
+            <w:r>
+              <w:rPr>
+                <w:rFonts w:ascii="Times New Roman" w:hAnsi="Times New Roman" w:eastAsia="Times New Roman"/>
+                <w:sz w:val="18"/>
+              </w:rPr>
+              <w:t xml:space="preserve"> </w:t>
+            </w:r>
+            <m:oMath>
+              <m:sSub>
+                <m:e>
+                  <m:r>
+                    <m:t>ρ</m:t>
+                  </m:r>
+                </m:e>
+                <m:sub>
+                  <m:r>
+                    <m:t>U</m:t>
+                  </m:r>
+                </m:sub>
+              </m:sSub>
+            </m:oMath>
+            <w:r>
+              <w:rPr>
+                <w:rFonts w:ascii="Times New Roman" w:hAnsi="Times New Roman" w:eastAsia="Times New Roman"/>
+                <w:sz w:val="18"/>
+              </w:rPr>
+              <w:t xml:space="preserve"> </w:t>
+            </w:r>
+            <w:r>
+              <w:rPr>
+                <w:rFonts w:ascii="Times New Roman" w:hAnsi="Times New Roman" w:eastAsia="Times New Roman"/>
+                <w:sz w:val="18"/>
+              </w:rPr>
+              <w:t xml:space="preserve">before the critical test.</w:t>
+            </w:r>
+          </w:p>
+        </w:tc>
+      </w:tr>
+      <w:tr>
+        <w:trPr>
+          <w:cantSplit/>
+        </w:trPr>
+        <w:tc>
+          <w:tcPr>
+            <w:tcW w:type="dxa" w:w="2153"/>
+            <w:shd w:fill="EAF1F6" w:val="clear"/>
+          </w:tcPr>
+          <w:p>
+            <w:pPr>
+              <w:pStyle w:val="Compact"/>
+              <w:spacing w:after="60"/>
+            </w:pPr>
+            <w:r>
+              <w:rPr>
+                <w:rFonts w:ascii="Times New Roman" w:hAnsi="Times New Roman" w:eastAsia="Times New Roman"/>
+                <w:sz w:val="18"/>
+              </w:rPr>
+              <w:t xml:space="preserve">Source leakage</w:t>
+            </w:r>
+          </w:p>
+        </w:tc>
+        <w:tc>
+          <w:tcPr>
+            <w:tcW w:type="dxa" w:w="3463"/>
+            <w:shd w:fill="EAF1F6" w:val="clear"/>
+          </w:tcPr>
+          <w:p>
+            <w:pPr>
+              <w:pStyle w:val="Compact"/>
+              <w:spacing w:after="60"/>
+            </w:pPr>
+            <w:r>
+              <w:rPr>
+                <w:rFonts w:ascii="Times New Roman" w:hAnsi="Times New Roman" w:eastAsia="Times New Roman"/>
+                <w:sz w:val="18"/>
+              </w:rPr>
+              <w:t xml:space="preserve">The injected content is decoded from the manipulated dimensions themselves.</w:t>
+            </w:r>
+          </w:p>
+        </w:tc>
+        <w:tc>
+          <w:tcPr>
+            <w:tcW w:type="dxa" w:w="3744"/>
+            <w:shd w:fill="EAF1F6" w:val="clear"/>
+          </w:tcPr>
+          <w:p>
+            <w:pPr>
+              <w:pStyle w:val="Compact"/>
+              <w:spacing w:after="60"/>
+            </w:pPr>
+            <w:r>
+              <w:rPr>
+                <w:rFonts w:ascii="Times New Roman" w:hAnsi="Times New Roman" w:eastAsia="Times New Roman"/>
+                <w:sz w:val="18"/>
+              </w:rPr>
+              <w:t xml:space="preserve">Exclude source dimensions from recipient readouts and use held-out source-only controls.</w:t>
+            </w:r>
+          </w:p>
+        </w:tc>
+      </w:tr>
     </w:tbl>
-    <w:bookmarkEnd w:id="90"/>
-    <w:bookmarkStart w:id="91" w:name="appendix-e-case-analysis-matrix"/>
+    <w:bookmarkEnd w:id="117"/>
+    <w:bookmarkStart w:id="118" w:name="appendix-e-case-analysis-matrix"/>
     <w:p>
       <w:pPr>
         <w:pStyle w:val="Heading2"/>
@@ -15798,8 +19204,8 @@
         </w:tc>
       </w:tr>
     </w:tbl>
-    <w:bookmarkEnd w:id="91"/>
-    <w:bookmarkStart w:id="96" w:name="appendix-f-synthetic-worked-examples"/>
+    <w:bookmarkEnd w:id="118"/>
+    <w:bookmarkStart w:id="124" w:name="appendix-f-synthetic-worked-examples"/>
     <w:p>
       <w:pPr>
         <w:pStyle w:val="Heading2"/>
@@ -15817,7 +19223,7 @@
         <w:t xml:space="preserve">The following values are illustrative one-sided confidence bounds, not empirical estimates.</w:t>
       </w:r>
     </w:p>
-    <w:bookmarkStart w:id="92" w:name="X21ee39151d8a35ad0c749e2527ca79a79a13a0a"/>
+    <w:bookmarkStart w:id="119" w:name="X21ee39151d8a35ad0c749e2527ca79a79a13a0a"/>
     <w:p>
       <w:pPr>
         <w:pStyle w:val="Heading3"/>
@@ -15903,7 +19309,7 @@
         </m:r>
       </m:oMath>
       <w:r>
-        <w:t xml:space="preserve">, and</w:t>
+        <w:t xml:space="preserve">,</w:t>
       </w:r>
       <w:r>
         <w:t xml:space="preserve"> </w:t>
@@ -15920,6 +19326,46 @@
         </m:r>
         <m:r>
           <m:t>.45</m:t>
+        </m:r>
+      </m:oMath>
+      <w:r>
+        <w:t xml:space="preserve">, and</w:t>
+      </w:r>
+      <w:r>
+        <w:t xml:space="preserve"> </w:t>
+      </w:r>
+      <m:oMath>
+        <m:sSub>
+          <m:e>
+            <m:r>
+              <m:t>ρ</m:t>
+            </m:r>
+          </m:e>
+          <m:sub>
+            <m:r>
+              <m:t>U</m:t>
+            </m:r>
+          </m:sub>
+        </m:sSub>
+        <m:r>
+          <m:rPr>
+            <m:sty m:val="p"/>
+          </m:rPr>
+          <m:t>=</m:t>
+        </m:r>
+        <m:r>
+          <m:t>.70</m:t>
+        </m:r>
+      </m:oMath>
+      <w:r>
+        <w:t xml:space="preserve">. Unless otherwise noted, each qualifying class also has a context-robustness lower bound at or above</w:t>
+      </w:r>
+      <w:r>
+        <w:t xml:space="preserve"> </w:t>
+      </w:r>
+      <m:oMath>
+        <m:r>
+          <m:t>.70</m:t>
         </m:r>
       </m:oMath>
       <w:r>
@@ -16925,8 +20371,8 @@
         <w:t xml:space="preserve">result despite the report class failing latency. The unresolved autonomic class remains reported but is not needed for the pass.</w:t>
       </w:r>
     </w:p>
-    <w:bookmarkEnd w:id="92"/>
-    <w:bookmarkStart w:id="93" w:name="X1d4591778f24392aa62bb536411b7787ccb224f"/>
+    <w:bookmarkEnd w:id="119"/>
+    <w:bookmarkStart w:id="120" w:name="X1d4591778f24392aa62bb536411b7787ccb224f"/>
     <w:p>
       <w:pPr>
         <w:pStyle w:val="Heading3"/>
@@ -17637,8 +21083,8 @@
         <w:t xml:space="preserve">This example shows why anatomical or computational extent is not the target. The compact network can be more system-wide in the functional sense than the homogeneous fan-out.</w:t>
       </w:r>
     </w:p>
-    <w:bookmarkEnd w:id="93"/>
-    <w:bookmarkStart w:id="94" w:name="X1bf56abe9e0e9a336227012d4f4aef8b407d2a5"/>
+    <w:bookmarkEnd w:id="120"/>
+    <w:bookmarkStart w:id="121" w:name="X1bf56abe9e0e9a336227012d4f4aef8b407d2a5"/>
     <w:p>
       <w:pPr>
         <w:pStyle w:val="Heading3"/>
@@ -17691,8 +21137,8 @@
         <w:t xml:space="preserve">while causal availability fails.</w:t>
       </w:r>
     </w:p>
-    <w:bookmarkEnd w:id="94"/>
-    <w:bookmarkStart w:id="95" w:name="appendix-f.4-threshold-uncertainty"/>
+    <w:bookmarkEnd w:id="121"/>
+    <w:bookmarkStart w:id="122" w:name="appendix-f.4-threshold-uncertainty"/>
     <w:p>
       <w:pPr>
         <w:pStyle w:val="Heading3"/>
@@ -17840,9 +21286,258 @@
         <w:t xml:space="preserve">, and both reduced-family tests otherwise pass. The result is indeterminate, not positive by the point estimate and not negative by the lower bound. More targeted perturbations should reduce uncertainty in the classes carrying the largest weight.</w:t>
       </w:r>
     </w:p>
-    <w:bookmarkEnd w:id="95"/>
-    <w:bookmarkEnd w:id="96"/>
-    <w:bookmarkStart w:id="97" w:name="Xa62e9718e77fb45033e6e446e2e77f794d72090"/>
+    <w:bookmarkEnd w:id="122"/>
+    <w:bookmarkStart w:id="123" w:name="Xb76f3fe573e3a02039bad86cbe1bc0c53cefe7b"/>
+    <w:p>
+      <w:pPr>
+        <w:pStyle w:val="Heading3"/>
+      </w:pPr>
+      <w:r>
+        <w:t xml:space="preserve">Appendix F.5 Context robustness and preparation burden</w:t>
+      </w:r>
+    </w:p>
+    <w:p>
+      <w:pPr>
+        <w:pStyle w:val="FirstParagraph"/>
+      </w:pPr>
+      <w:r>
+        <w:t xml:space="preserve">Suppose a candidate recipient has a large effect in four preregistered contexts. Baseline (</w:t>
+      </w:r>
+      <m:oMath>
+        <m:r>
+          <m:t>ν</m:t>
+        </m:r>
+        <m:r>
+          <m:rPr>
+            <m:sty m:val="p"/>
+          </m:rPr>
+          <m:t>=</m:t>
+        </m:r>
+        <m:r>
+          <m:t>.45</m:t>
+        </m:r>
+      </m:oMath>
+      <w:r>
+        <w:t xml:space="preserve">), a mild readiness cue (</w:t>
+      </w:r>
+      <m:oMath>
+        <m:r>
+          <m:t>ν</m:t>
+        </m:r>
+        <m:r>
+          <m:rPr>
+            <m:sty m:val="p"/>
+          </m:rPr>
+          <m:t>=</m:t>
+        </m:r>
+        <m:r>
+          <m:t>.30</m:t>
+        </m:r>
+      </m:oMath>
+      <w:r>
+        <w:t xml:space="preserve">), and a low-demand sensory context (</w:t>
+      </w:r>
+      <m:oMath>
+        <m:r>
+          <m:t>ν</m:t>
+        </m:r>
+        <m:r>
+          <m:rPr>
+            <m:sty m:val="p"/>
+          </m:rPr>
+          <m:t>=</m:t>
+        </m:r>
+        <m:r>
+          <m:t>.15</m:t>
+        </m:r>
+      </m:oMath>
+      <w:r>
+        <w:t xml:space="preserve">) are all below</w:t>
+      </w:r>
+      <w:r>
+        <w:t xml:space="preserve"> </w:t>
+      </w:r>
+      <m:oMath>
+        <m:r>
+          <m:t>γ</m:t>
+        </m:r>
+      </m:oMath>
+      <w:r>
+        <w:t xml:space="preserve">; the first two pass effect and latency gates, while the third is unresolved. A newly trained controller context would pass strongly but exceeds</w:t>
+      </w:r>
+      <w:r>
+        <w:t xml:space="preserve"> </w:t>
+      </w:r>
+      <m:oMath>
+        <m:r>
+          <m:t>γ</m:t>
+        </m:r>
+      </m:oMath>
+      <w:r>
+        <w:t xml:space="preserve"> </w:t>
+      </w:r>
+      <w:r>
+        <w:t xml:space="preserve">and is excluded before weights are normalized. The qualifying admissible mass is therefore</w:t>
+      </w:r>
+      <w:r>
+        <w:t xml:space="preserve"> </w:t>
+      </w:r>
+      <m:oMath>
+        <m:r>
+          <m:t>.45</m:t>
+        </m:r>
+        <m:r>
+          <m:rPr>
+            <m:sty m:val="p"/>
+          </m:rPr>
+          <m:t>+</m:t>
+        </m:r>
+        <m:r>
+          <m:t>.30</m:t>
+        </m:r>
+        <m:r>
+          <m:rPr>
+            <m:sty m:val="p"/>
+          </m:rPr>
+          <m:t>=</m:t>
+        </m:r>
+        <m:r>
+          <m:t>.75</m:t>
+        </m:r>
+      </m:oMath>
+      <w:r>
+        <w:t xml:space="preserve">. If the lower bound on</w:t>
+      </w:r>
+      <w:r>
+        <w:t xml:space="preserve"> </w:t>
+      </w:r>
+      <m:oMath>
+        <m:sSub>
+          <m:e>
+            <m:r>
+              <m:t>R</m:t>
+            </m:r>
+          </m:e>
+          <m:sub>
+            <m:r>
+              <m:t>U</m:t>
+            </m:r>
+            <m:r>
+              <m:rPr>
+                <m:sty m:val="p"/>
+              </m:rPr>
+              <m:t>,</m:t>
+            </m:r>
+            <m:r>
+              <m:t>k</m:t>
+            </m:r>
+          </m:sub>
+        </m:sSub>
+      </m:oMath>
+      <w:r>
+        <w:t xml:space="preserve"> </w:t>
+      </w:r>
+      <w:r>
+        <w:t xml:space="preserve">is</w:t>
+      </w:r>
+      <w:r>
+        <w:t xml:space="preserve"> </w:t>
+      </w:r>
+      <m:oMath>
+        <m:r>
+          <m:t>.71</m:t>
+        </m:r>
+      </m:oMath>
+      <w:r>
+        <w:t xml:space="preserve"> </w:t>
+      </w:r>
+      <w:r>
+        <w:t xml:space="preserve">and</w:t>
+      </w:r>
+      <w:r>
+        <w:t xml:space="preserve"> </w:t>
+      </w:r>
+      <m:oMath>
+        <m:sSub>
+          <m:e>
+            <m:r>
+              <m:t>ρ</m:t>
+            </m:r>
+          </m:e>
+          <m:sub>
+            <m:r>
+              <m:t>U</m:t>
+            </m:r>
+          </m:sub>
+        </m:sSub>
+        <m:r>
+          <m:rPr>
+            <m:sty m:val="p"/>
+          </m:rPr>
+          <m:t>=</m:t>
+        </m:r>
+        <m:r>
+          <m:t>.70</m:t>
+        </m:r>
+      </m:oMath>
+      <w:r>
+        <w:t xml:space="preserve">, the recipient passes. If the same effect appeared only in a rare context with</w:t>
+      </w:r>
+      <w:r>
+        <w:t xml:space="preserve"> </w:t>
+      </w:r>
+      <m:oMath>
+        <m:r>
+          <m:t>ν</m:t>
+        </m:r>
+        <m:r>
+          <m:rPr>
+            <m:sty m:val="p"/>
+          </m:rPr>
+          <m:t>=</m:t>
+        </m:r>
+        <m:r>
+          <m:t>.08</m:t>
+        </m:r>
+      </m:oMath>
+      <w:r>
+        <w:t xml:space="preserve">, the large maximum</w:t>
+      </w:r>
+      <w:r>
+        <w:t xml:space="preserve"> </w:t>
+      </w:r>
+      <m:oMath>
+        <m:sSubSup>
+          <m:e>
+            <m:r>
+              <m:t>E</m:t>
+            </m:r>
+          </m:e>
+          <m:sub>
+            <m:r>
+              <m:t>k</m:t>
+            </m:r>
+          </m:sub>
+          <m:sup>
+            <m:r>
+              <m:rPr>
+                <m:sty m:val="p"/>
+              </m:rPr>
+              <m:t>*</m:t>
+            </m:r>
+          </m:sup>
+        </m:sSubSup>
+      </m:oMath>
+      <w:r>
+        <w:t xml:space="preserve"> </w:t>
+      </w:r>
+      <w:r>
+        <w:t xml:space="preserve">would be reported, but the recipient would fail context robustness.</w:t>
+      </w:r>
+    </w:p>
+    <w:bookmarkEnd w:id="123"/>
+    <w:bookmarkEnd w:id="124"/>
+    <w:bookmarkStart w:id="125" w:name="Xa62e9718e77fb45033e6e446e2e77f794d72090"/>
     <w:p>
       <w:pPr>
         <w:pStyle w:val="Heading2"/>
@@ -18018,7 +21713,7 @@
                 <w:rFonts w:ascii="Times New Roman" w:hAnsi="Times New Roman" w:eastAsia="Times New Roman"/>
                 <w:sz w:val="18"/>
               </w:rPr>
-              <w:t xml:space="preserve">Boundary, content, taxonomy, intervention, and regime checks all pass.</w:t>
+              <w:t xml:space="preserve">Boundary, content, source fidelity, taxonomy, context, intervention, and regime checks all pass.</w:t>
             </w:r>
           </w:p>
         </w:tc>
@@ -18080,7 +21775,7 @@
                 <w:rFonts w:ascii="Times New Roman" w:hAnsi="Times New Roman" w:eastAsia="Times New Roman"/>
                 <w:sz w:val="18"/>
               </w:rPr>
-              <w:t xml:space="preserve">Recipient effect</w:t>
+              <w:t xml:space="preserve">Context admissibility</w:t>
             </w:r>
           </w:p>
         </w:tc>
@@ -18099,7 +21794,7 @@
                 <m:rPr>
                   <m:sty m:val="p"/>
                 </m:rPr>
-                <m:t>LCB</m:t>
+                <m:t>Γ</m:t>
               </m:r>
               <m:r>
                 <m:rPr>
@@ -18107,57 +21802,49 @@
                 </m:rPr>
                 <m:t>(</m:t>
               </m:r>
-              <m:sSubSup>
+              <m:r>
+                <m:t>u</m:t>
+              </m:r>
+              <m:r>
+                <m:rPr>
+                  <m:sty m:val="p"/>
+                </m:rPr>
+                <m:t>,</m:t>
+              </m:r>
+              <m:sSub>
                 <m:e>
                   <m:r>
-                    <m:t>E</m:t>
+                    <m:t>u</m:t>
                   </m:r>
                 </m:e>
                 <m:sub>
                   <m:r>
-                    <m:t>k</m:t>
-                  </m:r>
-                </m:sub>
-                <m:sup>
-                  <m:r>
-                    <m:rPr>
-                      <m:sty m:val="p"/>
-                    </m:rPr>
-                    <m:t>*</m:t>
-                  </m:r>
-                </m:sup>
-              </m:sSubSup>
-              <m:r>
-                <m:rPr>
-                  <m:sty m:val="p"/>
-                </m:rPr>
-                <m:t>)</m:t>
-              </m:r>
-              <m:r>
-                <m:rPr>
-                  <m:sty m:val="p"/>
-                </m:rPr>
-                <m:t>≥</m:t>
-              </m:r>
-              <m:sSub>
-                <m:e>
-                  <m:r>
-                    <m:t>ϵ</m:t>
-                  </m:r>
-                </m:e>
-                <m:sub>
-                  <m:r>
-                    <m:t>k</m:t>
+                    <m:t>0</m:t>
                   </m:r>
                 </m:sub>
               </m:sSub>
+              <m:r>
+                <m:rPr>
+                  <m:sty m:val="p"/>
+                </m:rPr>
+                <m:t>)</m:t>
+              </m:r>
+              <m:r>
+                <m:rPr>
+                  <m:sty m:val="p"/>
+                </m:rPr>
+                <m:t>≤</m:t>
+              </m:r>
+              <m:r>
+                <m:t>γ</m:t>
+              </m:r>
             </m:oMath>
             <w:r>
               <w:rPr>
                 <w:rFonts w:ascii="Times New Roman" w:hAnsi="Times New Roman" w:eastAsia="Times New Roman"/>
                 <w:sz w:val="18"/>
               </w:rPr>
-              <w:t xml:space="preserve">.</w:t>
+              <w:t xml:space="preserve">; regime preserved; no new route.</w:t>
             </w:r>
           </w:p>
         </w:tc>
@@ -18171,70 +21858,38 @@
               <w:pStyle w:val="Compact"/>
               <w:spacing w:after="60"/>
             </w:pPr>
+            <w:r>
+              <w:rPr>
+                <w:rFonts w:ascii="Times New Roman" w:hAnsi="Times New Roman" w:eastAsia="Times New Roman"/>
+                <w:sz w:val="18"/>
+              </w:rPr>
+              <w:t xml:space="preserve">Burden exceeds</w:t>
+            </w:r>
+            <w:r>
+              <w:rPr>
+                <w:rFonts w:ascii="Times New Roman" w:hAnsi="Times New Roman" w:eastAsia="Times New Roman"/>
+                <w:sz w:val="18"/>
+              </w:rPr>
+              <w:t xml:space="preserve"> </w:t>
+            </w:r>
             <m:oMath>
               <m:r>
-                <m:rPr>
-                  <m:sty m:val="p"/>
-                </m:rPr>
-                <m:t>UCB</m:t>
-              </m:r>
-              <m:r>
-                <m:rPr>
-                  <m:sty m:val="p"/>
-                </m:rPr>
-                <m:t>(</m:t>
-              </m:r>
-              <m:sSubSup>
-                <m:e>
-                  <m:r>
-                    <m:t>E</m:t>
-                  </m:r>
-                </m:e>
-                <m:sub>
-                  <m:r>
-                    <m:t>k</m:t>
-                  </m:r>
-                </m:sub>
-                <m:sup>
-                  <m:r>
-                    <m:rPr>
-                      <m:sty m:val="p"/>
-                    </m:rPr>
-                    <m:t>*</m:t>
-                  </m:r>
-                </m:sup>
-              </m:sSubSup>
-              <m:r>
-                <m:rPr>
-                  <m:sty m:val="p"/>
-                </m:rPr>
-                <m:t>)</m:t>
-              </m:r>
-              <m:r>
-                <m:rPr>
-                  <m:sty m:val="p"/>
-                </m:rPr>
-                <m:t>&lt;</m:t>
-              </m:r>
-              <m:sSub>
-                <m:e>
-                  <m:r>
-                    <m:t>ϵ</m:t>
-                  </m:r>
-                </m:e>
-                <m:sub>
-                  <m:r>
-                    <m:t>k</m:t>
-                  </m:r>
-                </m:sub>
-              </m:sSub>
+                <m:t>γ</m:t>
+              </m:r>
             </m:oMath>
             <w:r>
               <w:rPr>
                 <w:rFonts w:ascii="Times New Roman" w:hAnsi="Times New Roman" w:eastAsia="Times New Roman"/>
                 <w:sz w:val="18"/>
               </w:rPr>
-              <w:t xml:space="preserve">.</w:t>
+              <w:t xml:space="preserve"> </w:t>
+            </w:r>
+            <w:r>
+              <w:rPr>
+                <w:rFonts w:ascii="Times New Roman" w:hAnsi="Times New Roman" w:eastAsia="Times New Roman"/>
+                <w:sz w:val="18"/>
+              </w:rPr>
+              <w:t xml:space="preserve">or the context changes regime/routing.</w:t>
             </w:r>
           </w:p>
         </w:tc>
@@ -18253,7 +21908,7 @@
                 <w:rFonts w:ascii="Times New Roman" w:hAnsi="Times New Roman" w:eastAsia="Times New Roman"/>
                 <w:sz w:val="18"/>
               </w:rPr>
-              <w:t xml:space="preserve">Recipient effect indeterminate.</w:t>
+              <w:t xml:space="preserve">Context excluded or unlicensed.</w:t>
             </w:r>
           </w:p>
         </w:tc>
@@ -18277,7 +21932,7 @@
                 <w:rFonts w:ascii="Times New Roman" w:hAnsi="Times New Roman" w:eastAsia="Times New Roman"/>
                 <w:sz w:val="18"/>
               </w:rPr>
-              <w:t xml:space="preserve">Latency</w:t>
+              <w:t xml:space="preserve">Recipient effect</w:t>
             </w:r>
           </w:p>
         </w:tc>
@@ -18296,18 +21951,50 @@
                 <m:rPr>
                   <m:sty m:val="p"/>
                 </m:rPr>
-                <m:t>UCB</m:t>
+                <m:t>LCB</m:t>
               </m:r>
               <m:r>
                 <m:rPr>
                   <m:sty m:val="p"/>
                 </m:rPr>
                 <m:t>(</m:t>
+              </m:r>
+              <m:sSubSup>
+                <m:e>
+                  <m:r>
+                    <m:t>E</m:t>
+                  </m:r>
+                </m:e>
+                <m:sub>
+                  <m:r>
+                    <m:t>k</m:t>
+                  </m:r>
+                </m:sub>
+                <m:sup>
+                  <m:r>
+                    <m:rPr>
+                      <m:sty m:val="p"/>
+                    </m:rPr>
+                    <m:t>*</m:t>
+                  </m:r>
+                </m:sup>
+              </m:sSubSup>
+              <m:r>
+                <m:rPr>
+                  <m:sty m:val="p"/>
+                </m:rPr>
+                <m:t>)</m:t>
+              </m:r>
+              <m:r>
+                <m:rPr>
+                  <m:sty m:val="p"/>
+                </m:rPr>
+                <m:t>≥</m:t>
               </m:r>
               <m:sSub>
                 <m:e>
                   <m:r>
-                    <m:t>L</m:t>
+                    <m:t>ϵ</m:t>
                   </m:r>
                 </m:e>
                 <m:sub>
@@ -18316,21 +22003,6 @@
                   </m:r>
                 </m:sub>
               </m:sSub>
-              <m:r>
-                <m:rPr>
-                  <m:sty m:val="p"/>
-                </m:rPr>
-                <m:t>)</m:t>
-              </m:r>
-              <m:r>
-                <m:rPr>
-                  <m:sty m:val="p"/>
-                </m:rPr>
-                <m:t>≤</m:t>
-              </m:r>
-              <m:r>
-                <m:t>λ</m:t>
-              </m:r>
             </m:oMath>
             <w:r>
               <w:rPr>
@@ -18356,18 +22028,50 @@
                 <m:rPr>
                   <m:sty m:val="p"/>
                 </m:rPr>
-                <m:t>LCB</m:t>
+                <m:t>UCB</m:t>
               </m:r>
               <m:r>
                 <m:rPr>
                   <m:sty m:val="p"/>
                 </m:rPr>
                 <m:t>(</m:t>
+              </m:r>
+              <m:sSubSup>
+                <m:e>
+                  <m:r>
+                    <m:t>E</m:t>
+                  </m:r>
+                </m:e>
+                <m:sub>
+                  <m:r>
+                    <m:t>k</m:t>
+                  </m:r>
+                </m:sub>
+                <m:sup>
+                  <m:r>
+                    <m:rPr>
+                      <m:sty m:val="p"/>
+                    </m:rPr>
+                    <m:t>*</m:t>
+                  </m:r>
+                </m:sup>
+              </m:sSubSup>
+              <m:r>
+                <m:rPr>
+                  <m:sty m:val="p"/>
+                </m:rPr>
+                <m:t>)</m:t>
+              </m:r>
+              <m:r>
+                <m:rPr>
+                  <m:sty m:val="p"/>
+                </m:rPr>
+                <m:t>&lt;</m:t>
               </m:r>
               <m:sSub>
                 <m:e>
                   <m:r>
-                    <m:t>L</m:t>
+                    <m:t>ϵ</m:t>
                   </m:r>
                 </m:e>
                 <m:sub>
@@ -18376,21 +22080,6 @@
                   </m:r>
                 </m:sub>
               </m:sSub>
-              <m:r>
-                <m:rPr>
-                  <m:sty m:val="p"/>
-                </m:rPr>
-                <m:t>)</m:t>
-              </m:r>
-              <m:r>
-                <m:rPr>
-                  <m:sty m:val="p"/>
-                </m:rPr>
-                <m:t>&gt;</m:t>
-              </m:r>
-              <m:r>
-                <m:t>λ</m:t>
-              </m:r>
             </m:oMath>
             <w:r>
               <w:rPr>
@@ -18416,7 +22105,7 @@
                 <w:rFonts w:ascii="Times New Roman" w:hAnsi="Times New Roman" w:eastAsia="Times New Roman"/>
                 <w:sz w:val="18"/>
               </w:rPr>
-              <w:t xml:space="preserve">Latency indeterminate.</w:t>
+              <w:t xml:space="preserve">Recipient effect indeterminate.</w:t>
             </w:r>
           </w:p>
         </w:tc>
@@ -18440,7 +22129,7 @@
                 <w:rFonts w:ascii="Times New Roman" w:hAnsi="Times New Roman" w:eastAsia="Times New Roman"/>
                 <w:sz w:val="18"/>
               </w:rPr>
-              <w:t xml:space="preserve">Selectivity</w:t>
+              <w:t xml:space="preserve">Latency</w:t>
             </w:r>
           </w:p>
         </w:tc>
@@ -18459,7 +22148,7 @@
                 <m:rPr>
                   <m:sty m:val="p"/>
                 </m:rPr>
-                <m:t>LCB</m:t>
+                <m:t>UCB</m:t>
               </m:r>
               <m:r>
                 <m:rPr>
@@ -18470,10 +22159,7 @@
               <m:sSub>
                 <m:e>
                   <m:r>
-                    <m:rPr>
-                      <m:sty m:val="p"/>
-                    </m:rPr>
-                    <m:t>Sel</m:t>
+                    <m:t>L</m:t>
                   </m:r>
                 </m:e>
                 <m:sub>
@@ -18492,10 +22178,10 @@
                 <m:rPr>
                   <m:sty m:val="p"/>
                 </m:rPr>
-                <m:t>≥</m:t>
-              </m:r>
-              <m:r>
-                <m:t>s</m:t>
+                <m:t>≤</m:t>
+              </m:r>
+              <m:r>
+                <m:t>λ</m:t>
               </m:r>
             </m:oMath>
             <w:r>
@@ -18522,7 +22208,7 @@
                 <m:rPr>
                   <m:sty m:val="p"/>
                 </m:rPr>
-                <m:t>UCB</m:t>
+                <m:t>LCB</m:t>
               </m:r>
               <m:r>
                 <m:rPr>
@@ -18533,10 +22219,7 @@
               <m:sSub>
                 <m:e>
                   <m:r>
-                    <m:rPr>
-                      <m:sty m:val="p"/>
-                    </m:rPr>
-                    <m:t>Sel</m:t>
+                    <m:t>L</m:t>
                   </m:r>
                 </m:e>
                 <m:sub>
@@ -18555,10 +22238,10 @@
                 <m:rPr>
                   <m:sty m:val="p"/>
                 </m:rPr>
-                <m:t>&lt;</m:t>
-              </m:r>
-              <m:r>
-                <m:t>s</m:t>
+                <m:t>&gt;</m:t>
+              </m:r>
+              <m:r>
+                <m:t>λ</m:t>
               </m:r>
             </m:oMath>
             <w:r>
@@ -18585,7 +22268,7 @@
                 <w:rFonts w:ascii="Times New Roman" w:hAnsi="Times New Roman" w:eastAsia="Times New Roman"/>
                 <w:sz w:val="18"/>
               </w:rPr>
-              <w:t xml:space="preserve">Diffusion conflict or indeterminate.</w:t>
+              <w:t xml:space="preserve">Latency indeterminate.</w:t>
             </w:r>
           </w:p>
         </w:tc>
@@ -18609,7 +22292,7 @@
                 <w:rFonts w:ascii="Times New Roman" w:hAnsi="Times New Roman" w:eastAsia="Times New Roman"/>
                 <w:sz w:val="18"/>
               </w:rPr>
-              <w:t xml:space="preserve">Route</w:t>
+              <w:t xml:space="preserve">Selectivity</w:t>
             </w:r>
           </w:p>
         </w:tc>
@@ -18642,7 +22325,7 @@
                     <m:rPr>
                       <m:sty m:val="p"/>
                     </m:rPr>
-                    <m:t>Route</m:t>
+                    <m:t>Sel</m:t>
                   </m:r>
                 </m:e>
                 <m:sub>
@@ -18664,7 +22347,7 @@
                 <m:t>≥</m:t>
               </m:r>
               <m:r>
-                <m:t>r</m:t>
+                <m:t>s</m:t>
               </m:r>
             </m:oMath>
             <w:r>
@@ -18705,7 +22388,7 @@
                     <m:rPr>
                       <m:sty m:val="p"/>
                     </m:rPr>
-                    <m:t>Route</m:t>
+                    <m:t>Sel</m:t>
                   </m:r>
                 </m:e>
                 <m:sub>
@@ -18727,7 +22410,7 @@
                 <m:t>&lt;</m:t>
               </m:r>
               <m:r>
-                <m:t>r</m:t>
+                <m:t>s</m:t>
               </m:r>
             </m:oMath>
             <w:r>
@@ -18735,14 +22418,7 @@
                 <w:rFonts w:ascii="Times New Roman" w:hAnsi="Times New Roman" w:eastAsia="Times New Roman"/>
                 <w:sz w:val="18"/>
               </w:rPr>
-              <w:t xml:space="preserve"> </w:t>
-            </w:r>
-            <w:r>
-              <w:rPr>
-                <w:rFonts w:ascii="Times New Roman" w:hAnsi="Times New Roman" w:eastAsia="Times New Roman"/>
-                <w:sz w:val="18"/>
-              </w:rPr>
-              <w:t xml:space="preserve">with adequate route coverage.</w:t>
+              <w:t xml:space="preserve">.</w:t>
             </w:r>
           </w:p>
         </w:tc>
@@ -18761,7 +22437,7 @@
                 <w:rFonts w:ascii="Times New Roman" w:hAnsi="Times New Roman" w:eastAsia="Times New Roman"/>
                 <w:sz w:val="18"/>
               </w:rPr>
-              <w:t xml:space="preserve">Route indeterminate.</w:t>
+              <w:t xml:space="preserve">Diffusion conflict or indeterminate.</w:t>
             </w:r>
           </w:p>
         </w:tc>
@@ -18785,7 +22461,7 @@
                 <w:rFonts w:ascii="Times New Roman" w:hAnsi="Times New Roman" w:eastAsia="Times New Roman"/>
                 <w:sz w:val="18"/>
               </w:rPr>
-              <w:t xml:space="preserve">Coverage</w:t>
+              <w:t xml:space="preserve">Route</w:t>
             </w:r>
           </w:p>
         </w:tc>
@@ -18815,12 +22491,15 @@
               <m:sSub>
                 <m:e>
                   <m:r>
-                    <m:t>C</m:t>
+                    <m:rPr>
+                      <m:sty m:val="p"/>
+                    </m:rPr>
+                    <m:t>Route</m:t>
                   </m:r>
                 </m:e>
                 <m:sub>
                   <m:r>
-                    <m:t>A</m:t>
+                    <m:t>k</m:t>
                   </m:r>
                 </m:sub>
               </m:sSub>
@@ -18837,7 +22516,7 @@
                 <m:t>≥</m:t>
               </m:r>
               <m:r>
-                <m:t>α</m:t>
+                <m:t>r</m:t>
               </m:r>
             </m:oMath>
             <w:r>
@@ -18875,12 +22554,15 @@
               <m:sSub>
                 <m:e>
                   <m:r>
-                    <m:t>C</m:t>
+                    <m:rPr>
+                      <m:sty m:val="p"/>
+                    </m:rPr>
+                    <m:t>Route</m:t>
                   </m:r>
                 </m:e>
                 <m:sub>
                   <m:r>
-                    <m:t>A</m:t>
+                    <m:t>k</m:t>
                   </m:r>
                 </m:sub>
               </m:sSub>
@@ -18897,7 +22579,7 @@
                 <m:t>&lt;</m:t>
               </m:r>
               <m:r>
-                <m:t>α</m:t>
+                <m:t>r</m:t>
               </m:r>
             </m:oMath>
             <w:r>
@@ -18905,7 +22587,14 @@
                 <w:rFonts w:ascii="Times New Roman" w:hAnsi="Times New Roman" w:eastAsia="Times New Roman"/>
                 <w:sz w:val="18"/>
               </w:rPr>
-              <w:t xml:space="preserve">.</w:t>
+              <w:t xml:space="preserve"> </w:t>
+            </w:r>
+            <w:r>
+              <w:rPr>
+                <w:rFonts w:ascii="Times New Roman" w:hAnsi="Times New Roman" w:eastAsia="Times New Roman"/>
+                <w:sz w:val="18"/>
+              </w:rPr>
+              <w:t xml:space="preserve">with adequate route coverage.</w:t>
             </w:r>
           </w:p>
         </w:tc>
@@ -18924,7 +22613,7 @@
                 <w:rFonts w:ascii="Times New Roman" w:hAnsi="Times New Roman" w:eastAsia="Times New Roman"/>
                 <w:sz w:val="18"/>
               </w:rPr>
-              <w:t xml:space="preserve">Coverage indeterminate.</w:t>
+              <w:t xml:space="preserve">Route indeterminate.</w:t>
             </w:r>
           </w:p>
         </w:tc>
@@ -18948,7 +22637,7 @@
                 <w:rFonts w:ascii="Times New Roman" w:hAnsi="Times New Roman" w:eastAsia="Times New Roman"/>
                 <w:sz w:val="18"/>
               </w:rPr>
-              <w:t xml:space="preserve">Class count</w:t>
+              <w:t xml:space="preserve">Context robustness</w:t>
             </w:r>
           </w:p>
         </w:tc>
@@ -18962,38 +22651,71 @@
               <w:pStyle w:val="Compact"/>
               <w:spacing w:after="60"/>
             </w:pPr>
-            <w:r>
-              <w:rPr>
-                <w:rFonts w:ascii="Times New Roman" w:hAnsi="Times New Roman" w:eastAsia="Times New Roman"/>
-                <w:sz w:val="18"/>
-              </w:rPr>
-              <w:t xml:space="preserve">At least</w:t>
-            </w:r>
-            <w:r>
-              <w:rPr>
-                <w:rFonts w:ascii="Times New Roman" w:hAnsi="Times New Roman" w:eastAsia="Times New Roman"/>
-                <w:sz w:val="18"/>
-              </w:rPr>
-              <w:t xml:space="preserve"> </w:t>
-            </w:r>
             <m:oMath>
               <m:r>
-                <m:t>m</m:t>
-              </m:r>
+                <m:rPr>
+                  <m:sty m:val="p"/>
+                </m:rPr>
+                <m:t>LCB</m:t>
+              </m:r>
+              <m:r>
+                <m:rPr>
+                  <m:sty m:val="p"/>
+                </m:rPr>
+                <m:t>(</m:t>
+              </m:r>
+              <m:sSub>
+                <m:e>
+                  <m:r>
+                    <m:t>R</m:t>
+                  </m:r>
+                </m:e>
+                <m:sub>
+                  <m:r>
+                    <m:t>U</m:t>
+                  </m:r>
+                  <m:r>
+                    <m:rPr>
+                      <m:sty m:val="p"/>
+                    </m:rPr>
+                    <m:t>,</m:t>
+                  </m:r>
+                  <m:r>
+                    <m:t>k</m:t>
+                  </m:r>
+                </m:sub>
+              </m:sSub>
+              <m:r>
+                <m:rPr>
+                  <m:sty m:val="p"/>
+                </m:rPr>
+                <m:t>)</m:t>
+              </m:r>
+              <m:r>
+                <m:rPr>
+                  <m:sty m:val="p"/>
+                </m:rPr>
+                <m:t>≥</m:t>
+              </m:r>
+              <m:sSub>
+                <m:e>
+                  <m:r>
+                    <m:t>ρ</m:t>
+                  </m:r>
+                </m:e>
+                <m:sub>
+                  <m:r>
+                    <m:t>U</m:t>
+                  </m:r>
+                </m:sub>
+              </m:sSub>
             </m:oMath>
             <w:r>
               <w:rPr>
                 <w:rFonts w:ascii="Times New Roman" w:hAnsi="Times New Roman" w:eastAsia="Times New Roman"/>
                 <w:sz w:val="18"/>
               </w:rPr>
-              <w:t xml:space="preserve"> </w:t>
-            </w:r>
-            <w:r>
-              <w:rPr>
-                <w:rFonts w:ascii="Times New Roman" w:hAnsi="Times New Roman" w:eastAsia="Times New Roman"/>
-                <w:sz w:val="18"/>
-              </w:rPr>
-              <w:t xml:space="preserve">classes pass all gates.</w:t>
+              <w:t xml:space="preserve">.</w:t>
             </w:r>
           </w:p>
         </w:tc>
@@ -19007,38 +22729,71 @@
               <w:pStyle w:val="Compact"/>
               <w:spacing w:after="60"/>
             </w:pPr>
-            <w:r>
-              <w:rPr>
-                <w:rFonts w:ascii="Times New Roman" w:hAnsi="Times New Roman" w:eastAsia="Times New Roman"/>
-                <w:sz w:val="18"/>
-              </w:rPr>
-              <w:t xml:space="preserve">Fewer than</w:t>
-            </w:r>
-            <w:r>
-              <w:rPr>
-                <w:rFonts w:ascii="Times New Roman" w:hAnsi="Times New Roman" w:eastAsia="Times New Roman"/>
-                <w:sz w:val="18"/>
-              </w:rPr>
-              <w:t xml:space="preserve"> </w:t>
-            </w:r>
             <m:oMath>
               <m:r>
-                <m:t>m</m:t>
-              </m:r>
+                <m:rPr>
+                  <m:sty m:val="p"/>
+                </m:rPr>
+                <m:t>UCB</m:t>
+              </m:r>
+              <m:r>
+                <m:rPr>
+                  <m:sty m:val="p"/>
+                </m:rPr>
+                <m:t>(</m:t>
+              </m:r>
+              <m:sSub>
+                <m:e>
+                  <m:r>
+                    <m:t>R</m:t>
+                  </m:r>
+                </m:e>
+                <m:sub>
+                  <m:r>
+                    <m:t>U</m:t>
+                  </m:r>
+                  <m:r>
+                    <m:rPr>
+                      <m:sty m:val="p"/>
+                    </m:rPr>
+                    <m:t>,</m:t>
+                  </m:r>
+                  <m:r>
+                    <m:t>k</m:t>
+                  </m:r>
+                </m:sub>
+              </m:sSub>
+              <m:r>
+                <m:rPr>
+                  <m:sty m:val="p"/>
+                </m:rPr>
+                <m:t>)</m:t>
+              </m:r>
+              <m:r>
+                <m:rPr>
+                  <m:sty m:val="p"/>
+                </m:rPr>
+                <m:t>&lt;</m:t>
+              </m:r>
+              <m:sSub>
+                <m:e>
+                  <m:r>
+                    <m:t>ρ</m:t>
+                  </m:r>
+                </m:e>
+                <m:sub>
+                  <m:r>
+                    <m:t>U</m:t>
+                  </m:r>
+                </m:sub>
+              </m:sSub>
             </m:oMath>
             <w:r>
               <w:rPr>
                 <w:rFonts w:ascii="Times New Roman" w:hAnsi="Times New Roman" w:eastAsia="Times New Roman"/>
                 <w:sz w:val="18"/>
               </w:rPr>
-              <w:t xml:space="preserve"> </w:t>
-            </w:r>
-            <w:r>
-              <w:rPr>
-                <w:rFonts w:ascii="Times New Roman" w:hAnsi="Times New Roman" w:eastAsia="Times New Roman"/>
-                <w:sz w:val="18"/>
-              </w:rPr>
-              <w:t xml:space="preserve">could pass even at upper bounds.</w:t>
+              <w:t xml:space="preserve">.</w:t>
             </w:r>
           </w:p>
         </w:tc>
@@ -19057,7 +22812,7 @@
                 <w:rFonts w:ascii="Times New Roman" w:hAnsi="Times New Roman" w:eastAsia="Times New Roman"/>
                 <w:sz w:val="18"/>
               </w:rPr>
-              <w:t xml:space="preserve">Class-count indeterminate.</w:t>
+              <w:t xml:space="preserve">Robustness indeterminate.</w:t>
             </w:r>
           </w:p>
         </w:tc>
@@ -19081,7 +22836,7 @@
                 <w:rFonts w:ascii="Times New Roman" w:hAnsi="Times New Roman" w:eastAsia="Times New Roman"/>
                 <w:sz w:val="18"/>
               </w:rPr>
-              <w:t xml:space="preserve">Diversity</w:t>
+              <w:t xml:space="preserve">Coverage</w:t>
             </w:r>
           </w:p>
         </w:tc>
@@ -19111,7 +22866,7 @@
               <m:sSub>
                 <m:e>
                   <m:r>
-                    <m:t>H</m:t>
+                    <m:t>C</m:t>
                   </m:r>
                 </m:e>
                 <m:sub>
@@ -19133,7 +22888,7 @@
                 <m:t>≥</m:t>
               </m:r>
               <m:r>
-                <m:t>η</m:t>
+                <m:t>α</m:t>
               </m:r>
             </m:oMath>
             <w:r>
@@ -19171,7 +22926,7 @@
               <m:sSub>
                 <m:e>
                   <m:r>
-                    <m:t>H</m:t>
+                    <m:t>C</m:t>
                   </m:r>
                 </m:e>
                 <m:sub>
@@ -19193,7 +22948,7 @@
                 <m:t>&lt;</m:t>
               </m:r>
               <m:r>
-                <m:t>η</m:t>
+                <m:t>α</m:t>
               </m:r>
             </m:oMath>
             <w:r>
@@ -19220,7 +22975,7 @@
                 <w:rFonts w:ascii="Times New Roman" w:hAnsi="Times New Roman" w:eastAsia="Times New Roman"/>
                 <w:sz w:val="18"/>
               </w:rPr>
-              <w:t xml:space="preserve">Diversity indeterminate.</w:t>
+              <w:t xml:space="preserve">Coverage indeterminate.</w:t>
             </w:r>
           </w:p>
         </w:tc>
@@ -19244,6 +22999,302 @@
                 <w:rFonts w:ascii="Times New Roman" w:hAnsi="Times New Roman" w:eastAsia="Times New Roman"/>
                 <w:sz w:val="18"/>
               </w:rPr>
+              <w:t xml:space="preserve">Class count</w:t>
+            </w:r>
+          </w:p>
+        </w:tc>
+        <w:tc>
+          <w:tcPr>
+            <w:tcW w:type="dxa" w:w="2714"/>
+            <w:shd w:fill="FFFFFF" w:val="clear"/>
+          </w:tcPr>
+          <w:p>
+            <w:pPr>
+              <w:pStyle w:val="Compact"/>
+              <w:spacing w:after="60"/>
+            </w:pPr>
+            <w:r>
+              <w:rPr>
+                <w:rFonts w:ascii="Times New Roman" w:hAnsi="Times New Roman" w:eastAsia="Times New Roman"/>
+                <w:sz w:val="18"/>
+              </w:rPr>
+              <w:t xml:space="preserve">At least</w:t>
+            </w:r>
+            <w:r>
+              <w:rPr>
+                <w:rFonts w:ascii="Times New Roman" w:hAnsi="Times New Roman" w:eastAsia="Times New Roman"/>
+                <w:sz w:val="18"/>
+              </w:rPr>
+              <w:t xml:space="preserve"> </w:t>
+            </w:r>
+            <m:oMath>
+              <m:r>
+                <m:t>m</m:t>
+              </m:r>
+            </m:oMath>
+            <w:r>
+              <w:rPr>
+                <w:rFonts w:ascii="Times New Roman" w:hAnsi="Times New Roman" w:eastAsia="Times New Roman"/>
+                <w:sz w:val="18"/>
+              </w:rPr>
+              <w:t xml:space="preserve"> </w:t>
+            </w:r>
+            <w:r>
+              <w:rPr>
+                <w:rFonts w:ascii="Times New Roman" w:hAnsi="Times New Roman" w:eastAsia="Times New Roman"/>
+                <w:sz w:val="18"/>
+              </w:rPr>
+              <w:t xml:space="preserve">classes pass all gates.</w:t>
+            </w:r>
+          </w:p>
+        </w:tc>
+        <w:tc>
+          <w:tcPr>
+            <w:tcW w:type="dxa" w:w="2621"/>
+            <w:shd w:fill="FFFFFF" w:val="clear"/>
+          </w:tcPr>
+          <w:p>
+            <w:pPr>
+              <w:pStyle w:val="Compact"/>
+              <w:spacing w:after="60"/>
+            </w:pPr>
+            <w:r>
+              <w:rPr>
+                <w:rFonts w:ascii="Times New Roman" w:hAnsi="Times New Roman" w:eastAsia="Times New Roman"/>
+                <w:sz w:val="18"/>
+              </w:rPr>
+              <w:t xml:space="preserve">Fewer than</w:t>
+            </w:r>
+            <w:r>
+              <w:rPr>
+                <w:rFonts w:ascii="Times New Roman" w:hAnsi="Times New Roman" w:eastAsia="Times New Roman"/>
+                <w:sz w:val="18"/>
+              </w:rPr>
+              <w:t xml:space="preserve"> </w:t>
+            </w:r>
+            <m:oMath>
+              <m:r>
+                <m:t>m</m:t>
+              </m:r>
+            </m:oMath>
+            <w:r>
+              <w:rPr>
+                <w:rFonts w:ascii="Times New Roman" w:hAnsi="Times New Roman" w:eastAsia="Times New Roman"/>
+                <w:sz w:val="18"/>
+              </w:rPr>
+              <w:t xml:space="preserve"> </w:t>
+            </w:r>
+            <w:r>
+              <w:rPr>
+                <w:rFonts w:ascii="Times New Roman" w:hAnsi="Times New Roman" w:eastAsia="Times New Roman"/>
+                <w:sz w:val="18"/>
+              </w:rPr>
+              <w:t xml:space="preserve">could pass even at upper bounds.</w:t>
+            </w:r>
+          </w:p>
+        </w:tc>
+        <w:tc>
+          <w:tcPr>
+            <w:tcW w:type="dxa" w:w="2527"/>
+            <w:shd w:fill="FFFFFF" w:val="clear"/>
+          </w:tcPr>
+          <w:p>
+            <w:pPr>
+              <w:pStyle w:val="Compact"/>
+              <w:spacing w:after="60"/>
+            </w:pPr>
+            <w:r>
+              <w:rPr>
+                <w:rFonts w:ascii="Times New Roman" w:hAnsi="Times New Roman" w:eastAsia="Times New Roman"/>
+                <w:sz w:val="18"/>
+              </w:rPr>
+              <w:t xml:space="preserve">Class-count indeterminate.</w:t>
+            </w:r>
+          </w:p>
+        </w:tc>
+      </w:tr>
+      <w:tr>
+        <w:trPr>
+          <w:cantSplit/>
+        </w:trPr>
+        <w:tc>
+          <w:tcPr>
+            <w:tcW w:type="dxa" w:w="1498"/>
+            <w:shd w:fill="EAF1F6" w:val="clear"/>
+          </w:tcPr>
+          <w:p>
+            <w:pPr>
+              <w:pStyle w:val="Compact"/>
+              <w:spacing w:after="60"/>
+            </w:pPr>
+            <w:r>
+              <w:rPr>
+                <w:rFonts w:ascii="Times New Roman" w:hAnsi="Times New Roman" w:eastAsia="Times New Roman"/>
+                <w:sz w:val="18"/>
+              </w:rPr>
+              <w:t xml:space="preserve">Diversity</w:t>
+            </w:r>
+          </w:p>
+        </w:tc>
+        <w:tc>
+          <w:tcPr>
+            <w:tcW w:type="dxa" w:w="2714"/>
+            <w:shd w:fill="EAF1F6" w:val="clear"/>
+          </w:tcPr>
+          <w:p>
+            <w:pPr>
+              <w:pStyle w:val="Compact"/>
+              <w:spacing w:after="60"/>
+            </w:pPr>
+            <m:oMath>
+              <m:r>
+                <m:rPr>
+                  <m:sty m:val="p"/>
+                </m:rPr>
+                <m:t>LCB</m:t>
+              </m:r>
+              <m:r>
+                <m:rPr>
+                  <m:sty m:val="p"/>
+                </m:rPr>
+                <m:t>(</m:t>
+              </m:r>
+              <m:sSub>
+                <m:e>
+                  <m:r>
+                    <m:t>H</m:t>
+                  </m:r>
+                </m:e>
+                <m:sub>
+                  <m:r>
+                    <m:t>A</m:t>
+                  </m:r>
+                </m:sub>
+              </m:sSub>
+              <m:r>
+                <m:rPr>
+                  <m:sty m:val="p"/>
+                </m:rPr>
+                <m:t>)</m:t>
+              </m:r>
+              <m:r>
+                <m:rPr>
+                  <m:sty m:val="p"/>
+                </m:rPr>
+                <m:t>≥</m:t>
+              </m:r>
+              <m:r>
+                <m:t>η</m:t>
+              </m:r>
+            </m:oMath>
+            <w:r>
+              <w:rPr>
+                <w:rFonts w:ascii="Times New Roman" w:hAnsi="Times New Roman" w:eastAsia="Times New Roman"/>
+                <w:sz w:val="18"/>
+              </w:rPr>
+              <w:t xml:space="preserve">.</w:t>
+            </w:r>
+          </w:p>
+        </w:tc>
+        <w:tc>
+          <w:tcPr>
+            <w:tcW w:type="dxa" w:w="2621"/>
+            <w:shd w:fill="EAF1F6" w:val="clear"/>
+          </w:tcPr>
+          <w:p>
+            <w:pPr>
+              <w:pStyle w:val="Compact"/>
+              <w:spacing w:after="60"/>
+            </w:pPr>
+            <m:oMath>
+              <m:r>
+                <m:rPr>
+                  <m:sty m:val="p"/>
+                </m:rPr>
+                <m:t>UCB</m:t>
+              </m:r>
+              <m:r>
+                <m:rPr>
+                  <m:sty m:val="p"/>
+                </m:rPr>
+                <m:t>(</m:t>
+              </m:r>
+              <m:sSub>
+                <m:e>
+                  <m:r>
+                    <m:t>H</m:t>
+                  </m:r>
+                </m:e>
+                <m:sub>
+                  <m:r>
+                    <m:t>A</m:t>
+                  </m:r>
+                </m:sub>
+              </m:sSub>
+              <m:r>
+                <m:rPr>
+                  <m:sty m:val="p"/>
+                </m:rPr>
+                <m:t>)</m:t>
+              </m:r>
+              <m:r>
+                <m:rPr>
+                  <m:sty m:val="p"/>
+                </m:rPr>
+                <m:t>&lt;</m:t>
+              </m:r>
+              <m:r>
+                <m:t>η</m:t>
+              </m:r>
+            </m:oMath>
+            <w:r>
+              <w:rPr>
+                <w:rFonts w:ascii="Times New Roman" w:hAnsi="Times New Roman" w:eastAsia="Times New Roman"/>
+                <w:sz w:val="18"/>
+              </w:rPr>
+              <w:t xml:space="preserve">.</w:t>
+            </w:r>
+          </w:p>
+        </w:tc>
+        <w:tc>
+          <w:tcPr>
+            <w:tcW w:type="dxa" w:w="2527"/>
+            <w:shd w:fill="EAF1F6" w:val="clear"/>
+          </w:tcPr>
+          <w:p>
+            <w:pPr>
+              <w:pStyle w:val="Compact"/>
+              <w:spacing w:after="60"/>
+            </w:pPr>
+            <w:r>
+              <w:rPr>
+                <w:rFonts w:ascii="Times New Roman" w:hAnsi="Times New Roman" w:eastAsia="Times New Roman"/>
+                <w:sz w:val="18"/>
+              </w:rPr>
+              <w:t xml:space="preserve">Diversity indeterminate.</w:t>
+            </w:r>
+          </w:p>
+        </w:tc>
+      </w:tr>
+      <w:tr>
+        <w:trPr>
+          <w:cantSplit/>
+        </w:trPr>
+        <w:tc>
+          <w:tcPr>
+            <w:tcW w:type="dxa" w:w="1498"/>
+            <w:shd w:fill="FFFFFF" w:val="clear"/>
+          </w:tcPr>
+          <w:p>
+            <w:pPr>
+              <w:pStyle w:val="Compact"/>
+              <w:spacing w:after="60"/>
+            </w:pPr>
+            <w:r>
+              <w:rPr>
+                <w:rFonts w:ascii="Times New Roman" w:hAnsi="Times New Roman" w:eastAsia="Times New Roman"/>
+                <w:sz w:val="18"/>
+              </w:rPr>
               <w:t xml:space="preserve">Report independence</w:t>
             </w:r>
           </w:p>
@@ -19623,8 +23674,8 @@
         </w:tc>
       </w:tr>
     </w:tbl>
-    <w:bookmarkEnd w:id="97"/>
-    <w:bookmarkStart w:id="98" w:name="appendix-h-prohibited-inferences"/>
+    <w:bookmarkEnd w:id="125"/>
+    <w:bookmarkStart w:id="126" w:name="appendix-h-prohibited-inferences"/>
     <w:p>
       <w:pPr>
         <w:pStyle w:val="Heading2"/>
@@ -19750,6 +23801,30 @@
         </w:numPr>
       </w:pPr>
       <w:r>
+        <w:t xml:space="preserve">“A recipient responded in one engineered context, therefore the content was generally available to it.”</w:t>
+      </w:r>
+    </w:p>
+    <w:p>
+      <w:pPr>
+        <w:pStyle w:val="Compact"/>
+        <w:numPr>
+          <w:ilvl w:val="0"/>
+          <w:numId w:val="1007"/>
+        </w:numPr>
+      </w:pPr>
+      <w:r>
+        <w:t xml:space="preserve">“The intervention was decoded at its injection site, therefore a recipient was reached.”</w:t>
+      </w:r>
+    </w:p>
+    <w:p>
+      <w:pPr>
+        <w:pStyle w:val="Compact"/>
+        <w:numPr>
+          <w:ilvl w:val="0"/>
+          <w:numId w:val="1007"/>
+        </w:numPr>
+      </w:pPr>
+      <w:r>
         <w:t xml:space="preserve">“The intervention produced a global state, therefore the pre-intervention content was available.”</w:t>
       </w:r>
     </w:p>
@@ -19820,8 +23895,8 @@
         <w:t xml:space="preserve">was positive, therefore the system was conscious.”</w:t>
       </w:r>
     </w:p>
-    <w:bookmarkEnd w:id="98"/>
-    <w:bookmarkStart w:id="99" w:name="X1c99cc1f6990d046bb24a65e2633ed97726d407"/>
+    <w:bookmarkEnd w:id="126"/>
+    <w:bookmarkStart w:id="127" w:name="X1c99cc1f6990d046bb24a65e2633ed97726d407"/>
     <w:p>
       <w:pPr>
         <w:pStyle w:val="Heading2"/>
@@ -19919,7 +23994,7 @@
         </w:numPr>
       </w:pPr>
       <w:r>
-        <w:t xml:space="preserve">admissible contexts and preparation-cost justification;</w:t>
+        <w:t xml:space="preserve">admissible contexts, burden functional, context weights, and preparation-cost justification;</w:t>
       </w:r>
     </w:p>
     <w:p>
@@ -19931,7 +24006,7 @@
         </w:numPr>
       </w:pPr>
       <w:r>
-        <w:t xml:space="preserve">intervention magnitude, support, timing, and regime diagnostics;</w:t>
+        <w:t xml:space="preserve">source-fidelity and source-leakage checks;</w:t>
       </w:r>
     </w:p>
     <w:p>
@@ -19943,7 +24018,7 @@
         </w:numPr>
       </w:pPr>
       <w:r>
-        <w:t xml:space="preserve">matched-energy, shuffled-content, common-input, and arousal controls;</w:t>
+        <w:t xml:space="preserve">intervention magnitude, support, timing, and regime diagnostics;</w:t>
       </w:r>
     </w:p>
     <w:p>
@@ -19955,7 +24030,7 @@
         </w:numPr>
       </w:pPr>
       <w:r>
-        <w:t xml:space="preserve">class-specific effect, latency, selectivity, and route intervals;</w:t>
+        <w:t xml:space="preserve">matched-energy, shuffled-content, common-input, and arousal controls;</w:t>
       </w:r>
     </w:p>
     <w:p>
@@ -19967,7 +24042,7 @@
         </w:numPr>
       </w:pPr>
       <w:r>
-        <w:t xml:space="preserve">class weights, coverage, count, and diversity calculations;</w:t>
+        <w:t xml:space="preserve">class-specific effect, latency, selectivity, route, and context-robustness intervals;</w:t>
       </w:r>
     </w:p>
     <w:p>
@@ -19979,7 +24054,7 @@
         </w:numPr>
       </w:pPr>
       <w:r>
-        <w:t xml:space="preserve">report- and executive-excluded results;</w:t>
+        <w:t xml:space="preserve">class weights, coverage, count, and diversity calculations;</w:t>
       </w:r>
     </w:p>
     <w:p>
@@ -19991,7 +24066,7 @@
         </w:numPr>
       </w:pPr>
       <w:r>
-        <w:t xml:space="preserve">rejected and unresolved classes with reasons;</w:t>
+        <w:t xml:space="preserve">report- and executive-excluded results;</w:t>
       </w:r>
     </w:p>
     <w:p>
@@ -20003,7 +24078,19 @@
         </w:numPr>
       </w:pPr>
       <w:r>
-        <w:t xml:space="preserve">sensitivity across grains, taxonomies, estimators, and thresholds;</w:t>
+        <w:t xml:space="preserve">rejected and unresolved classes with reasons;</w:t>
+      </w:r>
+    </w:p>
+    <w:p>
+      <w:pPr>
+        <w:pStyle w:val="Compact"/>
+        <w:numPr>
+          <w:ilvl w:val="0"/>
+          <w:numId w:val="1008"/>
+        </w:numPr>
+      </w:pPr>
+      <w:r>
+        <w:t xml:space="preserve">sensitivity across grains, taxonomies, estimators, contexts, and thresholds;</w:t>
       </w:r>
     </w:p>
     <w:p>
@@ -20056,7 +24143,7 @@
         <w:t xml:space="preserve">or consciousness classification, if any.</w:t>
       </w:r>
     </w:p>
-    <w:bookmarkEnd w:id="99"/>
+    <w:bookmarkEnd w:id="127"/>
     <w:sectPr>
       <w:headerReference w:type="default" r:id="rId10"/>
       <w:footerReference w:type="default" r:id="rId11"/>

--- a/output/doc/consciousness-without-report.docx
+++ b/output/doc/consciousness-without-report.docx
@@ -1253,9 +1253,9 @@
         <w:tblLook w:firstRow="1" w:lastRow="0" w:firstColumn="0" w:lastColumn="0" w:noHBand="0" w:noVBand="0" w:val="0020"/>
       </w:tblPr>
       <w:tblGrid>
-        <w:gridCol w:w="1742"/>
-        <w:gridCol w:w="2692"/>
-        <w:gridCol w:w="3484"/>
+        <w:gridCol w:w="1425"/>
+        <w:gridCol w:w="2851"/>
+        <w:gridCol w:w="3643"/>
       </w:tblGrid>
       <w:tr>
         <w:trPr>
@@ -1265,7 +1265,7 @@
         </w:trPr>
         <w:tc>
           <w:tcPr>
-            <w:tcW w:type="dxa" w:w="2059"/>
+            <w:tcW w:type="dxa" w:w="1685"/>
             <w:shd w:fill="1C2D40" w:val="clear"/>
             <w:tcMar>
               <w:top w:w="100" w:type="dxa"/>
@@ -1292,7 +1292,7 @@
         </w:tc>
         <w:tc>
           <w:tcPr>
-            <w:tcW w:type="dxa" w:w="3182"/>
+            <w:tcW w:type="dxa" w:w="3370"/>
             <w:shd w:fill="1C2D40" w:val="clear"/>
             <w:tcMar>
               <w:top w:w="100" w:type="dxa"/>
@@ -1319,7 +1319,7 @@
         </w:tc>
         <w:tc>
           <w:tcPr>
-            <w:tcW w:type="dxa" w:w="4118"/>
+            <w:tcW w:type="dxa" w:w="4306"/>
             <w:shd w:fill="1C2D40" w:val="clear"/>
             <w:tcMar>
               <w:top w:w="100" w:type="dxa"/>
@@ -1351,7 +1351,7 @@
         </w:trPr>
         <w:tc>
           <w:tcPr>
-            <w:tcW w:type="dxa" w:w="2059"/>
+            <w:tcW w:type="dxa" w:w="1685"/>
             <w:shd w:fill="FFFFFF" w:val="clear"/>
           </w:tcPr>
           <w:p>
@@ -1370,7 +1370,7 @@
         </w:tc>
         <w:tc>
           <w:tcPr>
-            <w:tcW w:type="dxa" w:w="3182"/>
+            <w:tcW w:type="dxa" w:w="3370"/>
             <w:shd w:fill="FFFFFF" w:val="clear"/>
           </w:tcPr>
           <w:p>
@@ -1389,7 +1389,7 @@
         </w:tc>
         <w:tc>
           <w:tcPr>
-            <w:tcW w:type="dxa" w:w="4118"/>
+            <w:tcW w:type="dxa" w:w="4306"/>
             <w:shd w:fill="FFFFFF" w:val="clear"/>
           </w:tcPr>
           <w:p>
@@ -1413,7 +1413,7 @@
         </w:trPr>
         <w:tc>
           <w:tcPr>
-            <w:tcW w:type="dxa" w:w="2059"/>
+            <w:tcW w:type="dxa" w:w="1685"/>
             <w:shd w:fill="EAF1F6" w:val="clear"/>
           </w:tcPr>
           <w:p>
@@ -1432,7 +1432,7 @@
         </w:tc>
         <w:tc>
           <w:tcPr>
-            <w:tcW w:type="dxa" w:w="3182"/>
+            <w:tcW w:type="dxa" w:w="3370"/>
             <w:shd w:fill="EAF1F6" w:val="clear"/>
           </w:tcPr>
           <w:p>
@@ -1451,7 +1451,7 @@
         </w:tc>
         <w:tc>
           <w:tcPr>
-            <w:tcW w:type="dxa" w:w="4118"/>
+            <w:tcW w:type="dxa" w:w="4306"/>
             <w:shd w:fill="EAF1F6" w:val="clear"/>
           </w:tcPr>
           <w:p>
@@ -1475,7 +1475,7 @@
         </w:trPr>
         <w:tc>
           <w:tcPr>
-            <w:tcW w:type="dxa" w:w="2059"/>
+            <w:tcW w:type="dxa" w:w="1685"/>
             <w:shd w:fill="FFFFFF" w:val="clear"/>
           </w:tcPr>
           <w:p>
@@ -1494,7 +1494,7 @@
         </w:tc>
         <w:tc>
           <w:tcPr>
-            <w:tcW w:type="dxa" w:w="3182"/>
+            <w:tcW w:type="dxa" w:w="3370"/>
             <w:shd w:fill="FFFFFF" w:val="clear"/>
           </w:tcPr>
           <w:p>
@@ -1513,7 +1513,7 @@
         </w:tc>
         <w:tc>
           <w:tcPr>
-            <w:tcW w:type="dxa" w:w="4118"/>
+            <w:tcW w:type="dxa" w:w="4306"/>
             <w:shd w:fill="FFFFFF" w:val="clear"/>
           </w:tcPr>
           <w:p>
@@ -1537,7 +1537,7 @@
         </w:trPr>
         <w:tc>
           <w:tcPr>
-            <w:tcW w:type="dxa" w:w="2059"/>
+            <w:tcW w:type="dxa" w:w="1685"/>
             <w:shd w:fill="EAF1F6" w:val="clear"/>
           </w:tcPr>
           <w:p>
@@ -1556,7 +1556,7 @@
         </w:tc>
         <w:tc>
           <w:tcPr>
-            <w:tcW w:type="dxa" w:w="3182"/>
+            <w:tcW w:type="dxa" w:w="3370"/>
             <w:shd w:fill="EAF1F6" w:val="clear"/>
           </w:tcPr>
           <w:p>
@@ -1575,7 +1575,7 @@
         </w:tc>
         <w:tc>
           <w:tcPr>
-            <w:tcW w:type="dxa" w:w="4118"/>
+            <w:tcW w:type="dxa" w:w="4306"/>
             <w:shd w:fill="EAF1F6" w:val="clear"/>
           </w:tcPr>
           <w:p>
@@ -1599,7 +1599,7 @@
         </w:trPr>
         <w:tc>
           <w:tcPr>
-            <w:tcW w:type="dxa" w:w="2059"/>
+            <w:tcW w:type="dxa" w:w="1685"/>
             <w:shd w:fill="FFFFFF" w:val="clear"/>
           </w:tcPr>
           <w:p>
@@ -1618,7 +1618,7 @@
         </w:tc>
         <w:tc>
           <w:tcPr>
-            <w:tcW w:type="dxa" w:w="3182"/>
+            <w:tcW w:type="dxa" w:w="3370"/>
             <w:shd w:fill="FFFFFF" w:val="clear"/>
           </w:tcPr>
           <w:p>
@@ -1637,7 +1637,7 @@
         </w:tc>
         <w:tc>
           <w:tcPr>
-            <w:tcW w:type="dxa" w:w="4118"/>
+            <w:tcW w:type="dxa" w:w="4306"/>
             <w:shd w:fill="FFFFFF" w:val="clear"/>
           </w:tcPr>
           <w:p>
@@ -1661,7 +1661,7 @@
         </w:trPr>
         <w:tc>
           <w:tcPr>
-            <w:tcW w:type="dxa" w:w="2059"/>
+            <w:tcW w:type="dxa" w:w="1685"/>
             <w:shd w:fill="EAF1F6" w:val="clear"/>
           </w:tcPr>
           <w:p>
@@ -1680,7 +1680,7 @@
         </w:tc>
         <w:tc>
           <w:tcPr>
-            <w:tcW w:type="dxa" w:w="3182"/>
+            <w:tcW w:type="dxa" w:w="3370"/>
             <w:shd w:fill="EAF1F6" w:val="clear"/>
           </w:tcPr>
           <w:p>
@@ -1699,7 +1699,7 @@
         </w:tc>
         <w:tc>
           <w:tcPr>
-            <w:tcW w:type="dxa" w:w="4118"/>
+            <w:tcW w:type="dxa" w:w="4306"/>
             <w:shd w:fill="EAF1F6" w:val="clear"/>
           </w:tcPr>
           <w:p>
@@ -9500,9 +9500,9 @@
         <w:tblLook w:firstRow="1" w:lastRow="0" w:firstColumn="0" w:lastColumn="0" w:noHBand="0" w:noVBand="0" w:val="0020"/>
       </w:tblPr>
       <w:tblGrid>
-        <w:gridCol w:w="1584"/>
-        <w:gridCol w:w="2376"/>
-        <w:gridCol w:w="3960"/>
+        <w:gridCol w:w="1188"/>
+        <w:gridCol w:w="3801"/>
+        <w:gridCol w:w="2930"/>
       </w:tblGrid>
       <w:tr>
         <w:trPr>
@@ -9512,7 +9512,7 @@
         </w:trPr>
         <w:tc>
           <w:tcPr>
-            <w:tcW w:type="dxa" w:w="1872"/>
+            <w:tcW w:type="dxa" w:w="1404"/>
             <w:shd w:fill="1C2D40" w:val="clear"/>
             <w:tcMar>
               <w:top w:w="100" w:type="dxa"/>
@@ -9539,7 +9539,7 @@
         </w:tc>
         <w:tc>
           <w:tcPr>
-            <w:tcW w:type="dxa" w:w="2808"/>
+            <w:tcW w:type="dxa" w:w="4493"/>
             <w:shd w:fill="1C2D40" w:val="clear"/>
             <w:tcMar>
               <w:top w:w="100" w:type="dxa"/>
@@ -9566,7 +9566,7 @@
         </w:tc>
         <w:tc>
           <w:tcPr>
-            <w:tcW w:type="dxa" w:w="4680"/>
+            <w:tcW w:type="dxa" w:w="3463"/>
             <w:shd w:fill="1C2D40" w:val="clear"/>
             <w:tcMar>
               <w:top w:w="100" w:type="dxa"/>
@@ -9598,7 +9598,7 @@
         </w:trPr>
         <w:tc>
           <w:tcPr>
-            <w:tcW w:type="dxa" w:w="1872"/>
+            <w:tcW w:type="dxa" w:w="1404"/>
             <w:shd w:fill="FFFFFF" w:val="clear"/>
           </w:tcPr>
           <w:p>
@@ -9617,7 +9617,7 @@
         </w:tc>
         <w:tc>
           <w:tcPr>
-            <w:tcW w:type="dxa" w:w="2808"/>
+            <w:tcW w:type="dxa" w:w="4493"/>
             <w:shd w:fill="FFFFFF" w:val="clear"/>
           </w:tcPr>
           <w:p>
@@ -9636,7 +9636,7 @@
         </w:tc>
         <w:tc>
           <w:tcPr>
-            <w:tcW w:type="dxa" w:w="4680"/>
+            <w:tcW w:type="dxa" w:w="3463"/>
             <w:shd w:fill="FFFFFF" w:val="clear"/>
           </w:tcPr>
           <w:p>
@@ -9660,7 +9660,7 @@
         </w:trPr>
         <w:tc>
           <w:tcPr>
-            <w:tcW w:type="dxa" w:w="1872"/>
+            <w:tcW w:type="dxa" w:w="1404"/>
             <w:shd w:fill="EAF1F6" w:val="clear"/>
           </w:tcPr>
           <w:p>
@@ -9679,7 +9679,7 @@
         </w:tc>
         <w:tc>
           <w:tcPr>
-            <w:tcW w:type="dxa" w:w="2808"/>
+            <w:tcW w:type="dxa" w:w="4493"/>
             <w:shd w:fill="EAF1F6" w:val="clear"/>
           </w:tcPr>
           <w:p>
@@ -9698,7 +9698,7 @@
         </w:tc>
         <w:tc>
           <w:tcPr>
-            <w:tcW w:type="dxa" w:w="4680"/>
+            <w:tcW w:type="dxa" w:w="3463"/>
             <w:shd w:fill="EAF1F6" w:val="clear"/>
           </w:tcPr>
           <w:p>
@@ -9757,7 +9757,7 @@
         </w:trPr>
         <w:tc>
           <w:tcPr>
-            <w:tcW w:type="dxa" w:w="1872"/>
+            <w:tcW w:type="dxa" w:w="1404"/>
             <w:shd w:fill="FFFFFF" w:val="clear"/>
           </w:tcPr>
           <w:p>
@@ -9776,7 +9776,7 @@
         </w:tc>
         <w:tc>
           <w:tcPr>
-            <w:tcW w:type="dxa" w:w="2808"/>
+            <w:tcW w:type="dxa" w:w="4493"/>
             <w:shd w:fill="FFFFFF" w:val="clear"/>
           </w:tcPr>
           <w:p>
@@ -9795,7 +9795,7 @@
         </w:tc>
         <w:tc>
           <w:tcPr>
-            <w:tcW w:type="dxa" w:w="4680"/>
+            <w:tcW w:type="dxa" w:w="3463"/>
             <w:shd w:fill="FFFFFF" w:val="clear"/>
           </w:tcPr>
           <w:p>
@@ -9854,7 +9854,7 @@
         </w:trPr>
         <w:tc>
           <w:tcPr>
-            <w:tcW w:type="dxa" w:w="1872"/>
+            <w:tcW w:type="dxa" w:w="1404"/>
             <w:shd w:fill="EAF1F6" w:val="clear"/>
           </w:tcPr>
           <w:p>
@@ -9873,7 +9873,7 @@
         </w:tc>
         <w:tc>
           <w:tcPr>
-            <w:tcW w:type="dxa" w:w="2808"/>
+            <w:tcW w:type="dxa" w:w="4493"/>
             <w:shd w:fill="EAF1F6" w:val="clear"/>
           </w:tcPr>
           <w:p>
@@ -9892,7 +9892,7 @@
         </w:tc>
         <w:tc>
           <w:tcPr>
-            <w:tcW w:type="dxa" w:w="4680"/>
+            <w:tcW w:type="dxa" w:w="3463"/>
             <w:shd w:fill="EAF1F6" w:val="clear"/>
           </w:tcPr>
           <w:p>
@@ -12795,9 +12795,9 @@
         <w:tblLook w:firstRow="1" w:lastRow="0" w:firstColumn="0" w:lastColumn="0" w:noHBand="0" w:noVBand="0" w:val="0020"/>
       </w:tblPr>
       <w:tblGrid>
-        <w:gridCol w:w="1742"/>
+        <w:gridCol w:w="1504"/>
         <w:gridCol w:w="2692"/>
-        <w:gridCol w:w="3484"/>
+        <w:gridCol w:w="3722"/>
       </w:tblGrid>
       <w:tr>
         <w:trPr>
@@ -12807,7 +12807,7 @@
         </w:trPr>
         <w:tc>
           <w:tcPr>
-            <w:tcW w:type="dxa" w:w="2059"/>
+            <w:tcW w:type="dxa" w:w="1778"/>
             <w:shd w:fill="1C2D40" w:val="clear"/>
             <w:tcMar>
               <w:top w:w="100" w:type="dxa"/>
@@ -12861,7 +12861,7 @@
         </w:tc>
         <w:tc>
           <w:tcPr>
-            <w:tcW w:type="dxa" w:w="4118"/>
+            <w:tcW w:type="dxa" w:w="4399"/>
             <w:shd w:fill="1C2D40" w:val="clear"/>
             <w:tcMar>
               <w:top w:w="100" w:type="dxa"/>
@@ -12893,7 +12893,7 @@
         </w:trPr>
         <w:tc>
           <w:tcPr>
-            <w:tcW w:type="dxa" w:w="2059"/>
+            <w:tcW w:type="dxa" w:w="1778"/>
             <w:shd w:fill="FFFFFF" w:val="clear"/>
           </w:tcPr>
           <w:p>
@@ -12929,7 +12929,7 @@
         </w:tc>
         <w:tc>
           <w:tcPr>
-            <w:tcW w:type="dxa" w:w="4118"/>
+            <w:tcW w:type="dxa" w:w="4399"/>
             <w:shd w:fill="FFFFFF" w:val="clear"/>
           </w:tcPr>
           <w:p>
@@ -12953,7 +12953,7 @@
         </w:trPr>
         <w:tc>
           <w:tcPr>
-            <w:tcW w:type="dxa" w:w="2059"/>
+            <w:tcW w:type="dxa" w:w="1778"/>
             <w:shd w:fill="EAF1F6" w:val="clear"/>
           </w:tcPr>
           <w:p>
@@ -13007,7 +13007,7 @@
         </w:tc>
         <w:tc>
           <w:tcPr>
-            <w:tcW w:type="dxa" w:w="4118"/>
+            <w:tcW w:type="dxa" w:w="4399"/>
             <w:shd w:fill="EAF1F6" w:val="clear"/>
           </w:tcPr>
           <w:p>
@@ -13031,7 +13031,7 @@
         </w:trPr>
         <w:tc>
           <w:tcPr>
-            <w:tcW w:type="dxa" w:w="2059"/>
+            <w:tcW w:type="dxa" w:w="1778"/>
             <w:shd w:fill="FFFFFF" w:val="clear"/>
           </w:tcPr>
           <w:p>
@@ -13079,7 +13079,7 @@
         </w:tc>
         <w:tc>
           <w:tcPr>
-            <w:tcW w:type="dxa" w:w="4118"/>
+            <w:tcW w:type="dxa" w:w="4399"/>
             <w:shd w:fill="FFFFFF" w:val="clear"/>
           </w:tcPr>
           <w:p>
@@ -13103,7 +13103,7 @@
         </w:trPr>
         <w:tc>
           <w:tcPr>
-            <w:tcW w:type="dxa" w:w="2059"/>
+            <w:tcW w:type="dxa" w:w="1778"/>
             <w:shd w:fill="EAF1F6" w:val="clear"/>
           </w:tcPr>
           <w:p>
@@ -13143,7 +13143,7 @@
         </w:tc>
         <w:tc>
           <w:tcPr>
-            <w:tcW w:type="dxa" w:w="4118"/>
+            <w:tcW w:type="dxa" w:w="4399"/>
             <w:shd w:fill="EAF1F6" w:val="clear"/>
           </w:tcPr>
           <w:p>
@@ -13167,7 +13167,7 @@
         </w:trPr>
         <w:tc>
           <w:tcPr>
-            <w:tcW w:type="dxa" w:w="2059"/>
+            <w:tcW w:type="dxa" w:w="1778"/>
             <w:shd w:fill="FFFFFF" w:val="clear"/>
           </w:tcPr>
           <w:p>
@@ -13233,7 +13233,7 @@
         </w:tc>
         <w:tc>
           <w:tcPr>
-            <w:tcW w:type="dxa" w:w="4118"/>
+            <w:tcW w:type="dxa" w:w="4399"/>
             <w:shd w:fill="FFFFFF" w:val="clear"/>
           </w:tcPr>
           <w:p>
@@ -13257,7 +13257,7 @@
         </w:trPr>
         <w:tc>
           <w:tcPr>
-            <w:tcW w:type="dxa" w:w="2059"/>
+            <w:tcW w:type="dxa" w:w="1778"/>
             <w:shd w:fill="EAF1F6" w:val="clear"/>
           </w:tcPr>
           <w:p>
@@ -13305,7 +13305,7 @@
         </w:tc>
         <w:tc>
           <w:tcPr>
-            <w:tcW w:type="dxa" w:w="4118"/>
+            <w:tcW w:type="dxa" w:w="4399"/>
             <w:shd w:fill="EAF1F6" w:val="clear"/>
           </w:tcPr>
           <w:p>
@@ -13329,7 +13329,7 @@
         </w:trPr>
         <w:tc>
           <w:tcPr>
-            <w:tcW w:type="dxa" w:w="2059"/>
+            <w:tcW w:type="dxa" w:w="1778"/>
             <w:shd w:fill="FFFFFF" w:val="clear"/>
           </w:tcPr>
           <w:p>
@@ -13392,7 +13392,7 @@
         </w:tc>
         <w:tc>
           <w:tcPr>
-            <w:tcW w:type="dxa" w:w="4118"/>
+            <w:tcW w:type="dxa" w:w="4399"/>
             <w:shd w:fill="FFFFFF" w:val="clear"/>
           </w:tcPr>
           <w:p>
@@ -13416,7 +13416,7 @@
         </w:trPr>
         <w:tc>
           <w:tcPr>
-            <w:tcW w:type="dxa" w:w="2059"/>
+            <w:tcW w:type="dxa" w:w="1778"/>
             <w:shd w:fill="EAF1F6" w:val="clear"/>
           </w:tcPr>
           <w:p>
@@ -13482,7 +13482,7 @@
         </w:tc>
         <w:tc>
           <w:tcPr>
-            <w:tcW w:type="dxa" w:w="4118"/>
+            <w:tcW w:type="dxa" w:w="4399"/>
             <w:shd w:fill="EAF1F6" w:val="clear"/>
           </w:tcPr>
           <w:p>
@@ -13506,7 +13506,7 @@
         </w:trPr>
         <w:tc>
           <w:tcPr>
-            <w:tcW w:type="dxa" w:w="2059"/>
+            <w:tcW w:type="dxa" w:w="1778"/>
             <w:shd w:fill="FFFFFF" w:val="clear"/>
           </w:tcPr>
           <w:p>
@@ -13551,7 +13551,7 @@
         </w:tc>
         <w:tc>
           <w:tcPr>
-            <w:tcW w:type="dxa" w:w="4118"/>
+            <w:tcW w:type="dxa" w:w="4399"/>
             <w:shd w:fill="FFFFFF" w:val="clear"/>
           </w:tcPr>
           <w:p>
@@ -13575,7 +13575,7 @@
         </w:trPr>
         <w:tc>
           <w:tcPr>
-            <w:tcW w:type="dxa" w:w="2059"/>
+            <w:tcW w:type="dxa" w:w="1778"/>
             <w:shd w:fill="EAF1F6" w:val="clear"/>
           </w:tcPr>
           <w:p>
@@ -13623,7 +13623,7 @@
         </w:tc>
         <w:tc>
           <w:tcPr>
-            <w:tcW w:type="dxa" w:w="4118"/>
+            <w:tcW w:type="dxa" w:w="4399"/>
             <w:shd w:fill="EAF1F6" w:val="clear"/>
           </w:tcPr>
           <w:p>
@@ -13647,7 +13647,7 @@
         </w:trPr>
         <w:tc>
           <w:tcPr>
-            <w:tcW w:type="dxa" w:w="2059"/>
+            <w:tcW w:type="dxa" w:w="1778"/>
             <w:shd w:fill="FFFFFF" w:val="clear"/>
           </w:tcPr>
           <w:p>
@@ -13695,7 +13695,7 @@
         </w:tc>
         <w:tc>
           <w:tcPr>
-            <w:tcW w:type="dxa" w:w="4118"/>
+            <w:tcW w:type="dxa" w:w="4399"/>
             <w:shd w:fill="FFFFFF" w:val="clear"/>
           </w:tcPr>
           <w:p>
@@ -13719,7 +13719,7 @@
         </w:trPr>
         <w:tc>
           <w:tcPr>
-            <w:tcW w:type="dxa" w:w="2059"/>
+            <w:tcW w:type="dxa" w:w="1778"/>
             <w:shd w:fill="EAF1F6" w:val="clear"/>
           </w:tcPr>
           <w:p>
@@ -13818,7 +13818,7 @@
         </w:tc>
         <w:tc>
           <w:tcPr>
-            <w:tcW w:type="dxa" w:w="4118"/>
+            <w:tcW w:type="dxa" w:w="4399"/>
             <w:shd w:fill="EAF1F6" w:val="clear"/>
           </w:tcPr>
           <w:p>
@@ -13842,7 +13842,7 @@
         </w:trPr>
         <w:tc>
           <w:tcPr>
-            <w:tcW w:type="dxa" w:w="2059"/>
+            <w:tcW w:type="dxa" w:w="1778"/>
             <w:shd w:fill="FFFFFF" w:val="clear"/>
           </w:tcPr>
           <w:p>
@@ -13908,7 +13908,7 @@
         </w:tc>
         <w:tc>
           <w:tcPr>
-            <w:tcW w:type="dxa" w:w="4118"/>
+            <w:tcW w:type="dxa" w:w="4399"/>
             <w:shd w:fill="FFFFFF" w:val="clear"/>
           </w:tcPr>
           <w:p>
@@ -13932,7 +13932,7 @@
         </w:trPr>
         <w:tc>
           <w:tcPr>
-            <w:tcW w:type="dxa" w:w="2059"/>
+            <w:tcW w:type="dxa" w:w="1778"/>
             <w:shd w:fill="EAF1F6" w:val="clear"/>
           </w:tcPr>
           <w:p>
@@ -13977,7 +13977,7 @@
         </w:tc>
         <w:tc>
           <w:tcPr>
-            <w:tcW w:type="dxa" w:w="4118"/>
+            <w:tcW w:type="dxa" w:w="4399"/>
             <w:shd w:fill="EAF1F6" w:val="clear"/>
           </w:tcPr>
           <w:p>
@@ -14001,7 +14001,7 @@
         </w:trPr>
         <w:tc>
           <w:tcPr>
-            <w:tcW w:type="dxa" w:w="2059"/>
+            <w:tcW w:type="dxa" w:w="1778"/>
             <w:shd w:fill="FFFFFF" w:val="clear"/>
           </w:tcPr>
           <w:p>
@@ -14046,7 +14046,7 @@
         </w:tc>
         <w:tc>
           <w:tcPr>
-            <w:tcW w:type="dxa" w:w="4118"/>
+            <w:tcW w:type="dxa" w:w="4399"/>
             <w:shd w:fill="FFFFFF" w:val="clear"/>
           </w:tcPr>
           <w:p>
@@ -14070,7 +14070,7 @@
         </w:trPr>
         <w:tc>
           <w:tcPr>
-            <w:tcW w:type="dxa" w:w="2059"/>
+            <w:tcW w:type="dxa" w:w="1778"/>
             <w:shd w:fill="EAF1F6" w:val="clear"/>
           </w:tcPr>
           <w:p>
@@ -14115,7 +14115,7 @@
         </w:tc>
         <w:tc>
           <w:tcPr>
-            <w:tcW w:type="dxa" w:w="4118"/>
+            <w:tcW w:type="dxa" w:w="4399"/>
             <w:shd w:fill="EAF1F6" w:val="clear"/>
           </w:tcPr>
           <w:p>
@@ -14139,7 +14139,7 @@
         </w:trPr>
         <w:tc>
           <w:tcPr>
-            <w:tcW w:type="dxa" w:w="2059"/>
+            <w:tcW w:type="dxa" w:w="1778"/>
             <w:shd w:fill="FFFFFF" w:val="clear"/>
           </w:tcPr>
           <w:p>
@@ -14184,7 +14184,7 @@
         </w:tc>
         <w:tc>
           <w:tcPr>
-            <w:tcW w:type="dxa" w:w="4118"/>
+            <w:tcW w:type="dxa" w:w="4399"/>
             <w:shd w:fill="FFFFFF" w:val="clear"/>
           </w:tcPr>
           <w:p>
@@ -14208,7 +14208,7 @@
         </w:trPr>
         <w:tc>
           <w:tcPr>
-            <w:tcW w:type="dxa" w:w="2059"/>
+            <w:tcW w:type="dxa" w:w="1778"/>
             <w:shd w:fill="EAF1F6" w:val="clear"/>
           </w:tcPr>
           <w:p>
@@ -14293,7 +14293,7 @@
         </w:tc>
         <w:tc>
           <w:tcPr>
-            <w:tcW w:type="dxa" w:w="4118"/>
+            <w:tcW w:type="dxa" w:w="4399"/>
             <w:shd w:fill="EAF1F6" w:val="clear"/>
           </w:tcPr>
           <w:p>
@@ -14317,7 +14317,7 @@
         </w:trPr>
         <w:tc>
           <w:tcPr>
-            <w:tcW w:type="dxa" w:w="2059"/>
+            <w:tcW w:type="dxa" w:w="1778"/>
             <w:shd w:fill="FFFFFF" w:val="clear"/>
           </w:tcPr>
           <w:p>
@@ -14362,7 +14362,7 @@
         </w:tc>
         <w:tc>
           <w:tcPr>
-            <w:tcW w:type="dxa" w:w="4118"/>
+            <w:tcW w:type="dxa" w:w="4399"/>
             <w:shd w:fill="FFFFFF" w:val="clear"/>
           </w:tcPr>
           <w:p>
@@ -14400,10 +14400,10 @@
         <w:tblLook w:firstRow="1" w:lastRow="0" w:firstColumn="0" w:lastColumn="0" w:noHBand="0" w:noVBand="0" w:val="0020"/>
       </w:tblPr>
       <w:tblGrid>
-        <w:gridCol w:w="950"/>
-        <w:gridCol w:w="2376"/>
-        <w:gridCol w:w="1584"/>
-        <w:gridCol w:w="3009"/>
+        <w:gridCol w:w="1029"/>
+        <w:gridCol w:w="2296"/>
+        <w:gridCol w:w="1900"/>
+        <w:gridCol w:w="2692"/>
       </w:tblGrid>
       <w:tr>
         <w:trPr>
@@ -14413,7 +14413,7 @@
         </w:trPr>
         <w:tc>
           <w:tcPr>
-            <w:tcW w:type="dxa" w:w="1123"/>
+            <w:tcW w:type="dxa" w:w="1217"/>
             <w:shd w:fill="1C2D40" w:val="clear"/>
             <w:tcMar>
               <w:top w:w="100" w:type="dxa"/>
@@ -14440,7 +14440,7 @@
         </w:tc>
         <w:tc>
           <w:tcPr>
-            <w:tcW w:type="dxa" w:w="2808"/>
+            <w:tcW w:type="dxa" w:w="2714"/>
             <w:shd w:fill="1C2D40" w:val="clear"/>
             <w:tcMar>
               <w:top w:w="100" w:type="dxa"/>
@@ -14467,7 +14467,7 @@
         </w:tc>
         <w:tc>
           <w:tcPr>
-            <w:tcW w:type="dxa" w:w="1872"/>
+            <w:tcW w:type="dxa" w:w="2246"/>
             <w:shd w:fill="1C2D40" w:val="clear"/>
             <w:tcMar>
               <w:top w:w="100" w:type="dxa"/>
@@ -14494,7 +14494,7 @@
         </w:tc>
         <w:tc>
           <w:tcPr>
-            <w:tcW w:type="dxa" w:w="3557"/>
+            <w:tcW w:type="dxa" w:w="3182"/>
             <w:shd w:fill="1C2D40" w:val="clear"/>
             <w:tcMar>
               <w:top w:w="100" w:type="dxa"/>
@@ -14526,7 +14526,7 @@
         </w:trPr>
         <w:tc>
           <w:tcPr>
-            <w:tcW w:type="dxa" w:w="1123"/>
+            <w:tcW w:type="dxa" w:w="1217"/>
             <w:shd w:fill="FFFFFF" w:val="clear"/>
           </w:tcPr>
           <w:p>
@@ -14545,7 +14545,7 @@
         </w:tc>
         <w:tc>
           <w:tcPr>
-            <w:tcW w:type="dxa" w:w="2808"/>
+            <w:tcW w:type="dxa" w:w="2714"/>
             <w:shd w:fill="FFFFFF" w:val="clear"/>
           </w:tcPr>
           <w:p>
@@ -14624,7 +14624,7 @@
         </w:tc>
         <w:tc>
           <w:tcPr>
-            <w:tcW w:type="dxa" w:w="1872"/>
+            <w:tcW w:type="dxa" w:w="2246"/>
             <w:shd w:fill="FFFFFF" w:val="clear"/>
           </w:tcPr>
           <w:p>
@@ -14643,7 +14643,7 @@
         </w:tc>
         <w:tc>
           <w:tcPr>
-            <w:tcW w:type="dxa" w:w="3557"/>
+            <w:tcW w:type="dxa" w:w="3182"/>
             <w:shd w:fill="FFFFFF" w:val="clear"/>
           </w:tcPr>
           <w:p>
@@ -14667,7 +14667,7 @@
         </w:trPr>
         <w:tc>
           <w:tcPr>
-            <w:tcW w:type="dxa" w:w="1123"/>
+            <w:tcW w:type="dxa" w:w="1217"/>
             <w:shd w:fill="EAF1F6" w:val="clear"/>
           </w:tcPr>
           <w:p>
@@ -14686,7 +14686,7 @@
         </w:tc>
         <w:tc>
           <w:tcPr>
-            <w:tcW w:type="dxa" w:w="2808"/>
+            <w:tcW w:type="dxa" w:w="2714"/>
             <w:shd w:fill="EAF1F6" w:val="clear"/>
           </w:tcPr>
           <w:p>
@@ -14742,7 +14742,7 @@
         </w:tc>
         <w:tc>
           <w:tcPr>
-            <w:tcW w:type="dxa" w:w="1872"/>
+            <w:tcW w:type="dxa" w:w="2246"/>
             <w:shd w:fill="EAF1F6" w:val="clear"/>
           </w:tcPr>
           <w:p>
@@ -14761,7 +14761,7 @@
         </w:tc>
         <w:tc>
           <w:tcPr>
-            <w:tcW w:type="dxa" w:w="3557"/>
+            <w:tcW w:type="dxa" w:w="3182"/>
             <w:shd w:fill="EAF1F6" w:val="clear"/>
           </w:tcPr>
           <w:p>
@@ -14785,7 +14785,7 @@
         </w:trPr>
         <w:tc>
           <w:tcPr>
-            <w:tcW w:type="dxa" w:w="1123"/>
+            <w:tcW w:type="dxa" w:w="1217"/>
             <w:shd w:fill="FFFFFF" w:val="clear"/>
           </w:tcPr>
           <w:p>
@@ -14804,7 +14804,7 @@
         </w:tc>
         <w:tc>
           <w:tcPr>
-            <w:tcW w:type="dxa" w:w="2808"/>
+            <w:tcW w:type="dxa" w:w="2714"/>
             <w:shd w:fill="FFFFFF" w:val="clear"/>
           </w:tcPr>
           <w:p>
@@ -14846,7 +14846,7 @@
         </w:tc>
         <w:tc>
           <w:tcPr>
-            <w:tcW w:type="dxa" w:w="1872"/>
+            <w:tcW w:type="dxa" w:w="2246"/>
             <w:shd w:fill="FFFFFF" w:val="clear"/>
           </w:tcPr>
           <w:p>
@@ -14865,7 +14865,7 @@
         </w:tc>
         <w:tc>
           <w:tcPr>
-            <w:tcW w:type="dxa" w:w="3557"/>
+            <w:tcW w:type="dxa" w:w="3182"/>
             <w:shd w:fill="FFFFFF" w:val="clear"/>
           </w:tcPr>
           <w:p>
@@ -14889,7 +14889,7 @@
         </w:trPr>
         <w:tc>
           <w:tcPr>
-            <w:tcW w:type="dxa" w:w="1123"/>
+            <w:tcW w:type="dxa" w:w="1217"/>
             <w:shd w:fill="EAF1F6" w:val="clear"/>
           </w:tcPr>
           <w:p>
@@ -14908,7 +14908,7 @@
         </w:tc>
         <w:tc>
           <w:tcPr>
-            <w:tcW w:type="dxa" w:w="2808"/>
+            <w:tcW w:type="dxa" w:w="2714"/>
             <w:shd w:fill="EAF1F6" w:val="clear"/>
           </w:tcPr>
           <w:p>
@@ -15021,7 +15021,7 @@
         </w:tc>
         <w:tc>
           <w:tcPr>
-            <w:tcW w:type="dxa" w:w="1872"/>
+            <w:tcW w:type="dxa" w:w="2246"/>
             <w:shd w:fill="EAF1F6" w:val="clear"/>
           </w:tcPr>
           <w:p>
@@ -15040,7 +15040,7 @@
         </w:tc>
         <w:tc>
           <w:tcPr>
-            <w:tcW w:type="dxa" w:w="3557"/>
+            <w:tcW w:type="dxa" w:w="3182"/>
             <w:shd w:fill="EAF1F6" w:val="clear"/>
           </w:tcPr>
           <w:p>
@@ -15064,7 +15064,7 @@
         </w:trPr>
         <w:tc>
           <w:tcPr>
-            <w:tcW w:type="dxa" w:w="1123"/>
+            <w:tcW w:type="dxa" w:w="1217"/>
             <w:shd w:fill="FFFFFF" w:val="clear"/>
           </w:tcPr>
           <w:p>
@@ -15083,7 +15083,7 @@
         </w:tc>
         <w:tc>
           <w:tcPr>
-            <w:tcW w:type="dxa" w:w="2808"/>
+            <w:tcW w:type="dxa" w:w="2714"/>
             <w:shd w:fill="FFFFFF" w:val="clear"/>
           </w:tcPr>
           <w:p>
@@ -15190,7 +15190,7 @@
         </w:tc>
         <w:tc>
           <w:tcPr>
-            <w:tcW w:type="dxa" w:w="1872"/>
+            <w:tcW w:type="dxa" w:w="2246"/>
             <w:shd w:fill="FFFFFF" w:val="clear"/>
           </w:tcPr>
           <w:p>
@@ -15209,7 +15209,7 @@
         </w:tc>
         <w:tc>
           <w:tcPr>
-            <w:tcW w:type="dxa" w:w="3557"/>
+            <w:tcW w:type="dxa" w:w="3182"/>
             <w:shd w:fill="FFFFFF" w:val="clear"/>
           </w:tcPr>
           <w:p>
@@ -15233,7 +15233,7 @@
         </w:trPr>
         <w:tc>
           <w:tcPr>
-            <w:tcW w:type="dxa" w:w="1123"/>
+            <w:tcW w:type="dxa" w:w="1217"/>
             <w:shd w:fill="EAF1F6" w:val="clear"/>
           </w:tcPr>
           <w:p>
@@ -15252,7 +15252,7 @@
         </w:tc>
         <w:tc>
           <w:tcPr>
-            <w:tcW w:type="dxa" w:w="2808"/>
+            <w:tcW w:type="dxa" w:w="2714"/>
             <w:shd w:fill="EAF1F6" w:val="clear"/>
           </w:tcPr>
           <w:p>
@@ -15309,7 +15309,7 @@
         </w:tc>
         <w:tc>
           <w:tcPr>
-            <w:tcW w:type="dxa" w:w="1872"/>
+            <w:tcW w:type="dxa" w:w="2246"/>
             <w:shd w:fill="EAF1F6" w:val="clear"/>
           </w:tcPr>
           <w:p>
@@ -15328,7 +15328,7 @@
         </w:tc>
         <w:tc>
           <w:tcPr>
-            <w:tcW w:type="dxa" w:w="3557"/>
+            <w:tcW w:type="dxa" w:w="3182"/>
             <w:shd w:fill="EAF1F6" w:val="clear"/>
           </w:tcPr>
           <w:p>
@@ -15352,7 +15352,7 @@
         </w:trPr>
         <w:tc>
           <w:tcPr>
-            <w:tcW w:type="dxa" w:w="1123"/>
+            <w:tcW w:type="dxa" w:w="1217"/>
             <w:shd w:fill="FFFFFF" w:val="clear"/>
           </w:tcPr>
           <w:p>
@@ -15371,7 +15371,7 @@
         </w:tc>
         <w:tc>
           <w:tcPr>
-            <w:tcW w:type="dxa" w:w="2808"/>
+            <w:tcW w:type="dxa" w:w="2714"/>
             <w:shd w:fill="FFFFFF" w:val="clear"/>
           </w:tcPr>
           <w:p>
@@ -15390,7 +15390,7 @@
         </w:tc>
         <w:tc>
           <w:tcPr>
-            <w:tcW w:type="dxa" w:w="1872"/>
+            <w:tcW w:type="dxa" w:w="2246"/>
             <w:shd w:fill="FFFFFF" w:val="clear"/>
           </w:tcPr>
           <w:p>
@@ -15409,7 +15409,7 @@
         </w:tc>
         <w:tc>
           <w:tcPr>
-            <w:tcW w:type="dxa" w:w="3557"/>
+            <w:tcW w:type="dxa" w:w="3182"/>
             <w:shd w:fill="FFFFFF" w:val="clear"/>
           </w:tcPr>
           <w:p>
@@ -15433,7 +15433,7 @@
         </w:trPr>
         <w:tc>
           <w:tcPr>
-            <w:tcW w:type="dxa" w:w="1123"/>
+            <w:tcW w:type="dxa" w:w="1217"/>
             <w:shd w:fill="EAF1F6" w:val="clear"/>
           </w:tcPr>
           <w:p>
@@ -15452,7 +15452,7 @@
         </w:tc>
         <w:tc>
           <w:tcPr>
-            <w:tcW w:type="dxa" w:w="2808"/>
+            <w:tcW w:type="dxa" w:w="2714"/>
             <w:shd w:fill="EAF1F6" w:val="clear"/>
           </w:tcPr>
           <w:p>
@@ -15535,7 +15535,7 @@
         </w:tc>
         <w:tc>
           <w:tcPr>
-            <w:tcW w:type="dxa" w:w="1872"/>
+            <w:tcW w:type="dxa" w:w="2246"/>
             <w:shd w:fill="EAF1F6" w:val="clear"/>
           </w:tcPr>
           <w:p>
@@ -15554,7 +15554,7 @@
         </w:tc>
         <w:tc>
           <w:tcPr>
-            <w:tcW w:type="dxa" w:w="3557"/>
+            <w:tcW w:type="dxa" w:w="3182"/>
             <w:shd w:fill="EAF1F6" w:val="clear"/>
           </w:tcPr>
           <w:p>
@@ -15578,7 +15578,7 @@
         </w:trPr>
         <w:tc>
           <w:tcPr>
-            <w:tcW w:type="dxa" w:w="1123"/>
+            <w:tcW w:type="dxa" w:w="1217"/>
             <w:shd w:fill="FFFFFF" w:val="clear"/>
           </w:tcPr>
           <w:p>
@@ -15597,7 +15597,7 @@
         </w:tc>
         <w:tc>
           <w:tcPr>
-            <w:tcW w:type="dxa" w:w="2808"/>
+            <w:tcW w:type="dxa" w:w="2714"/>
             <w:shd w:fill="FFFFFF" w:val="clear"/>
           </w:tcPr>
           <w:p>
@@ -15684,7 +15684,7 @@
         </w:tc>
         <w:tc>
           <w:tcPr>
-            <w:tcW w:type="dxa" w:w="1872"/>
+            <w:tcW w:type="dxa" w:w="2246"/>
             <w:shd w:fill="FFFFFF" w:val="clear"/>
           </w:tcPr>
           <w:p>
@@ -15703,7 +15703,7 @@
         </w:tc>
         <w:tc>
           <w:tcPr>
-            <w:tcW w:type="dxa" w:w="3557"/>
+            <w:tcW w:type="dxa" w:w="3182"/>
             <w:shd w:fill="FFFFFF" w:val="clear"/>
           </w:tcPr>
           <w:p>
@@ -15727,7 +15727,7 @@
         </w:trPr>
         <w:tc>
           <w:tcPr>
-            <w:tcW w:type="dxa" w:w="1123"/>
+            <w:tcW w:type="dxa" w:w="1217"/>
             <w:shd w:fill="EAF1F6" w:val="clear"/>
           </w:tcPr>
           <w:p>
@@ -15746,7 +15746,7 @@
         </w:tc>
         <w:tc>
           <w:tcPr>
-            <w:tcW w:type="dxa" w:w="2808"/>
+            <w:tcW w:type="dxa" w:w="2714"/>
             <w:shd w:fill="EAF1F6" w:val="clear"/>
           </w:tcPr>
           <w:p>
@@ -15800,7 +15800,7 @@
         </w:tc>
         <w:tc>
           <w:tcPr>
-            <w:tcW w:type="dxa" w:w="1872"/>
+            <w:tcW w:type="dxa" w:w="2246"/>
             <w:shd w:fill="EAF1F6" w:val="clear"/>
           </w:tcPr>
           <w:p>
@@ -15819,7 +15819,7 @@
         </w:tc>
         <w:tc>
           <w:tcPr>
-            <w:tcW w:type="dxa" w:w="3557"/>
+            <w:tcW w:type="dxa" w:w="3182"/>
             <w:shd w:fill="EAF1F6" w:val="clear"/>
           </w:tcPr>
           <w:p>
@@ -15843,7 +15843,7 @@
         </w:trPr>
         <w:tc>
           <w:tcPr>
-            <w:tcW w:type="dxa" w:w="1123"/>
+            <w:tcW w:type="dxa" w:w="1217"/>
             <w:shd w:fill="FFFFFF" w:val="clear"/>
           </w:tcPr>
           <w:p>
@@ -15862,7 +15862,7 @@
         </w:tc>
         <w:tc>
           <w:tcPr>
-            <w:tcW w:type="dxa" w:w="2808"/>
+            <w:tcW w:type="dxa" w:w="2714"/>
             <w:shd w:fill="FFFFFF" w:val="clear"/>
           </w:tcPr>
           <w:p>
@@ -15881,7 +15881,7 @@
         </w:tc>
         <w:tc>
           <w:tcPr>
-            <w:tcW w:type="dxa" w:w="1872"/>
+            <w:tcW w:type="dxa" w:w="2246"/>
             <w:shd w:fill="FFFFFF" w:val="clear"/>
           </w:tcPr>
           <w:p>
@@ -15900,7 +15900,7 @@
         </w:tc>
         <w:tc>
           <w:tcPr>
-            <w:tcW w:type="dxa" w:w="3557"/>
+            <w:tcW w:type="dxa" w:w="3182"/>
             <w:shd w:fill="FFFFFF" w:val="clear"/>
           </w:tcPr>
           <w:p>
@@ -16149,1291 +16149,6 @@
       </w:pPr>
       <w:r>
         <w:t xml:space="preserve">Appendix C: Preregistration template</w:t>
-      </w:r>
-    </w:p>
-    <w:tbl>
-      <w:tblPr>
-        <w:tblW w:type="pct" w:w="5000"/>
-        <w:jc w:val="center"/>
-        <w:tblLayout w:type="fixed"/>
-        <w:tblLook w:firstRow="1" w:lastRow="0" w:firstColumn="0" w:lastColumn="0" w:noHBand="0" w:noVBand="0" w:val="0020"/>
-      </w:tblPr>
-      <w:tblGrid>
-        <w:gridCol w:w="1980"/>
-        <w:gridCol w:w="5940"/>
-      </w:tblGrid>
-      <w:tr>
-        <w:trPr>
-          <w:tblHeader w:val="on"/>
-          <w:cantSplit/>
-          <w:tblHeader w:val="true"/>
-        </w:trPr>
-        <w:tc>
-          <w:tcPr>
-            <w:tcW w:type="dxa" w:w="2340"/>
-            <w:shd w:fill="1C2D40" w:val="clear"/>
-            <w:tcMar>
-              <w:top w:w="100" w:type="dxa"/>
-              <w:bottom w:w="55" w:type="dxa"/>
-              <w:start w:w="90" w:type="dxa"/>
-              <w:end w:w="90" w:type="dxa"/>
-            </w:tcMar>
-          </w:tcPr>
-          <w:p>
-            <w:pPr>
-              <w:pStyle w:val="Compact"/>
-              <w:spacing w:after="20" w:line="226" w:lineRule="auto"/>
-            </w:pPr>
-            <w:r>
-              <w:rPr>
-                <w:rFonts w:ascii="Times New Roman" w:hAnsi="Times New Roman" w:eastAsia="Times New Roman"/>
-                <w:b/>
-                <w:color w:val="FFFFFF"/>
-                <w:sz w:val="18"/>
-              </w:rPr>
-              <w:t xml:space="preserve">Field</w:t>
-            </w:r>
-          </w:p>
-        </w:tc>
-        <w:tc>
-          <w:tcPr>
-            <w:tcW w:type="dxa" w:w="7020"/>
-            <w:shd w:fill="1C2D40" w:val="clear"/>
-            <w:tcMar>
-              <w:top w:w="100" w:type="dxa"/>
-              <w:bottom w:w="55" w:type="dxa"/>
-              <w:start w:w="90" w:type="dxa"/>
-              <w:end w:w="90" w:type="dxa"/>
-            </w:tcMar>
-          </w:tcPr>
-          <w:p>
-            <w:pPr>
-              <w:pStyle w:val="Compact"/>
-              <w:spacing w:after="20" w:line="226" w:lineRule="auto"/>
-            </w:pPr>
-            <w:r>
-              <w:rPr>
-                <w:rFonts w:ascii="Times New Roman" w:hAnsi="Times New Roman" w:eastAsia="Times New Roman"/>
-                <w:b/>
-                <w:color w:val="FFFFFF"/>
-                <w:sz w:val="18"/>
-              </w:rPr>
-              <w:t xml:space="preserve">Required entry</w:t>
-            </w:r>
-          </w:p>
-        </w:tc>
-      </w:tr>
-      <w:tr>
-        <w:trPr>
-          <w:cantSplit/>
-        </w:trPr>
-        <w:tc>
-          <w:tcPr>
-            <w:tcW w:type="dxa" w:w="2340"/>
-            <w:shd w:fill="FFFFFF" w:val="clear"/>
-          </w:tcPr>
-          <w:p>
-            <w:pPr>
-              <w:pStyle w:val="Compact"/>
-              <w:spacing w:after="60"/>
-            </w:pPr>
-            <w:r>
-              <w:rPr>
-                <w:rFonts w:ascii="Times New Roman" w:hAnsi="Times New Roman" w:eastAsia="Times New Roman"/>
-                <w:sz w:val="18"/>
-              </w:rPr>
-              <w:t xml:space="preserve">Consciousness target</w:t>
-            </w:r>
-          </w:p>
-        </w:tc>
-        <w:tc>
-          <w:tcPr>
-            <w:tcW w:type="dxa" w:w="7020"/>
-            <w:shd w:fill="FFFFFF" w:val="clear"/>
-          </w:tcPr>
-          <w:p>
-            <w:pPr>
-              <w:pStyle w:val="Compact"/>
-              <w:spacing w:after="60"/>
-            </w:pPr>
-            <w:r>
-              <w:rPr>
-                <w:rFonts w:ascii="Times New Roman" w:hAnsi="Times New Roman" w:eastAsia="Times New Roman"/>
-                <w:sz w:val="18"/>
-              </w:rPr>
-              <w:t xml:space="preserve">Minimal phenomenal presence, content consciousness, access, or another explicit target.</w:t>
-            </w:r>
-          </w:p>
-        </w:tc>
-      </w:tr>
-      <w:tr>
-        <w:trPr>
-          <w:cantSplit/>
-        </w:trPr>
-        <w:tc>
-          <w:tcPr>
-            <w:tcW w:type="dxa" w:w="2340"/>
-            <w:shd w:fill="EAF1F6" w:val="clear"/>
-          </w:tcPr>
-          <w:p>
-            <w:pPr>
-              <w:pStyle w:val="Compact"/>
-              <w:spacing w:after="60"/>
-            </w:pPr>
-            <w:r>
-              <w:rPr>
-                <w:rFonts w:ascii="Times New Roman" w:hAnsi="Times New Roman" w:eastAsia="Times New Roman"/>
-                <w:sz w:val="18"/>
-              </w:rPr>
-              <w:t xml:space="preserve">Candidate system</w:t>
-            </w:r>
-          </w:p>
-        </w:tc>
-        <w:tc>
-          <w:tcPr>
-            <w:tcW w:type="dxa" w:w="7020"/>
-            <w:shd w:fill="EAF1F6" w:val="clear"/>
-          </w:tcPr>
-          <w:p>
-            <w:pPr>
-              <w:pStyle w:val="Compact"/>
-              <w:spacing w:after="60"/>
-            </w:pPr>
-            <w:r>
-              <w:rPr>
-                <w:rFonts w:ascii="Times New Roman" w:hAnsi="Times New Roman" w:eastAsia="Times New Roman"/>
-                <w:sz w:val="18"/>
-              </w:rPr>
-              <w:t xml:space="preserve">Frozen boundary, interfaces, grain, horizon, and boundary-confidence status.</w:t>
-            </w:r>
-          </w:p>
-        </w:tc>
-      </w:tr>
-      <w:tr>
-        <w:trPr>
-          <w:cantSplit/>
-        </w:trPr>
-        <w:tc>
-          <w:tcPr>
-            <w:tcW w:type="dxa" w:w="2340"/>
-            <w:shd w:fill="FFFFFF" w:val="clear"/>
-          </w:tcPr>
-          <w:p>
-            <w:pPr>
-              <w:pStyle w:val="Compact"/>
-              <w:spacing w:after="60"/>
-            </w:pPr>
-            <w:r>
-              <w:rPr>
-                <w:rFonts w:ascii="Times New Roman" w:hAnsi="Times New Roman" w:eastAsia="Times New Roman"/>
-                <w:sz w:val="18"/>
-              </w:rPr>
-              <w:t xml:space="preserve">Content contrast</w:t>
-            </w:r>
-          </w:p>
-        </w:tc>
-        <w:tc>
-          <w:tcPr>
-            <w:tcW w:type="dxa" w:w="7020"/>
-            <w:shd w:fill="FFFFFF" w:val="clear"/>
-          </w:tcPr>
-          <w:p>
-            <w:pPr>
-              <w:pStyle w:val="Compact"/>
-              <w:spacing w:after="60"/>
-            </w:pPr>
-            <w:r>
-              <w:rPr>
-                <w:rFonts w:ascii="Times New Roman" w:hAnsi="Times New Roman" w:eastAsia="Times New Roman"/>
-                <w:sz w:val="18"/>
-              </w:rPr>
-              <w:t xml:space="preserve">Target</w:t>
-            </w:r>
-            <w:r>
-              <w:rPr>
-                <w:rFonts w:ascii="Times New Roman" w:hAnsi="Times New Roman" w:eastAsia="Times New Roman"/>
-                <w:sz w:val="18"/>
-              </w:rPr>
-              <w:t xml:space="preserve"> </w:t>
-            </w:r>
-            <m:oMath>
-              <m:r>
-                <m:t>c</m:t>
-              </m:r>
-            </m:oMath>
-            <w:r>
-              <w:rPr>
-                <w:rFonts w:ascii="Times New Roman" w:hAnsi="Times New Roman" w:eastAsia="Times New Roman"/>
-                <w:sz w:val="18"/>
-              </w:rPr>
-              <w:t xml:space="preserve">, control</w:t>
-            </w:r>
-            <w:r>
-              <w:rPr>
-                <w:rFonts w:ascii="Times New Roman" w:hAnsi="Times New Roman" w:eastAsia="Times New Roman"/>
-                <w:sz w:val="18"/>
-              </w:rPr>
-              <w:t xml:space="preserve"> </w:t>
-            </w:r>
-            <m:oMath>
-              <m:sSub>
-                <m:e>
-                  <m:r>
-                    <m:t>c</m:t>
-                  </m:r>
-                </m:e>
-                <m:sub>
-                  <m:r>
-                    <m:t>0</m:t>
-                  </m:r>
-                </m:sub>
-              </m:sSub>
-            </m:oMath>
-            <w:r>
-              <w:rPr>
-                <w:rFonts w:ascii="Times New Roman" w:hAnsi="Times New Roman" w:eastAsia="Times New Roman"/>
-                <w:sz w:val="18"/>
-              </w:rPr>
-              <w:t xml:space="preserve">, localization method, source-fidelity test, source-leakage exclusion, and equivalence controls.</w:t>
-            </w:r>
-          </w:p>
-        </w:tc>
-      </w:tr>
-      <w:tr>
-        <w:trPr>
-          <w:cantSplit/>
-        </w:trPr>
-        <w:tc>
-          <w:tcPr>
-            <w:tcW w:type="dxa" w:w="2340"/>
-            <w:shd w:fill="EAF1F6" w:val="clear"/>
-          </w:tcPr>
-          <w:p>
-            <w:pPr>
-              <w:pStyle w:val="Compact"/>
-              <w:spacing w:after="60"/>
-            </w:pPr>
-            <w:r>
-              <w:rPr>
-                <w:rFonts w:ascii="Times New Roman" w:hAnsi="Times New Roman" w:eastAsia="Times New Roman"/>
-                <w:sz w:val="18"/>
-              </w:rPr>
-              <w:t xml:space="preserve">Operating regime</w:t>
-            </w:r>
-          </w:p>
-        </w:tc>
-        <w:tc>
-          <w:tcPr>
-            <w:tcW w:type="dxa" w:w="7020"/>
-            <w:shd w:fill="EAF1F6" w:val="clear"/>
-          </w:tcPr>
-          <w:p>
-            <w:pPr>
-              <w:pStyle w:val="Compact"/>
-              <w:spacing w:after="60"/>
-            </w:pPr>
-            <w:r>
-              <w:rPr>
-                <w:rFonts w:ascii="Times New Roman" w:hAnsi="Times New Roman" w:eastAsia="Times New Roman"/>
-                <w:sz w:val="18"/>
-              </w:rPr>
-              <w:t xml:space="preserve">State, task, arousal, viability, stationarity, and exclusion conditions.</w:t>
-            </w:r>
-          </w:p>
-        </w:tc>
-      </w:tr>
-      <w:tr>
-        <w:trPr>
-          <w:cantSplit/>
-        </w:trPr>
-        <w:tc>
-          <w:tcPr>
-            <w:tcW w:type="dxa" w:w="2340"/>
-            <w:shd w:fill="FFFFFF" w:val="clear"/>
-          </w:tcPr>
-          <w:p>
-            <w:pPr>
-              <w:pStyle w:val="Compact"/>
-              <w:spacing w:after="60"/>
-            </w:pPr>
-            <w:r>
-              <w:rPr>
-                <w:rFonts w:ascii="Times New Roman" w:hAnsi="Times New Roman" w:eastAsia="Times New Roman"/>
-                <w:sz w:val="18"/>
-              </w:rPr>
-              <w:t xml:space="preserve">Recipient taxonomy</w:t>
-            </w:r>
-          </w:p>
-        </w:tc>
-        <w:tc>
-          <w:tcPr>
-            <w:tcW w:type="dxa" w:w="7020"/>
-            <w:shd w:fill="FFFFFF" w:val="clear"/>
-          </w:tcPr>
-          <w:p>
-            <w:pPr>
-              <w:pStyle w:val="Compact"/>
-              <w:spacing w:after="60"/>
-            </w:pPr>
-            <w:r>
-              <w:rPr>
-                <w:rFonts w:ascii="Times New Roman" w:hAnsi="Times New Roman" w:eastAsia="Times New Roman"/>
-                <w:sz w:val="18"/>
-              </w:rPr>
-              <w:t xml:space="preserve">Calibration interventions, repertoire variables, clustering method,</w:t>
-            </w:r>
-            <w:r>
-              <w:rPr>
-                <w:rFonts w:ascii="Times New Roman" w:hAnsi="Times New Roman" w:eastAsia="Times New Roman"/>
-                <w:sz w:val="18"/>
-              </w:rPr>
-              <w:t xml:space="preserve"> </w:t>
-            </w:r>
-            <m:oMath>
-              <m:r>
-                <m:t>ξ</m:t>
-              </m:r>
-            </m:oMath>
-            <w:r>
-              <w:rPr>
-                <w:rFonts w:ascii="Times New Roman" w:hAnsi="Times New Roman" w:eastAsia="Times New Roman"/>
-                <w:sz w:val="18"/>
-              </w:rPr>
-              <w:t xml:space="preserve">, reliability, and held-out rule.</w:t>
-            </w:r>
-          </w:p>
-        </w:tc>
-      </w:tr>
-      <w:tr>
-        <w:trPr>
-          <w:cantSplit/>
-        </w:trPr>
-        <w:tc>
-          <w:tcPr>
-            <w:tcW w:type="dxa" w:w="2340"/>
-            <w:shd w:fill="EAF1F6" w:val="clear"/>
-          </w:tcPr>
-          <w:p>
-            <w:pPr>
-              <w:pStyle w:val="Compact"/>
-              <w:spacing w:after="60"/>
-            </w:pPr>
-            <w:r>
-              <w:rPr>
-                <w:rFonts w:ascii="Times New Roman" w:hAnsi="Times New Roman" w:eastAsia="Times New Roman"/>
-                <w:sz w:val="18"/>
-              </w:rPr>
-              <w:t xml:space="preserve">Admissible contexts</w:t>
-            </w:r>
-          </w:p>
-        </w:tc>
-        <w:tc>
-          <w:tcPr>
-            <w:tcW w:type="dxa" w:w="7020"/>
-            <w:shd w:fill="EAF1F6" w:val="clear"/>
-          </w:tcPr>
-          <w:p>
-            <w:pPr>
-              <w:pStyle w:val="Compact"/>
-              <w:spacing w:after="60"/>
-            </w:pPr>
-            <w:r>
-              <w:rPr>
-                <w:rFonts w:ascii="Times New Roman" w:hAnsi="Times New Roman" w:eastAsia="Times New Roman"/>
-                <w:sz w:val="18"/>
-              </w:rPr>
-              <w:t xml:space="preserve">Recipient readiness probes, burden functional</w:t>
-            </w:r>
-            <w:r>
-              <w:rPr>
-                <w:rFonts w:ascii="Times New Roman" w:hAnsi="Times New Roman" w:eastAsia="Times New Roman"/>
-                <w:sz w:val="18"/>
-              </w:rPr>
-              <w:t xml:space="preserve"> </w:t>
-            </w:r>
-            <m:oMath>
-              <m:r>
-                <m:rPr>
-                  <m:sty m:val="p"/>
-                </m:rPr>
-                <m:t>Γ</m:t>
-              </m:r>
-            </m:oMath>
-            <w:r>
-              <w:rPr>
-                <w:rFonts w:ascii="Times New Roman" w:hAnsi="Times New Roman" w:eastAsia="Times New Roman"/>
-                <w:sz w:val="18"/>
-              </w:rPr>
-              <w:t xml:space="preserve">, bound</w:t>
-            </w:r>
-            <w:r>
-              <w:rPr>
-                <w:rFonts w:ascii="Times New Roman" w:hAnsi="Times New Roman" w:eastAsia="Times New Roman"/>
-                <w:sz w:val="18"/>
-              </w:rPr>
-              <w:t xml:space="preserve"> </w:t>
-            </w:r>
-            <m:oMath>
-              <m:r>
-                <m:t>γ</m:t>
-              </m:r>
-            </m:oMath>
-            <w:r>
-              <w:rPr>
-                <w:rFonts w:ascii="Times New Roman" w:hAnsi="Times New Roman" w:eastAsia="Times New Roman"/>
-                <w:sz w:val="18"/>
-              </w:rPr>
-              <w:t xml:space="preserve">, context weights</w:t>
-            </w:r>
-            <w:r>
-              <w:rPr>
-                <w:rFonts w:ascii="Times New Roman" w:hAnsi="Times New Roman" w:eastAsia="Times New Roman"/>
-                <w:sz w:val="18"/>
-              </w:rPr>
-              <w:t xml:space="preserve"> </w:t>
-            </w:r>
-            <m:oMath>
-              <m:sSub>
-                <m:e>
-                  <m:r>
-                    <m:t>ν</m:t>
-                  </m:r>
-                </m:e>
-                <m:sub>
-                  <m:r>
-                    <m:t>k</m:t>
-                  </m:r>
-                </m:sub>
-              </m:sSub>
-            </m:oMath>
-            <w:r>
-              <w:rPr>
-                <w:rFonts w:ascii="Times New Roman" w:hAnsi="Times New Roman" w:eastAsia="Times New Roman"/>
-                <w:sz w:val="18"/>
-              </w:rPr>
-              <w:t xml:space="preserve">, robustness threshold</w:t>
-            </w:r>
-            <w:r>
-              <w:rPr>
-                <w:rFonts w:ascii="Times New Roman" w:hAnsi="Times New Roman" w:eastAsia="Times New Roman"/>
-                <w:sz w:val="18"/>
-              </w:rPr>
-              <w:t xml:space="preserve"> </w:t>
-            </w:r>
-            <m:oMath>
-              <m:sSub>
-                <m:e>
-                  <m:r>
-                    <m:t>ρ</m:t>
-                  </m:r>
-                </m:e>
-                <m:sub>
-                  <m:r>
-                    <m:t>U</m:t>
-                  </m:r>
-                </m:sub>
-              </m:sSub>
-            </m:oMath>
-            <w:r>
-              <w:rPr>
-                <w:rFonts w:ascii="Times New Roman" w:hAnsi="Times New Roman" w:eastAsia="Times New Roman"/>
-                <w:sz w:val="18"/>
-              </w:rPr>
-              <w:t xml:space="preserve">, and regime-preservation tests.</w:t>
-            </w:r>
-          </w:p>
-        </w:tc>
-      </w:tr>
-      <w:tr>
-        <w:trPr>
-          <w:cantSplit/>
-        </w:trPr>
-        <w:tc>
-          <w:tcPr>
-            <w:tcW w:type="dxa" w:w="2340"/>
-            <w:shd w:fill="FFFFFF" w:val="clear"/>
-          </w:tcPr>
-          <w:p>
-            <w:pPr>
-              <w:pStyle w:val="Compact"/>
-              <w:spacing w:after="60"/>
-            </w:pPr>
-            <w:r>
-              <w:rPr>
-                <w:rFonts w:ascii="Times New Roman" w:hAnsi="Times New Roman" w:eastAsia="Times New Roman"/>
-                <w:sz w:val="18"/>
-              </w:rPr>
-              <w:t xml:space="preserve">Content interventions</w:t>
-            </w:r>
-          </w:p>
-        </w:tc>
-        <w:tc>
-          <w:tcPr>
-            <w:tcW w:type="dxa" w:w="7020"/>
-            <w:shd w:fill="FFFFFF" w:val="clear"/>
-          </w:tcPr>
-          <w:p>
-            <w:pPr>
-              <w:pStyle w:val="Compact"/>
-              <w:spacing w:after="60"/>
-            </w:pPr>
-            <w:r>
-              <w:rPr>
-                <w:rFonts w:ascii="Times New Roman" w:hAnsi="Times New Roman" w:eastAsia="Times New Roman"/>
-                <w:sz w:val="18"/>
-              </w:rPr>
-              <w:t xml:space="preserve">Source variables, magnitude, duration, support, safety, and matched-energy design.</w:t>
-            </w:r>
-          </w:p>
-        </w:tc>
-      </w:tr>
-      <w:tr>
-        <w:trPr>
-          <w:cantSplit/>
-        </w:trPr>
-        <w:tc>
-          <w:tcPr>
-            <w:tcW w:type="dxa" w:w="2340"/>
-            <w:shd w:fill="EAF1F6" w:val="clear"/>
-          </w:tcPr>
-          <w:p>
-            <w:pPr>
-              <w:pStyle w:val="Compact"/>
-              <w:spacing w:after="60"/>
-            </w:pPr>
-            <w:r>
-              <w:rPr>
-                <w:rFonts w:ascii="Times New Roman" w:hAnsi="Times New Roman" w:eastAsia="Times New Roman"/>
-                <w:sz w:val="18"/>
-              </w:rPr>
-              <w:t xml:space="preserve">Response metrics</w:t>
-            </w:r>
-          </w:p>
-        </w:tc>
-        <w:tc>
-          <w:tcPr>
-            <w:tcW w:type="dxa" w:w="7020"/>
-            <w:shd w:fill="EAF1F6" w:val="clear"/>
-          </w:tcPr>
-          <w:p>
-            <w:pPr>
-              <w:pStyle w:val="Compact"/>
-              <w:spacing w:after="60"/>
-            </w:pPr>
-            <w:r>
-              <w:rPr>
-                <w:rFonts w:ascii="Times New Roman" w:hAnsi="Times New Roman" w:eastAsia="Times New Roman"/>
-                <w:sz w:val="18"/>
-              </w:rPr>
-              <w:t xml:space="preserve">Class-specific</w:t>
-            </w:r>
-            <w:r>
-              <w:rPr>
-                <w:rFonts w:ascii="Times New Roman" w:hAnsi="Times New Roman" w:eastAsia="Times New Roman"/>
-                <w:sz w:val="18"/>
-              </w:rPr>
-              <w:t xml:space="preserve"> </w:t>
-            </w:r>
-            <m:oMath>
-              <m:sSub>
-                <m:e>
-                  <m:r>
-                    <m:t>Y</m:t>
-                  </m:r>
-                </m:e>
-                <m:sub>
-                  <m:r>
-                    <m:t>k</m:t>
-                  </m:r>
-                </m:sub>
-              </m:sSub>
-              <m:r>
-                <m:rPr>
-                  <m:sty m:val="p"/>
-                </m:rPr>
-                <m:t>,</m:t>
-              </m:r>
-              <m:sSub>
-                <m:e>
-                  <m:r>
-                    <m:t>d</m:t>
-                  </m:r>
-                </m:e>
-                <m:sub>
-                  <m:r>
-                    <m:t>k</m:t>
-                  </m:r>
-                </m:sub>
-              </m:sSub>
-              <m:r>
-                <m:rPr>
-                  <m:sty m:val="p"/>
-                </m:rPr>
-                <m:t>,</m:t>
-              </m:r>
-              <m:sSub>
-                <m:e>
-                  <m:r>
-                    <m:t>ϵ</m:t>
-                  </m:r>
-                </m:e>
-                <m:sub>
-                  <m:r>
-                    <m:t>k</m:t>
-                  </m:r>
-                </m:sub>
-              </m:sSub>
-            </m:oMath>
-            <w:r>
-              <w:rPr>
-                <w:rFonts w:ascii="Times New Roman" w:hAnsi="Times New Roman" w:eastAsia="Times New Roman"/>
-                <w:sz w:val="18"/>
-              </w:rPr>
-              <w:t xml:space="preserve"> </w:t>
-            </w:r>
-            <w:r>
-              <w:rPr>
-                <w:rFonts w:ascii="Times New Roman" w:hAnsi="Times New Roman" w:eastAsia="Times New Roman"/>
-                <w:sz w:val="18"/>
-              </w:rPr>
-              <w:t xml:space="preserve">and measurement validity.</w:t>
-            </w:r>
-          </w:p>
-        </w:tc>
-      </w:tr>
-      <w:tr>
-        <w:trPr>
-          <w:cantSplit/>
-        </w:trPr>
-        <w:tc>
-          <w:tcPr>
-            <w:tcW w:type="dxa" w:w="2340"/>
-            <w:shd w:fill="FFFFFF" w:val="clear"/>
-          </w:tcPr>
-          <w:p>
-            <w:pPr>
-              <w:pStyle w:val="Compact"/>
-              <w:spacing w:after="60"/>
-            </w:pPr>
-            <w:r>
-              <w:rPr>
-                <w:rFonts w:ascii="Times New Roman" w:hAnsi="Times New Roman" w:eastAsia="Times New Roman"/>
-                <w:sz w:val="18"/>
-              </w:rPr>
-              <w:t xml:space="preserve">Temporal parameters</w:t>
-            </w:r>
-          </w:p>
-        </w:tc>
-        <w:tc>
-          <w:tcPr>
-            <w:tcW w:type="dxa" w:w="7020"/>
-            <w:shd w:fill="FFFFFF" w:val="clear"/>
-          </w:tcPr>
-          <w:p>
-            <w:pPr>
-              <w:pStyle w:val="Compact"/>
-              <w:spacing w:after="60"/>
-            </w:pPr>
-            <m:oMath>
-              <m:r>
-                <m:rPr>
-                  <m:sty m:val="p"/>
-                </m:rPr>
-                <m:t>Δ</m:t>
-              </m:r>
-              <m:r>
-                <m:rPr>
-                  <m:sty m:val="p"/>
-                </m:rPr>
-                <m:t>,</m:t>
-              </m:r>
-              <m:r>
-                <m:t>λ</m:t>
-              </m:r>
-            </m:oMath>
-            <w:r>
-              <w:rPr>
-                <w:rFonts w:ascii="Times New Roman" w:hAnsi="Times New Roman" w:eastAsia="Times New Roman"/>
-                <w:sz w:val="18"/>
-              </w:rPr>
-              <w:t xml:space="preserve">, sampling resolution, and latency uncertainty.</w:t>
-            </w:r>
-          </w:p>
-        </w:tc>
-      </w:tr>
-      <w:tr>
-        <w:trPr>
-          <w:cantSplit/>
-        </w:trPr>
-        <w:tc>
-          <w:tcPr>
-            <w:tcW w:type="dxa" w:w="2340"/>
-            <w:shd w:fill="EAF1F6" w:val="clear"/>
-          </w:tcPr>
-          <w:p>
-            <w:pPr>
-              <w:pStyle w:val="Compact"/>
-              <w:spacing w:after="60"/>
-            </w:pPr>
-            <w:r>
-              <w:rPr>
-                <w:rFonts w:ascii="Times New Roman" w:hAnsi="Times New Roman" w:eastAsia="Times New Roman"/>
-                <w:sz w:val="18"/>
-              </w:rPr>
-              <w:t xml:space="preserve">Specificity controls</w:t>
-            </w:r>
-          </w:p>
-        </w:tc>
-        <w:tc>
-          <w:tcPr>
-            <w:tcW w:type="dxa" w:w="7020"/>
-            <w:shd w:fill="EAF1F6" w:val="clear"/>
-          </w:tcPr>
-          <w:p>
-            <w:pPr>
-              <w:pStyle w:val="Compact"/>
-              <w:spacing w:after="60"/>
-            </w:pPr>
-            <w:r>
-              <w:rPr>
-                <w:rFonts w:ascii="Times New Roman" w:hAnsi="Times New Roman" w:eastAsia="Times New Roman"/>
-                <w:sz w:val="18"/>
-              </w:rPr>
-              <w:t xml:space="preserve">Shuffles, phase controls, common input, arousal, volume conduction, and passive spread.</w:t>
-            </w:r>
-          </w:p>
-        </w:tc>
-      </w:tr>
-      <w:tr>
-        <w:trPr>
-          <w:cantSplit/>
-        </w:trPr>
-        <w:tc>
-          <w:tcPr>
-            <w:tcW w:type="dxa" w:w="2340"/>
-            <w:shd w:fill="FFFFFF" w:val="clear"/>
-          </w:tcPr>
-          <w:p>
-            <w:pPr>
-              <w:pStyle w:val="Compact"/>
-              <w:spacing w:after="60"/>
-            </w:pPr>
-            <w:r>
-              <w:rPr>
-                <w:rFonts w:ascii="Times New Roman" w:hAnsi="Times New Roman" w:eastAsia="Times New Roman"/>
-                <w:sz w:val="18"/>
-              </w:rPr>
-              <w:t xml:space="preserve">Route tests</w:t>
-            </w:r>
-          </w:p>
-        </w:tc>
-        <w:tc>
-          <w:tcPr>
-            <w:tcW w:type="dxa" w:w="7020"/>
-            <w:shd w:fill="FFFFFF" w:val="clear"/>
-          </w:tcPr>
-          <w:p>
-            <w:pPr>
-              <w:pStyle w:val="Compact"/>
-              <w:spacing w:after="60"/>
-            </w:pPr>
-            <w:r>
-              <w:rPr>
-                <w:rFonts w:ascii="Times New Roman" w:hAnsi="Times New Roman" w:eastAsia="Times New Roman"/>
-                <w:sz w:val="18"/>
-              </w:rPr>
-              <w:t xml:space="preserve">Candidate routes, blocking method, generic support, redundancy coverage, and threshold</w:t>
-            </w:r>
-            <w:r>
-              <w:rPr>
-                <w:rFonts w:ascii="Times New Roman" w:hAnsi="Times New Roman" w:eastAsia="Times New Roman"/>
-                <w:sz w:val="18"/>
-              </w:rPr>
-              <w:t xml:space="preserve"> </w:t>
-            </w:r>
-            <m:oMath>
-              <m:r>
-                <m:t>r</m:t>
-              </m:r>
-            </m:oMath>
-            <w:r>
-              <w:rPr>
-                <w:rFonts w:ascii="Times New Roman" w:hAnsi="Times New Roman" w:eastAsia="Times New Roman"/>
-                <w:sz w:val="18"/>
-              </w:rPr>
-              <w:t xml:space="preserve">.</w:t>
-            </w:r>
-          </w:p>
-        </w:tc>
-      </w:tr>
-      <w:tr>
-        <w:trPr>
-          <w:cantSplit/>
-        </w:trPr>
-        <w:tc>
-          <w:tcPr>
-            <w:tcW w:type="dxa" w:w="2340"/>
-            <w:shd w:fill="EAF1F6" w:val="clear"/>
-          </w:tcPr>
-          <w:p>
-            <w:pPr>
-              <w:pStyle w:val="Compact"/>
-              <w:spacing w:after="60"/>
-            </w:pPr>
-            <w:r>
-              <w:rPr>
-                <w:rFonts w:ascii="Times New Roman" w:hAnsi="Times New Roman" w:eastAsia="Times New Roman"/>
-                <w:sz w:val="18"/>
-              </w:rPr>
-              <w:t xml:space="preserve">Diversity rules</w:t>
-            </w:r>
-          </w:p>
-        </w:tc>
-        <w:tc>
-          <w:tcPr>
-            <w:tcW w:type="dxa" w:w="7020"/>
-            <w:shd w:fill="EAF1F6" w:val="clear"/>
-          </w:tcPr>
-          <w:p>
-            <w:pPr>
-              <w:pStyle w:val="Compact"/>
-              <w:spacing w:after="60"/>
-            </w:pPr>
-            <w:r>
-              <w:rPr>
-                <w:rFonts w:ascii="Times New Roman" w:hAnsi="Times New Roman" w:eastAsia="Times New Roman"/>
-                <w:sz w:val="18"/>
-              </w:rPr>
-              <w:t xml:space="preserve">Weights</w:t>
-            </w:r>
-            <w:r>
-              <w:rPr>
-                <w:rFonts w:ascii="Times New Roman" w:hAnsi="Times New Roman" w:eastAsia="Times New Roman"/>
-                <w:sz w:val="18"/>
-              </w:rPr>
-              <w:t xml:space="preserve"> </w:t>
-            </w:r>
-            <m:oMath>
-              <m:sSub>
-                <m:e>
-                  <m:r>
-                    <m:t>w</m:t>
-                  </m:r>
-                </m:e>
-                <m:sub>
-                  <m:r>
-                    <m:t>k</m:t>
-                  </m:r>
-                </m:sub>
-              </m:sSub>
-            </m:oMath>
-            <w:r>
-              <w:rPr>
-                <w:rFonts w:ascii="Times New Roman" w:hAnsi="Times New Roman" w:eastAsia="Times New Roman"/>
-                <w:sz w:val="18"/>
-              </w:rPr>
-              <w:t xml:space="preserve">, coverage</w:t>
-            </w:r>
-            <w:r>
-              <w:rPr>
-                <w:rFonts w:ascii="Times New Roman" w:hAnsi="Times New Roman" w:eastAsia="Times New Roman"/>
-                <w:sz w:val="18"/>
-              </w:rPr>
-              <w:t xml:space="preserve"> </w:t>
-            </w:r>
-            <m:oMath>
-              <m:r>
-                <m:t>α</m:t>
-              </m:r>
-            </m:oMath>
-            <w:r>
-              <w:rPr>
-                <w:rFonts w:ascii="Times New Roman" w:hAnsi="Times New Roman" w:eastAsia="Times New Roman"/>
-                <w:sz w:val="18"/>
-              </w:rPr>
-              <w:t xml:space="preserve">, class count</w:t>
-            </w:r>
-            <w:r>
-              <w:rPr>
-                <w:rFonts w:ascii="Times New Roman" w:hAnsi="Times New Roman" w:eastAsia="Times New Roman"/>
-                <w:sz w:val="18"/>
-              </w:rPr>
-              <w:t xml:space="preserve"> </w:t>
-            </w:r>
-            <m:oMath>
-              <m:r>
-                <m:t>m</m:t>
-              </m:r>
-            </m:oMath>
-            <w:r>
-              <w:rPr>
-                <w:rFonts w:ascii="Times New Roman" w:hAnsi="Times New Roman" w:eastAsia="Times New Roman"/>
-                <w:sz w:val="18"/>
-              </w:rPr>
-              <w:t xml:space="preserve">, evenness</w:t>
-            </w:r>
-            <w:r>
-              <w:rPr>
-                <w:rFonts w:ascii="Times New Roman" w:hAnsi="Times New Roman" w:eastAsia="Times New Roman"/>
-                <w:sz w:val="18"/>
-              </w:rPr>
-              <w:t xml:space="preserve"> </w:t>
-            </w:r>
-            <m:oMath>
-              <m:r>
-                <m:t>η</m:t>
-              </m:r>
-            </m:oMath>
-            <w:r>
-              <w:rPr>
-                <w:rFonts w:ascii="Times New Roman" w:hAnsi="Times New Roman" w:eastAsia="Times New Roman"/>
-                <w:sz w:val="18"/>
-              </w:rPr>
-              <w:t xml:space="preserve">, and reparcellation checks.</w:t>
-            </w:r>
-          </w:p>
-        </w:tc>
-      </w:tr>
-      <w:tr>
-        <w:trPr>
-          <w:cantSplit/>
-        </w:trPr>
-        <w:tc>
-          <w:tcPr>
-            <w:tcW w:type="dxa" w:w="2340"/>
-            <w:shd w:fill="FFFFFF" w:val="clear"/>
-          </w:tcPr>
-          <w:p>
-            <w:pPr>
-              <w:pStyle w:val="Compact"/>
-              <w:spacing w:after="60"/>
-            </w:pPr>
-            <w:r>
-              <w:rPr>
-                <w:rFonts w:ascii="Times New Roman" w:hAnsi="Times New Roman" w:eastAsia="Times New Roman"/>
-                <w:sz w:val="18"/>
-              </w:rPr>
-              <w:t xml:space="preserve">Access exclusions</w:t>
-            </w:r>
-          </w:p>
-        </w:tc>
-        <w:tc>
-          <w:tcPr>
-            <w:tcW w:type="dxa" w:w="7020"/>
-            <w:shd w:fill="FFFFFF" w:val="clear"/>
-          </w:tcPr>
-          <w:p>
-            <w:pPr>
-              <w:pStyle w:val="Compact"/>
-              <w:spacing w:after="60"/>
-            </w:pPr>
-            <w:r>
-              <w:rPr>
-                <w:rFonts w:ascii="Times New Roman" w:hAnsi="Times New Roman" w:eastAsia="Times New Roman"/>
-                <w:sz w:val="18"/>
-              </w:rPr>
-              <w:t xml:space="preserve">Definitions of</w:t>
-            </w:r>
-            <w:r>
-              <w:rPr>
-                <w:rFonts w:ascii="Times New Roman" w:hAnsi="Times New Roman" w:eastAsia="Times New Roman"/>
-                <w:sz w:val="18"/>
-              </w:rPr>
-              <w:t xml:space="preserve"> </w:t>
-            </w:r>
-            <m:oMath>
-              <m:sSub>
-                <m:e>
-                  <m:r>
-                    <m:rPr>
-                      <m:scr m:val="script"/>
-                      <m:sty m:val="p"/>
-                    </m:rPr>
-                    <m:t>M</m:t>
-                  </m:r>
-                </m:e>
-                <m:sub>
-                  <m:r>
-                    <m:t>R</m:t>
-                  </m:r>
-                </m:sub>
-              </m:sSub>
-              <m:r>
-                <m:rPr>
-                  <m:sty m:val="p"/>
-                </m:rPr>
-                <m:t>,</m:t>
-              </m:r>
-              <m:sSub>
-                <m:e>
-                  <m:r>
-                    <m:rPr>
-                      <m:scr m:val="script"/>
-                      <m:sty m:val="p"/>
-                    </m:rPr>
-                    <m:t>M</m:t>
-                  </m:r>
-                </m:e>
-                <m:sub>
-                  <m:r>
-                    <m:t>E</m:t>
-                  </m:r>
-                </m:sub>
-              </m:sSub>
-            </m:oMath>
-            <w:r>
-              <w:rPr>
-                <w:rFonts w:ascii="Times New Roman" w:hAnsi="Times New Roman" w:eastAsia="Times New Roman"/>
-                <w:sz w:val="18"/>
-              </w:rPr>
-              <w:t xml:space="preserve"> </w:t>
-            </w:r>
-            <w:r>
-              <w:rPr>
-                <w:rFonts w:ascii="Times New Roman" w:hAnsi="Times New Roman" w:eastAsia="Times New Roman"/>
-                <w:sz w:val="18"/>
-              </w:rPr>
-              <w:t xml:space="preserve">and reduced-family analysis.</w:t>
-            </w:r>
-          </w:p>
-        </w:tc>
-      </w:tr>
-      <w:tr>
-        <w:trPr>
-          <w:cantSplit/>
-        </w:trPr>
-        <w:tc>
-          <w:tcPr>
-            <w:tcW w:type="dxa" w:w="2340"/>
-            <w:shd w:fill="EAF1F6" w:val="clear"/>
-          </w:tcPr>
-          <w:p>
-            <w:pPr>
-              <w:pStyle w:val="Compact"/>
-              <w:spacing w:after="60"/>
-            </w:pPr>
-            <w:r>
-              <w:rPr>
-                <w:rFonts w:ascii="Times New Roman" w:hAnsi="Times New Roman" w:eastAsia="Times New Roman"/>
-                <w:sz w:val="18"/>
-              </w:rPr>
-              <w:t xml:space="preserve">Uncertainty</w:t>
-            </w:r>
-          </w:p>
-        </w:tc>
-        <w:tc>
-          <w:tcPr>
-            <w:tcW w:type="dxa" w:w="7020"/>
-            <w:shd w:fill="EAF1F6" w:val="clear"/>
-          </w:tcPr>
-          <w:p>
-            <w:pPr>
-              <w:pStyle w:val="Compact"/>
-              <w:spacing w:after="60"/>
-            </w:pPr>
-            <w:r>
-              <w:rPr>
-                <w:rFonts w:ascii="Times New Roman" w:hAnsi="Times New Roman" w:eastAsia="Times New Roman"/>
-                <w:sz w:val="18"/>
-              </w:rPr>
-              <w:t xml:space="preserve">Confidence or credible bounds,</w:t>
-            </w:r>
-            <w:r>
-              <w:rPr>
-                <w:rFonts w:ascii="Times New Roman" w:hAnsi="Times New Roman" w:eastAsia="Times New Roman"/>
-                <w:sz w:val="18"/>
-              </w:rPr>
-              <w:t xml:space="preserve"> </w:t>
-            </w:r>
-            <m:oMath>
-              <m:r>
-                <m:t>β</m:t>
-              </m:r>
-            </m:oMath>
-            <w:r>
-              <w:rPr>
-                <w:rFonts w:ascii="Times New Roman" w:hAnsi="Times New Roman" w:eastAsia="Times New Roman"/>
-                <w:sz w:val="18"/>
-              </w:rPr>
-              <w:t xml:space="preserve">, multiplicity, missing data, and conflict rules.</w:t>
-            </w:r>
-          </w:p>
-        </w:tc>
-      </w:tr>
-      <w:tr>
-        <w:trPr>
-          <w:cantSplit/>
-        </w:trPr>
-        <w:tc>
-          <w:tcPr>
-            <w:tcW w:type="dxa" w:w="2340"/>
-            <w:shd w:fill="FFFFFF" w:val="clear"/>
-          </w:tcPr>
-          <w:p>
-            <w:pPr>
-              <w:pStyle w:val="Compact"/>
-              <w:spacing w:after="60"/>
-            </w:pPr>
-            <w:r>
-              <w:rPr>
-                <w:rFonts w:ascii="Times New Roman" w:hAnsi="Times New Roman" w:eastAsia="Times New Roman"/>
-                <w:sz w:val="18"/>
-              </w:rPr>
-              <w:t xml:space="preserve">Sensitivity</w:t>
-            </w:r>
-          </w:p>
-        </w:tc>
-        <w:tc>
-          <w:tcPr>
-            <w:tcW w:type="dxa" w:w="7020"/>
-            <w:shd w:fill="FFFFFF" w:val="clear"/>
-          </w:tcPr>
-          <w:p>
-            <w:pPr>
-              <w:pStyle w:val="Compact"/>
-              <w:spacing w:after="60"/>
-            </w:pPr>
-            <w:r>
-              <w:rPr>
-                <w:rFonts w:ascii="Times New Roman" w:hAnsi="Times New Roman" w:eastAsia="Times New Roman"/>
-                <w:sz w:val="18"/>
-              </w:rPr>
-              <w:t xml:space="preserve">Neighborhood</w:t>
-            </w:r>
-            <w:r>
-              <w:rPr>
-                <w:rFonts w:ascii="Times New Roman" w:hAnsi="Times New Roman" w:eastAsia="Times New Roman"/>
-                <w:sz w:val="18"/>
-              </w:rPr>
-              <w:t xml:space="preserve"> </w:t>
-            </w:r>
-            <m:oMath>
-              <m:r>
-                <m:rPr>
-                  <m:scr m:val="script"/>
-                  <m:sty m:val="p"/>
-                </m:rPr>
-                <m:t>N</m:t>
-              </m:r>
-              <m:r>
-                <m:rPr>
-                  <m:sty m:val="p"/>
-                </m:rPr>
-                <m:t>(</m:t>
-              </m:r>
-              <m:sSub>
-                <m:e>
-                  <m:r>
-                    <m:rPr>
-                      <m:sty m:val="p"/>
-                    </m:rPr>
-                    <m:t>Θ</m:t>
-                  </m:r>
-                </m:e>
-                <m:sub>
-                  <m:r>
-                    <m:t>A</m:t>
-                  </m:r>
-                </m:sub>
-              </m:sSub>
-              <m:r>
-                <m:rPr>
-                  <m:sty m:val="p"/>
-                </m:rPr>
-                <m:t>)</m:t>
-              </m:r>
-            </m:oMath>
-            <w:r>
-              <w:rPr>
-                <w:rFonts w:ascii="Times New Roman" w:hAnsi="Times New Roman" w:eastAsia="Times New Roman"/>
-                <w:sz w:val="18"/>
-              </w:rPr>
-              <w:t xml:space="preserve">, mappings, weights, and threshold for</w:t>
-            </w:r>
-            <w:r>
-              <w:rPr>
-                <w:rFonts w:ascii="Times New Roman" w:hAnsi="Times New Roman" w:eastAsia="Times New Roman"/>
-                <w:sz w:val="18"/>
-              </w:rPr>
-              <w:t xml:space="preserve"> </w:t>
-            </w:r>
-            <m:oMath>
-              <m:sSub>
-                <m:e>
-                  <m:r>
-                    <m:t>R</m:t>
-                  </m:r>
-                </m:e>
-                <m:sub>
-                  <m:r>
-                    <m:t>A</m:t>
-                  </m:r>
-                </m:sub>
-              </m:sSub>
-            </m:oMath>
-            <w:r>
-              <w:rPr>
-                <w:rFonts w:ascii="Times New Roman" w:hAnsi="Times New Roman" w:eastAsia="Times New Roman"/>
-                <w:sz w:val="18"/>
-              </w:rPr>
-              <w:t xml:space="preserve">.</w:t>
-            </w:r>
-          </w:p>
-        </w:tc>
-      </w:tr>
-      <w:tr>
-        <w:trPr>
-          <w:cantSplit/>
-        </w:trPr>
-        <w:tc>
-          <w:tcPr>
-            <w:tcW w:type="dxa" w:w="2340"/>
-            <w:shd w:fill="EAF1F6" w:val="clear"/>
-          </w:tcPr>
-          <w:p>
-            <w:pPr>
-              <w:pStyle w:val="Compact"/>
-              <w:spacing w:after="60"/>
-            </w:pPr>
-            <w:r>
-              <w:rPr>
-                <w:rFonts w:ascii="Times New Roman" w:hAnsi="Times New Roman" w:eastAsia="Times New Roman"/>
-                <w:sz w:val="18"/>
-              </w:rPr>
-              <w:t xml:space="preserve">Reporting</w:t>
-            </w:r>
-          </w:p>
-        </w:tc>
-        <w:tc>
-          <w:tcPr>
-            <w:tcW w:type="dxa" w:w="7020"/>
-            <w:shd w:fill="EAF1F6" w:val="clear"/>
-          </w:tcPr>
-          <w:p>
-            <w:pPr>
-              <w:pStyle w:val="Compact"/>
-              <w:spacing w:after="60"/>
-            </w:pPr>
-            <w:r>
-              <w:rPr>
-                <w:rFonts w:ascii="Times New Roman" w:hAnsi="Times New Roman" w:eastAsia="Times New Roman"/>
-                <w:sz w:val="18"/>
-              </w:rPr>
-              <w:t xml:space="preserve">Every class result, failed gate, unresolved test, four-outcome status, and scope limitation.</w:t>
-            </w:r>
-          </w:p>
-        </w:tc>
-      </w:tr>
-    </w:tbl>
-    <w:bookmarkEnd w:id="116"/>
-    <w:bookmarkStart w:id="117" w:name="Xc97f86173e8adcab9d056c197548ffe358e6193"/>
-    <w:p>
-      <w:pPr>
-        <w:pStyle w:val="Heading2"/>
-        <w:pageBreakBefore/>
-      </w:pPr>
-      <w:r>
-        <w:t xml:space="preserve">Appendix D: Failure modes and corrective controls</w:t>
       </w:r>
     </w:p>
     <w:tbl>
@@ -17445,8 +16160,7 @@
       </w:tblPr>
       <w:tblGrid>
         <w:gridCol w:w="1821"/>
-        <w:gridCol w:w="2930"/>
-        <w:gridCol w:w="3168"/>
+        <w:gridCol w:w="6098"/>
       </w:tblGrid>
       <w:tr>
         <w:trPr>
@@ -17477,13 +16191,13 @@
                 <w:color w:val="FFFFFF"/>
                 <w:sz w:val="18"/>
               </w:rPr>
-              <w:t xml:space="preserve">Failure mode</w:t>
-            </w:r>
-          </w:p>
-        </w:tc>
-        <w:tc>
-          <w:tcPr>
-            <w:tcW w:type="dxa" w:w="3463"/>
+              <w:t xml:space="preserve">Field</w:t>
+            </w:r>
+          </w:p>
+        </w:tc>
+        <w:tc>
+          <w:tcPr>
+            <w:tcW w:type="dxa" w:w="7207"/>
             <w:shd w:fill="1C2D40" w:val="clear"/>
             <w:tcMar>
               <w:top w:w="100" w:type="dxa"/>
@@ -17504,34 +16218,7 @@
                 <w:color w:val="FFFFFF"/>
                 <w:sz w:val="18"/>
               </w:rPr>
-              <w:t xml:space="preserve">Why spread metrics are fooled</w:t>
-            </w:r>
-          </w:p>
-        </w:tc>
-        <w:tc>
-          <w:tcPr>
-            <w:tcW w:type="dxa" w:w="3744"/>
-            <w:shd w:fill="1C2D40" w:val="clear"/>
-            <w:tcMar>
-              <w:top w:w="100" w:type="dxa"/>
-              <w:bottom w:w="55" w:type="dxa"/>
-              <w:start w:w="90" w:type="dxa"/>
-              <w:end w:w="90" w:type="dxa"/>
-            </w:tcMar>
-          </w:tcPr>
-          <w:p>
-            <w:pPr>
-              <w:pStyle w:val="Compact"/>
-              <w:spacing w:after="20" w:line="226" w:lineRule="auto"/>
-            </w:pPr>
-            <w:r>
-              <w:rPr>
-                <w:rFonts w:ascii="Times New Roman" w:hAnsi="Times New Roman" w:eastAsia="Times New Roman"/>
-                <w:b/>
-                <w:color w:val="FFFFFF"/>
-                <w:sz w:val="18"/>
-              </w:rPr>
-              <w:t xml:space="preserve">Corrective control</w:t>
+              <w:t xml:space="preserve">Required entry</w:t>
             </w:r>
           </w:p>
         </w:tc>
@@ -17555,13 +16242,13 @@
                 <w:rFonts w:ascii="Times New Roman" w:hAnsi="Times New Roman" w:eastAsia="Times New Roman"/>
                 <w:sz w:val="18"/>
               </w:rPr>
-              <w:t xml:space="preserve">Common input</w:t>
-            </w:r>
-          </w:p>
-        </w:tc>
-        <w:tc>
-          <w:tcPr>
-            <w:tcW w:type="dxa" w:w="3463"/>
+              <w:t xml:space="preserve">Consciousness target</w:t>
+            </w:r>
+          </w:p>
+        </w:tc>
+        <w:tc>
+          <w:tcPr>
+            <w:tcW w:type="dxa" w:w="7207"/>
             <w:shd w:fill="FFFFFF" w:val="clear"/>
           </w:tcPr>
           <w:p>
@@ -17574,26 +16261,7 @@
                 <w:rFonts w:ascii="Times New Roman" w:hAnsi="Times New Roman" w:eastAsia="Times New Roman"/>
                 <w:sz w:val="18"/>
               </w:rPr>
-              <w:t xml:space="preserve">Many recipients respond without receiving the content from one another.</w:t>
-            </w:r>
-          </w:p>
-        </w:tc>
-        <w:tc>
-          <w:tcPr>
-            <w:tcW w:type="dxa" w:w="3744"/>
-            <w:shd w:fill="FFFFFF" w:val="clear"/>
-          </w:tcPr>
-          <w:p>
-            <w:pPr>
-              <w:pStyle w:val="Compact"/>
-              <w:spacing w:after="60"/>
-            </w:pPr>
-            <w:r>
-              <w:rPr>
-                <w:rFonts w:ascii="Times New Roman" w:hAnsi="Times New Roman" w:eastAsia="Times New Roman"/>
-                <w:sz w:val="18"/>
-              </w:rPr>
-              <w:t xml:space="preserve">Condition or intervene on the common source; test directed route loss.</w:t>
+              <w:t xml:space="preserve">Minimal phenomenal presence, content consciousness, access, or another explicit target.</w:t>
             </w:r>
           </w:p>
         </w:tc>
@@ -17617,13 +16285,13 @@
                 <w:rFonts w:ascii="Times New Roman" w:hAnsi="Times New Roman" w:eastAsia="Times New Roman"/>
                 <w:sz w:val="18"/>
               </w:rPr>
-              <w:t xml:space="preserve">Arousal pulse</w:t>
-            </w:r>
-          </w:p>
-        </w:tc>
-        <w:tc>
-          <w:tcPr>
-            <w:tcW w:type="dxa" w:w="3463"/>
+              <w:t xml:space="preserve">Candidate system</w:t>
+            </w:r>
+          </w:p>
+        </w:tc>
+        <w:tc>
+          <w:tcPr>
+            <w:tcW w:type="dxa" w:w="7207"/>
             <w:shd w:fill="EAF1F6" w:val="clear"/>
           </w:tcPr>
           <w:p>
@@ -17636,26 +16304,7 @@
                 <w:rFonts w:ascii="Times New Roman" w:hAnsi="Times New Roman" w:eastAsia="Times New Roman"/>
                 <w:sz w:val="18"/>
               </w:rPr>
-              <w:t xml:space="preserve">Global gain changes mimic broad availability.</w:t>
-            </w:r>
-          </w:p>
-        </w:tc>
-        <w:tc>
-          <w:tcPr>
-            <w:tcW w:type="dxa" w:w="3744"/>
-            <w:shd w:fill="EAF1F6" w:val="clear"/>
-          </w:tcPr>
-          <w:p>
-            <w:pPr>
-              <w:pStyle w:val="Compact"/>
-              <w:spacing w:after="60"/>
-            </w:pPr>
-            <w:r>
-              <w:rPr>
-                <w:rFonts w:ascii="Times New Roman" w:hAnsi="Times New Roman" w:eastAsia="Times New Roman"/>
-                <w:sz w:val="18"/>
-              </w:rPr>
-              <w:t xml:space="preserve">Match arousal and require content selectivity.</w:t>
+              <w:t xml:space="preserve">Frozen boundary, interfaces, grain, horizon, and boundary-confidence status.</w:t>
             </w:r>
           </w:p>
         </w:tc>
@@ -17679,13 +16328,13 @@
                 <w:rFonts w:ascii="Times New Roman" w:hAnsi="Times New Roman" w:eastAsia="Times New Roman"/>
                 <w:sz w:val="18"/>
               </w:rPr>
-              <w:t xml:space="preserve">Volume conduction</w:t>
-            </w:r>
-          </w:p>
-        </w:tc>
-        <w:tc>
-          <w:tcPr>
-            <w:tcW w:type="dxa" w:w="3463"/>
+              <w:t xml:space="preserve">Content contrast</w:t>
+            </w:r>
+          </w:p>
+        </w:tc>
+        <w:tc>
+          <w:tcPr>
+            <w:tcW w:type="dxa" w:w="7207"/>
             <w:shd w:fill="FFFFFF" w:val="clear"/>
           </w:tcPr>
           <w:p>
@@ -17698,26 +16347,54 @@
                 <w:rFonts w:ascii="Times New Roman" w:hAnsi="Times New Roman" w:eastAsia="Times New Roman"/>
                 <w:sz w:val="18"/>
               </w:rPr>
-              <w:t xml:space="preserve">One electrical source appears at many sensors.</w:t>
-            </w:r>
-          </w:p>
-        </w:tc>
-        <w:tc>
-          <w:tcPr>
-            <w:tcW w:type="dxa" w:w="3744"/>
-            <w:shd w:fill="FFFFFF" w:val="clear"/>
-          </w:tcPr>
-          <w:p>
-            <w:pPr>
-              <w:pStyle w:val="Compact"/>
-              <w:spacing w:after="60"/>
-            </w:pPr>
-            <w:r>
-              <w:rPr>
-                <w:rFonts w:ascii="Times New Roman" w:hAnsi="Times New Roman" w:eastAsia="Times New Roman"/>
-                <w:sz w:val="18"/>
-              </w:rPr>
-              <w:t xml:space="preserve">Source reconstruction, lag structure, and causal perturbation.</w:t>
+              <w:t xml:space="preserve">Target</w:t>
+            </w:r>
+            <w:r>
+              <w:rPr>
+                <w:rFonts w:ascii="Times New Roman" w:hAnsi="Times New Roman" w:eastAsia="Times New Roman"/>
+                <w:sz w:val="18"/>
+              </w:rPr>
+              <w:t xml:space="preserve"> </w:t>
+            </w:r>
+            <m:oMath>
+              <m:r>
+                <m:t>c</m:t>
+              </m:r>
+            </m:oMath>
+            <w:r>
+              <w:rPr>
+                <w:rFonts w:ascii="Times New Roman" w:hAnsi="Times New Roman" w:eastAsia="Times New Roman"/>
+                <w:sz w:val="18"/>
+              </w:rPr>
+              <w:t xml:space="preserve">, control</w:t>
+            </w:r>
+            <w:r>
+              <w:rPr>
+                <w:rFonts w:ascii="Times New Roman" w:hAnsi="Times New Roman" w:eastAsia="Times New Roman"/>
+                <w:sz w:val="18"/>
+              </w:rPr>
+              <w:t xml:space="preserve"> </w:t>
+            </w:r>
+            <m:oMath>
+              <m:sSub>
+                <m:e>
+                  <m:r>
+                    <m:t>c</m:t>
+                  </m:r>
+                </m:e>
+                <m:sub>
+                  <m:r>
+                    <m:t>0</m:t>
+                  </m:r>
+                </m:sub>
+              </m:sSub>
+            </m:oMath>
+            <w:r>
+              <w:rPr>
+                <w:rFonts w:ascii="Times New Roman" w:hAnsi="Times New Roman" w:eastAsia="Times New Roman"/>
+                <w:sz w:val="18"/>
+              </w:rPr>
+              <w:t xml:space="preserve">, localization method, source-fidelity test, source-leakage exclusion, and equivalence controls.</w:t>
             </w:r>
           </w:p>
         </w:tc>
@@ -17741,13 +16418,13 @@
                 <w:rFonts w:ascii="Times New Roman" w:hAnsi="Times New Roman" w:eastAsia="Times New Roman"/>
                 <w:sz w:val="18"/>
               </w:rPr>
-              <w:t xml:space="preserve">Passive diffusion</w:t>
-            </w:r>
-          </w:p>
-        </w:tc>
-        <w:tc>
-          <w:tcPr>
-            <w:tcW w:type="dxa" w:w="3463"/>
+              <w:t xml:space="preserve">Operating regime</w:t>
+            </w:r>
+          </w:p>
+        </w:tc>
+        <w:tc>
+          <w:tcPr>
+            <w:tcW w:type="dxa" w:w="7207"/>
             <w:shd w:fill="EAF1F6" w:val="clear"/>
           </w:tcPr>
           <w:p>
@@ -17760,26 +16437,7 @@
                 <w:rFonts w:ascii="Times New Roman" w:hAnsi="Times New Roman" w:eastAsia="Times New Roman"/>
                 <w:sz w:val="18"/>
               </w:rPr>
-              <w:t xml:space="preserve">Local coupling spreads energy without recipient-specific state change.</w:t>
-            </w:r>
-          </w:p>
-        </w:tc>
-        <w:tc>
-          <w:tcPr>
-            <w:tcW w:type="dxa" w:w="3744"/>
-            <w:shd w:fill="EAF1F6" w:val="clear"/>
-          </w:tcPr>
-          <w:p>
-            <w:pPr>
-              <w:pStyle w:val="Compact"/>
-              <w:spacing w:after="60"/>
-            </w:pPr>
-            <w:r>
-              <w:rPr>
-                <w:rFonts w:ascii="Times New Roman" w:hAnsi="Times New Roman" w:eastAsia="Times New Roman"/>
-                <w:sz w:val="18"/>
-              </w:rPr>
-              <w:t xml:space="preserve">Native recipient variables and shuffled-content controls.</w:t>
+              <w:t xml:space="preserve">State, task, arousal, viability, stationarity, and exclusion conditions.</w:t>
             </w:r>
           </w:p>
         </w:tc>
@@ -17803,13 +16461,13 @@
                 <w:rFonts w:ascii="Times New Roman" w:hAnsi="Times New Roman" w:eastAsia="Times New Roman"/>
                 <w:sz w:val="18"/>
               </w:rPr>
-              <w:t xml:space="preserve">Seizure propagation</w:t>
-            </w:r>
-          </w:p>
-        </w:tc>
-        <w:tc>
-          <w:tcPr>
-            <w:tcW w:type="dxa" w:w="3463"/>
+              <w:t xml:space="preserve">Recipient taxonomy</w:t>
+            </w:r>
+          </w:p>
+        </w:tc>
+        <w:tc>
+          <w:tcPr>
+            <w:tcW w:type="dxa" w:w="7207"/>
             <w:shd w:fill="FFFFFF" w:val="clear"/>
           </w:tcPr>
           <w:p>
@@ -17822,26 +16480,26 @@
                 <w:rFonts w:ascii="Times New Roman" w:hAnsi="Times New Roman" w:eastAsia="Times New Roman"/>
                 <w:sz w:val="18"/>
               </w:rPr>
-              <w:t xml:space="preserve">Massive recruitment coexists with reduced differentiation.</w:t>
-            </w:r>
-          </w:p>
-        </w:tc>
-        <w:tc>
-          <w:tcPr>
-            <w:tcW w:type="dxa" w:w="3744"/>
-            <w:shd w:fill="FFFFFF" w:val="clear"/>
-          </w:tcPr>
-          <w:p>
-            <w:pPr>
-              <w:pStyle w:val="Compact"/>
-              <w:spacing w:after="60"/>
-            </w:pPr>
-            <w:r>
-              <w:rPr>
-                <w:rFonts w:ascii="Times New Roman" w:hAnsi="Times New Roman" w:eastAsia="Times New Roman"/>
-                <w:sz w:val="18"/>
-              </w:rPr>
-              <w:t xml:space="preserve">Diversity, selectivity, and regime-validity gates.</w:t>
+              <w:t xml:space="preserve">Calibration interventions, repertoire variables, clustering method,</w:t>
+            </w:r>
+            <w:r>
+              <w:rPr>
+                <w:rFonts w:ascii="Times New Roman" w:hAnsi="Times New Roman" w:eastAsia="Times New Roman"/>
+                <w:sz w:val="18"/>
+              </w:rPr>
+              <w:t xml:space="preserve"> </w:t>
+            </w:r>
+            <m:oMath>
+              <m:r>
+                <m:t>ξ</m:t>
+              </m:r>
+            </m:oMath>
+            <w:r>
+              <w:rPr>
+                <w:rFonts w:ascii="Times New Roman" w:hAnsi="Times New Roman" w:eastAsia="Times New Roman"/>
+                <w:sz w:val="18"/>
+              </w:rPr>
+              <w:t xml:space="preserve">, reliability, and held-out rule.</w:t>
             </w:r>
           </w:p>
         </w:tc>
@@ -17865,13 +16523,13 @@
                 <w:rFonts w:ascii="Times New Roman" w:hAnsi="Times New Roman" w:eastAsia="Times New Roman"/>
                 <w:sz w:val="18"/>
               </w:rPr>
-              <w:t xml:space="preserve">Reparcellation</w:t>
-            </w:r>
-          </w:p>
-        </w:tc>
-        <w:tc>
-          <w:tcPr>
-            <w:tcW w:type="dxa" w:w="3463"/>
+              <w:t xml:space="preserve">Admissible contexts</w:t>
+            </w:r>
+          </w:p>
+        </w:tc>
+        <w:tc>
+          <w:tcPr>
+            <w:tcW w:type="dxa" w:w="7207"/>
             <w:shd w:fill="EAF1F6" w:val="clear"/>
           </w:tcPr>
           <w:p>
@@ -17884,26 +16542,104 @@
                 <w:rFonts w:ascii="Times New Roman" w:hAnsi="Times New Roman" w:eastAsia="Times New Roman"/>
                 <w:sz w:val="18"/>
               </w:rPr>
-              <w:t xml:space="preserve">One function becomes many counted nodes.</w:t>
-            </w:r>
-          </w:p>
-        </w:tc>
-        <w:tc>
-          <w:tcPr>
-            <w:tcW w:type="dxa" w:w="3744"/>
-            <w:shd w:fill="EAF1F6" w:val="clear"/>
-          </w:tcPr>
-          <w:p>
-            <w:pPr>
-              <w:pStyle w:val="Compact"/>
-              <w:spacing w:after="60"/>
-            </w:pPr>
-            <w:r>
-              <w:rPr>
-                <w:rFonts w:ascii="Times New Roman" w:hAnsi="Times New Roman" w:eastAsia="Times New Roman"/>
-                <w:sz w:val="18"/>
-              </w:rPr>
-              <w:t xml:space="preserve">Repertoire-based classes and cross-grain stability.</w:t>
+              <w:t xml:space="preserve">Recipient readiness probes, burden functional</w:t>
+            </w:r>
+            <w:r>
+              <w:rPr>
+                <w:rFonts w:ascii="Times New Roman" w:hAnsi="Times New Roman" w:eastAsia="Times New Roman"/>
+                <w:sz w:val="18"/>
+              </w:rPr>
+              <w:t xml:space="preserve"> </w:t>
+            </w:r>
+            <m:oMath>
+              <m:r>
+                <m:rPr>
+                  <m:sty m:val="p"/>
+                </m:rPr>
+                <m:t>Γ</m:t>
+              </m:r>
+            </m:oMath>
+            <w:r>
+              <w:rPr>
+                <w:rFonts w:ascii="Times New Roman" w:hAnsi="Times New Roman" w:eastAsia="Times New Roman"/>
+                <w:sz w:val="18"/>
+              </w:rPr>
+              <w:t xml:space="preserve">, bound</w:t>
+            </w:r>
+            <w:r>
+              <w:rPr>
+                <w:rFonts w:ascii="Times New Roman" w:hAnsi="Times New Roman" w:eastAsia="Times New Roman"/>
+                <w:sz w:val="18"/>
+              </w:rPr>
+              <w:t xml:space="preserve"> </w:t>
+            </w:r>
+            <m:oMath>
+              <m:r>
+                <m:t>γ</m:t>
+              </m:r>
+            </m:oMath>
+            <w:r>
+              <w:rPr>
+                <w:rFonts w:ascii="Times New Roman" w:hAnsi="Times New Roman" w:eastAsia="Times New Roman"/>
+                <w:sz w:val="18"/>
+              </w:rPr>
+              <w:t xml:space="preserve">, context weights</w:t>
+            </w:r>
+            <w:r>
+              <w:rPr>
+                <w:rFonts w:ascii="Times New Roman" w:hAnsi="Times New Roman" w:eastAsia="Times New Roman"/>
+                <w:sz w:val="18"/>
+              </w:rPr>
+              <w:t xml:space="preserve"> </w:t>
+            </w:r>
+            <m:oMath>
+              <m:sSub>
+                <m:e>
+                  <m:r>
+                    <m:t>ν</m:t>
+                  </m:r>
+                </m:e>
+                <m:sub>
+                  <m:r>
+                    <m:t>k</m:t>
+                  </m:r>
+                </m:sub>
+              </m:sSub>
+            </m:oMath>
+            <w:r>
+              <w:rPr>
+                <w:rFonts w:ascii="Times New Roman" w:hAnsi="Times New Roman" w:eastAsia="Times New Roman"/>
+                <w:sz w:val="18"/>
+              </w:rPr>
+              <w:t xml:space="preserve">, robustness threshold</w:t>
+            </w:r>
+            <w:r>
+              <w:rPr>
+                <w:rFonts w:ascii="Times New Roman" w:hAnsi="Times New Roman" w:eastAsia="Times New Roman"/>
+                <w:sz w:val="18"/>
+              </w:rPr>
+              <w:t xml:space="preserve"> </w:t>
+            </w:r>
+            <m:oMath>
+              <m:sSub>
+                <m:e>
+                  <m:r>
+                    <m:t>ρ</m:t>
+                  </m:r>
+                </m:e>
+                <m:sub>
+                  <m:r>
+                    <m:t>U</m:t>
+                  </m:r>
+                </m:sub>
+              </m:sSub>
+            </m:oMath>
+            <w:r>
+              <w:rPr>
+                <w:rFonts w:ascii="Times New Roman" w:hAnsi="Times New Roman" w:eastAsia="Times New Roman"/>
+                <w:sz w:val="18"/>
+              </w:rPr>
+              <w:t xml:space="preserve">, and regime-preservation tests.</w:t>
             </w:r>
           </w:p>
         </w:tc>
@@ -17927,13 +16663,13 @@
                 <w:rFonts w:ascii="Times New Roman" w:hAnsi="Times New Roman" w:eastAsia="Times New Roman"/>
                 <w:sz w:val="18"/>
               </w:rPr>
-              <w:t xml:space="preserve">Decoder leakage</w:t>
-            </w:r>
-          </w:p>
-        </w:tc>
-        <w:tc>
-          <w:tcPr>
-            <w:tcW w:type="dxa" w:w="3463"/>
+              <w:t xml:space="preserve">Content interventions</w:t>
+            </w:r>
+          </w:p>
+        </w:tc>
+        <w:tc>
+          <w:tcPr>
+            <w:tcW w:type="dxa" w:w="7207"/>
             <w:shd w:fill="FFFFFF" w:val="clear"/>
           </w:tcPr>
           <w:p>
@@ -17946,26 +16682,7 @@
                 <w:rFonts w:ascii="Times New Roman" w:hAnsi="Times New Roman" w:eastAsia="Times New Roman"/>
                 <w:sz w:val="18"/>
               </w:rPr>
-              <w:t xml:space="preserve">Shared preprocessing makes content decodable everywhere.</w:t>
-            </w:r>
-          </w:p>
-        </w:tc>
-        <w:tc>
-          <w:tcPr>
-            <w:tcW w:type="dxa" w:w="3744"/>
-            <w:shd w:fill="FFFFFF" w:val="clear"/>
-          </w:tcPr>
-          <w:p>
-            <w:pPr>
-              <w:pStyle w:val="Compact"/>
-              <w:spacing w:after="60"/>
-            </w:pPr>
-            <w:r>
-              <w:rPr>
-                <w:rFonts w:ascii="Times New Roman" w:hAnsi="Times New Roman" w:eastAsia="Times New Roman"/>
-                <w:sz w:val="18"/>
-              </w:rPr>
-              <w:t xml:space="preserve">Held-out pipelines, nuisance regression, and independent acquisition.</w:t>
+              <w:t xml:space="preserve">Source variables, magnitude, duration, support, safety, and matched-energy design.</w:t>
             </w:r>
           </w:p>
         </w:tc>
@@ -17989,13 +16706,13 @@
                 <w:rFonts w:ascii="Times New Roman" w:hAnsi="Times New Roman" w:eastAsia="Times New Roman"/>
                 <w:sz w:val="18"/>
               </w:rPr>
-              <w:t xml:space="preserve">Executive bottleneck</w:t>
-            </w:r>
-          </w:p>
-        </w:tc>
-        <w:tc>
-          <w:tcPr>
-            <w:tcW w:type="dxa" w:w="3463"/>
+              <w:t xml:space="preserve">Response metrics</w:t>
+            </w:r>
+          </w:p>
+        </w:tc>
+        <w:tc>
+          <w:tcPr>
+            <w:tcW w:type="dxa" w:w="7207"/>
             <w:shd w:fill="EAF1F6" w:val="clear"/>
           </w:tcPr>
           <w:p>
@@ -18008,26 +16725,78 @@
                 <w:rFonts w:ascii="Times New Roman" w:hAnsi="Times New Roman" w:eastAsia="Times New Roman"/>
                 <w:sz w:val="18"/>
               </w:rPr>
-              <w:t xml:space="preserve">One controller touches every module and creates apparent globality.</w:t>
-            </w:r>
-          </w:p>
-        </w:tc>
-        <w:tc>
-          <w:tcPr>
-            <w:tcW w:type="dxa" w:w="3744"/>
-            <w:shd w:fill="EAF1F6" w:val="clear"/>
-          </w:tcPr>
-          <w:p>
-            <w:pPr>
-              <w:pStyle w:val="Compact"/>
-              <w:spacing w:after="60"/>
-            </w:pPr>
-            <w:r>
-              <w:rPr>
-                <w:rFonts w:ascii="Times New Roman" w:hAnsi="Times New Roman" w:eastAsia="Times New Roman"/>
-                <w:sz w:val="18"/>
-              </w:rPr>
-              <w:t xml:space="preserve">Executive-excluded recomputation and route interruption.</w:t>
+              <w:t xml:space="preserve">Class-specific</w:t>
+            </w:r>
+            <w:r>
+              <w:rPr>
+                <w:rFonts w:ascii="Times New Roman" w:hAnsi="Times New Roman" w:eastAsia="Times New Roman"/>
+                <w:sz w:val="18"/>
+              </w:rPr>
+              <w:t xml:space="preserve"> </w:t>
+            </w:r>
+            <m:oMath>
+              <m:sSub>
+                <m:e>
+                  <m:r>
+                    <m:t>Y</m:t>
+                  </m:r>
+                </m:e>
+                <m:sub>
+                  <m:r>
+                    <m:t>k</m:t>
+                  </m:r>
+                </m:sub>
+              </m:sSub>
+              <m:r>
+                <m:rPr>
+                  <m:sty m:val="p"/>
+                </m:rPr>
+                <m:t>,</m:t>
+              </m:r>
+              <m:sSub>
+                <m:e>
+                  <m:r>
+                    <m:t>d</m:t>
+                  </m:r>
+                </m:e>
+                <m:sub>
+                  <m:r>
+                    <m:t>k</m:t>
+                  </m:r>
+                </m:sub>
+              </m:sSub>
+              <m:r>
+                <m:rPr>
+                  <m:sty m:val="p"/>
+                </m:rPr>
+                <m:t>,</m:t>
+              </m:r>
+              <m:sSub>
+                <m:e>
+                  <m:r>
+                    <m:t>ϵ</m:t>
+                  </m:r>
+                </m:e>
+                <m:sub>
+                  <m:r>
+                    <m:t>k</m:t>
+                  </m:r>
+                </m:sub>
+              </m:sSub>
+            </m:oMath>
+            <w:r>
+              <w:rPr>
+                <w:rFonts w:ascii="Times New Roman" w:hAnsi="Times New Roman" w:eastAsia="Times New Roman"/>
+                <w:sz w:val="18"/>
+              </w:rPr>
+              <w:t xml:space="preserve"> </w:t>
+            </w:r>
+            <w:r>
+              <w:rPr>
+                <w:rFonts w:ascii="Times New Roman" w:hAnsi="Times New Roman" w:eastAsia="Times New Roman"/>
+                <w:sz w:val="18"/>
+              </w:rPr>
+              <w:t xml:space="preserve">and measurement validity.</w:t>
             </w:r>
           </w:p>
         </w:tc>
@@ -18051,13 +16820,13 @@
                 <w:rFonts w:ascii="Times New Roman" w:hAnsi="Times New Roman" w:eastAsia="Times New Roman"/>
                 <w:sz w:val="18"/>
               </w:rPr>
-              <w:t xml:space="preserve">Report preparation</w:t>
-            </w:r>
-          </w:p>
-        </w:tc>
-        <w:tc>
-          <w:tcPr>
-            <w:tcW w:type="dxa" w:w="3463"/>
+              <w:t xml:space="preserve">Temporal parameters</w:t>
+            </w:r>
+          </w:p>
+        </w:tc>
+        <w:tc>
+          <w:tcPr>
+            <w:tcW w:type="dxa" w:w="7207"/>
             <w:shd w:fill="FFFFFF" w:val="clear"/>
           </w:tcPr>
           <w:p>
@@ -18065,31 +16834,29 @@
               <w:pStyle w:val="Compact"/>
               <w:spacing w:after="60"/>
             </w:pPr>
-            <w:r>
-              <w:rPr>
-                <w:rFonts w:ascii="Times New Roman" w:hAnsi="Times New Roman" w:eastAsia="Times New Roman"/>
-                <w:sz w:val="18"/>
-              </w:rPr>
-              <w:t xml:space="preserve">Memory, decision, and motor signals inflate reach.</w:t>
-            </w:r>
-          </w:p>
-        </w:tc>
-        <w:tc>
-          <w:tcPr>
-            <w:tcW w:type="dxa" w:w="3744"/>
-            <w:shd w:fill="FFFFFF" w:val="clear"/>
-          </w:tcPr>
-          <w:p>
-            <w:pPr>
-              <w:pStyle w:val="Compact"/>
-              <w:spacing w:after="60"/>
-            </w:pPr>
-            <w:r>
-              <w:rPr>
-                <w:rFonts w:ascii="Times New Roman" w:hAnsi="Times New Roman" w:eastAsia="Times New Roman"/>
-                <w:sz w:val="18"/>
-              </w:rPr>
-              <w:t xml:space="preserve">No-report condition and report-channel exclusion.</w:t>
+            <m:oMath>
+              <m:r>
+                <m:rPr>
+                  <m:sty m:val="p"/>
+                </m:rPr>
+                <m:t>Δ</m:t>
+              </m:r>
+              <m:r>
+                <m:rPr>
+                  <m:sty m:val="p"/>
+                </m:rPr>
+                <m:t>,</m:t>
+              </m:r>
+              <m:r>
+                <m:t>λ</m:t>
+              </m:r>
+            </m:oMath>
+            <w:r>
+              <w:rPr>
+                <w:rFonts w:ascii="Times New Roman" w:hAnsi="Times New Roman" w:eastAsia="Times New Roman"/>
+                <w:sz w:val="18"/>
+              </w:rPr>
+              <w:t xml:space="preserve">, sampling resolution, and latency uncertainty.</w:t>
             </w:r>
           </w:p>
         </w:tc>
@@ -18113,13 +16880,13 @@
                 <w:rFonts w:ascii="Times New Roman" w:hAnsi="Times New Roman" w:eastAsia="Times New Roman"/>
                 <w:sz w:val="18"/>
               </w:rPr>
-              <w:t xml:space="preserve">Message duplication</w:t>
-            </w:r>
-          </w:p>
-        </w:tc>
-        <w:tc>
-          <w:tcPr>
-            <w:tcW w:type="dxa" w:w="3463"/>
+              <w:t xml:space="preserve">Specificity controls</w:t>
+            </w:r>
+          </w:p>
+        </w:tc>
+        <w:tc>
+          <w:tcPr>
+            <w:tcW w:type="dxa" w:w="7207"/>
             <w:shd w:fill="EAF1F6" w:val="clear"/>
           </w:tcPr>
           <w:p>
@@ -18132,26 +16899,7 @@
                 <w:rFonts w:ascii="Times New Roman" w:hAnsi="Times New Roman" w:eastAsia="Times New Roman"/>
                 <w:sz w:val="18"/>
               </w:rPr>
-              <w:t xml:space="preserve">A token is copied to idle or identical subscribers.</w:t>
-            </w:r>
-          </w:p>
-        </w:tc>
-        <w:tc>
-          <w:tcPr>
-            <w:tcW w:type="dxa" w:w="3744"/>
-            <w:shd w:fill="EAF1F6" w:val="clear"/>
-          </w:tcPr>
-          <w:p>
-            <w:pPr>
-              <w:pStyle w:val="Compact"/>
-              <w:spacing w:after="60"/>
-            </w:pPr>
-            <w:r>
-              <w:rPr>
-                <w:rFonts w:ascii="Times New Roman" w:hAnsi="Times New Roman" w:eastAsia="Times New Roman"/>
-                <w:sz w:val="18"/>
-              </w:rPr>
-              <w:t xml:space="preserve">Require content-sensitive module-specific transitions.</w:t>
+              <w:t xml:space="preserve">Shuffles, phase controls, common input, arousal, volume conduction, and passive spread.</w:t>
             </w:r>
           </w:p>
         </w:tc>
@@ -18175,13 +16923,13 @@
                 <w:rFonts w:ascii="Times New Roman" w:hAnsi="Times New Roman" w:eastAsia="Times New Roman"/>
                 <w:sz w:val="18"/>
               </w:rPr>
-              <w:t xml:space="preserve">Context shopping</w:t>
-            </w:r>
-          </w:p>
-        </w:tc>
-        <w:tc>
-          <w:tcPr>
-            <w:tcW w:type="dxa" w:w="3463"/>
+              <w:t xml:space="preserve">Route tests</w:t>
+            </w:r>
+          </w:p>
+        </w:tc>
+        <w:tc>
+          <w:tcPr>
+            <w:tcW w:type="dxa" w:w="7207"/>
             <w:shd w:fill="FFFFFF" w:val="clear"/>
           </w:tcPr>
           <w:p>
@@ -18194,26 +16942,7 @@
                 <w:rFonts w:ascii="Times New Roman" w:hAnsi="Times New Roman" w:eastAsia="Times New Roman"/>
                 <w:sz w:val="18"/>
               </w:rPr>
-              <w:t xml:space="preserve">One rare or engineered preparation produces a large maximum effect.</w:t>
-            </w:r>
-          </w:p>
-        </w:tc>
-        <w:tc>
-          <w:tcPr>
-            <w:tcW w:type="dxa" w:w="3744"/>
-            <w:shd w:fill="FFFFFF" w:val="clear"/>
-          </w:tcPr>
-          <w:p>
-            <w:pPr>
-              <w:pStyle w:val="Compact"/>
-              <w:spacing w:after="60"/>
-            </w:pPr>
-            <w:r>
-              <w:rPr>
-                <w:rFonts w:ascii="Times New Roman" w:hAnsi="Times New Roman" w:eastAsia="Times New Roman"/>
-                <w:sz w:val="18"/>
-              </w:rPr>
-              <w:t xml:space="preserve">Freeze</w:t>
+              <w:t xml:space="preserve">Candidate routes, blocking method, generic support, redundancy coverage, and threshold</w:t>
             </w:r>
             <w:r>
               <w:rPr>
@@ -18223,97 +16952,16 @@
               <w:t xml:space="preserve"> </w:t>
             </w:r>
             <m:oMath>
-              <m:sSubSup>
-                <m:e>
-                  <m:r>
-                    <m:rPr>
-                      <m:scr m:val="script"/>
-                      <m:sty m:val="p"/>
-                    </m:rPr>
-                    <m:t>U</m:t>
-                  </m:r>
-                </m:e>
-                <m:sub>
-                  <m:r>
-                    <m:t>k</m:t>
-                  </m:r>
-                </m:sub>
-                <m:sup>
-                  <m:r>
-                    <m:t>γ</m:t>
-                  </m:r>
-                </m:sup>
-              </m:sSubSup>
+              <m:r>
+                <m:t>r</m:t>
+              </m:r>
             </m:oMath>
             <w:r>
               <w:rPr>
                 <w:rFonts w:ascii="Times New Roman" w:hAnsi="Times New Roman" w:eastAsia="Times New Roman"/>
                 <w:sz w:val="18"/>
               </w:rPr>
-              <w:t xml:space="preserve">,</w:t>
-            </w:r>
-            <w:r>
-              <w:rPr>
-                <w:rFonts w:ascii="Times New Roman" w:hAnsi="Times New Roman" w:eastAsia="Times New Roman"/>
-                <w:sz w:val="18"/>
-              </w:rPr>
-              <w:t xml:space="preserve"> </w:t>
-            </w:r>
-            <m:oMath>
-              <m:sSub>
-                <m:e>
-                  <m:r>
-                    <m:t>ν</m:t>
-                  </m:r>
-                </m:e>
-                <m:sub>
-                  <m:r>
-                    <m:t>k</m:t>
-                  </m:r>
-                </m:sub>
-              </m:sSub>
-            </m:oMath>
-            <w:r>
-              <w:rPr>
-                <w:rFonts w:ascii="Times New Roman" w:hAnsi="Times New Roman" w:eastAsia="Times New Roman"/>
-                <w:sz w:val="18"/>
-              </w:rPr>
-              <w:t xml:space="preserve">, and</w:t>
-            </w:r>
-            <w:r>
-              <w:rPr>
-                <w:rFonts w:ascii="Times New Roman" w:hAnsi="Times New Roman" w:eastAsia="Times New Roman"/>
-                <w:sz w:val="18"/>
-              </w:rPr>
-              <w:t xml:space="preserve"> </w:t>
-            </w:r>
-            <m:oMath>
-              <m:sSub>
-                <m:e>
-                  <m:r>
-                    <m:t>ρ</m:t>
-                  </m:r>
-                </m:e>
-                <m:sub>
-                  <m:r>
-                    <m:t>U</m:t>
-                  </m:r>
-                </m:sub>
-              </m:sSub>
-            </m:oMath>
-            <w:r>
-              <w:rPr>
-                <w:rFonts w:ascii="Times New Roman" w:hAnsi="Times New Roman" w:eastAsia="Times New Roman"/>
-                <w:sz w:val="18"/>
-              </w:rPr>
-              <w:t xml:space="preserve"> </w:t>
-            </w:r>
-            <w:r>
-              <w:rPr>
-                <w:rFonts w:ascii="Times New Roman" w:hAnsi="Times New Roman" w:eastAsia="Times New Roman"/>
-                <w:sz w:val="18"/>
-              </w:rPr>
-              <w:t xml:space="preserve">before the critical test.</w:t>
+              <w:t xml:space="preserve">.</w:t>
             </w:r>
           </w:p>
         </w:tc>
@@ -18337,13 +16985,13 @@
                 <w:rFonts w:ascii="Times New Roman" w:hAnsi="Times New Roman" w:eastAsia="Times New Roman"/>
                 <w:sz w:val="18"/>
               </w:rPr>
-              <w:t xml:space="preserve">Source leakage</w:t>
-            </w:r>
-          </w:p>
-        </w:tc>
-        <w:tc>
-          <w:tcPr>
-            <w:tcW w:type="dxa" w:w="3463"/>
+              <w:t xml:space="preserve">Diversity rules</w:t>
+            </w:r>
+          </w:p>
+        </w:tc>
+        <w:tc>
+          <w:tcPr>
+            <w:tcW w:type="dxa" w:w="7207"/>
             <w:shd w:fill="EAF1F6" w:val="clear"/>
           </w:tcPr>
           <w:p>
@@ -18356,13 +17004,207 @@
                 <w:rFonts w:ascii="Times New Roman" w:hAnsi="Times New Roman" w:eastAsia="Times New Roman"/>
                 <w:sz w:val="18"/>
               </w:rPr>
-              <w:t xml:space="preserve">The injected content is decoded from the manipulated dimensions themselves.</w:t>
-            </w:r>
-          </w:p>
-        </w:tc>
-        <w:tc>
-          <w:tcPr>
-            <w:tcW w:type="dxa" w:w="3744"/>
+              <w:t xml:space="preserve">Weights</w:t>
+            </w:r>
+            <w:r>
+              <w:rPr>
+                <w:rFonts w:ascii="Times New Roman" w:hAnsi="Times New Roman" w:eastAsia="Times New Roman"/>
+                <w:sz w:val="18"/>
+              </w:rPr>
+              <w:t xml:space="preserve"> </w:t>
+            </w:r>
+            <m:oMath>
+              <m:sSub>
+                <m:e>
+                  <m:r>
+                    <m:t>w</m:t>
+                  </m:r>
+                </m:e>
+                <m:sub>
+                  <m:r>
+                    <m:t>k</m:t>
+                  </m:r>
+                </m:sub>
+              </m:sSub>
+            </m:oMath>
+            <w:r>
+              <w:rPr>
+                <w:rFonts w:ascii="Times New Roman" w:hAnsi="Times New Roman" w:eastAsia="Times New Roman"/>
+                <w:sz w:val="18"/>
+              </w:rPr>
+              <w:t xml:space="preserve">, coverage</w:t>
+            </w:r>
+            <w:r>
+              <w:rPr>
+                <w:rFonts w:ascii="Times New Roman" w:hAnsi="Times New Roman" w:eastAsia="Times New Roman"/>
+                <w:sz w:val="18"/>
+              </w:rPr>
+              <w:t xml:space="preserve"> </w:t>
+            </w:r>
+            <m:oMath>
+              <m:r>
+                <m:t>α</m:t>
+              </m:r>
+            </m:oMath>
+            <w:r>
+              <w:rPr>
+                <w:rFonts w:ascii="Times New Roman" w:hAnsi="Times New Roman" w:eastAsia="Times New Roman"/>
+                <w:sz w:val="18"/>
+              </w:rPr>
+              <w:t xml:space="preserve">, class count</w:t>
+            </w:r>
+            <w:r>
+              <w:rPr>
+                <w:rFonts w:ascii="Times New Roman" w:hAnsi="Times New Roman" w:eastAsia="Times New Roman"/>
+                <w:sz w:val="18"/>
+              </w:rPr>
+              <w:t xml:space="preserve"> </w:t>
+            </w:r>
+            <m:oMath>
+              <m:r>
+                <m:t>m</m:t>
+              </m:r>
+            </m:oMath>
+            <w:r>
+              <w:rPr>
+                <w:rFonts w:ascii="Times New Roman" w:hAnsi="Times New Roman" w:eastAsia="Times New Roman"/>
+                <w:sz w:val="18"/>
+              </w:rPr>
+              <w:t xml:space="preserve">, evenness</w:t>
+            </w:r>
+            <w:r>
+              <w:rPr>
+                <w:rFonts w:ascii="Times New Roman" w:hAnsi="Times New Roman" w:eastAsia="Times New Roman"/>
+                <w:sz w:val="18"/>
+              </w:rPr>
+              <w:t xml:space="preserve"> </w:t>
+            </w:r>
+            <m:oMath>
+              <m:r>
+                <m:t>η</m:t>
+              </m:r>
+            </m:oMath>
+            <w:r>
+              <w:rPr>
+                <w:rFonts w:ascii="Times New Roman" w:hAnsi="Times New Roman" w:eastAsia="Times New Roman"/>
+                <w:sz w:val="18"/>
+              </w:rPr>
+              <w:t xml:space="preserve">, and reparcellation checks.</w:t>
+            </w:r>
+          </w:p>
+        </w:tc>
+      </w:tr>
+      <w:tr>
+        <w:trPr>
+          <w:cantSplit/>
+        </w:trPr>
+        <w:tc>
+          <w:tcPr>
+            <w:tcW w:type="dxa" w:w="2153"/>
+            <w:shd w:fill="FFFFFF" w:val="clear"/>
+          </w:tcPr>
+          <w:p>
+            <w:pPr>
+              <w:pStyle w:val="Compact"/>
+              <w:spacing w:after="60"/>
+            </w:pPr>
+            <w:r>
+              <w:rPr>
+                <w:rFonts w:ascii="Times New Roman" w:hAnsi="Times New Roman" w:eastAsia="Times New Roman"/>
+                <w:sz w:val="18"/>
+              </w:rPr>
+              <w:t xml:space="preserve">Access exclusions</w:t>
+            </w:r>
+          </w:p>
+        </w:tc>
+        <w:tc>
+          <w:tcPr>
+            <w:tcW w:type="dxa" w:w="7207"/>
+            <w:shd w:fill="FFFFFF" w:val="clear"/>
+          </w:tcPr>
+          <w:p>
+            <w:pPr>
+              <w:pStyle w:val="Compact"/>
+              <w:spacing w:after="60"/>
+            </w:pPr>
+            <w:r>
+              <w:rPr>
+                <w:rFonts w:ascii="Times New Roman" w:hAnsi="Times New Roman" w:eastAsia="Times New Roman"/>
+                <w:sz w:val="18"/>
+              </w:rPr>
+              <w:t xml:space="preserve">Definitions of</w:t>
+            </w:r>
+            <w:r>
+              <w:rPr>
+                <w:rFonts w:ascii="Times New Roman" w:hAnsi="Times New Roman" w:eastAsia="Times New Roman"/>
+                <w:sz w:val="18"/>
+              </w:rPr>
+              <w:t xml:space="preserve"> </w:t>
+            </w:r>
+            <m:oMath>
+              <m:sSub>
+                <m:e>
+                  <m:r>
+                    <m:rPr>
+                      <m:scr m:val="script"/>
+                      <m:sty m:val="p"/>
+                    </m:rPr>
+                    <m:t>M</m:t>
+                  </m:r>
+                </m:e>
+                <m:sub>
+                  <m:r>
+                    <m:t>R</m:t>
+                  </m:r>
+                </m:sub>
+              </m:sSub>
+              <m:r>
+                <m:rPr>
+                  <m:sty m:val="p"/>
+                </m:rPr>
+                <m:t>,</m:t>
+              </m:r>
+              <m:sSub>
+                <m:e>
+                  <m:r>
+                    <m:rPr>
+                      <m:scr m:val="script"/>
+                      <m:sty m:val="p"/>
+                    </m:rPr>
+                    <m:t>M</m:t>
+                  </m:r>
+                </m:e>
+                <m:sub>
+                  <m:r>
+                    <m:t>E</m:t>
+                  </m:r>
+                </m:sub>
+              </m:sSub>
+            </m:oMath>
+            <w:r>
+              <w:rPr>
+                <w:rFonts w:ascii="Times New Roman" w:hAnsi="Times New Roman" w:eastAsia="Times New Roman"/>
+                <w:sz w:val="18"/>
+              </w:rPr>
+              <w:t xml:space="preserve"> </w:t>
+            </w:r>
+            <w:r>
+              <w:rPr>
+                <w:rFonts w:ascii="Times New Roman" w:hAnsi="Times New Roman" w:eastAsia="Times New Roman"/>
+                <w:sz w:val="18"/>
+              </w:rPr>
+              <w:t xml:space="preserve">and reduced-family analysis.</w:t>
+            </w:r>
+          </w:p>
+        </w:tc>
+      </w:tr>
+      <w:tr>
+        <w:trPr>
+          <w:cantSplit/>
+        </w:trPr>
+        <w:tc>
+          <w:tcPr>
+            <w:tcW w:type="dxa" w:w="2153"/>
             <w:shd w:fill="EAF1F6" w:val="clear"/>
           </w:tcPr>
           <w:p>
@@ -18375,21 +17217,223 @@
                 <w:rFonts w:ascii="Times New Roman" w:hAnsi="Times New Roman" w:eastAsia="Times New Roman"/>
                 <w:sz w:val="18"/>
               </w:rPr>
-              <w:t xml:space="preserve">Exclude source dimensions from recipient readouts and use held-out source-only controls.</w:t>
+              <w:t xml:space="preserve">Uncertainty</w:t>
+            </w:r>
+          </w:p>
+        </w:tc>
+        <w:tc>
+          <w:tcPr>
+            <w:tcW w:type="dxa" w:w="7207"/>
+            <w:shd w:fill="EAF1F6" w:val="clear"/>
+          </w:tcPr>
+          <w:p>
+            <w:pPr>
+              <w:pStyle w:val="Compact"/>
+              <w:spacing w:after="60"/>
+            </w:pPr>
+            <w:r>
+              <w:rPr>
+                <w:rFonts w:ascii="Times New Roman" w:hAnsi="Times New Roman" w:eastAsia="Times New Roman"/>
+                <w:sz w:val="18"/>
+              </w:rPr>
+              <w:t xml:space="preserve">Confidence or credible bounds,</w:t>
+            </w:r>
+            <w:r>
+              <w:rPr>
+                <w:rFonts w:ascii="Times New Roman" w:hAnsi="Times New Roman" w:eastAsia="Times New Roman"/>
+                <w:sz w:val="18"/>
+              </w:rPr>
+              <w:t xml:space="preserve"> </w:t>
+            </w:r>
+            <m:oMath>
+              <m:r>
+                <m:t>β</m:t>
+              </m:r>
+            </m:oMath>
+            <w:r>
+              <w:rPr>
+                <w:rFonts w:ascii="Times New Roman" w:hAnsi="Times New Roman" w:eastAsia="Times New Roman"/>
+                <w:sz w:val="18"/>
+              </w:rPr>
+              <w:t xml:space="preserve">, multiplicity, missing data, and conflict rules.</w:t>
+            </w:r>
+          </w:p>
+        </w:tc>
+      </w:tr>
+      <w:tr>
+        <w:trPr>
+          <w:cantSplit/>
+        </w:trPr>
+        <w:tc>
+          <w:tcPr>
+            <w:tcW w:type="dxa" w:w="2153"/>
+            <w:shd w:fill="FFFFFF" w:val="clear"/>
+          </w:tcPr>
+          <w:p>
+            <w:pPr>
+              <w:pStyle w:val="Compact"/>
+              <w:spacing w:after="60"/>
+            </w:pPr>
+            <w:r>
+              <w:rPr>
+                <w:rFonts w:ascii="Times New Roman" w:hAnsi="Times New Roman" w:eastAsia="Times New Roman"/>
+                <w:sz w:val="18"/>
+              </w:rPr>
+              <w:t xml:space="preserve">Sensitivity</w:t>
+            </w:r>
+          </w:p>
+        </w:tc>
+        <w:tc>
+          <w:tcPr>
+            <w:tcW w:type="dxa" w:w="7207"/>
+            <w:shd w:fill="FFFFFF" w:val="clear"/>
+          </w:tcPr>
+          <w:p>
+            <w:pPr>
+              <w:pStyle w:val="Compact"/>
+              <w:spacing w:after="60"/>
+            </w:pPr>
+            <w:r>
+              <w:rPr>
+                <w:rFonts w:ascii="Times New Roman" w:hAnsi="Times New Roman" w:eastAsia="Times New Roman"/>
+                <w:sz w:val="18"/>
+              </w:rPr>
+              <w:t xml:space="preserve">Neighborhood</w:t>
+            </w:r>
+            <w:r>
+              <w:rPr>
+                <w:rFonts w:ascii="Times New Roman" w:hAnsi="Times New Roman" w:eastAsia="Times New Roman"/>
+                <w:sz w:val="18"/>
+              </w:rPr>
+              <w:t xml:space="preserve"> </w:t>
+            </w:r>
+            <m:oMath>
+              <m:r>
+                <m:rPr>
+                  <m:scr m:val="script"/>
+                  <m:sty m:val="p"/>
+                </m:rPr>
+                <m:t>N</m:t>
+              </m:r>
+              <m:r>
+                <m:rPr>
+                  <m:sty m:val="p"/>
+                </m:rPr>
+                <m:t>(</m:t>
+              </m:r>
+              <m:sSub>
+                <m:e>
+                  <m:r>
+                    <m:rPr>
+                      <m:sty m:val="p"/>
+                    </m:rPr>
+                    <m:t>Θ</m:t>
+                  </m:r>
+                </m:e>
+                <m:sub>
+                  <m:r>
+                    <m:t>A</m:t>
+                  </m:r>
+                </m:sub>
+              </m:sSub>
+              <m:r>
+                <m:rPr>
+                  <m:sty m:val="p"/>
+                </m:rPr>
+                <m:t>)</m:t>
+              </m:r>
+            </m:oMath>
+            <w:r>
+              <w:rPr>
+                <w:rFonts w:ascii="Times New Roman" w:hAnsi="Times New Roman" w:eastAsia="Times New Roman"/>
+                <w:sz w:val="18"/>
+              </w:rPr>
+              <w:t xml:space="preserve">, mappings, weights, and threshold for</w:t>
+            </w:r>
+            <w:r>
+              <w:rPr>
+                <w:rFonts w:ascii="Times New Roman" w:hAnsi="Times New Roman" w:eastAsia="Times New Roman"/>
+                <w:sz w:val="18"/>
+              </w:rPr>
+              <w:t xml:space="preserve"> </w:t>
+            </w:r>
+            <m:oMath>
+              <m:sSub>
+                <m:e>
+                  <m:r>
+                    <m:t>R</m:t>
+                  </m:r>
+                </m:e>
+                <m:sub>
+                  <m:r>
+                    <m:t>A</m:t>
+                  </m:r>
+                </m:sub>
+              </m:sSub>
+            </m:oMath>
+            <w:r>
+              <w:rPr>
+                <w:rFonts w:ascii="Times New Roman" w:hAnsi="Times New Roman" w:eastAsia="Times New Roman"/>
+                <w:sz w:val="18"/>
+              </w:rPr>
+              <w:t xml:space="preserve">.</w:t>
+            </w:r>
+          </w:p>
+        </w:tc>
+      </w:tr>
+      <w:tr>
+        <w:trPr>
+          <w:cantSplit/>
+        </w:trPr>
+        <w:tc>
+          <w:tcPr>
+            <w:tcW w:type="dxa" w:w="2153"/>
+            <w:shd w:fill="EAF1F6" w:val="clear"/>
+          </w:tcPr>
+          <w:p>
+            <w:pPr>
+              <w:pStyle w:val="Compact"/>
+              <w:spacing w:after="60"/>
+            </w:pPr>
+            <w:r>
+              <w:rPr>
+                <w:rFonts w:ascii="Times New Roman" w:hAnsi="Times New Roman" w:eastAsia="Times New Roman"/>
+                <w:sz w:val="18"/>
+              </w:rPr>
+              <w:t xml:space="preserve">Reporting</w:t>
+            </w:r>
+          </w:p>
+        </w:tc>
+        <w:tc>
+          <w:tcPr>
+            <w:tcW w:type="dxa" w:w="7207"/>
+            <w:shd w:fill="EAF1F6" w:val="clear"/>
+          </w:tcPr>
+          <w:p>
+            <w:pPr>
+              <w:pStyle w:val="Compact"/>
+              <w:spacing w:after="60"/>
+            </w:pPr>
+            <w:r>
+              <w:rPr>
+                <w:rFonts w:ascii="Times New Roman" w:hAnsi="Times New Roman" w:eastAsia="Times New Roman"/>
+                <w:sz w:val="18"/>
+              </w:rPr>
+              <w:t xml:space="preserve">Every class result, failed gate, unresolved test, four-outcome status, and scope limitation.</w:t>
             </w:r>
           </w:p>
         </w:tc>
       </w:tr>
     </w:tbl>
-    <w:bookmarkEnd w:id="117"/>
-    <w:bookmarkStart w:id="118" w:name="appendix-e-case-analysis-matrix"/>
+    <w:bookmarkEnd w:id="116"/>
+    <w:bookmarkStart w:id="117" w:name="Xc97f86173e8adcab9d056c197548ffe358e6193"/>
     <w:p>
       <w:pPr>
         <w:pStyle w:val="Heading2"/>
         <w:pageBreakBefore/>
       </w:pPr>
       <w:r>
-        <w:t xml:space="preserve">Appendix E: Case-analysis matrix</w:t>
+        <w:t xml:space="preserve">Appendix D: Failure modes and corrective controls</w:t>
       </w:r>
     </w:p>
     <w:tbl>
@@ -18400,10 +17444,9 @@
         <w:tblLook w:firstRow="1" w:lastRow="0" w:firstColumn="0" w:lastColumn="0" w:noHBand="0" w:noVBand="0" w:val="0020"/>
       </w:tblPr>
       <w:tblGrid>
-        <w:gridCol w:w="1188"/>
-        <w:gridCol w:w="2138"/>
-        <w:gridCol w:w="2376"/>
-        <w:gridCol w:w="2217"/>
+        <w:gridCol w:w="1584"/>
+        <w:gridCol w:w="3088"/>
+        <w:gridCol w:w="3247"/>
       </w:tblGrid>
       <w:tr>
         <w:trPr>
@@ -18413,7 +17456,7 @@
         </w:trPr>
         <w:tc>
           <w:tcPr>
-            <w:tcW w:type="dxa" w:w="1404"/>
+            <w:tcW w:type="dxa" w:w="1872"/>
             <w:shd w:fill="1C2D40" w:val="clear"/>
             <w:tcMar>
               <w:top w:w="100" w:type="dxa"/>
@@ -18434,7 +17477,1018 @@
                 <w:color w:val="FFFFFF"/>
                 <w:sz w:val="18"/>
               </w:rPr>
+              <w:t xml:space="preserve">Failure mode</w:t>
+            </w:r>
+          </w:p>
+        </w:tc>
+        <w:tc>
+          <w:tcPr>
+            <w:tcW w:type="dxa" w:w="3650"/>
+            <w:shd w:fill="1C2D40" w:val="clear"/>
+            <w:tcMar>
+              <w:top w:w="100" w:type="dxa"/>
+              <w:bottom w:w="55" w:type="dxa"/>
+              <w:start w:w="90" w:type="dxa"/>
+              <w:end w:w="90" w:type="dxa"/>
+            </w:tcMar>
+          </w:tcPr>
+          <w:p>
+            <w:pPr>
+              <w:pStyle w:val="Compact"/>
+              <w:spacing w:after="20" w:line="226" w:lineRule="auto"/>
+            </w:pPr>
+            <w:r>
+              <w:rPr>
+                <w:rFonts w:ascii="Times New Roman" w:hAnsi="Times New Roman" w:eastAsia="Times New Roman"/>
+                <w:b/>
+                <w:color w:val="FFFFFF"/>
+                <w:sz w:val="18"/>
+              </w:rPr>
+              <w:t xml:space="preserve">Why spread metrics are fooled</w:t>
+            </w:r>
+          </w:p>
+        </w:tc>
+        <w:tc>
+          <w:tcPr>
+            <w:tcW w:type="dxa" w:w="3838"/>
+            <w:shd w:fill="1C2D40" w:val="clear"/>
+            <w:tcMar>
+              <w:top w:w="100" w:type="dxa"/>
+              <w:bottom w:w="55" w:type="dxa"/>
+              <w:start w:w="90" w:type="dxa"/>
+              <w:end w:w="90" w:type="dxa"/>
+            </w:tcMar>
+          </w:tcPr>
+          <w:p>
+            <w:pPr>
+              <w:pStyle w:val="Compact"/>
+              <w:spacing w:after="20" w:line="226" w:lineRule="auto"/>
+            </w:pPr>
+            <w:r>
+              <w:rPr>
+                <w:rFonts w:ascii="Times New Roman" w:hAnsi="Times New Roman" w:eastAsia="Times New Roman"/>
+                <w:b/>
+                <w:color w:val="FFFFFF"/>
+                <w:sz w:val="18"/>
+              </w:rPr>
+              <w:t xml:space="preserve">Corrective control</w:t>
+            </w:r>
+          </w:p>
+        </w:tc>
+      </w:tr>
+      <w:tr>
+        <w:trPr>
+          <w:cantSplit/>
+        </w:trPr>
+        <w:tc>
+          <w:tcPr>
+            <w:tcW w:type="dxa" w:w="1872"/>
+            <w:shd w:fill="FFFFFF" w:val="clear"/>
+          </w:tcPr>
+          <w:p>
+            <w:pPr>
+              <w:pStyle w:val="Compact"/>
+              <w:spacing w:after="60"/>
+            </w:pPr>
+            <w:r>
+              <w:rPr>
+                <w:rFonts w:ascii="Times New Roman" w:hAnsi="Times New Roman" w:eastAsia="Times New Roman"/>
+                <w:sz w:val="18"/>
+              </w:rPr>
+              <w:t xml:space="preserve">Common input</w:t>
+            </w:r>
+          </w:p>
+        </w:tc>
+        <w:tc>
+          <w:tcPr>
+            <w:tcW w:type="dxa" w:w="3650"/>
+            <w:shd w:fill="FFFFFF" w:val="clear"/>
+          </w:tcPr>
+          <w:p>
+            <w:pPr>
+              <w:pStyle w:val="Compact"/>
+              <w:spacing w:after="60"/>
+            </w:pPr>
+            <w:r>
+              <w:rPr>
+                <w:rFonts w:ascii="Times New Roman" w:hAnsi="Times New Roman" w:eastAsia="Times New Roman"/>
+                <w:sz w:val="18"/>
+              </w:rPr>
+              <w:t xml:space="preserve">Many recipients respond without receiving the content from one another.</w:t>
+            </w:r>
+          </w:p>
+        </w:tc>
+        <w:tc>
+          <w:tcPr>
+            <w:tcW w:type="dxa" w:w="3838"/>
+            <w:shd w:fill="FFFFFF" w:val="clear"/>
+          </w:tcPr>
+          <w:p>
+            <w:pPr>
+              <w:pStyle w:val="Compact"/>
+              <w:spacing w:after="60"/>
+            </w:pPr>
+            <w:r>
+              <w:rPr>
+                <w:rFonts w:ascii="Times New Roman" w:hAnsi="Times New Roman" w:eastAsia="Times New Roman"/>
+                <w:sz w:val="18"/>
+              </w:rPr>
+              <w:t xml:space="preserve">Condition or intervene on the common source; test directed route loss.</w:t>
+            </w:r>
+          </w:p>
+        </w:tc>
+      </w:tr>
+      <w:tr>
+        <w:trPr>
+          <w:cantSplit/>
+        </w:trPr>
+        <w:tc>
+          <w:tcPr>
+            <w:tcW w:type="dxa" w:w="1872"/>
+            <w:shd w:fill="EAF1F6" w:val="clear"/>
+          </w:tcPr>
+          <w:p>
+            <w:pPr>
+              <w:pStyle w:val="Compact"/>
+              <w:spacing w:after="60"/>
+            </w:pPr>
+            <w:r>
+              <w:rPr>
+                <w:rFonts w:ascii="Times New Roman" w:hAnsi="Times New Roman" w:eastAsia="Times New Roman"/>
+                <w:sz w:val="18"/>
+              </w:rPr>
+              <w:t xml:space="preserve">Arousal pulse</w:t>
+            </w:r>
+          </w:p>
+        </w:tc>
+        <w:tc>
+          <w:tcPr>
+            <w:tcW w:type="dxa" w:w="3650"/>
+            <w:shd w:fill="EAF1F6" w:val="clear"/>
+          </w:tcPr>
+          <w:p>
+            <w:pPr>
+              <w:pStyle w:val="Compact"/>
+              <w:spacing w:after="60"/>
+            </w:pPr>
+            <w:r>
+              <w:rPr>
+                <w:rFonts w:ascii="Times New Roman" w:hAnsi="Times New Roman" w:eastAsia="Times New Roman"/>
+                <w:sz w:val="18"/>
+              </w:rPr>
+              <w:t xml:space="preserve">Global gain changes mimic broad availability.</w:t>
+            </w:r>
+          </w:p>
+        </w:tc>
+        <w:tc>
+          <w:tcPr>
+            <w:tcW w:type="dxa" w:w="3838"/>
+            <w:shd w:fill="EAF1F6" w:val="clear"/>
+          </w:tcPr>
+          <w:p>
+            <w:pPr>
+              <w:pStyle w:val="Compact"/>
+              <w:spacing w:after="60"/>
+            </w:pPr>
+            <w:r>
+              <w:rPr>
+                <w:rFonts w:ascii="Times New Roman" w:hAnsi="Times New Roman" w:eastAsia="Times New Roman"/>
+                <w:sz w:val="18"/>
+              </w:rPr>
+              <w:t xml:space="preserve">Match arousal and require content selectivity.</w:t>
+            </w:r>
+          </w:p>
+        </w:tc>
+      </w:tr>
+      <w:tr>
+        <w:trPr>
+          <w:cantSplit/>
+        </w:trPr>
+        <w:tc>
+          <w:tcPr>
+            <w:tcW w:type="dxa" w:w="1872"/>
+            <w:shd w:fill="FFFFFF" w:val="clear"/>
+          </w:tcPr>
+          <w:p>
+            <w:pPr>
+              <w:pStyle w:val="Compact"/>
+              <w:spacing w:after="60"/>
+            </w:pPr>
+            <w:r>
+              <w:rPr>
+                <w:rFonts w:ascii="Times New Roman" w:hAnsi="Times New Roman" w:eastAsia="Times New Roman"/>
+                <w:sz w:val="18"/>
+              </w:rPr>
+              <w:t xml:space="preserve">Volume conduction</w:t>
+            </w:r>
+          </w:p>
+        </w:tc>
+        <w:tc>
+          <w:tcPr>
+            <w:tcW w:type="dxa" w:w="3650"/>
+            <w:shd w:fill="FFFFFF" w:val="clear"/>
+          </w:tcPr>
+          <w:p>
+            <w:pPr>
+              <w:pStyle w:val="Compact"/>
+              <w:spacing w:after="60"/>
+            </w:pPr>
+            <w:r>
+              <w:rPr>
+                <w:rFonts w:ascii="Times New Roman" w:hAnsi="Times New Roman" w:eastAsia="Times New Roman"/>
+                <w:sz w:val="18"/>
+              </w:rPr>
+              <w:t xml:space="preserve">One electrical source appears at many sensors.</w:t>
+            </w:r>
+          </w:p>
+        </w:tc>
+        <w:tc>
+          <w:tcPr>
+            <w:tcW w:type="dxa" w:w="3838"/>
+            <w:shd w:fill="FFFFFF" w:val="clear"/>
+          </w:tcPr>
+          <w:p>
+            <w:pPr>
+              <w:pStyle w:val="Compact"/>
+              <w:spacing w:after="60"/>
+            </w:pPr>
+            <w:r>
+              <w:rPr>
+                <w:rFonts w:ascii="Times New Roman" w:hAnsi="Times New Roman" w:eastAsia="Times New Roman"/>
+                <w:sz w:val="18"/>
+              </w:rPr>
+              <w:t xml:space="preserve">Source reconstruction, lag structure, and causal perturbation.</w:t>
+            </w:r>
+          </w:p>
+        </w:tc>
+      </w:tr>
+      <w:tr>
+        <w:trPr>
+          <w:cantSplit/>
+        </w:trPr>
+        <w:tc>
+          <w:tcPr>
+            <w:tcW w:type="dxa" w:w="1872"/>
+            <w:shd w:fill="EAF1F6" w:val="clear"/>
+          </w:tcPr>
+          <w:p>
+            <w:pPr>
+              <w:pStyle w:val="Compact"/>
+              <w:spacing w:after="60"/>
+            </w:pPr>
+            <w:r>
+              <w:rPr>
+                <w:rFonts w:ascii="Times New Roman" w:hAnsi="Times New Roman" w:eastAsia="Times New Roman"/>
+                <w:sz w:val="18"/>
+              </w:rPr>
+              <w:t xml:space="preserve">Passive diffusion</w:t>
+            </w:r>
+          </w:p>
+        </w:tc>
+        <w:tc>
+          <w:tcPr>
+            <w:tcW w:type="dxa" w:w="3650"/>
+            <w:shd w:fill="EAF1F6" w:val="clear"/>
+          </w:tcPr>
+          <w:p>
+            <w:pPr>
+              <w:pStyle w:val="Compact"/>
+              <w:spacing w:after="60"/>
+            </w:pPr>
+            <w:r>
+              <w:rPr>
+                <w:rFonts w:ascii="Times New Roman" w:hAnsi="Times New Roman" w:eastAsia="Times New Roman"/>
+                <w:sz w:val="18"/>
+              </w:rPr>
+              <w:t xml:space="preserve">Local coupling spreads energy without recipient-specific state change.</w:t>
+            </w:r>
+          </w:p>
+        </w:tc>
+        <w:tc>
+          <w:tcPr>
+            <w:tcW w:type="dxa" w:w="3838"/>
+            <w:shd w:fill="EAF1F6" w:val="clear"/>
+          </w:tcPr>
+          <w:p>
+            <w:pPr>
+              <w:pStyle w:val="Compact"/>
+              <w:spacing w:after="60"/>
+            </w:pPr>
+            <w:r>
+              <w:rPr>
+                <w:rFonts w:ascii="Times New Roman" w:hAnsi="Times New Roman" w:eastAsia="Times New Roman"/>
+                <w:sz w:val="18"/>
+              </w:rPr>
+              <w:t xml:space="preserve">Native recipient variables and shuffled-content controls.</w:t>
+            </w:r>
+          </w:p>
+        </w:tc>
+      </w:tr>
+      <w:tr>
+        <w:trPr>
+          <w:cantSplit/>
+        </w:trPr>
+        <w:tc>
+          <w:tcPr>
+            <w:tcW w:type="dxa" w:w="1872"/>
+            <w:shd w:fill="FFFFFF" w:val="clear"/>
+          </w:tcPr>
+          <w:p>
+            <w:pPr>
+              <w:pStyle w:val="Compact"/>
+              <w:spacing w:after="60"/>
+            </w:pPr>
+            <w:r>
+              <w:rPr>
+                <w:rFonts w:ascii="Times New Roman" w:hAnsi="Times New Roman" w:eastAsia="Times New Roman"/>
+                <w:sz w:val="18"/>
+              </w:rPr>
+              <w:t xml:space="preserve">Seizure propagation</w:t>
+            </w:r>
+          </w:p>
+        </w:tc>
+        <w:tc>
+          <w:tcPr>
+            <w:tcW w:type="dxa" w:w="3650"/>
+            <w:shd w:fill="FFFFFF" w:val="clear"/>
+          </w:tcPr>
+          <w:p>
+            <w:pPr>
+              <w:pStyle w:val="Compact"/>
+              <w:spacing w:after="60"/>
+            </w:pPr>
+            <w:r>
+              <w:rPr>
+                <w:rFonts w:ascii="Times New Roman" w:hAnsi="Times New Roman" w:eastAsia="Times New Roman"/>
+                <w:sz w:val="18"/>
+              </w:rPr>
+              <w:t xml:space="preserve">Massive recruitment coexists with reduced differentiation.</w:t>
+            </w:r>
+          </w:p>
+        </w:tc>
+        <w:tc>
+          <w:tcPr>
+            <w:tcW w:type="dxa" w:w="3838"/>
+            <w:shd w:fill="FFFFFF" w:val="clear"/>
+          </w:tcPr>
+          <w:p>
+            <w:pPr>
+              <w:pStyle w:val="Compact"/>
+              <w:spacing w:after="60"/>
+            </w:pPr>
+            <w:r>
+              <w:rPr>
+                <w:rFonts w:ascii="Times New Roman" w:hAnsi="Times New Roman" w:eastAsia="Times New Roman"/>
+                <w:sz w:val="18"/>
+              </w:rPr>
+              <w:t xml:space="preserve">Diversity, selectivity, and regime-validity gates.</w:t>
+            </w:r>
+          </w:p>
+        </w:tc>
+      </w:tr>
+      <w:tr>
+        <w:trPr>
+          <w:cantSplit/>
+        </w:trPr>
+        <w:tc>
+          <w:tcPr>
+            <w:tcW w:type="dxa" w:w="1872"/>
+            <w:shd w:fill="EAF1F6" w:val="clear"/>
+          </w:tcPr>
+          <w:p>
+            <w:pPr>
+              <w:pStyle w:val="Compact"/>
+              <w:spacing w:after="60"/>
+            </w:pPr>
+            <w:r>
+              <w:rPr>
+                <w:rFonts w:ascii="Times New Roman" w:hAnsi="Times New Roman" w:eastAsia="Times New Roman"/>
+                <w:sz w:val="18"/>
+              </w:rPr>
+              <w:t xml:space="preserve">Reparcellation</w:t>
+            </w:r>
+          </w:p>
+        </w:tc>
+        <w:tc>
+          <w:tcPr>
+            <w:tcW w:type="dxa" w:w="3650"/>
+            <w:shd w:fill="EAF1F6" w:val="clear"/>
+          </w:tcPr>
+          <w:p>
+            <w:pPr>
+              <w:pStyle w:val="Compact"/>
+              <w:spacing w:after="60"/>
+            </w:pPr>
+            <w:r>
+              <w:rPr>
+                <w:rFonts w:ascii="Times New Roman" w:hAnsi="Times New Roman" w:eastAsia="Times New Roman"/>
+                <w:sz w:val="18"/>
+              </w:rPr>
+              <w:t xml:space="preserve">One function becomes many counted nodes.</w:t>
+            </w:r>
+          </w:p>
+        </w:tc>
+        <w:tc>
+          <w:tcPr>
+            <w:tcW w:type="dxa" w:w="3838"/>
+            <w:shd w:fill="EAF1F6" w:val="clear"/>
+          </w:tcPr>
+          <w:p>
+            <w:pPr>
+              <w:pStyle w:val="Compact"/>
+              <w:spacing w:after="60"/>
+            </w:pPr>
+            <w:r>
+              <w:rPr>
+                <w:rFonts w:ascii="Times New Roman" w:hAnsi="Times New Roman" w:eastAsia="Times New Roman"/>
+                <w:sz w:val="18"/>
+              </w:rPr>
+              <w:t xml:space="preserve">Repertoire-based classes and cross-grain stability.</w:t>
+            </w:r>
+          </w:p>
+        </w:tc>
+      </w:tr>
+      <w:tr>
+        <w:trPr>
+          <w:cantSplit/>
+        </w:trPr>
+        <w:tc>
+          <w:tcPr>
+            <w:tcW w:type="dxa" w:w="1872"/>
+            <w:shd w:fill="FFFFFF" w:val="clear"/>
+          </w:tcPr>
+          <w:p>
+            <w:pPr>
+              <w:pStyle w:val="Compact"/>
+              <w:spacing w:after="60"/>
+            </w:pPr>
+            <w:r>
+              <w:rPr>
+                <w:rFonts w:ascii="Times New Roman" w:hAnsi="Times New Roman" w:eastAsia="Times New Roman"/>
+                <w:sz w:val="18"/>
+              </w:rPr>
+              <w:t xml:space="preserve">Decoder leakage</w:t>
+            </w:r>
+          </w:p>
+        </w:tc>
+        <w:tc>
+          <w:tcPr>
+            <w:tcW w:type="dxa" w:w="3650"/>
+            <w:shd w:fill="FFFFFF" w:val="clear"/>
+          </w:tcPr>
+          <w:p>
+            <w:pPr>
+              <w:pStyle w:val="Compact"/>
+              <w:spacing w:after="60"/>
+            </w:pPr>
+            <w:r>
+              <w:rPr>
+                <w:rFonts w:ascii="Times New Roman" w:hAnsi="Times New Roman" w:eastAsia="Times New Roman"/>
+                <w:sz w:val="18"/>
+              </w:rPr>
+              <w:t xml:space="preserve">Shared preprocessing makes content decodable everywhere.</w:t>
+            </w:r>
+          </w:p>
+        </w:tc>
+        <w:tc>
+          <w:tcPr>
+            <w:tcW w:type="dxa" w:w="3838"/>
+            <w:shd w:fill="FFFFFF" w:val="clear"/>
+          </w:tcPr>
+          <w:p>
+            <w:pPr>
+              <w:pStyle w:val="Compact"/>
+              <w:spacing w:after="60"/>
+            </w:pPr>
+            <w:r>
+              <w:rPr>
+                <w:rFonts w:ascii="Times New Roman" w:hAnsi="Times New Roman" w:eastAsia="Times New Roman"/>
+                <w:sz w:val="18"/>
+              </w:rPr>
+              <w:t xml:space="preserve">Held-out pipelines, nuisance regression, and independent acquisition.</w:t>
+            </w:r>
+          </w:p>
+        </w:tc>
+      </w:tr>
+      <w:tr>
+        <w:trPr>
+          <w:cantSplit/>
+        </w:trPr>
+        <w:tc>
+          <w:tcPr>
+            <w:tcW w:type="dxa" w:w="1872"/>
+            <w:shd w:fill="EAF1F6" w:val="clear"/>
+          </w:tcPr>
+          <w:p>
+            <w:pPr>
+              <w:pStyle w:val="Compact"/>
+              <w:spacing w:after="60"/>
+            </w:pPr>
+            <w:r>
+              <w:rPr>
+                <w:rFonts w:ascii="Times New Roman" w:hAnsi="Times New Roman" w:eastAsia="Times New Roman"/>
+                <w:sz w:val="18"/>
+              </w:rPr>
+              <w:t xml:space="preserve">Executive bottleneck</w:t>
+            </w:r>
+          </w:p>
+        </w:tc>
+        <w:tc>
+          <w:tcPr>
+            <w:tcW w:type="dxa" w:w="3650"/>
+            <w:shd w:fill="EAF1F6" w:val="clear"/>
+          </w:tcPr>
+          <w:p>
+            <w:pPr>
+              <w:pStyle w:val="Compact"/>
+              <w:spacing w:after="60"/>
+            </w:pPr>
+            <w:r>
+              <w:rPr>
+                <w:rFonts w:ascii="Times New Roman" w:hAnsi="Times New Roman" w:eastAsia="Times New Roman"/>
+                <w:sz w:val="18"/>
+              </w:rPr>
+              <w:t xml:space="preserve">One controller touches every module and creates apparent globality.</w:t>
+            </w:r>
+          </w:p>
+        </w:tc>
+        <w:tc>
+          <w:tcPr>
+            <w:tcW w:type="dxa" w:w="3838"/>
+            <w:shd w:fill="EAF1F6" w:val="clear"/>
+          </w:tcPr>
+          <w:p>
+            <w:pPr>
+              <w:pStyle w:val="Compact"/>
+              <w:spacing w:after="60"/>
+            </w:pPr>
+            <w:r>
+              <w:rPr>
+                <w:rFonts w:ascii="Times New Roman" w:hAnsi="Times New Roman" w:eastAsia="Times New Roman"/>
+                <w:sz w:val="18"/>
+              </w:rPr>
+              <w:t xml:space="preserve">Executive-excluded recomputation and route interruption.</w:t>
+            </w:r>
+          </w:p>
+        </w:tc>
+      </w:tr>
+      <w:tr>
+        <w:trPr>
+          <w:cantSplit/>
+        </w:trPr>
+        <w:tc>
+          <w:tcPr>
+            <w:tcW w:type="dxa" w:w="1872"/>
+            <w:shd w:fill="FFFFFF" w:val="clear"/>
+          </w:tcPr>
+          <w:p>
+            <w:pPr>
+              <w:pStyle w:val="Compact"/>
+              <w:spacing w:after="60"/>
+            </w:pPr>
+            <w:r>
+              <w:rPr>
+                <w:rFonts w:ascii="Times New Roman" w:hAnsi="Times New Roman" w:eastAsia="Times New Roman"/>
+                <w:sz w:val="18"/>
+              </w:rPr>
+              <w:t xml:space="preserve">Report preparation</w:t>
+            </w:r>
+          </w:p>
+        </w:tc>
+        <w:tc>
+          <w:tcPr>
+            <w:tcW w:type="dxa" w:w="3650"/>
+            <w:shd w:fill="FFFFFF" w:val="clear"/>
+          </w:tcPr>
+          <w:p>
+            <w:pPr>
+              <w:pStyle w:val="Compact"/>
+              <w:spacing w:after="60"/>
+            </w:pPr>
+            <w:r>
+              <w:rPr>
+                <w:rFonts w:ascii="Times New Roman" w:hAnsi="Times New Roman" w:eastAsia="Times New Roman"/>
+                <w:sz w:val="18"/>
+              </w:rPr>
+              <w:t xml:space="preserve">Memory, decision, and motor signals inflate reach.</w:t>
+            </w:r>
+          </w:p>
+        </w:tc>
+        <w:tc>
+          <w:tcPr>
+            <w:tcW w:type="dxa" w:w="3838"/>
+            <w:shd w:fill="FFFFFF" w:val="clear"/>
+          </w:tcPr>
+          <w:p>
+            <w:pPr>
+              <w:pStyle w:val="Compact"/>
+              <w:spacing w:after="60"/>
+            </w:pPr>
+            <w:r>
+              <w:rPr>
+                <w:rFonts w:ascii="Times New Roman" w:hAnsi="Times New Roman" w:eastAsia="Times New Roman"/>
+                <w:sz w:val="18"/>
+              </w:rPr>
+              <w:t xml:space="preserve">No-report condition and report-channel exclusion.</w:t>
+            </w:r>
+          </w:p>
+        </w:tc>
+      </w:tr>
+      <w:tr>
+        <w:trPr>
+          <w:cantSplit/>
+        </w:trPr>
+        <w:tc>
+          <w:tcPr>
+            <w:tcW w:type="dxa" w:w="1872"/>
+            <w:shd w:fill="EAF1F6" w:val="clear"/>
+          </w:tcPr>
+          <w:p>
+            <w:pPr>
+              <w:pStyle w:val="Compact"/>
+              <w:spacing w:after="60"/>
+            </w:pPr>
+            <w:r>
+              <w:rPr>
+                <w:rFonts w:ascii="Times New Roman" w:hAnsi="Times New Roman" w:eastAsia="Times New Roman"/>
+                <w:sz w:val="18"/>
+              </w:rPr>
+              <w:t xml:space="preserve">Message duplication</w:t>
+            </w:r>
+          </w:p>
+        </w:tc>
+        <w:tc>
+          <w:tcPr>
+            <w:tcW w:type="dxa" w:w="3650"/>
+            <w:shd w:fill="EAF1F6" w:val="clear"/>
+          </w:tcPr>
+          <w:p>
+            <w:pPr>
+              <w:pStyle w:val="Compact"/>
+              <w:spacing w:after="60"/>
+            </w:pPr>
+            <w:r>
+              <w:rPr>
+                <w:rFonts w:ascii="Times New Roman" w:hAnsi="Times New Roman" w:eastAsia="Times New Roman"/>
+                <w:sz w:val="18"/>
+              </w:rPr>
+              <w:t xml:space="preserve">A token is copied to idle or identical subscribers.</w:t>
+            </w:r>
+          </w:p>
+        </w:tc>
+        <w:tc>
+          <w:tcPr>
+            <w:tcW w:type="dxa" w:w="3838"/>
+            <w:shd w:fill="EAF1F6" w:val="clear"/>
+          </w:tcPr>
+          <w:p>
+            <w:pPr>
+              <w:pStyle w:val="Compact"/>
+              <w:spacing w:after="60"/>
+            </w:pPr>
+            <w:r>
+              <w:rPr>
+                <w:rFonts w:ascii="Times New Roman" w:hAnsi="Times New Roman" w:eastAsia="Times New Roman"/>
+                <w:sz w:val="18"/>
+              </w:rPr>
+              <w:t xml:space="preserve">Require content-sensitive module-specific transitions.</w:t>
+            </w:r>
+          </w:p>
+        </w:tc>
+      </w:tr>
+      <w:tr>
+        <w:trPr>
+          <w:cantSplit/>
+        </w:trPr>
+        <w:tc>
+          <w:tcPr>
+            <w:tcW w:type="dxa" w:w="1872"/>
+            <w:shd w:fill="FFFFFF" w:val="clear"/>
+          </w:tcPr>
+          <w:p>
+            <w:pPr>
+              <w:pStyle w:val="Compact"/>
+              <w:spacing w:after="60"/>
+            </w:pPr>
+            <w:r>
+              <w:rPr>
+                <w:rFonts w:ascii="Times New Roman" w:hAnsi="Times New Roman" w:eastAsia="Times New Roman"/>
+                <w:sz w:val="18"/>
+              </w:rPr>
+              <w:t xml:space="preserve">Context shopping</w:t>
+            </w:r>
+          </w:p>
+        </w:tc>
+        <w:tc>
+          <w:tcPr>
+            <w:tcW w:type="dxa" w:w="3650"/>
+            <w:shd w:fill="FFFFFF" w:val="clear"/>
+          </w:tcPr>
+          <w:p>
+            <w:pPr>
+              <w:pStyle w:val="Compact"/>
+              <w:spacing w:after="60"/>
+            </w:pPr>
+            <w:r>
+              <w:rPr>
+                <w:rFonts w:ascii="Times New Roman" w:hAnsi="Times New Roman" w:eastAsia="Times New Roman"/>
+                <w:sz w:val="18"/>
+              </w:rPr>
+              <w:t xml:space="preserve">One rare or engineered preparation produces a large maximum effect.</w:t>
+            </w:r>
+          </w:p>
+        </w:tc>
+        <w:tc>
+          <w:tcPr>
+            <w:tcW w:type="dxa" w:w="3838"/>
+            <w:shd w:fill="FFFFFF" w:val="clear"/>
+          </w:tcPr>
+          <w:p>
+            <w:pPr>
+              <w:pStyle w:val="Compact"/>
+              <w:spacing w:after="60"/>
+            </w:pPr>
+            <w:r>
+              <w:rPr>
+                <w:rFonts w:ascii="Times New Roman" w:hAnsi="Times New Roman" w:eastAsia="Times New Roman"/>
+                <w:sz w:val="18"/>
+              </w:rPr>
+              <w:t xml:space="preserve">Freeze</w:t>
+            </w:r>
+            <w:r>
+              <w:rPr>
+                <w:rFonts w:ascii="Times New Roman" w:hAnsi="Times New Roman" w:eastAsia="Times New Roman"/>
+                <w:sz w:val="18"/>
+              </w:rPr>
+              <w:t xml:space="preserve"> </w:t>
+            </w:r>
+            <m:oMath>
+              <m:sSubSup>
+                <m:e>
+                  <m:r>
+                    <m:rPr>
+                      <m:scr m:val="script"/>
+                      <m:sty m:val="p"/>
+                    </m:rPr>
+                    <m:t>U</m:t>
+                  </m:r>
+                </m:e>
+                <m:sub>
+                  <m:r>
+                    <m:t>k</m:t>
+                  </m:r>
+                </m:sub>
+                <m:sup>
+                  <m:r>
+                    <m:t>γ</m:t>
+                  </m:r>
+                </m:sup>
+              </m:sSubSup>
+            </m:oMath>
+            <w:r>
+              <w:rPr>
+                <w:rFonts w:ascii="Times New Roman" w:hAnsi="Times New Roman" w:eastAsia="Times New Roman"/>
+                <w:sz w:val="18"/>
+              </w:rPr>
+              <w:t xml:space="preserve">,</w:t>
+            </w:r>
+            <w:r>
+              <w:rPr>
+                <w:rFonts w:ascii="Times New Roman" w:hAnsi="Times New Roman" w:eastAsia="Times New Roman"/>
+                <w:sz w:val="18"/>
+              </w:rPr>
+              <w:t xml:space="preserve"> </w:t>
+            </w:r>
+            <m:oMath>
+              <m:sSub>
+                <m:e>
+                  <m:r>
+                    <m:t>ν</m:t>
+                  </m:r>
+                </m:e>
+                <m:sub>
+                  <m:r>
+                    <m:t>k</m:t>
+                  </m:r>
+                </m:sub>
+              </m:sSub>
+            </m:oMath>
+            <w:r>
+              <w:rPr>
+                <w:rFonts w:ascii="Times New Roman" w:hAnsi="Times New Roman" w:eastAsia="Times New Roman"/>
+                <w:sz w:val="18"/>
+              </w:rPr>
+              <w:t xml:space="preserve">, and</w:t>
+            </w:r>
+            <w:r>
+              <w:rPr>
+                <w:rFonts w:ascii="Times New Roman" w:hAnsi="Times New Roman" w:eastAsia="Times New Roman"/>
+                <w:sz w:val="18"/>
+              </w:rPr>
+              <w:t xml:space="preserve"> </w:t>
+            </w:r>
+            <m:oMath>
+              <m:sSub>
+                <m:e>
+                  <m:r>
+                    <m:t>ρ</m:t>
+                  </m:r>
+                </m:e>
+                <m:sub>
+                  <m:r>
+                    <m:t>U</m:t>
+                  </m:r>
+                </m:sub>
+              </m:sSub>
+            </m:oMath>
+            <w:r>
+              <w:rPr>
+                <w:rFonts w:ascii="Times New Roman" w:hAnsi="Times New Roman" w:eastAsia="Times New Roman"/>
+                <w:sz w:val="18"/>
+              </w:rPr>
+              <w:t xml:space="preserve"> </w:t>
+            </w:r>
+            <w:r>
+              <w:rPr>
+                <w:rFonts w:ascii="Times New Roman" w:hAnsi="Times New Roman" w:eastAsia="Times New Roman"/>
+                <w:sz w:val="18"/>
+              </w:rPr>
+              <w:t xml:space="preserve">before the critical test.</w:t>
+            </w:r>
+          </w:p>
+        </w:tc>
+      </w:tr>
+      <w:tr>
+        <w:trPr>
+          <w:cantSplit/>
+        </w:trPr>
+        <w:tc>
+          <w:tcPr>
+            <w:tcW w:type="dxa" w:w="1872"/>
+            <w:shd w:fill="EAF1F6" w:val="clear"/>
+          </w:tcPr>
+          <w:p>
+            <w:pPr>
+              <w:pStyle w:val="Compact"/>
+              <w:spacing w:after="60"/>
+            </w:pPr>
+            <w:r>
+              <w:rPr>
+                <w:rFonts w:ascii="Times New Roman" w:hAnsi="Times New Roman" w:eastAsia="Times New Roman"/>
+                <w:sz w:val="18"/>
+              </w:rPr>
+              <w:t xml:space="preserve">Source leakage</w:t>
+            </w:r>
+          </w:p>
+        </w:tc>
+        <w:tc>
+          <w:tcPr>
+            <w:tcW w:type="dxa" w:w="3650"/>
+            <w:shd w:fill="EAF1F6" w:val="clear"/>
+          </w:tcPr>
+          <w:p>
+            <w:pPr>
+              <w:pStyle w:val="Compact"/>
+              <w:spacing w:after="60"/>
+            </w:pPr>
+            <w:r>
+              <w:rPr>
+                <w:rFonts w:ascii="Times New Roman" w:hAnsi="Times New Roman" w:eastAsia="Times New Roman"/>
+                <w:sz w:val="18"/>
+              </w:rPr>
+              <w:t xml:space="preserve">The injected content is decoded from the manipulated dimensions themselves.</w:t>
+            </w:r>
+          </w:p>
+        </w:tc>
+        <w:tc>
+          <w:tcPr>
+            <w:tcW w:type="dxa" w:w="3838"/>
+            <w:shd w:fill="EAF1F6" w:val="clear"/>
+          </w:tcPr>
+          <w:p>
+            <w:pPr>
+              <w:pStyle w:val="Compact"/>
+              <w:spacing w:after="60"/>
+            </w:pPr>
+            <w:r>
+              <w:rPr>
+                <w:rFonts w:ascii="Times New Roman" w:hAnsi="Times New Roman" w:eastAsia="Times New Roman"/>
+                <w:sz w:val="18"/>
+              </w:rPr>
+              <w:t xml:space="preserve">Exclude source dimensions from recipient readouts and use held-out source-only controls.</w:t>
+            </w:r>
+          </w:p>
+        </w:tc>
+      </w:tr>
+    </w:tbl>
+    <w:bookmarkEnd w:id="117"/>
+    <w:bookmarkStart w:id="118" w:name="appendix-e-case-analysis-matrix"/>
+    <w:p>
+      <w:pPr>
+        <w:pStyle w:val="Heading2"/>
+        <w:pageBreakBefore/>
+      </w:pPr>
+      <w:r>
+        <w:t xml:space="preserve">Appendix E: Case-analysis matrix</w:t>
+      </w:r>
+    </w:p>
+    <w:tbl>
+      <w:tblPr>
+        <w:tblW w:type="pct" w:w="5000"/>
+        <w:jc w:val="center"/>
+        <w:tblLayout w:type="fixed"/>
+        <w:tblLook w:firstRow="1" w:lastRow="0" w:firstColumn="0" w:lastColumn="0" w:noHBand="0" w:noVBand="0" w:val="0020"/>
+      </w:tblPr>
+      <w:tblGrid>
+        <w:gridCol w:w="1029"/>
+        <w:gridCol w:w="2296"/>
+        <w:gridCol w:w="2455"/>
+        <w:gridCol w:w="2138"/>
+      </w:tblGrid>
+      <w:tr>
+        <w:trPr>
+          <w:tblHeader w:val="on"/>
+          <w:cantSplit/>
+          <w:tblHeader w:val="true"/>
+        </w:trPr>
+        <w:tc>
+          <w:tcPr>
+            <w:tcW w:type="dxa" w:w="1217"/>
+            <w:shd w:fill="1C2D40" w:val="clear"/>
+            <w:tcMar>
+              <w:top w:w="100" w:type="dxa"/>
+              <w:bottom w:w="55" w:type="dxa"/>
+              <w:start w:w="90" w:type="dxa"/>
+              <w:end w:w="90" w:type="dxa"/>
+            </w:tcMar>
+          </w:tcPr>
+          <w:p>
+            <w:pPr>
+              <w:pStyle w:val="Compact"/>
+              <w:spacing w:after="20" w:line="226" w:lineRule="auto"/>
+            </w:pPr>
+            <w:r>
+              <w:rPr>
+                <w:rFonts w:ascii="Times New Roman" w:hAnsi="Times New Roman" w:eastAsia="Times New Roman"/>
+                <w:b/>
+                <w:color w:val="FFFFFF"/>
+                <w:sz w:val="18"/>
+              </w:rPr>
               <w:t xml:space="preserve">Case</w:t>
+            </w:r>
+          </w:p>
+        </w:tc>
+        <w:tc>
+          <w:tcPr>
+            <w:tcW w:type="dxa" w:w="2714"/>
+            <w:shd w:fill="1C2D40" w:val="clear"/>
+            <w:tcMar>
+              <w:top w:w="100" w:type="dxa"/>
+              <w:bottom w:w="55" w:type="dxa"/>
+              <w:start w:w="90" w:type="dxa"/>
+              <w:end w:w="90" w:type="dxa"/>
+            </w:tcMar>
+          </w:tcPr>
+          <w:p>
+            <w:pPr>
+              <w:pStyle w:val="Compact"/>
+              <w:spacing w:after="20" w:line="226" w:lineRule="auto"/>
+            </w:pPr>
+            <w:r>
+              <w:rPr>
+                <w:rFonts w:ascii="Times New Roman" w:hAnsi="Times New Roman" w:eastAsia="Times New Roman"/>
+                <w:b/>
+                <w:color w:val="FFFFFF"/>
+                <w:sz w:val="18"/>
+              </w:rPr>
+              <w:t xml:space="preserve">Candidate recipient classes</w:t>
+            </w:r>
+          </w:p>
+        </w:tc>
+        <w:tc>
+          <w:tcPr>
+            <w:tcW w:type="dxa" w:w="2902"/>
+            <w:shd w:fill="1C2D40" w:val="clear"/>
+            <w:tcMar>
+              <w:top w:w="100" w:type="dxa"/>
+              <w:bottom w:w="55" w:type="dxa"/>
+              <w:start w:w="90" w:type="dxa"/>
+              <w:end w:w="90" w:type="dxa"/>
+            </w:tcMar>
+          </w:tcPr>
+          <w:p>
+            <w:pPr>
+              <w:pStyle w:val="Compact"/>
+              <w:spacing w:after="20" w:line="226" w:lineRule="auto"/>
+            </w:pPr>
+            <w:r>
+              <w:rPr>
+                <w:rFonts w:ascii="Times New Roman" w:hAnsi="Times New Roman" w:eastAsia="Times New Roman"/>
+                <w:b/>
+                <w:color w:val="FFFFFF"/>
+                <w:sz w:val="18"/>
+              </w:rPr>
+              <w:t xml:space="preserve">Report-independent intervention</w:t>
             </w:r>
           </w:p>
         </w:tc>
@@ -18461,60 +18515,6 @@
                 <w:color w:val="FFFFFF"/>
                 <w:sz w:val="18"/>
               </w:rPr>
-              <w:t xml:space="preserve">Candidate recipient classes</w:t>
-            </w:r>
-          </w:p>
-        </w:tc>
-        <w:tc>
-          <w:tcPr>
-            <w:tcW w:type="dxa" w:w="2808"/>
-            <w:shd w:fill="1C2D40" w:val="clear"/>
-            <w:tcMar>
-              <w:top w:w="100" w:type="dxa"/>
-              <w:bottom w:w="55" w:type="dxa"/>
-              <w:start w:w="90" w:type="dxa"/>
-              <w:end w:w="90" w:type="dxa"/>
-            </w:tcMar>
-          </w:tcPr>
-          <w:p>
-            <w:pPr>
-              <w:pStyle w:val="Compact"/>
-              <w:spacing w:after="20" w:line="226" w:lineRule="auto"/>
-            </w:pPr>
-            <w:r>
-              <w:rPr>
-                <w:rFonts w:ascii="Times New Roman" w:hAnsi="Times New Roman" w:eastAsia="Times New Roman"/>
-                <w:b/>
-                <w:color w:val="FFFFFF"/>
-                <w:sz w:val="18"/>
-              </w:rPr>
-              <w:t xml:space="preserve">Report-independent intervention</w:t>
-            </w:r>
-          </w:p>
-        </w:tc>
-        <w:tc>
-          <w:tcPr>
-            <w:tcW w:type="dxa" w:w="2621"/>
-            <w:shd w:fill="1C2D40" w:val="clear"/>
-            <w:tcMar>
-              <w:top w:w="100" w:type="dxa"/>
-              <w:bottom w:w="55" w:type="dxa"/>
-              <w:start w:w="90" w:type="dxa"/>
-              <w:end w:w="90" w:type="dxa"/>
-            </w:tcMar>
-          </w:tcPr>
-          <w:p>
-            <w:pPr>
-              <w:pStyle w:val="Compact"/>
-              <w:spacing w:after="20" w:line="226" w:lineRule="auto"/>
-            </w:pPr>
-            <w:r>
-              <w:rPr>
-                <w:rFonts w:ascii="Times New Roman" w:hAnsi="Times New Roman" w:eastAsia="Times New Roman"/>
-                <w:b/>
-                <w:color w:val="FFFFFF"/>
-                <w:sz w:val="18"/>
-              </w:rPr>
               <w:t xml:space="preserve">Interpretive risk</w:t>
             </w:r>
           </w:p>
@@ -18526,7 +18526,7 @@
         </w:trPr>
         <w:tc>
           <w:tcPr>
-            <w:tcW w:type="dxa" w:w="1404"/>
+            <w:tcW w:type="dxa" w:w="1217"/>
             <w:shd w:fill="FFFFFF" w:val="clear"/>
           </w:tcPr>
           <w:p>
@@ -18545,45 +18545,45 @@
         </w:tc>
         <w:tc>
           <w:tcPr>
+            <w:tcW w:type="dxa" w:w="2714"/>
+            <w:shd w:fill="FFFFFF" w:val="clear"/>
+          </w:tcPr>
+          <w:p>
+            <w:pPr>
+              <w:pStyle w:val="Compact"/>
+              <w:spacing w:after="60"/>
+            </w:pPr>
+            <w:r>
+              <w:rPr>
+                <w:rFonts w:ascii="Times New Roman" w:hAnsi="Times New Roman" w:eastAsia="Times New Roman"/>
+                <w:sz w:val="18"/>
+              </w:rPr>
+              <w:t xml:space="preserve">Posterior sensory, spatial, orienting, affective, frontal</w:t>
+            </w:r>
+          </w:p>
+        </w:tc>
+        <w:tc>
+          <w:tcPr>
+            <w:tcW w:type="dxa" w:w="2902"/>
+            <w:shd w:fill="FFFFFF" w:val="clear"/>
+          </w:tcPr>
+          <w:p>
+            <w:pPr>
+              <w:pStyle w:val="Compact"/>
+              <w:spacing w:after="60"/>
+            </w:pPr>
+            <w:r>
+              <w:rPr>
+                <w:rFonts w:ascii="Times New Roman" w:hAnsi="Times New Roman" w:eastAsia="Times New Roman"/>
+                <w:sz w:val="18"/>
+              </w:rPr>
+              <w:t xml:space="preserve">Rivalry transition or matched local perturbation indexed by involuntary markers</w:t>
+            </w:r>
+          </w:p>
+        </w:tc>
+        <w:tc>
+          <w:tcPr>
             <w:tcW w:type="dxa" w:w="2527"/>
-            <w:shd w:fill="FFFFFF" w:val="clear"/>
-          </w:tcPr>
-          <w:p>
-            <w:pPr>
-              <w:pStyle w:val="Compact"/>
-              <w:spacing w:after="60"/>
-            </w:pPr>
-            <w:r>
-              <w:rPr>
-                <w:rFonts w:ascii="Times New Roman" w:hAnsi="Times New Roman" w:eastAsia="Times New Roman"/>
-                <w:sz w:val="18"/>
-              </w:rPr>
-              <w:t xml:space="preserve">Posterior sensory, spatial, orienting, affective, frontal</w:t>
-            </w:r>
-          </w:p>
-        </w:tc>
-        <w:tc>
-          <w:tcPr>
-            <w:tcW w:type="dxa" w:w="2808"/>
-            <w:shd w:fill="FFFFFF" w:val="clear"/>
-          </w:tcPr>
-          <w:p>
-            <w:pPr>
-              <w:pStyle w:val="Compact"/>
-              <w:spacing w:after="60"/>
-            </w:pPr>
-            <w:r>
-              <w:rPr>
-                <w:rFonts w:ascii="Times New Roman" w:hAnsi="Times New Roman" w:eastAsia="Times New Roman"/>
-                <w:sz w:val="18"/>
-              </w:rPr>
-              <w:t xml:space="preserve">Rivalry transition or matched local perturbation indexed by involuntary markers</w:t>
-            </w:r>
-          </w:p>
-        </w:tc>
-        <w:tc>
-          <w:tcPr>
-            <w:tcW w:type="dxa" w:w="2621"/>
             <w:shd w:fill="FFFFFF" w:val="clear"/>
           </w:tcPr>
           <w:p>
@@ -18607,7 +18607,7 @@
         </w:trPr>
         <w:tc>
           <w:tcPr>
-            <w:tcW w:type="dxa" w:w="1404"/>
+            <w:tcW w:type="dxa" w:w="1217"/>
             <w:shd w:fill="EAF1F6" w:val="clear"/>
           </w:tcPr>
           <w:p>
@@ -18626,45 +18626,45 @@
         </w:tc>
         <w:tc>
           <w:tcPr>
+            <w:tcW w:type="dxa" w:w="2714"/>
+            <w:shd w:fill="EAF1F6" w:val="clear"/>
+          </w:tcPr>
+          <w:p>
+            <w:pPr>
+              <w:pStyle w:val="Compact"/>
+              <w:spacing w:after="60"/>
+            </w:pPr>
+            <w:r>
+              <w:rPr>
+                <w:rFonts w:ascii="Times New Roman" w:hAnsi="Times New Roman" w:eastAsia="Times New Roman"/>
+                <w:sz w:val="18"/>
+              </w:rPr>
+              <w:t xml:space="preserve">Auditory, semantic, orienting, autonomic, imagery-related</w:t>
+            </w:r>
+          </w:p>
+        </w:tc>
+        <w:tc>
+          <w:tcPr>
+            <w:tcW w:type="dxa" w:w="2902"/>
+            <w:shd w:fill="EAF1F6" w:val="clear"/>
+          </w:tcPr>
+          <w:p>
+            <w:pPr>
+              <w:pStyle w:val="Compact"/>
+              <w:spacing w:after="60"/>
+            </w:pPr>
+            <w:r>
+              <w:rPr>
+                <w:rFonts w:ascii="Times New Roman" w:hAnsi="Times New Roman" w:eastAsia="Times New Roman"/>
+                <w:sz w:val="18"/>
+              </w:rPr>
+              <w:t xml:space="preserve">TMS-EEG, auditory perturbation, or validated model intervention</w:t>
+            </w:r>
+          </w:p>
+        </w:tc>
+        <w:tc>
+          <w:tcPr>
             <w:tcW w:type="dxa" w:w="2527"/>
-            <w:shd w:fill="EAF1F6" w:val="clear"/>
-          </w:tcPr>
-          <w:p>
-            <w:pPr>
-              <w:pStyle w:val="Compact"/>
-              <w:spacing w:after="60"/>
-            </w:pPr>
-            <w:r>
-              <w:rPr>
-                <w:rFonts w:ascii="Times New Roman" w:hAnsi="Times New Roman" w:eastAsia="Times New Roman"/>
-                <w:sz w:val="18"/>
-              </w:rPr>
-              <w:t xml:space="preserve">Auditory, semantic, orienting, autonomic, imagery-related</w:t>
-            </w:r>
-          </w:p>
-        </w:tc>
-        <w:tc>
-          <w:tcPr>
-            <w:tcW w:type="dxa" w:w="2808"/>
-            <w:shd w:fill="EAF1F6" w:val="clear"/>
-          </w:tcPr>
-          <w:p>
-            <w:pPr>
-              <w:pStyle w:val="Compact"/>
-              <w:spacing w:after="60"/>
-            </w:pPr>
-            <w:r>
-              <w:rPr>
-                <w:rFonts w:ascii="Times New Roman" w:hAnsi="Times New Roman" w:eastAsia="Times New Roman"/>
-                <w:sz w:val="18"/>
-              </w:rPr>
-              <w:t xml:space="preserve">TMS-EEG, auditory perturbation, or validated model intervention</w:t>
-            </w:r>
-          </w:p>
-        </w:tc>
-        <w:tc>
-          <w:tcPr>
-            <w:tcW w:type="dxa" w:w="2621"/>
             <w:shd w:fill="EAF1F6" w:val="clear"/>
           </w:tcPr>
           <w:p>
@@ -18723,7 +18723,7 @@
         </w:trPr>
         <w:tc>
           <w:tcPr>
-            <w:tcW w:type="dxa" w:w="1404"/>
+            <w:tcW w:type="dxa" w:w="1217"/>
             <w:shd w:fill="FFFFFF" w:val="clear"/>
           </w:tcPr>
           <w:p>
@@ -18742,45 +18742,45 @@
         </w:tc>
         <w:tc>
           <w:tcPr>
+            <w:tcW w:type="dxa" w:w="2714"/>
+            <w:shd w:fill="FFFFFF" w:val="clear"/>
+          </w:tcPr>
+          <w:p>
+            <w:pPr>
+              <w:pStyle w:val="Compact"/>
+              <w:spacing w:after="60"/>
+            </w:pPr>
+            <w:r>
+              <w:rPr>
+                <w:rFonts w:ascii="Times New Roman" w:hAnsi="Times New Roman" w:eastAsia="Times New Roman"/>
+                <w:sz w:val="18"/>
+              </w:rPr>
+              <w:t xml:space="preserve">Internal sensory, affective, spatial, mnemonic, regulatory</w:t>
+            </w:r>
+          </w:p>
+        </w:tc>
+        <w:tc>
+          <w:tcPr>
+            <w:tcW w:type="dxa" w:w="2902"/>
+            <w:shd w:fill="FFFFFF" w:val="clear"/>
+          </w:tcPr>
+          <w:p>
+            <w:pPr>
+              <w:pStyle w:val="Compact"/>
+              <w:spacing w:after="60"/>
+            </w:pPr>
+            <w:r>
+              <w:rPr>
+                <w:rFonts w:ascii="Times New Roman" w:hAnsi="Times New Roman" w:eastAsia="Times New Roman"/>
+                <w:sz w:val="18"/>
+              </w:rPr>
+              <w:t xml:space="preserve">Episode-timed perturbation or state-space intervention</w:t>
+            </w:r>
+          </w:p>
+        </w:tc>
+        <w:tc>
+          <w:tcPr>
             <w:tcW w:type="dxa" w:w="2527"/>
-            <w:shd w:fill="FFFFFF" w:val="clear"/>
-          </w:tcPr>
-          <w:p>
-            <w:pPr>
-              <w:pStyle w:val="Compact"/>
-              <w:spacing w:after="60"/>
-            </w:pPr>
-            <w:r>
-              <w:rPr>
-                <w:rFonts w:ascii="Times New Roman" w:hAnsi="Times New Roman" w:eastAsia="Times New Roman"/>
-                <w:sz w:val="18"/>
-              </w:rPr>
-              <w:t xml:space="preserve">Internal sensory, affective, spatial, mnemonic, regulatory</w:t>
-            </w:r>
-          </w:p>
-        </w:tc>
-        <w:tc>
-          <w:tcPr>
-            <w:tcW w:type="dxa" w:w="2808"/>
-            <w:shd w:fill="FFFFFF" w:val="clear"/>
-          </w:tcPr>
-          <w:p>
-            <w:pPr>
-              <w:pStyle w:val="Compact"/>
-              <w:spacing w:after="60"/>
-            </w:pPr>
-            <w:r>
-              <w:rPr>
-                <w:rFonts w:ascii="Times New Roman" w:hAnsi="Times New Roman" w:eastAsia="Times New Roman"/>
-                <w:sz w:val="18"/>
-              </w:rPr>
-              <w:t xml:space="preserve">Episode-timed perturbation or state-space intervention</w:t>
-            </w:r>
-          </w:p>
-        </w:tc>
-        <w:tc>
-          <w:tcPr>
-            <w:tcW w:type="dxa" w:w="2621"/>
             <w:shd w:fill="FFFFFF" w:val="clear"/>
           </w:tcPr>
           <w:p>
@@ -18804,7 +18804,7 @@
         </w:trPr>
         <w:tc>
           <w:tcPr>
-            <w:tcW w:type="dxa" w:w="1404"/>
+            <w:tcW w:type="dxa" w:w="1217"/>
             <w:shd w:fill="EAF1F6" w:val="clear"/>
           </w:tcPr>
           <w:p>
@@ -18823,45 +18823,45 @@
         </w:tc>
         <w:tc>
           <w:tcPr>
+            <w:tcW w:type="dxa" w:w="2714"/>
+            <w:shd w:fill="EAF1F6" w:val="clear"/>
+          </w:tcPr>
+          <w:p>
+            <w:pPr>
+              <w:pStyle w:val="Compact"/>
+              <w:spacing w:after="60"/>
+            </w:pPr>
+            <w:r>
+              <w:rPr>
+                <w:rFonts w:ascii="Times New Roman" w:hAnsi="Times New Roman" w:eastAsia="Times New Roman"/>
+                <w:sz w:val="18"/>
+              </w:rPr>
+              <w:t xml:space="preserve">Multisensory, orienting, valuation-like, regulatory, action selection</w:t>
+            </w:r>
+          </w:p>
+        </w:tc>
+        <w:tc>
+          <w:tcPr>
+            <w:tcW w:type="dxa" w:w="2902"/>
+            <w:shd w:fill="EAF1F6" w:val="clear"/>
+          </w:tcPr>
+          <w:p>
+            <w:pPr>
+              <w:pStyle w:val="Compact"/>
+              <w:spacing w:after="60"/>
+            </w:pPr>
+            <w:r>
+              <w:rPr>
+                <w:rFonts w:ascii="Times New Roman" w:hAnsi="Times New Roman" w:eastAsia="Times New Roman"/>
+                <w:sz w:val="18"/>
+              </w:rPr>
+              <w:t xml:space="preserve">Low-demand sensory perturbation and physiological recording</w:t>
+            </w:r>
+          </w:p>
+        </w:tc>
+        <w:tc>
+          <w:tcPr>
             <w:tcW w:type="dxa" w:w="2527"/>
-            <w:shd w:fill="EAF1F6" w:val="clear"/>
-          </w:tcPr>
-          <w:p>
-            <w:pPr>
-              <w:pStyle w:val="Compact"/>
-              <w:spacing w:after="60"/>
-            </w:pPr>
-            <w:r>
-              <w:rPr>
-                <w:rFonts w:ascii="Times New Roman" w:hAnsi="Times New Roman" w:eastAsia="Times New Roman"/>
-                <w:sz w:val="18"/>
-              </w:rPr>
-              <w:t xml:space="preserve">Multisensory, orienting, valuation-like, regulatory, action selection</w:t>
-            </w:r>
-          </w:p>
-        </w:tc>
-        <w:tc>
-          <w:tcPr>
-            <w:tcW w:type="dxa" w:w="2808"/>
-            <w:shd w:fill="EAF1F6" w:val="clear"/>
-          </w:tcPr>
-          <w:p>
-            <w:pPr>
-              <w:pStyle w:val="Compact"/>
-              <w:spacing w:after="60"/>
-            </w:pPr>
-            <w:r>
-              <w:rPr>
-                <w:rFonts w:ascii="Times New Roman" w:hAnsi="Times New Roman" w:eastAsia="Times New Roman"/>
-                <w:sz w:val="18"/>
-              </w:rPr>
-              <w:t xml:space="preserve">Low-demand sensory perturbation and physiological recording</w:t>
-            </w:r>
-          </w:p>
-        </w:tc>
-        <w:tc>
-          <w:tcPr>
-            <w:tcW w:type="dxa" w:w="2621"/>
             <w:shd w:fill="EAF1F6" w:val="clear"/>
           </w:tcPr>
           <w:p>
@@ -18885,7 +18885,7 @@
         </w:trPr>
         <w:tc>
           <w:tcPr>
-            <w:tcW w:type="dxa" w:w="1404"/>
+            <w:tcW w:type="dxa" w:w="1217"/>
             <w:shd w:fill="FFFFFF" w:val="clear"/>
           </w:tcPr>
           <w:p>
@@ -18904,45 +18904,45 @@
         </w:tc>
         <w:tc>
           <w:tcPr>
+            <w:tcW w:type="dxa" w:w="2714"/>
+            <w:shd w:fill="FFFFFF" w:val="clear"/>
+          </w:tcPr>
+          <w:p>
+            <w:pPr>
+              <w:pStyle w:val="Compact"/>
+              <w:spacing w:after="60"/>
+            </w:pPr>
+            <w:r>
+              <w:rPr>
+                <w:rFonts w:ascii="Times New Roman" w:hAnsi="Times New Roman" w:eastAsia="Times New Roman"/>
+                <w:sz w:val="18"/>
+              </w:rPr>
+              <w:t xml:space="preserve">Species-specific sensory, orienting, homeostatic, action systems</w:t>
+            </w:r>
+          </w:p>
+        </w:tc>
+        <w:tc>
+          <w:tcPr>
+            <w:tcW w:type="dxa" w:w="2902"/>
+            <w:shd w:fill="FFFFFF" w:val="clear"/>
+          </w:tcPr>
+          <w:p>
+            <w:pPr>
+              <w:pStyle w:val="Compact"/>
+              <w:spacing w:after="60"/>
+            </w:pPr>
+            <w:r>
+              <w:rPr>
+                <w:rFonts w:ascii="Times New Roman" w:hAnsi="Times New Roman" w:eastAsia="Times New Roman"/>
+                <w:sz w:val="18"/>
+              </w:rPr>
+              <w:t xml:space="preserve">Ecologically valid stimulus and circuit intervention</w:t>
+            </w:r>
+          </w:p>
+        </w:tc>
+        <w:tc>
+          <w:tcPr>
             <w:tcW w:type="dxa" w:w="2527"/>
-            <w:shd w:fill="FFFFFF" w:val="clear"/>
-          </w:tcPr>
-          <w:p>
-            <w:pPr>
-              <w:pStyle w:val="Compact"/>
-              <w:spacing w:after="60"/>
-            </w:pPr>
-            <w:r>
-              <w:rPr>
-                <w:rFonts w:ascii="Times New Roman" w:hAnsi="Times New Roman" w:eastAsia="Times New Roman"/>
-                <w:sz w:val="18"/>
-              </w:rPr>
-              <w:t xml:space="preserve">Species-specific sensory, orienting, homeostatic, action systems</w:t>
-            </w:r>
-          </w:p>
-        </w:tc>
-        <w:tc>
-          <w:tcPr>
-            <w:tcW w:type="dxa" w:w="2808"/>
-            <w:shd w:fill="FFFFFF" w:val="clear"/>
-          </w:tcPr>
-          <w:p>
-            <w:pPr>
-              <w:pStyle w:val="Compact"/>
-              <w:spacing w:after="60"/>
-            </w:pPr>
-            <w:r>
-              <w:rPr>
-                <w:rFonts w:ascii="Times New Roman" w:hAnsi="Times New Roman" w:eastAsia="Times New Roman"/>
-                <w:sz w:val="18"/>
-              </w:rPr>
-              <w:t xml:space="preserve">Ecologically valid stimulus and circuit intervention</w:t>
-            </w:r>
-          </w:p>
-        </w:tc>
-        <w:tc>
-          <w:tcPr>
-            <w:tcW w:type="dxa" w:w="2621"/>
             <w:shd w:fill="FFFFFF" w:val="clear"/>
           </w:tcPr>
           <w:p>
@@ -18966,7 +18966,7 @@
         </w:trPr>
         <w:tc>
           <w:tcPr>
-            <w:tcW w:type="dxa" w:w="1404"/>
+            <w:tcW w:type="dxa" w:w="1217"/>
             <w:shd w:fill="EAF1F6" w:val="clear"/>
           </w:tcPr>
           <w:p>
@@ -18985,45 +18985,45 @@
         </w:tc>
         <w:tc>
           <w:tcPr>
+            <w:tcW w:type="dxa" w:w="2714"/>
+            <w:shd w:fill="EAF1F6" w:val="clear"/>
+          </w:tcPr>
+          <w:p>
+            <w:pPr>
+              <w:pStyle w:val="Compact"/>
+              <w:spacing w:after="60"/>
+            </w:pPr>
+            <w:r>
+              <w:rPr>
+                <w:rFonts w:ascii="Times New Roman" w:hAnsi="Times New Roman" w:eastAsia="Times New Roman"/>
+                <w:sz w:val="18"/>
+              </w:rPr>
+              <w:t xml:space="preserve">Cortical and subcortical classes across layers and systems</w:t>
+            </w:r>
+          </w:p>
+        </w:tc>
+        <w:tc>
+          <w:tcPr>
+            <w:tcW w:type="dxa" w:w="2902"/>
+            <w:shd w:fill="EAF1F6" w:val="clear"/>
+          </w:tcPr>
+          <w:p>
+            <w:pPr>
+              <w:pStyle w:val="Compact"/>
+              <w:spacing w:after="60"/>
+            </w:pPr>
+            <w:r>
+              <w:rPr>
+                <w:rFonts w:ascii="Times New Roman" w:hAnsi="Times New Roman" w:eastAsia="Times New Roman"/>
+                <w:sz w:val="18"/>
+              </w:rPr>
+              <w:t xml:space="preserve">Content-specific thalamic/cortical stimulation and recording</w:t>
+            </w:r>
+          </w:p>
+        </w:tc>
+        <w:tc>
+          <w:tcPr>
             <w:tcW w:type="dxa" w:w="2527"/>
-            <w:shd w:fill="EAF1F6" w:val="clear"/>
-          </w:tcPr>
-          <w:p>
-            <w:pPr>
-              <w:pStyle w:val="Compact"/>
-              <w:spacing w:after="60"/>
-            </w:pPr>
-            <w:r>
-              <w:rPr>
-                <w:rFonts w:ascii="Times New Roman" w:hAnsi="Times New Roman" w:eastAsia="Times New Roman"/>
-                <w:sz w:val="18"/>
-              </w:rPr>
-              <w:t xml:space="preserve">Cortical and subcortical classes across layers and systems</w:t>
-            </w:r>
-          </w:p>
-        </w:tc>
-        <w:tc>
-          <w:tcPr>
-            <w:tcW w:type="dxa" w:w="2808"/>
-            <w:shd w:fill="EAF1F6" w:val="clear"/>
-          </w:tcPr>
-          <w:p>
-            <w:pPr>
-              <w:pStyle w:val="Compact"/>
-              <w:spacing w:after="60"/>
-            </w:pPr>
-            <w:r>
-              <w:rPr>
-                <w:rFonts w:ascii="Times New Roman" w:hAnsi="Times New Roman" w:eastAsia="Times New Roman"/>
-                <w:sz w:val="18"/>
-              </w:rPr>
-              <w:t xml:space="preserve">Content-specific thalamic/cortical stimulation and recording</w:t>
-            </w:r>
-          </w:p>
-        </w:tc>
-        <w:tc>
-          <w:tcPr>
-            <w:tcW w:type="dxa" w:w="2621"/>
             <w:shd w:fill="EAF1F6" w:val="clear"/>
           </w:tcPr>
           <w:p>
@@ -19047,7 +19047,7 @@
         </w:trPr>
         <w:tc>
           <w:tcPr>
-            <w:tcW w:type="dxa" w:w="1404"/>
+            <w:tcW w:type="dxa" w:w="1217"/>
             <w:shd w:fill="FFFFFF" w:val="clear"/>
           </w:tcPr>
           <w:p>
@@ -19066,45 +19066,45 @@
         </w:tc>
         <w:tc>
           <w:tcPr>
+            <w:tcW w:type="dxa" w:w="2714"/>
+            <w:shd w:fill="FFFFFF" w:val="clear"/>
+          </w:tcPr>
+          <w:p>
+            <w:pPr>
+              <w:pStyle w:val="Compact"/>
+              <w:spacing w:after="60"/>
+            </w:pPr>
+            <w:r>
+              <w:rPr>
+                <w:rFonts w:ascii="Times New Roman" w:hAnsi="Times New Roman" w:eastAsia="Times New Roman"/>
+                <w:sz w:val="18"/>
+              </w:rPr>
+              <w:t xml:space="preserve">Hemisphere-specific diverse classes</w:t>
+            </w:r>
+          </w:p>
+        </w:tc>
+        <w:tc>
+          <w:tcPr>
+            <w:tcW w:type="dxa" w:w="2902"/>
+            <w:shd w:fill="FFFFFF" w:val="clear"/>
+          </w:tcPr>
+          <w:p>
+            <w:pPr>
+              <w:pStyle w:val="Compact"/>
+              <w:spacing w:after="60"/>
+            </w:pPr>
+            <w:r>
+              <w:rPr>
+                <w:rFonts w:ascii="Times New Roman" w:hAnsi="Times New Roman" w:eastAsia="Times New Roman"/>
+                <w:sz w:val="18"/>
+              </w:rPr>
+              <w:t xml:space="preserve">Lateralized content perturbation with cross-cueing controls</w:t>
+            </w:r>
+          </w:p>
+        </w:tc>
+        <w:tc>
+          <w:tcPr>
             <w:tcW w:type="dxa" w:w="2527"/>
-            <w:shd w:fill="FFFFFF" w:val="clear"/>
-          </w:tcPr>
-          <w:p>
-            <w:pPr>
-              <w:pStyle w:val="Compact"/>
-              <w:spacing w:after="60"/>
-            </w:pPr>
-            <w:r>
-              <w:rPr>
-                <w:rFonts w:ascii="Times New Roman" w:hAnsi="Times New Roman" w:eastAsia="Times New Roman"/>
-                <w:sz w:val="18"/>
-              </w:rPr>
-              <w:t xml:space="preserve">Hemisphere-specific diverse classes</w:t>
-            </w:r>
-          </w:p>
-        </w:tc>
-        <w:tc>
-          <w:tcPr>
-            <w:tcW w:type="dxa" w:w="2808"/>
-            <w:shd w:fill="FFFFFF" w:val="clear"/>
-          </w:tcPr>
-          <w:p>
-            <w:pPr>
-              <w:pStyle w:val="Compact"/>
-              <w:spacing w:after="60"/>
-            </w:pPr>
-            <w:r>
-              <w:rPr>
-                <w:rFonts w:ascii="Times New Roman" w:hAnsi="Times New Roman" w:eastAsia="Times New Roman"/>
-                <w:sz w:val="18"/>
-              </w:rPr>
-              <w:t xml:space="preserve">Lateralized content perturbation with cross-cueing controls</w:t>
-            </w:r>
-          </w:p>
-        </w:tc>
-        <w:tc>
-          <w:tcPr>
-            <w:tcW w:type="dxa" w:w="2621"/>
             <w:shd w:fill="FFFFFF" w:val="clear"/>
           </w:tcPr>
           <w:p>
@@ -19128,7 +19128,7 @@
         </w:trPr>
         <w:tc>
           <w:tcPr>
-            <w:tcW w:type="dxa" w:w="1404"/>
+            <w:tcW w:type="dxa" w:w="1217"/>
             <w:shd w:fill="EAF1F6" w:val="clear"/>
           </w:tcPr>
           <w:p>
@@ -19147,45 +19147,45 @@
         </w:tc>
         <w:tc>
           <w:tcPr>
+            <w:tcW w:type="dxa" w:w="2714"/>
+            <w:shd w:fill="EAF1F6" w:val="clear"/>
+          </w:tcPr>
+          <w:p>
+            <w:pPr>
+              <w:pStyle w:val="Compact"/>
+              <w:spacing w:after="60"/>
+            </w:pPr>
+            <w:r>
+              <w:rPr>
+                <w:rFonts w:ascii="Times New Roman" w:hAnsi="Times New Roman" w:eastAsia="Times New Roman"/>
+                <w:sz w:val="18"/>
+              </w:rPr>
+              <w:t xml:space="preserve">Model, memory, tools, evaluators, planners, sensors</w:t>
+            </w:r>
+          </w:p>
+        </w:tc>
+        <w:tc>
+          <w:tcPr>
+            <w:tcW w:type="dxa" w:w="2902"/>
+            <w:shd w:fill="EAF1F6" w:val="clear"/>
+          </w:tcPr>
+          <w:p>
+            <w:pPr>
+              <w:pStyle w:val="Compact"/>
+              <w:spacing w:after="60"/>
+            </w:pPr>
+            <w:r>
+              <w:rPr>
+                <w:rFonts w:ascii="Times New Roman" w:hAnsi="Times New Roman" w:eastAsia="Times New Roman"/>
+                <w:sz w:val="18"/>
+              </w:rPr>
+              <w:t xml:space="preserve">Latent/token intervention and module-state readback</w:t>
+            </w:r>
+          </w:p>
+        </w:tc>
+        <w:tc>
+          <w:tcPr>
             <w:tcW w:type="dxa" w:w="2527"/>
-            <w:shd w:fill="EAF1F6" w:val="clear"/>
-          </w:tcPr>
-          <w:p>
-            <w:pPr>
-              <w:pStyle w:val="Compact"/>
-              <w:spacing w:after="60"/>
-            </w:pPr>
-            <w:r>
-              <w:rPr>
-                <w:rFonts w:ascii="Times New Roman" w:hAnsi="Times New Roman" w:eastAsia="Times New Roman"/>
-                <w:sz w:val="18"/>
-              </w:rPr>
-              <w:t xml:space="preserve">Model, memory, tools, evaluators, planners, sensors</w:t>
-            </w:r>
-          </w:p>
-        </w:tc>
-        <w:tc>
-          <w:tcPr>
-            <w:tcW w:type="dxa" w:w="2808"/>
-            <w:shd w:fill="EAF1F6" w:val="clear"/>
-          </w:tcPr>
-          <w:p>
-            <w:pPr>
-              <w:pStyle w:val="Compact"/>
-              <w:spacing w:after="60"/>
-            </w:pPr>
-            <w:r>
-              <w:rPr>
-                <w:rFonts w:ascii="Times New Roman" w:hAnsi="Times New Roman" w:eastAsia="Times New Roman"/>
-                <w:sz w:val="18"/>
-              </w:rPr>
-              <w:t xml:space="preserve">Latent/token intervention and module-state readback</w:t>
-            </w:r>
-          </w:p>
-        </w:tc>
-        <w:tc>
-          <w:tcPr>
-            <w:tcW w:type="dxa" w:w="2621"/>
             <w:shd w:fill="EAF1F6" w:val="clear"/>
           </w:tcPr>
           <w:p>
@@ -19380,11 +19380,11 @@
         <w:tblLook w:firstRow="1" w:lastRow="0" w:firstColumn="0" w:lastColumn="0" w:noHBand="0" w:noVBand="0" w:val="0020"/>
       </w:tblPr>
       <w:tblGrid>
-        <w:gridCol w:w="1980"/>
-        <w:gridCol w:w="1108"/>
-        <w:gridCol w:w="1188"/>
-        <w:gridCol w:w="1267"/>
-        <w:gridCol w:w="2376"/>
+        <w:gridCol w:w="2059"/>
+        <w:gridCol w:w="950"/>
+        <w:gridCol w:w="1029"/>
+        <w:gridCol w:w="950"/>
+        <w:gridCol w:w="2930"/>
       </w:tblGrid>
       <w:tr>
         <w:trPr>
@@ -19394,7 +19394,7 @@
         </w:trPr>
         <w:tc>
           <w:tcPr>
-            <w:tcW w:type="dxa" w:w="2340"/>
+            <w:tcW w:type="dxa" w:w="2434"/>
             <w:shd w:fill="1C2D40" w:val="clear"/>
             <w:tcMar>
               <w:top w:w="100" w:type="dxa"/>
@@ -19421,7 +19421,7 @@
         </w:tc>
         <w:tc>
           <w:tcPr>
-            <w:tcW w:type="dxa" w:w="1310"/>
+            <w:tcW w:type="dxa" w:w="1123"/>
             <w:shd w:fill="1C2D40" w:val="clear"/>
             <w:tcMar>
               <w:top w:w="100" w:type="dxa"/>
@@ -19449,7 +19449,7 @@
         </w:tc>
         <w:tc>
           <w:tcPr>
-            <w:tcW w:type="dxa" w:w="1404"/>
+            <w:tcW w:type="dxa" w:w="1217"/>
             <w:shd w:fill="1C2D40" w:val="clear"/>
             <w:tcMar>
               <w:top w:w="100" w:type="dxa"/>
@@ -19477,7 +19477,7 @@
         </w:tc>
         <w:tc>
           <w:tcPr>
-            <w:tcW w:type="dxa" w:w="1498"/>
+            <w:tcW w:type="dxa" w:w="1123"/>
             <w:shd w:fill="1C2D40" w:val="clear"/>
             <w:tcMar>
               <w:top w:w="100" w:type="dxa"/>
@@ -19505,7 +19505,7 @@
         </w:tc>
         <w:tc>
           <w:tcPr>
-            <w:tcW w:type="dxa" w:w="2808"/>
+            <w:tcW w:type="dxa" w:w="3463"/>
             <w:shd w:fill="1C2D40" w:val="clear"/>
             <w:tcMar>
               <w:top w:w="100" w:type="dxa"/>
@@ -19537,7 +19537,7 @@
         </w:trPr>
         <w:tc>
           <w:tcPr>
-            <w:tcW w:type="dxa" w:w="2340"/>
+            <w:tcW w:type="dxa" w:w="2434"/>
             <w:shd w:fill="FFFFFF" w:val="clear"/>
           </w:tcPr>
           <w:p>
@@ -19556,7 +19556,7 @@
         </w:tc>
         <w:tc>
           <w:tcPr>
-            <w:tcW w:type="dxa" w:w="1310"/>
+            <w:tcW w:type="dxa" w:w="1123"/>
             <w:shd w:fill="FFFFFF" w:val="clear"/>
           </w:tcPr>
           <w:p>
@@ -19576,7 +19576,7 @@
         </w:tc>
         <w:tc>
           <w:tcPr>
-            <w:tcW w:type="dxa" w:w="1404"/>
+            <w:tcW w:type="dxa" w:w="1217"/>
             <w:shd w:fill="FFFFFF" w:val="clear"/>
           </w:tcPr>
           <w:p>
@@ -19596,7 +19596,7 @@
         </w:tc>
         <w:tc>
           <w:tcPr>
-            <w:tcW w:type="dxa" w:w="1498"/>
+            <w:tcW w:type="dxa" w:w="1123"/>
             <w:shd w:fill="FFFFFF" w:val="clear"/>
           </w:tcPr>
           <w:p>
@@ -19616,7 +19616,7 @@
         </w:tc>
         <w:tc>
           <w:tcPr>
-            <w:tcW w:type="dxa" w:w="2808"/>
+            <w:tcW w:type="dxa" w:w="3463"/>
             <w:shd w:fill="FFFFFF" w:val="clear"/>
           </w:tcPr>
           <w:p>
@@ -19640,7 +19640,7 @@
         </w:trPr>
         <w:tc>
           <w:tcPr>
-            <w:tcW w:type="dxa" w:w="2340"/>
+            <w:tcW w:type="dxa" w:w="2434"/>
             <w:shd w:fill="EAF1F6" w:val="clear"/>
           </w:tcPr>
           <w:p>
@@ -19659,7 +19659,7 @@
         </w:tc>
         <w:tc>
           <w:tcPr>
-            <w:tcW w:type="dxa" w:w="1310"/>
+            <w:tcW w:type="dxa" w:w="1123"/>
             <w:shd w:fill="EAF1F6" w:val="clear"/>
           </w:tcPr>
           <w:p>
@@ -19679,7 +19679,7 @@
         </w:tc>
         <w:tc>
           <w:tcPr>
-            <w:tcW w:type="dxa" w:w="1404"/>
+            <w:tcW w:type="dxa" w:w="1217"/>
             <w:shd w:fill="EAF1F6" w:val="clear"/>
           </w:tcPr>
           <w:p>
@@ -19699,7 +19699,7 @@
         </w:tc>
         <w:tc>
           <w:tcPr>
-            <w:tcW w:type="dxa" w:w="1498"/>
+            <w:tcW w:type="dxa" w:w="1123"/>
             <w:shd w:fill="EAF1F6" w:val="clear"/>
           </w:tcPr>
           <w:p>
@@ -19719,7 +19719,7 @@
         </w:tc>
         <w:tc>
           <w:tcPr>
-            <w:tcW w:type="dxa" w:w="2808"/>
+            <w:tcW w:type="dxa" w:w="3463"/>
             <w:shd w:fill="EAF1F6" w:val="clear"/>
           </w:tcPr>
           <w:p>
@@ -19743,7 +19743,7 @@
         </w:trPr>
         <w:tc>
           <w:tcPr>
-            <w:tcW w:type="dxa" w:w="2340"/>
+            <w:tcW w:type="dxa" w:w="2434"/>
             <w:shd w:fill="FFFFFF" w:val="clear"/>
           </w:tcPr>
           <w:p>
@@ -19762,7 +19762,7 @@
         </w:tc>
         <w:tc>
           <w:tcPr>
-            <w:tcW w:type="dxa" w:w="1310"/>
+            <w:tcW w:type="dxa" w:w="1123"/>
             <w:shd w:fill="FFFFFF" w:val="clear"/>
           </w:tcPr>
           <w:p>
@@ -19782,7 +19782,7 @@
         </w:tc>
         <w:tc>
           <w:tcPr>
-            <w:tcW w:type="dxa" w:w="1404"/>
+            <w:tcW w:type="dxa" w:w="1217"/>
             <w:shd w:fill="FFFFFF" w:val="clear"/>
           </w:tcPr>
           <w:p>
@@ -19802,7 +19802,7 @@
         </w:tc>
         <w:tc>
           <w:tcPr>
-            <w:tcW w:type="dxa" w:w="1498"/>
+            <w:tcW w:type="dxa" w:w="1123"/>
             <w:shd w:fill="FFFFFF" w:val="clear"/>
           </w:tcPr>
           <w:p>
@@ -19822,7 +19822,7 @@
         </w:tc>
         <w:tc>
           <w:tcPr>
-            <w:tcW w:type="dxa" w:w="2808"/>
+            <w:tcW w:type="dxa" w:w="3463"/>
             <w:shd w:fill="FFFFFF" w:val="clear"/>
           </w:tcPr>
           <w:p>
@@ -19846,7 +19846,7 @@
         </w:trPr>
         <w:tc>
           <w:tcPr>
-            <w:tcW w:type="dxa" w:w="2340"/>
+            <w:tcW w:type="dxa" w:w="2434"/>
             <w:shd w:fill="EAF1F6" w:val="clear"/>
           </w:tcPr>
           <w:p>
@@ -19865,7 +19865,7 @@
         </w:tc>
         <w:tc>
           <w:tcPr>
-            <w:tcW w:type="dxa" w:w="1310"/>
+            <w:tcW w:type="dxa" w:w="1123"/>
             <w:shd w:fill="EAF1F6" w:val="clear"/>
           </w:tcPr>
           <w:p>
@@ -19885,7 +19885,7 @@
         </w:tc>
         <w:tc>
           <w:tcPr>
-            <w:tcW w:type="dxa" w:w="1404"/>
+            <w:tcW w:type="dxa" w:w="1217"/>
             <w:shd w:fill="EAF1F6" w:val="clear"/>
           </w:tcPr>
           <w:p>
@@ -19905,7 +19905,7 @@
         </w:tc>
         <w:tc>
           <w:tcPr>
-            <w:tcW w:type="dxa" w:w="1498"/>
+            <w:tcW w:type="dxa" w:w="1123"/>
             <w:shd w:fill="EAF1F6" w:val="clear"/>
           </w:tcPr>
           <w:p>
@@ -19925,7 +19925,7 @@
         </w:tc>
         <w:tc>
           <w:tcPr>
-            <w:tcW w:type="dxa" w:w="2808"/>
+            <w:tcW w:type="dxa" w:w="3463"/>
             <w:shd w:fill="EAF1F6" w:val="clear"/>
           </w:tcPr>
           <w:p>
@@ -19949,7 +19949,7 @@
         </w:trPr>
         <w:tc>
           <w:tcPr>
-            <w:tcW w:type="dxa" w:w="2340"/>
+            <w:tcW w:type="dxa" w:w="2434"/>
             <w:shd w:fill="FFFFFF" w:val="clear"/>
           </w:tcPr>
           <w:p>
@@ -19968,7 +19968,7 @@
         </w:tc>
         <w:tc>
           <w:tcPr>
-            <w:tcW w:type="dxa" w:w="1310"/>
+            <w:tcW w:type="dxa" w:w="1123"/>
             <w:shd w:fill="FFFFFF" w:val="clear"/>
           </w:tcPr>
           <w:p>
@@ -19988,7 +19988,7 @@
         </w:tc>
         <w:tc>
           <w:tcPr>
-            <w:tcW w:type="dxa" w:w="1404"/>
+            <w:tcW w:type="dxa" w:w="1217"/>
             <w:shd w:fill="FFFFFF" w:val="clear"/>
           </w:tcPr>
           <w:p>
@@ -20008,7 +20008,7 @@
         </w:tc>
         <w:tc>
           <w:tcPr>
-            <w:tcW w:type="dxa" w:w="1498"/>
+            <w:tcW w:type="dxa" w:w="1123"/>
             <w:shd w:fill="FFFFFF" w:val="clear"/>
           </w:tcPr>
           <w:p>
@@ -20028,7 +20028,7 @@
         </w:tc>
         <w:tc>
           <w:tcPr>
-            <w:tcW w:type="dxa" w:w="2808"/>
+            <w:tcW w:type="dxa" w:w="3463"/>
             <w:shd w:fill="FFFFFF" w:val="clear"/>
           </w:tcPr>
           <w:p>
@@ -20091,7 +20091,7 @@
         </w:trPr>
         <w:tc>
           <w:tcPr>
-            <w:tcW w:type="dxa" w:w="2340"/>
+            <w:tcW w:type="dxa" w:w="2434"/>
             <w:shd w:fill="EAF1F6" w:val="clear"/>
           </w:tcPr>
           <w:p>
@@ -20110,7 +20110,7 @@
         </w:tc>
         <w:tc>
           <w:tcPr>
-            <w:tcW w:type="dxa" w:w="1310"/>
+            <w:tcW w:type="dxa" w:w="1123"/>
             <w:shd w:fill="EAF1F6" w:val="clear"/>
           </w:tcPr>
           <w:p>
@@ -20130,7 +20130,7 @@
         </w:tc>
         <w:tc>
           <w:tcPr>
-            <w:tcW w:type="dxa" w:w="1404"/>
+            <w:tcW w:type="dxa" w:w="1217"/>
             <w:shd w:fill="EAF1F6" w:val="clear"/>
           </w:tcPr>
           <w:p>
@@ -20150,7 +20150,7 @@
         </w:tc>
         <w:tc>
           <w:tcPr>
-            <w:tcW w:type="dxa" w:w="1498"/>
+            <w:tcW w:type="dxa" w:w="1123"/>
             <w:shd w:fill="EAF1F6" w:val="clear"/>
           </w:tcPr>
           <w:p>
@@ -20170,7 +20170,7 @@
         </w:tc>
         <w:tc>
           <w:tcPr>
-            <w:tcW w:type="dxa" w:w="2808"/>
+            <w:tcW w:type="dxa" w:w="3463"/>
             <w:shd w:fill="EAF1F6" w:val="clear"/>
           </w:tcPr>
           <w:p>
@@ -20389,11 +20389,11 @@
         <w:tblLook w:firstRow="1" w:lastRow="0" w:firstColumn="0" w:lastColumn="0" w:noHBand="0" w:noVBand="0" w:val="0020"/>
       </w:tblPr>
       <w:tblGrid>
-        <w:gridCol w:w="1584"/>
+        <w:gridCol w:w="1663"/>
+        <w:gridCol w:w="871"/>
+        <w:gridCol w:w="1425"/>
         <w:gridCol w:w="1108"/>
-        <w:gridCol w:w="1584"/>
-        <w:gridCol w:w="1267"/>
-        <w:gridCol w:w="2376"/>
+        <w:gridCol w:w="2851"/>
       </w:tblGrid>
       <w:tr>
         <w:trPr>
@@ -20403,7 +20403,7 @@
         </w:trPr>
         <w:tc>
           <w:tcPr>
-            <w:tcW w:type="dxa" w:w="1872"/>
+            <w:tcW w:type="dxa" w:w="1966"/>
             <w:shd w:fill="1C2D40" w:val="clear"/>
             <w:tcMar>
               <w:top w:w="100" w:type="dxa"/>
@@ -20425,6 +20425,62 @@
                 <w:sz w:val="18"/>
               </w:rPr>
               <w:t xml:space="preserve">Architecture</w:t>
+            </w:r>
+          </w:p>
+        </w:tc>
+        <w:tc>
+          <w:tcPr>
+            <w:tcW w:type="dxa" w:w="1030"/>
+            <w:shd w:fill="1C2D40" w:val="clear"/>
+            <w:tcMar>
+              <w:top w:w="100" w:type="dxa"/>
+              <w:bottom w:w="55" w:type="dxa"/>
+              <w:start w:w="90" w:type="dxa"/>
+              <w:end w:w="90" w:type="dxa"/>
+            </w:tcMar>
+          </w:tcPr>
+          <w:p>
+            <w:pPr>
+              <w:pStyle w:val="Compact"/>
+              <w:spacing w:after="20" w:line="226" w:lineRule="auto"/>
+              <w:jc w:val="right"/>
+            </w:pPr>
+            <w:r>
+              <w:rPr>
+                <w:rFonts w:ascii="Times New Roman" w:hAnsi="Times New Roman" w:eastAsia="Times New Roman"/>
+                <w:b/>
+                <w:color w:val="FFFFFF"/>
+                <w:sz w:val="18"/>
+              </w:rPr>
+              <w:t xml:space="preserve">Reached nodes</w:t>
+            </w:r>
+          </w:p>
+        </w:tc>
+        <w:tc>
+          <w:tcPr>
+            <w:tcW w:type="dxa" w:w="1685"/>
+            <w:shd w:fill="1C2D40" w:val="clear"/>
+            <w:tcMar>
+              <w:top w:w="100" w:type="dxa"/>
+              <w:bottom w:w="55" w:type="dxa"/>
+              <w:start w:w="90" w:type="dxa"/>
+              <w:end w:w="90" w:type="dxa"/>
+            </w:tcMar>
+          </w:tcPr>
+          <w:p>
+            <w:pPr>
+              <w:pStyle w:val="Compact"/>
+              <w:spacing w:after="20" w:line="226" w:lineRule="auto"/>
+              <w:jc w:val="right"/>
+            </w:pPr>
+            <w:r>
+              <w:rPr>
+                <w:rFonts w:ascii="Times New Roman" w:hAnsi="Times New Roman" w:eastAsia="Times New Roman"/>
+                <w:b/>
+                <w:color w:val="FFFFFF"/>
+                <w:sz w:val="18"/>
+              </w:rPr>
+              <w:t xml:space="preserve">Functional classes</w:t>
             </w:r>
           </w:p>
         </w:tc>
@@ -20452,13 +20508,13 @@
                 <w:color w:val="FFFFFF"/>
                 <w:sz w:val="18"/>
               </w:rPr>
-              <w:t xml:space="preserve">Reached nodes</w:t>
-            </w:r>
-          </w:p>
-        </w:tc>
-        <w:tc>
-          <w:tcPr>
-            <w:tcW w:type="dxa" w:w="1872"/>
+              <w:t xml:space="preserve">Diversity score</w:t>
+            </w:r>
+          </w:p>
+        </w:tc>
+        <w:tc>
+          <w:tcPr>
+            <w:tcW w:type="dxa" w:w="3370"/>
             <w:shd w:fill="1C2D40" w:val="clear"/>
             <w:tcMar>
               <w:top w:w="100" w:type="dxa"/>
@@ -20471,62 +20527,6 @@
             <w:pPr>
               <w:pStyle w:val="Compact"/>
               <w:spacing w:after="20" w:line="226" w:lineRule="auto"/>
-              <w:jc w:val="right"/>
-            </w:pPr>
-            <w:r>
-              <w:rPr>
-                <w:rFonts w:ascii="Times New Roman" w:hAnsi="Times New Roman" w:eastAsia="Times New Roman"/>
-                <w:b/>
-                <w:color w:val="FFFFFF"/>
-                <w:sz w:val="18"/>
-              </w:rPr>
-              <w:t xml:space="preserve">Functional classes</w:t>
-            </w:r>
-          </w:p>
-        </w:tc>
-        <w:tc>
-          <w:tcPr>
-            <w:tcW w:type="dxa" w:w="1498"/>
-            <w:shd w:fill="1C2D40" w:val="clear"/>
-            <w:tcMar>
-              <w:top w:w="100" w:type="dxa"/>
-              <w:bottom w:w="55" w:type="dxa"/>
-              <w:start w:w="90" w:type="dxa"/>
-              <w:end w:w="90" w:type="dxa"/>
-            </w:tcMar>
-          </w:tcPr>
-          <w:p>
-            <w:pPr>
-              <w:pStyle w:val="Compact"/>
-              <w:spacing w:after="20" w:line="226" w:lineRule="auto"/>
-              <w:jc w:val="right"/>
-            </w:pPr>
-            <w:r>
-              <w:rPr>
-                <w:rFonts w:ascii="Times New Roman" w:hAnsi="Times New Roman" w:eastAsia="Times New Roman"/>
-                <w:b/>
-                <w:color w:val="FFFFFF"/>
-                <w:sz w:val="18"/>
-              </w:rPr>
-              <w:t xml:space="preserve">Diversity score</w:t>
-            </w:r>
-          </w:p>
-        </w:tc>
-        <w:tc>
-          <w:tcPr>
-            <w:tcW w:type="dxa" w:w="2808"/>
-            <w:shd w:fill="1C2D40" w:val="clear"/>
-            <w:tcMar>
-              <w:top w:w="100" w:type="dxa"/>
-              <w:bottom w:w="55" w:type="dxa"/>
-              <w:start w:w="90" w:type="dxa"/>
-              <w:end w:w="90" w:type="dxa"/>
-            </w:tcMar>
-          </w:tcPr>
-          <w:p>
-            <w:pPr>
-              <w:pStyle w:val="Compact"/>
-              <w:spacing w:after="20" w:line="226" w:lineRule="auto"/>
             </w:pPr>
             <w:r>
               <w:rPr>
@@ -20546,7 +20546,7 @@
         </w:trPr>
         <w:tc>
           <w:tcPr>
-            <w:tcW w:type="dxa" w:w="1872"/>
+            <w:tcW w:type="dxa" w:w="1966"/>
             <w:shd w:fill="FFFFFF" w:val="clear"/>
           </w:tcPr>
           <w:p>
@@ -20560,6 +20560,46 @@
                 <w:sz w:val="18"/>
               </w:rPr>
               <w:t xml:space="preserve">Homogeneous fan-out</w:t>
+            </w:r>
+          </w:p>
+        </w:tc>
+        <w:tc>
+          <w:tcPr>
+            <w:tcW w:type="dxa" w:w="1030"/>
+            <w:shd w:fill="FFFFFF" w:val="clear"/>
+          </w:tcPr>
+          <w:p>
+            <w:pPr>
+              <w:pStyle w:val="Compact"/>
+              <w:spacing w:after="60"/>
+              <w:jc w:val="right"/>
+            </w:pPr>
+            <w:r>
+              <w:rPr>
+                <w:rFonts w:ascii="Times New Roman" w:hAnsi="Times New Roman" w:eastAsia="Times New Roman"/>
+                <w:sz w:val="18"/>
+              </w:rPr>
+              <w:t xml:space="preserve">120</w:t>
+            </w:r>
+          </w:p>
+        </w:tc>
+        <w:tc>
+          <w:tcPr>
+            <w:tcW w:type="dxa" w:w="1685"/>
+            <w:shd w:fill="FFFFFF" w:val="clear"/>
+          </w:tcPr>
+          <w:p>
+            <w:pPr>
+              <w:pStyle w:val="Compact"/>
+              <w:spacing w:after="60"/>
+              <w:jc w:val="right"/>
+            </w:pPr>
+            <w:r>
+              <w:rPr>
+                <w:rFonts w:ascii="Times New Roman" w:hAnsi="Times New Roman" w:eastAsia="Times New Roman"/>
+                <w:sz w:val="18"/>
+              </w:rPr>
+              <w:t xml:space="preserve">1</w:t>
             </w:r>
           </w:p>
         </w:tc>
@@ -20579,53 +20619,13 @@
                 <w:rFonts w:ascii="Times New Roman" w:hAnsi="Times New Roman" w:eastAsia="Times New Roman"/>
                 <w:sz w:val="18"/>
               </w:rPr>
-              <w:t xml:space="preserve">120</w:t>
-            </w:r>
-          </w:p>
-        </w:tc>
-        <w:tc>
-          <w:tcPr>
-            <w:tcW w:type="dxa" w:w="1872"/>
-            <w:shd w:fill="FFFFFF" w:val="clear"/>
-          </w:tcPr>
-          <w:p>
-            <w:pPr>
-              <w:pStyle w:val="Compact"/>
-              <w:spacing w:after="60"/>
-              <w:jc w:val="right"/>
-            </w:pPr>
-            <w:r>
-              <w:rPr>
-                <w:rFonts w:ascii="Times New Roman" w:hAnsi="Times New Roman" w:eastAsia="Times New Roman"/>
-                <w:sz w:val="18"/>
-              </w:rPr>
-              <w:t xml:space="preserve">1</w:t>
-            </w:r>
-          </w:p>
-        </w:tc>
-        <w:tc>
-          <w:tcPr>
-            <w:tcW w:type="dxa" w:w="1498"/>
-            <w:shd w:fill="FFFFFF" w:val="clear"/>
-          </w:tcPr>
-          <w:p>
-            <w:pPr>
-              <w:pStyle w:val="Compact"/>
-              <w:spacing w:after="60"/>
-              <w:jc w:val="right"/>
-            </w:pPr>
-            <w:r>
-              <w:rPr>
-                <w:rFonts w:ascii="Times New Roman" w:hAnsi="Times New Roman" w:eastAsia="Times New Roman"/>
-                <w:sz w:val="18"/>
-              </w:rPr>
               <w:t xml:space="preserve">0</w:t>
             </w:r>
           </w:p>
         </w:tc>
         <w:tc>
           <w:tcPr>
-            <w:tcW w:type="dxa" w:w="2808"/>
+            <w:tcW w:type="dxa" w:w="3370"/>
             <w:shd w:fill="FFFFFF" w:val="clear"/>
           </w:tcPr>
           <w:p>
@@ -20649,7 +20649,7 @@
         </w:trPr>
         <w:tc>
           <w:tcPr>
-            <w:tcW w:type="dxa" w:w="1872"/>
+            <w:tcW w:type="dxa" w:w="1966"/>
             <w:shd w:fill="EAF1F6" w:val="clear"/>
           </w:tcPr>
           <w:p>
@@ -20663,6 +20663,46 @@
                 <w:sz w:val="18"/>
               </w:rPr>
               <w:t xml:space="preserve">Redundant sensory sheet</w:t>
+            </w:r>
+          </w:p>
+        </w:tc>
+        <w:tc>
+          <w:tcPr>
+            <w:tcW w:type="dxa" w:w="1030"/>
+            <w:shd w:fill="EAF1F6" w:val="clear"/>
+          </w:tcPr>
+          <w:p>
+            <w:pPr>
+              <w:pStyle w:val="Compact"/>
+              <w:spacing w:after="60"/>
+              <w:jc w:val="right"/>
+            </w:pPr>
+            <w:r>
+              <w:rPr>
+                <w:rFonts w:ascii="Times New Roman" w:hAnsi="Times New Roman" w:eastAsia="Times New Roman"/>
+                <w:sz w:val="18"/>
+              </w:rPr>
+              <w:t xml:space="preserve">80</w:t>
+            </w:r>
+          </w:p>
+        </w:tc>
+        <w:tc>
+          <w:tcPr>
+            <w:tcW w:type="dxa" w:w="1685"/>
+            <w:shd w:fill="EAF1F6" w:val="clear"/>
+          </w:tcPr>
+          <w:p>
+            <w:pPr>
+              <w:pStyle w:val="Compact"/>
+              <w:spacing w:after="60"/>
+              <w:jc w:val="right"/>
+            </w:pPr>
+            <w:r>
+              <w:rPr>
+                <w:rFonts w:ascii="Times New Roman" w:hAnsi="Times New Roman" w:eastAsia="Times New Roman"/>
+                <w:sz w:val="18"/>
+              </w:rPr>
+              <w:t xml:space="preserve">2</w:t>
             </w:r>
           </w:p>
         </w:tc>
@@ -20682,53 +20722,13 @@
                 <w:rFonts w:ascii="Times New Roman" w:hAnsi="Times New Roman" w:eastAsia="Times New Roman"/>
                 <w:sz w:val="18"/>
               </w:rPr>
-              <w:t xml:space="preserve">80</w:t>
-            </w:r>
-          </w:p>
-        </w:tc>
-        <w:tc>
-          <w:tcPr>
-            <w:tcW w:type="dxa" w:w="1872"/>
-            <w:shd w:fill="EAF1F6" w:val="clear"/>
-          </w:tcPr>
-          <w:p>
-            <w:pPr>
-              <w:pStyle w:val="Compact"/>
-              <w:spacing w:after="60"/>
-              <w:jc w:val="right"/>
-            </w:pPr>
-            <w:r>
-              <w:rPr>
-                <w:rFonts w:ascii="Times New Roman" w:hAnsi="Times New Roman" w:eastAsia="Times New Roman"/>
-                <w:sz w:val="18"/>
-              </w:rPr>
-              <w:t xml:space="preserve">2</w:t>
-            </w:r>
-          </w:p>
-        </w:tc>
-        <w:tc>
-          <w:tcPr>
-            <w:tcW w:type="dxa" w:w="1498"/>
-            <w:shd w:fill="EAF1F6" w:val="clear"/>
-          </w:tcPr>
-          <w:p>
-            <w:pPr>
-              <w:pStyle w:val="Compact"/>
-              <w:spacing w:after="60"/>
-              <w:jc w:val="right"/>
-            </w:pPr>
-            <w:r>
-              <w:rPr>
-                <w:rFonts w:ascii="Times New Roman" w:hAnsi="Times New Roman" w:eastAsia="Times New Roman"/>
-                <w:sz w:val="18"/>
-              </w:rPr>
               <w:t xml:space="preserve">.41</w:t>
             </w:r>
           </w:p>
         </w:tc>
         <w:tc>
           <w:tcPr>
-            <w:tcW w:type="dxa" w:w="2808"/>
+            <w:tcW w:type="dxa" w:w="3370"/>
             <w:shd w:fill="EAF1F6" w:val="clear"/>
           </w:tcPr>
           <w:p>
@@ -20771,7 +20771,7 @@
         </w:trPr>
         <w:tc>
           <w:tcPr>
-            <w:tcW w:type="dxa" w:w="1872"/>
+            <w:tcW w:type="dxa" w:w="1966"/>
             <w:shd w:fill="FFFFFF" w:val="clear"/>
           </w:tcPr>
           <w:p>
@@ -20785,6 +20785,46 @@
                 <w:sz w:val="18"/>
               </w:rPr>
               <w:t xml:space="preserve">Compact heterogeneous loop</w:t>
+            </w:r>
+          </w:p>
+        </w:tc>
+        <w:tc>
+          <w:tcPr>
+            <w:tcW w:type="dxa" w:w="1030"/>
+            <w:shd w:fill="FFFFFF" w:val="clear"/>
+          </w:tcPr>
+          <w:p>
+            <w:pPr>
+              <w:pStyle w:val="Compact"/>
+              <w:spacing w:after="60"/>
+              <w:jc w:val="right"/>
+            </w:pPr>
+            <w:r>
+              <w:rPr>
+                <w:rFonts w:ascii="Times New Roman" w:hAnsi="Times New Roman" w:eastAsia="Times New Roman"/>
+                <w:sz w:val="18"/>
+              </w:rPr>
+              <w:t xml:space="preserve">18</w:t>
+            </w:r>
+          </w:p>
+        </w:tc>
+        <w:tc>
+          <w:tcPr>
+            <w:tcW w:type="dxa" w:w="1685"/>
+            <w:shd w:fill="FFFFFF" w:val="clear"/>
+          </w:tcPr>
+          <w:p>
+            <w:pPr>
+              <w:pStyle w:val="Compact"/>
+              <w:spacing w:after="60"/>
+              <w:jc w:val="right"/>
+            </w:pPr>
+            <w:r>
+              <w:rPr>
+                <w:rFonts w:ascii="Times New Roman" w:hAnsi="Times New Roman" w:eastAsia="Times New Roman"/>
+                <w:sz w:val="18"/>
+              </w:rPr>
+              <w:t xml:space="preserve">5</w:t>
             </w:r>
           </w:p>
         </w:tc>
@@ -20804,53 +20844,13 @@
                 <w:rFonts w:ascii="Times New Roman" w:hAnsi="Times New Roman" w:eastAsia="Times New Roman"/>
                 <w:sz w:val="18"/>
               </w:rPr>
-              <w:t xml:space="preserve">18</w:t>
-            </w:r>
-          </w:p>
-        </w:tc>
-        <w:tc>
-          <w:tcPr>
-            <w:tcW w:type="dxa" w:w="1872"/>
-            <w:shd w:fill="FFFFFF" w:val="clear"/>
-          </w:tcPr>
-          <w:p>
-            <w:pPr>
-              <w:pStyle w:val="Compact"/>
-              <w:spacing w:after="60"/>
-              <w:jc w:val="right"/>
-            </w:pPr>
-            <w:r>
-              <w:rPr>
-                <w:rFonts w:ascii="Times New Roman" w:hAnsi="Times New Roman" w:eastAsia="Times New Roman"/>
-                <w:sz w:val="18"/>
-              </w:rPr>
-              <w:t xml:space="preserve">5</w:t>
-            </w:r>
-          </w:p>
-        </w:tc>
-        <w:tc>
-          <w:tcPr>
-            <w:tcW w:type="dxa" w:w="1498"/>
-            <w:shd w:fill="FFFFFF" w:val="clear"/>
-          </w:tcPr>
-          <w:p>
-            <w:pPr>
-              <w:pStyle w:val="Compact"/>
-              <w:spacing w:after="60"/>
-              <w:jc w:val="right"/>
-            </w:pPr>
-            <w:r>
-              <w:rPr>
-                <w:rFonts w:ascii="Times New Roman" w:hAnsi="Times New Roman" w:eastAsia="Times New Roman"/>
-                <w:sz w:val="18"/>
-              </w:rPr>
               <w:t xml:space="preserve">.86</w:t>
             </w:r>
           </w:p>
         </w:tc>
         <w:tc>
           <w:tcPr>
-            <w:tcW w:type="dxa" w:w="2808"/>
+            <w:tcW w:type="dxa" w:w="3370"/>
             <w:shd w:fill="FFFFFF" w:val="clear"/>
           </w:tcPr>
           <w:p>
@@ -20874,7 +20874,7 @@
         </w:trPr>
         <w:tc>
           <w:tcPr>
-            <w:tcW w:type="dxa" w:w="1872"/>
+            <w:tcW w:type="dxa" w:w="1966"/>
             <w:shd w:fill="EAF1F6" w:val="clear"/>
           </w:tcPr>
           <w:p>
@@ -20888,6 +20888,46 @@
                 <w:sz w:val="18"/>
               </w:rPr>
               <w:t xml:space="preserve">Executive star</w:t>
+            </w:r>
+          </w:p>
+        </w:tc>
+        <w:tc>
+          <w:tcPr>
+            <w:tcW w:type="dxa" w:w="1030"/>
+            <w:shd w:fill="EAF1F6" w:val="clear"/>
+          </w:tcPr>
+          <w:p>
+            <w:pPr>
+              <w:pStyle w:val="Compact"/>
+              <w:spacing w:after="60"/>
+              <w:jc w:val="right"/>
+            </w:pPr>
+            <w:r>
+              <w:rPr>
+                <w:rFonts w:ascii="Times New Roman" w:hAnsi="Times New Roman" w:eastAsia="Times New Roman"/>
+                <w:sz w:val="18"/>
+              </w:rPr>
+              <w:t xml:space="preserve">45</w:t>
+            </w:r>
+          </w:p>
+        </w:tc>
+        <w:tc>
+          <w:tcPr>
+            <w:tcW w:type="dxa" w:w="1685"/>
+            <w:shd w:fill="EAF1F6" w:val="clear"/>
+          </w:tcPr>
+          <w:p>
+            <w:pPr>
+              <w:pStyle w:val="Compact"/>
+              <w:spacing w:after="60"/>
+              <w:jc w:val="right"/>
+            </w:pPr>
+            <w:r>
+              <w:rPr>
+                <w:rFonts w:ascii="Times New Roman" w:hAnsi="Times New Roman" w:eastAsia="Times New Roman"/>
+                <w:sz w:val="18"/>
+              </w:rPr>
+              <w:t xml:space="preserve">6</w:t>
             </w:r>
           </w:p>
         </w:tc>
@@ -20907,53 +20947,13 @@
                 <w:rFonts w:ascii="Times New Roman" w:hAnsi="Times New Roman" w:eastAsia="Times New Roman"/>
                 <w:sz w:val="18"/>
               </w:rPr>
-              <w:t xml:space="preserve">45</w:t>
-            </w:r>
-          </w:p>
-        </w:tc>
-        <w:tc>
-          <w:tcPr>
-            <w:tcW w:type="dxa" w:w="1872"/>
-            <w:shd w:fill="EAF1F6" w:val="clear"/>
-          </w:tcPr>
-          <w:p>
-            <w:pPr>
-              <w:pStyle w:val="Compact"/>
-              <w:spacing w:after="60"/>
-              <w:jc w:val="right"/>
-            </w:pPr>
-            <w:r>
-              <w:rPr>
-                <w:rFonts w:ascii="Times New Roman" w:hAnsi="Times New Roman" w:eastAsia="Times New Roman"/>
-                <w:sz w:val="18"/>
-              </w:rPr>
-              <w:t xml:space="preserve">6</w:t>
-            </w:r>
-          </w:p>
-        </w:tc>
-        <w:tc>
-          <w:tcPr>
-            <w:tcW w:type="dxa" w:w="1498"/>
-            <w:shd w:fill="EAF1F6" w:val="clear"/>
-          </w:tcPr>
-          <w:p>
-            <w:pPr>
-              <w:pStyle w:val="Compact"/>
-              <w:spacing w:after="60"/>
-              <w:jc w:val="right"/>
-            </w:pPr>
-            <w:r>
-              <w:rPr>
-                <w:rFonts w:ascii="Times New Roman" w:hAnsi="Times New Roman" w:eastAsia="Times New Roman"/>
-                <w:sz w:val="18"/>
-              </w:rPr>
               <w:t xml:space="preserve">.79</w:t>
             </w:r>
           </w:p>
         </w:tc>
         <w:tc>
           <w:tcPr>
-            <w:tcW w:type="dxa" w:w="2808"/>
+            <w:tcW w:type="dxa" w:w="3370"/>
             <w:shd w:fill="EAF1F6" w:val="clear"/>
           </w:tcPr>
           <w:p>
@@ -20977,7 +20977,7 @@
         </w:trPr>
         <w:tc>
           <w:tcPr>
-            <w:tcW w:type="dxa" w:w="1872"/>
+            <w:tcW w:type="dxa" w:w="1966"/>
             <w:shd w:fill="FFFFFF" w:val="clear"/>
           </w:tcPr>
           <w:p>
@@ -20991,6 +20991,46 @@
                 <w:sz w:val="18"/>
               </w:rPr>
               <w:t xml:space="preserve">Distributed causal network</w:t>
+            </w:r>
+          </w:p>
+        </w:tc>
+        <w:tc>
+          <w:tcPr>
+            <w:tcW w:type="dxa" w:w="1030"/>
+            <w:shd w:fill="FFFFFF" w:val="clear"/>
+          </w:tcPr>
+          <w:p>
+            <w:pPr>
+              <w:pStyle w:val="Compact"/>
+              <w:spacing w:after="60"/>
+              <w:jc w:val="right"/>
+            </w:pPr>
+            <w:r>
+              <w:rPr>
+                <w:rFonts w:ascii="Times New Roman" w:hAnsi="Times New Roman" w:eastAsia="Times New Roman"/>
+                <w:sz w:val="18"/>
+              </w:rPr>
+              <w:t xml:space="preserve">32</w:t>
+            </w:r>
+          </w:p>
+        </w:tc>
+        <w:tc>
+          <w:tcPr>
+            <w:tcW w:type="dxa" w:w="1685"/>
+            <w:shd w:fill="FFFFFF" w:val="clear"/>
+          </w:tcPr>
+          <w:p>
+            <w:pPr>
+              <w:pStyle w:val="Compact"/>
+              <w:spacing w:after="60"/>
+              <w:jc w:val="right"/>
+            </w:pPr>
+            <w:r>
+              <w:rPr>
+                <w:rFonts w:ascii="Times New Roman" w:hAnsi="Times New Roman" w:eastAsia="Times New Roman"/>
+                <w:sz w:val="18"/>
+              </w:rPr>
+              <w:t xml:space="preserve">6</w:t>
             </w:r>
           </w:p>
         </w:tc>
@@ -21010,53 +21050,13 @@
                 <w:rFonts w:ascii="Times New Roman" w:hAnsi="Times New Roman" w:eastAsia="Times New Roman"/>
                 <w:sz w:val="18"/>
               </w:rPr>
-              <w:t xml:space="preserve">32</w:t>
-            </w:r>
-          </w:p>
-        </w:tc>
-        <w:tc>
-          <w:tcPr>
-            <w:tcW w:type="dxa" w:w="1872"/>
-            <w:shd w:fill="FFFFFF" w:val="clear"/>
-          </w:tcPr>
-          <w:p>
-            <w:pPr>
-              <w:pStyle w:val="Compact"/>
-              <w:spacing w:after="60"/>
-              <w:jc w:val="right"/>
-            </w:pPr>
-            <w:r>
-              <w:rPr>
-                <w:rFonts w:ascii="Times New Roman" w:hAnsi="Times New Roman" w:eastAsia="Times New Roman"/>
-                <w:sz w:val="18"/>
-              </w:rPr>
-              <w:t xml:space="preserve">6</w:t>
-            </w:r>
-          </w:p>
-        </w:tc>
-        <w:tc>
-          <w:tcPr>
-            <w:tcW w:type="dxa" w:w="1498"/>
-            <w:shd w:fill="FFFFFF" w:val="clear"/>
-          </w:tcPr>
-          <w:p>
-            <w:pPr>
-              <w:pStyle w:val="Compact"/>
-              <w:spacing w:after="60"/>
-              <w:jc w:val="right"/>
-            </w:pPr>
-            <w:r>
-              <w:rPr>
-                <w:rFonts w:ascii="Times New Roman" w:hAnsi="Times New Roman" w:eastAsia="Times New Roman"/>
-                <w:sz w:val="18"/>
-              </w:rPr>
               <w:t xml:space="preserve">.83</w:t>
             </w:r>
           </w:p>
         </w:tc>
         <w:tc>
           <w:tcPr>
-            <w:tcW w:type="dxa" w:w="2808"/>
+            <w:tcW w:type="dxa" w:w="3370"/>
             <w:shd w:fill="FFFFFF" w:val="clear"/>
           </w:tcPr>
           <w:p>
@@ -21555,10 +21555,10 @@
         <w:tblLook w:firstRow="1" w:lastRow="0" w:firstColumn="0" w:lastColumn="0" w:noHBand="0" w:noVBand="0" w:val="0020"/>
       </w:tblPr>
       <w:tblGrid>
-        <w:gridCol w:w="1267"/>
+        <w:gridCol w:w="1346"/>
+        <w:gridCol w:w="2455"/>
         <w:gridCol w:w="2296"/>
-        <w:gridCol w:w="2217"/>
-        <w:gridCol w:w="2138"/>
+        <w:gridCol w:w="1821"/>
       </w:tblGrid>
       <w:tr>
         <w:trPr>
@@ -21568,7 +21568,7 @@
         </w:trPr>
         <w:tc>
           <w:tcPr>
-            <w:tcW w:type="dxa" w:w="1498"/>
+            <w:tcW w:type="dxa" w:w="1591"/>
             <w:shd w:fill="1C2D40" w:val="clear"/>
             <w:tcMar>
               <w:top w:w="100" w:type="dxa"/>
@@ -21590,6 +21590,33 @@
                 <w:sz w:val="18"/>
               </w:rPr>
               <w:t xml:space="preserve">Gate</w:t>
+            </w:r>
+          </w:p>
+        </w:tc>
+        <w:tc>
+          <w:tcPr>
+            <w:tcW w:type="dxa" w:w="2902"/>
+            <w:shd w:fill="1C2D40" w:val="clear"/>
+            <w:tcMar>
+              <w:top w:w="100" w:type="dxa"/>
+              <w:bottom w:w="55" w:type="dxa"/>
+              <w:start w:w="90" w:type="dxa"/>
+              <w:end w:w="90" w:type="dxa"/>
+            </w:tcMar>
+          </w:tcPr>
+          <w:p>
+            <w:pPr>
+              <w:pStyle w:val="Compact"/>
+              <w:spacing w:after="20" w:line="226" w:lineRule="auto"/>
+            </w:pPr>
+            <w:r>
+              <w:rPr>
+                <w:rFonts w:ascii="Times New Roman" w:hAnsi="Times New Roman" w:eastAsia="Times New Roman"/>
+                <w:b/>
+                <w:color w:val="FFFFFF"/>
+                <w:sz w:val="18"/>
+              </w:rPr>
+              <w:t xml:space="preserve">Pass rule</w:t>
             </w:r>
           </w:p>
         </w:tc>
@@ -21616,13 +21643,13 @@
                 <w:color w:val="FFFFFF"/>
                 <w:sz w:val="18"/>
               </w:rPr>
-              <w:t xml:space="preserve">Pass rule</w:t>
-            </w:r>
-          </w:p>
-        </w:tc>
-        <w:tc>
-          <w:tcPr>
-            <w:tcW w:type="dxa" w:w="2621"/>
+              <w:t xml:space="preserve">Fail rule</w:t>
+            </w:r>
+          </w:p>
+        </w:tc>
+        <w:tc>
+          <w:tcPr>
+            <w:tcW w:type="dxa" w:w="2153"/>
             <w:shd w:fill="1C2D40" w:val="clear"/>
             <w:tcMar>
               <w:top w:w="100" w:type="dxa"/>
@@ -21643,33 +21670,6 @@
                 <w:color w:val="FFFFFF"/>
                 <w:sz w:val="18"/>
               </w:rPr>
-              <w:t xml:space="preserve">Fail rule</w:t>
-            </w:r>
-          </w:p>
-        </w:tc>
-        <w:tc>
-          <w:tcPr>
-            <w:tcW w:type="dxa" w:w="2527"/>
-            <w:shd w:fill="1C2D40" w:val="clear"/>
-            <w:tcMar>
-              <w:top w:w="100" w:type="dxa"/>
-              <w:bottom w:w="55" w:type="dxa"/>
-              <w:start w:w="90" w:type="dxa"/>
-              <w:end w:w="90" w:type="dxa"/>
-            </w:tcMar>
-          </w:tcPr>
-          <w:p>
-            <w:pPr>
-              <w:pStyle w:val="Compact"/>
-              <w:spacing w:after="20" w:line="226" w:lineRule="auto"/>
-            </w:pPr>
-            <w:r>
-              <w:rPr>
-                <w:rFonts w:ascii="Times New Roman" w:hAnsi="Times New Roman" w:eastAsia="Times New Roman"/>
-                <w:b/>
-                <w:color w:val="FFFFFF"/>
-                <w:sz w:val="18"/>
-              </w:rPr>
               <w:t xml:space="preserve">Otherwise</w:t>
             </w:r>
           </w:p>
@@ -21681,7 +21681,7 @@
         </w:trPr>
         <w:tc>
           <w:tcPr>
-            <w:tcW w:type="dxa" w:w="1498"/>
+            <w:tcW w:type="dxa" w:w="1591"/>
             <w:shd w:fill="FFFFFF" w:val="clear"/>
           </w:tcPr>
           <w:p>
@@ -21695,6 +21695,25 @@
                 <w:sz w:val="18"/>
               </w:rPr>
               <w:t xml:space="preserve">Test validity</w:t>
+            </w:r>
+          </w:p>
+        </w:tc>
+        <w:tc>
+          <w:tcPr>
+            <w:tcW w:type="dxa" w:w="2902"/>
+            <w:shd w:fill="FFFFFF" w:val="clear"/>
+          </w:tcPr>
+          <w:p>
+            <w:pPr>
+              <w:pStyle w:val="Compact"/>
+              <w:spacing w:after="60"/>
+            </w:pPr>
+            <w:r>
+              <w:rPr>
+                <w:rFonts w:ascii="Times New Roman" w:hAnsi="Times New Roman" w:eastAsia="Times New Roman"/>
+                <w:sz w:val="18"/>
+              </w:rPr>
+              <w:t xml:space="preserve">Boundary, content, source fidelity, taxonomy, context, intervention, and regime checks all pass.</w:t>
             </w:r>
           </w:p>
         </w:tc>
@@ -21713,32 +21732,13 @@
                 <w:rFonts w:ascii="Times New Roman" w:hAnsi="Times New Roman" w:eastAsia="Times New Roman"/>
                 <w:sz w:val="18"/>
               </w:rPr>
-              <w:t xml:space="preserve">Boundary, content, source fidelity, taxonomy, context, intervention, and regime checks all pass.</w:t>
-            </w:r>
-          </w:p>
-        </w:tc>
-        <w:tc>
-          <w:tcPr>
-            <w:tcW w:type="dxa" w:w="2621"/>
-            <w:shd w:fill="FFFFFF" w:val="clear"/>
-          </w:tcPr>
-          <w:p>
-            <w:pPr>
-              <w:pStyle w:val="Compact"/>
-              <w:spacing w:after="60"/>
-            </w:pPr>
-            <w:r>
-              <w:rPr>
-                <w:rFonts w:ascii="Times New Roman" w:hAnsi="Times New Roman" w:eastAsia="Times New Roman"/>
-                <w:sz w:val="18"/>
-              </w:rPr>
               <w:t xml:space="preserve">Any required interpretation condition fails.</w:t>
             </w:r>
           </w:p>
         </w:tc>
         <w:tc>
           <w:tcPr>
-            <w:tcW w:type="dxa" w:w="2527"/>
+            <w:tcW w:type="dxa" w:w="2153"/>
             <w:shd w:fill="FFFFFF" w:val="clear"/>
           </w:tcPr>
           <w:p>
@@ -21762,7 +21762,7 @@
         </w:trPr>
         <w:tc>
           <w:tcPr>
-            <w:tcW w:type="dxa" w:w="1498"/>
+            <w:tcW w:type="dxa" w:w="1591"/>
             <w:shd w:fill="EAF1F6" w:val="clear"/>
           </w:tcPr>
           <w:p>
@@ -21776,6 +21776,75 @@
                 <w:sz w:val="18"/>
               </w:rPr>
               <w:t xml:space="preserve">Context admissibility</w:t>
+            </w:r>
+          </w:p>
+        </w:tc>
+        <w:tc>
+          <w:tcPr>
+            <w:tcW w:type="dxa" w:w="2902"/>
+            <w:shd w:fill="EAF1F6" w:val="clear"/>
+          </w:tcPr>
+          <w:p>
+            <w:pPr>
+              <w:pStyle w:val="Compact"/>
+              <w:spacing w:after="60"/>
+            </w:pPr>
+            <m:oMath>
+              <m:r>
+                <m:rPr>
+                  <m:sty m:val="p"/>
+                </m:rPr>
+                <m:t>Γ</m:t>
+              </m:r>
+              <m:r>
+                <m:rPr>
+                  <m:sty m:val="p"/>
+                </m:rPr>
+                <m:t>(</m:t>
+              </m:r>
+              <m:r>
+                <m:t>u</m:t>
+              </m:r>
+              <m:r>
+                <m:rPr>
+                  <m:sty m:val="p"/>
+                </m:rPr>
+                <m:t>,</m:t>
+              </m:r>
+              <m:sSub>
+                <m:e>
+                  <m:r>
+                    <m:t>u</m:t>
+                  </m:r>
+                </m:e>
+                <m:sub>
+                  <m:r>
+                    <m:t>0</m:t>
+                  </m:r>
+                </m:sub>
+              </m:sSub>
+              <m:r>
+                <m:rPr>
+                  <m:sty m:val="p"/>
+                </m:rPr>
+                <m:t>)</m:t>
+              </m:r>
+              <m:r>
+                <m:rPr>
+                  <m:sty m:val="p"/>
+                </m:rPr>
+                <m:t>≤</m:t>
+              </m:r>
+              <m:r>
+                <m:t>γ</m:t>
+              </m:r>
+            </m:oMath>
+            <w:r>
+              <w:rPr>
+                <w:rFonts w:ascii="Times New Roman" w:hAnsi="Times New Roman" w:eastAsia="Times New Roman"/>
+                <w:sz w:val="18"/>
+              </w:rPr>
+              <w:t xml:space="preserve">; regime preserved; no new route.</w:t>
             </w:r>
           </w:p>
         </w:tc>
@@ -21789,53 +21858,22 @@
               <w:pStyle w:val="Compact"/>
               <w:spacing w:after="60"/>
             </w:pPr>
+            <w:r>
+              <w:rPr>
+                <w:rFonts w:ascii="Times New Roman" w:hAnsi="Times New Roman" w:eastAsia="Times New Roman"/>
+                <w:sz w:val="18"/>
+              </w:rPr>
+              <w:t xml:space="preserve">Burden exceeds</w:t>
+            </w:r>
+            <w:r>
+              <w:rPr>
+                <w:rFonts w:ascii="Times New Roman" w:hAnsi="Times New Roman" w:eastAsia="Times New Roman"/>
+                <w:sz w:val="18"/>
+              </w:rPr>
+              <w:t xml:space="preserve"> </w:t>
+            </w:r>
             <m:oMath>
               <m:r>
-                <m:rPr>
-                  <m:sty m:val="p"/>
-                </m:rPr>
-                <m:t>Γ</m:t>
-              </m:r>
-              <m:r>
-                <m:rPr>
-                  <m:sty m:val="p"/>
-                </m:rPr>
-                <m:t>(</m:t>
-              </m:r>
-              <m:r>
-                <m:t>u</m:t>
-              </m:r>
-              <m:r>
-                <m:rPr>
-                  <m:sty m:val="p"/>
-                </m:rPr>
-                <m:t>,</m:t>
-              </m:r>
-              <m:sSub>
-                <m:e>
-                  <m:r>
-                    <m:t>u</m:t>
-                  </m:r>
-                </m:e>
-                <m:sub>
-                  <m:r>
-                    <m:t>0</m:t>
-                  </m:r>
-                </m:sub>
-              </m:sSub>
-              <m:r>
-                <m:rPr>
-                  <m:sty m:val="p"/>
-                </m:rPr>
-                <m:t>)</m:t>
-              </m:r>
-              <m:r>
-                <m:rPr>
-                  <m:sty m:val="p"/>
-                </m:rPr>
-                <m:t>≤</m:t>
-              </m:r>
-              <m:r>
                 <m:t>γ</m:t>
               </m:r>
             </m:oMath>
@@ -21844,46 +21882,8 @@
                 <w:rFonts w:ascii="Times New Roman" w:hAnsi="Times New Roman" w:eastAsia="Times New Roman"/>
                 <w:sz w:val="18"/>
               </w:rPr>
-              <w:t xml:space="preserve">; regime preserved; no new route.</w:t>
-            </w:r>
-          </w:p>
-        </w:tc>
-        <w:tc>
-          <w:tcPr>
-            <w:tcW w:type="dxa" w:w="2621"/>
-            <w:shd w:fill="EAF1F6" w:val="clear"/>
-          </w:tcPr>
-          <w:p>
-            <w:pPr>
-              <w:pStyle w:val="Compact"/>
-              <w:spacing w:after="60"/>
-            </w:pPr>
-            <w:r>
-              <w:rPr>
-                <w:rFonts w:ascii="Times New Roman" w:hAnsi="Times New Roman" w:eastAsia="Times New Roman"/>
-                <w:sz w:val="18"/>
-              </w:rPr>
-              <w:t xml:space="preserve">Burden exceeds</w:t>
-            </w:r>
-            <w:r>
-              <w:rPr>
-                <w:rFonts w:ascii="Times New Roman" w:hAnsi="Times New Roman" w:eastAsia="Times New Roman"/>
-                <w:sz w:val="18"/>
-              </w:rPr>
               <w:t xml:space="preserve"> </w:t>
             </w:r>
-            <m:oMath>
-              <m:r>
-                <m:t>γ</m:t>
-              </m:r>
-            </m:oMath>
-            <w:r>
-              <w:rPr>
-                <w:rFonts w:ascii="Times New Roman" w:hAnsi="Times New Roman" w:eastAsia="Times New Roman"/>
-                <w:sz w:val="18"/>
-              </w:rPr>
-              <w:t xml:space="preserve"> </w:t>
-            </w:r>
             <w:r>
               <w:rPr>
                 <w:rFonts w:ascii="Times New Roman" w:hAnsi="Times New Roman" w:eastAsia="Times New Roman"/>
@@ -21895,7 +21895,7 @@
         </w:tc>
         <w:tc>
           <w:tcPr>
-            <w:tcW w:type="dxa" w:w="2527"/>
+            <w:tcW w:type="dxa" w:w="2153"/>
             <w:shd w:fill="EAF1F6" w:val="clear"/>
           </w:tcPr>
           <w:p>
@@ -21919,7 +21919,7 @@
         </w:trPr>
         <w:tc>
           <w:tcPr>
-            <w:tcW w:type="dxa" w:w="1498"/>
+            <w:tcW w:type="dxa" w:w="1591"/>
             <w:shd w:fill="FFFFFF" w:val="clear"/>
           </w:tcPr>
           <w:p>
@@ -21938,7 +21938,7 @@
         </w:tc>
         <w:tc>
           <w:tcPr>
-            <w:tcW w:type="dxa" w:w="2714"/>
+            <w:tcW w:type="dxa" w:w="2902"/>
             <w:shd w:fill="FFFFFF" w:val="clear"/>
           </w:tcPr>
           <w:p>
@@ -22015,7 +22015,7 @@
         </w:tc>
         <w:tc>
           <w:tcPr>
-            <w:tcW w:type="dxa" w:w="2621"/>
+            <w:tcW w:type="dxa" w:w="2714"/>
             <w:shd w:fill="FFFFFF" w:val="clear"/>
           </w:tcPr>
           <w:p>
@@ -22092,7 +22092,7 @@
         </w:tc>
         <w:tc>
           <w:tcPr>
-            <w:tcW w:type="dxa" w:w="2527"/>
+            <w:tcW w:type="dxa" w:w="2153"/>
             <w:shd w:fill="FFFFFF" w:val="clear"/>
           </w:tcPr>
           <w:p>
@@ -22116,7 +22116,7 @@
         </w:trPr>
         <w:tc>
           <w:tcPr>
-            <w:tcW w:type="dxa" w:w="1498"/>
+            <w:tcW w:type="dxa" w:w="1591"/>
             <w:shd w:fill="EAF1F6" w:val="clear"/>
           </w:tcPr>
           <w:p>
@@ -22130,6 +22130,66 @@
                 <w:sz w:val="18"/>
               </w:rPr>
               <w:t xml:space="preserve">Latency</w:t>
+            </w:r>
+          </w:p>
+        </w:tc>
+        <w:tc>
+          <w:tcPr>
+            <w:tcW w:type="dxa" w:w="2902"/>
+            <w:shd w:fill="EAF1F6" w:val="clear"/>
+          </w:tcPr>
+          <w:p>
+            <w:pPr>
+              <w:pStyle w:val="Compact"/>
+              <w:spacing w:after="60"/>
+            </w:pPr>
+            <m:oMath>
+              <m:r>
+                <m:rPr>
+                  <m:sty m:val="p"/>
+                </m:rPr>
+                <m:t>UCB</m:t>
+              </m:r>
+              <m:r>
+                <m:rPr>
+                  <m:sty m:val="p"/>
+                </m:rPr>
+                <m:t>(</m:t>
+              </m:r>
+              <m:sSub>
+                <m:e>
+                  <m:r>
+                    <m:t>L</m:t>
+                  </m:r>
+                </m:e>
+                <m:sub>
+                  <m:r>
+                    <m:t>k</m:t>
+                  </m:r>
+                </m:sub>
+              </m:sSub>
+              <m:r>
+                <m:rPr>
+                  <m:sty m:val="p"/>
+                </m:rPr>
+                <m:t>)</m:t>
+              </m:r>
+              <m:r>
+                <m:rPr>
+                  <m:sty m:val="p"/>
+                </m:rPr>
+                <m:t>≤</m:t>
+              </m:r>
+              <m:r>
+                <m:t>λ</m:t>
+              </m:r>
+            </m:oMath>
+            <w:r>
+              <w:rPr>
+                <w:rFonts w:ascii="Times New Roman" w:hAnsi="Times New Roman" w:eastAsia="Times New Roman"/>
+                <w:sz w:val="18"/>
+              </w:rPr>
+              <w:t xml:space="preserve">.</w:t>
             </w:r>
           </w:p>
         </w:tc>
@@ -22148,7 +22208,7 @@
                 <m:rPr>
                   <m:sty m:val="p"/>
                 </m:rPr>
-                <m:t>UCB</m:t>
+                <m:t>LCB</m:t>
               </m:r>
               <m:r>
                 <m:rPr>
@@ -22178,7 +22238,7 @@
                 <m:rPr>
                   <m:sty m:val="p"/>
                 </m:rPr>
-                <m:t>≤</m:t>
+                <m:t>&gt;</m:t>
               </m:r>
               <m:r>
                 <m:t>λ</m:t>
@@ -22195,67 +22255,7 @@
         </w:tc>
         <w:tc>
           <w:tcPr>
-            <w:tcW w:type="dxa" w:w="2621"/>
-            <w:shd w:fill="EAF1F6" w:val="clear"/>
-          </w:tcPr>
-          <w:p>
-            <w:pPr>
-              <w:pStyle w:val="Compact"/>
-              <w:spacing w:after="60"/>
-            </w:pPr>
-            <m:oMath>
-              <m:r>
-                <m:rPr>
-                  <m:sty m:val="p"/>
-                </m:rPr>
-                <m:t>LCB</m:t>
-              </m:r>
-              <m:r>
-                <m:rPr>
-                  <m:sty m:val="p"/>
-                </m:rPr>
-                <m:t>(</m:t>
-              </m:r>
-              <m:sSub>
-                <m:e>
-                  <m:r>
-                    <m:t>L</m:t>
-                  </m:r>
-                </m:e>
-                <m:sub>
-                  <m:r>
-                    <m:t>k</m:t>
-                  </m:r>
-                </m:sub>
-              </m:sSub>
-              <m:r>
-                <m:rPr>
-                  <m:sty m:val="p"/>
-                </m:rPr>
-                <m:t>)</m:t>
-              </m:r>
-              <m:r>
-                <m:rPr>
-                  <m:sty m:val="p"/>
-                </m:rPr>
-                <m:t>&gt;</m:t>
-              </m:r>
-              <m:r>
-                <m:t>λ</m:t>
-              </m:r>
-            </m:oMath>
-            <w:r>
-              <w:rPr>
-                <w:rFonts w:ascii="Times New Roman" w:hAnsi="Times New Roman" w:eastAsia="Times New Roman"/>
-                <w:sz w:val="18"/>
-              </w:rPr>
-              <w:t xml:space="preserve">.</w:t>
-            </w:r>
-          </w:p>
-        </w:tc>
-        <w:tc>
-          <w:tcPr>
-            <w:tcW w:type="dxa" w:w="2527"/>
+            <w:tcW w:type="dxa" w:w="2153"/>
             <w:shd w:fill="EAF1F6" w:val="clear"/>
           </w:tcPr>
           <w:p>
@@ -22279,7 +22279,7 @@
         </w:trPr>
         <w:tc>
           <w:tcPr>
-            <w:tcW w:type="dxa" w:w="1498"/>
+            <w:tcW w:type="dxa" w:w="1591"/>
             <w:shd w:fill="FFFFFF" w:val="clear"/>
           </w:tcPr>
           <w:p>
@@ -22298,7 +22298,7 @@
         </w:tc>
         <w:tc>
           <w:tcPr>
-            <w:tcW w:type="dxa" w:w="2714"/>
+            <w:tcW w:type="dxa" w:w="2902"/>
             <w:shd w:fill="FFFFFF" w:val="clear"/>
           </w:tcPr>
           <w:p>
@@ -22361,7 +22361,7 @@
         </w:tc>
         <w:tc>
           <w:tcPr>
-            <w:tcW w:type="dxa" w:w="2621"/>
+            <w:tcW w:type="dxa" w:w="2714"/>
             <w:shd w:fill="FFFFFF" w:val="clear"/>
           </w:tcPr>
           <w:p>
@@ -22424,7 +22424,7 @@
         </w:tc>
         <w:tc>
           <w:tcPr>
-            <w:tcW w:type="dxa" w:w="2527"/>
+            <w:tcW w:type="dxa" w:w="2153"/>
             <w:shd w:fill="FFFFFF" w:val="clear"/>
           </w:tcPr>
           <w:p>
@@ -22448,7 +22448,7 @@
         </w:trPr>
         <w:tc>
           <w:tcPr>
-            <w:tcW w:type="dxa" w:w="1498"/>
+            <w:tcW w:type="dxa" w:w="1591"/>
             <w:shd w:fill="EAF1F6" w:val="clear"/>
           </w:tcPr>
           <w:p>
@@ -22467,7 +22467,7 @@
         </w:tc>
         <w:tc>
           <w:tcPr>
-            <w:tcW w:type="dxa" w:w="2714"/>
+            <w:tcW w:type="dxa" w:w="2902"/>
             <w:shd w:fill="EAF1F6" w:val="clear"/>
           </w:tcPr>
           <w:p>
@@ -22530,7 +22530,7 @@
         </w:tc>
         <w:tc>
           <w:tcPr>
-            <w:tcW w:type="dxa" w:w="2621"/>
+            <w:tcW w:type="dxa" w:w="2714"/>
             <w:shd w:fill="EAF1F6" w:val="clear"/>
           </w:tcPr>
           <w:p>
@@ -22600,7 +22600,7 @@
         </w:tc>
         <w:tc>
           <w:tcPr>
-            <w:tcW w:type="dxa" w:w="2527"/>
+            <w:tcW w:type="dxa" w:w="2153"/>
             <w:shd w:fill="EAF1F6" w:val="clear"/>
           </w:tcPr>
           <w:p>
@@ -22624,7 +22624,7 @@
         </w:trPr>
         <w:tc>
           <w:tcPr>
-            <w:tcW w:type="dxa" w:w="1498"/>
+            <w:tcW w:type="dxa" w:w="1591"/>
             <w:shd w:fill="FFFFFF" w:val="clear"/>
           </w:tcPr>
           <w:p>
@@ -22643,7 +22643,7 @@
         </w:tc>
         <w:tc>
           <w:tcPr>
-            <w:tcW w:type="dxa" w:w="2714"/>
+            <w:tcW w:type="dxa" w:w="2902"/>
             <w:shd w:fill="FFFFFF" w:val="clear"/>
           </w:tcPr>
           <w:p>
@@ -22721,7 +22721,7 @@
         </w:tc>
         <w:tc>
           <w:tcPr>
-            <w:tcW w:type="dxa" w:w="2621"/>
+            <w:tcW w:type="dxa" w:w="2714"/>
             <w:shd w:fill="FFFFFF" w:val="clear"/>
           </w:tcPr>
           <w:p>
@@ -22799,7 +22799,7 @@
         </w:tc>
         <w:tc>
           <w:tcPr>
-            <w:tcW w:type="dxa" w:w="2527"/>
+            <w:tcW w:type="dxa" w:w="2153"/>
             <w:shd w:fill="FFFFFF" w:val="clear"/>
           </w:tcPr>
           <w:p>
@@ -22823,7 +22823,7 @@
         </w:trPr>
         <w:tc>
           <w:tcPr>
-            <w:tcW w:type="dxa" w:w="1498"/>
+            <w:tcW w:type="dxa" w:w="1591"/>
             <w:shd w:fill="EAF1F6" w:val="clear"/>
           </w:tcPr>
           <w:p>
@@ -22837,6 +22837,66 @@
                 <w:sz w:val="18"/>
               </w:rPr>
               <w:t xml:space="preserve">Coverage</w:t>
+            </w:r>
+          </w:p>
+        </w:tc>
+        <w:tc>
+          <w:tcPr>
+            <w:tcW w:type="dxa" w:w="2902"/>
+            <w:shd w:fill="EAF1F6" w:val="clear"/>
+          </w:tcPr>
+          <w:p>
+            <w:pPr>
+              <w:pStyle w:val="Compact"/>
+              <w:spacing w:after="60"/>
+            </w:pPr>
+            <m:oMath>
+              <m:r>
+                <m:rPr>
+                  <m:sty m:val="p"/>
+                </m:rPr>
+                <m:t>LCB</m:t>
+              </m:r>
+              <m:r>
+                <m:rPr>
+                  <m:sty m:val="p"/>
+                </m:rPr>
+                <m:t>(</m:t>
+              </m:r>
+              <m:sSub>
+                <m:e>
+                  <m:r>
+                    <m:t>C</m:t>
+                  </m:r>
+                </m:e>
+                <m:sub>
+                  <m:r>
+                    <m:t>A</m:t>
+                  </m:r>
+                </m:sub>
+              </m:sSub>
+              <m:r>
+                <m:rPr>
+                  <m:sty m:val="p"/>
+                </m:rPr>
+                <m:t>)</m:t>
+              </m:r>
+              <m:r>
+                <m:rPr>
+                  <m:sty m:val="p"/>
+                </m:rPr>
+                <m:t>≥</m:t>
+              </m:r>
+              <m:r>
+                <m:t>α</m:t>
+              </m:r>
+            </m:oMath>
+            <w:r>
+              <w:rPr>
+                <w:rFonts w:ascii="Times New Roman" w:hAnsi="Times New Roman" w:eastAsia="Times New Roman"/>
+                <w:sz w:val="18"/>
+              </w:rPr>
+              <w:t xml:space="preserve">.</w:t>
             </w:r>
           </w:p>
         </w:tc>
@@ -22855,7 +22915,7 @@
                 <m:rPr>
                   <m:sty m:val="p"/>
                 </m:rPr>
-                <m:t>LCB</m:t>
+                <m:t>UCB</m:t>
               </m:r>
               <m:r>
                 <m:rPr>
@@ -22885,7 +22945,7 @@
                 <m:rPr>
                   <m:sty m:val="p"/>
                 </m:rPr>
-                <m:t>≥</m:t>
+                <m:t>&lt;</m:t>
               </m:r>
               <m:r>
                 <m:t>α</m:t>
@@ -22902,67 +22962,7 @@
         </w:tc>
         <w:tc>
           <w:tcPr>
-            <w:tcW w:type="dxa" w:w="2621"/>
-            <w:shd w:fill="EAF1F6" w:val="clear"/>
-          </w:tcPr>
-          <w:p>
-            <w:pPr>
-              <w:pStyle w:val="Compact"/>
-              <w:spacing w:after="60"/>
-            </w:pPr>
-            <m:oMath>
-              <m:r>
-                <m:rPr>
-                  <m:sty m:val="p"/>
-                </m:rPr>
-                <m:t>UCB</m:t>
-              </m:r>
-              <m:r>
-                <m:rPr>
-                  <m:sty m:val="p"/>
-                </m:rPr>
-                <m:t>(</m:t>
-              </m:r>
-              <m:sSub>
-                <m:e>
-                  <m:r>
-                    <m:t>C</m:t>
-                  </m:r>
-                </m:e>
-                <m:sub>
-                  <m:r>
-                    <m:t>A</m:t>
-                  </m:r>
-                </m:sub>
-              </m:sSub>
-              <m:r>
-                <m:rPr>
-                  <m:sty m:val="p"/>
-                </m:rPr>
-                <m:t>)</m:t>
-              </m:r>
-              <m:r>
-                <m:rPr>
-                  <m:sty m:val="p"/>
-                </m:rPr>
-                <m:t>&lt;</m:t>
-              </m:r>
-              <m:r>
-                <m:t>α</m:t>
-              </m:r>
-            </m:oMath>
-            <w:r>
-              <w:rPr>
-                <w:rFonts w:ascii="Times New Roman" w:hAnsi="Times New Roman" w:eastAsia="Times New Roman"/>
-                <w:sz w:val="18"/>
-              </w:rPr>
-              <w:t xml:space="preserve">.</w:t>
-            </w:r>
-          </w:p>
-        </w:tc>
-        <w:tc>
-          <w:tcPr>
-            <w:tcW w:type="dxa" w:w="2527"/>
+            <w:tcW w:type="dxa" w:w="2153"/>
             <w:shd w:fill="EAF1F6" w:val="clear"/>
           </w:tcPr>
           <w:p>
@@ -22986,7 +22986,7 @@
         </w:trPr>
         <w:tc>
           <w:tcPr>
-            <w:tcW w:type="dxa" w:w="1498"/>
+            <w:tcW w:type="dxa" w:w="1591"/>
             <w:shd w:fill="FFFFFF" w:val="clear"/>
           </w:tcPr>
           <w:p>
@@ -23000,6 +23000,51 @@
                 <w:sz w:val="18"/>
               </w:rPr>
               <w:t xml:space="preserve">Class count</w:t>
+            </w:r>
+          </w:p>
+        </w:tc>
+        <w:tc>
+          <w:tcPr>
+            <w:tcW w:type="dxa" w:w="2902"/>
+            <w:shd w:fill="FFFFFF" w:val="clear"/>
+          </w:tcPr>
+          <w:p>
+            <w:pPr>
+              <w:pStyle w:val="Compact"/>
+              <w:spacing w:after="60"/>
+            </w:pPr>
+            <w:r>
+              <w:rPr>
+                <w:rFonts w:ascii="Times New Roman" w:hAnsi="Times New Roman" w:eastAsia="Times New Roman"/>
+                <w:sz w:val="18"/>
+              </w:rPr>
+              <w:t xml:space="preserve">At least</w:t>
+            </w:r>
+            <w:r>
+              <w:rPr>
+                <w:rFonts w:ascii="Times New Roman" w:hAnsi="Times New Roman" w:eastAsia="Times New Roman"/>
+                <w:sz w:val="18"/>
+              </w:rPr>
+              <w:t xml:space="preserve"> </w:t>
+            </w:r>
+            <m:oMath>
+              <m:r>
+                <m:t>m</m:t>
+              </m:r>
+            </m:oMath>
+            <w:r>
+              <w:rPr>
+                <w:rFonts w:ascii="Times New Roman" w:hAnsi="Times New Roman" w:eastAsia="Times New Roman"/>
+                <w:sz w:val="18"/>
+              </w:rPr>
+              <w:t xml:space="preserve"> </w:t>
+            </w:r>
+            <w:r>
+              <w:rPr>
+                <w:rFonts w:ascii="Times New Roman" w:hAnsi="Times New Roman" w:eastAsia="Times New Roman"/>
+                <w:sz w:val="18"/>
+              </w:rPr>
+              <w:t xml:space="preserve">classes pass all gates.</w:t>
             </w:r>
           </w:p>
         </w:tc>
@@ -23018,7 +23063,7 @@
                 <w:rFonts w:ascii="Times New Roman" w:hAnsi="Times New Roman" w:eastAsia="Times New Roman"/>
                 <w:sz w:val="18"/>
               </w:rPr>
-              <w:t xml:space="preserve">At least</w:t>
+              <w:t xml:space="preserve">Fewer than</w:t>
             </w:r>
             <w:r>
               <w:rPr>
@@ -23044,58 +23089,13 @@
                 <w:rFonts w:ascii="Times New Roman" w:hAnsi="Times New Roman" w:eastAsia="Times New Roman"/>
                 <w:sz w:val="18"/>
               </w:rPr>
-              <w:t xml:space="preserve">classes pass all gates.</w:t>
-            </w:r>
-          </w:p>
-        </w:tc>
-        <w:tc>
-          <w:tcPr>
-            <w:tcW w:type="dxa" w:w="2621"/>
-            <w:shd w:fill="FFFFFF" w:val="clear"/>
-          </w:tcPr>
-          <w:p>
-            <w:pPr>
-              <w:pStyle w:val="Compact"/>
-              <w:spacing w:after="60"/>
-            </w:pPr>
-            <w:r>
-              <w:rPr>
-                <w:rFonts w:ascii="Times New Roman" w:hAnsi="Times New Roman" w:eastAsia="Times New Roman"/>
-                <w:sz w:val="18"/>
-              </w:rPr>
-              <w:t xml:space="preserve">Fewer than</w:t>
-            </w:r>
-            <w:r>
-              <w:rPr>
-                <w:rFonts w:ascii="Times New Roman" w:hAnsi="Times New Roman" w:eastAsia="Times New Roman"/>
-                <w:sz w:val="18"/>
-              </w:rPr>
-              <w:t xml:space="preserve"> </w:t>
-            </w:r>
-            <m:oMath>
-              <m:r>
-                <m:t>m</m:t>
-              </m:r>
-            </m:oMath>
-            <w:r>
-              <w:rPr>
-                <w:rFonts w:ascii="Times New Roman" w:hAnsi="Times New Roman" w:eastAsia="Times New Roman"/>
-                <w:sz w:val="18"/>
-              </w:rPr>
-              <w:t xml:space="preserve"> </w:t>
-            </w:r>
-            <w:r>
-              <w:rPr>
-                <w:rFonts w:ascii="Times New Roman" w:hAnsi="Times New Roman" w:eastAsia="Times New Roman"/>
-                <w:sz w:val="18"/>
-              </w:rPr>
               <w:t xml:space="preserve">could pass even at upper bounds.</w:t>
             </w:r>
           </w:p>
         </w:tc>
         <w:tc>
           <w:tcPr>
-            <w:tcW w:type="dxa" w:w="2527"/>
+            <w:tcW w:type="dxa" w:w="2153"/>
             <w:shd w:fill="FFFFFF" w:val="clear"/>
           </w:tcPr>
           <w:p>
@@ -23119,7 +23119,7 @@
         </w:trPr>
         <w:tc>
           <w:tcPr>
-            <w:tcW w:type="dxa" w:w="1498"/>
+            <w:tcW w:type="dxa" w:w="1591"/>
             <w:shd w:fill="EAF1F6" w:val="clear"/>
           </w:tcPr>
           <w:p>
@@ -23133,6 +23133,66 @@
                 <w:sz w:val="18"/>
               </w:rPr>
               <w:t xml:space="preserve">Diversity</w:t>
+            </w:r>
+          </w:p>
+        </w:tc>
+        <w:tc>
+          <w:tcPr>
+            <w:tcW w:type="dxa" w:w="2902"/>
+            <w:shd w:fill="EAF1F6" w:val="clear"/>
+          </w:tcPr>
+          <w:p>
+            <w:pPr>
+              <w:pStyle w:val="Compact"/>
+              <w:spacing w:after="60"/>
+            </w:pPr>
+            <m:oMath>
+              <m:r>
+                <m:rPr>
+                  <m:sty m:val="p"/>
+                </m:rPr>
+                <m:t>LCB</m:t>
+              </m:r>
+              <m:r>
+                <m:rPr>
+                  <m:sty m:val="p"/>
+                </m:rPr>
+                <m:t>(</m:t>
+              </m:r>
+              <m:sSub>
+                <m:e>
+                  <m:r>
+                    <m:t>H</m:t>
+                  </m:r>
+                </m:e>
+                <m:sub>
+                  <m:r>
+                    <m:t>A</m:t>
+                  </m:r>
+                </m:sub>
+              </m:sSub>
+              <m:r>
+                <m:rPr>
+                  <m:sty m:val="p"/>
+                </m:rPr>
+                <m:t>)</m:t>
+              </m:r>
+              <m:r>
+                <m:rPr>
+                  <m:sty m:val="p"/>
+                </m:rPr>
+                <m:t>≥</m:t>
+              </m:r>
+              <m:r>
+                <m:t>η</m:t>
+              </m:r>
+            </m:oMath>
+            <w:r>
+              <w:rPr>
+                <w:rFonts w:ascii="Times New Roman" w:hAnsi="Times New Roman" w:eastAsia="Times New Roman"/>
+                <w:sz w:val="18"/>
+              </w:rPr>
+              <w:t xml:space="preserve">.</w:t>
             </w:r>
           </w:p>
         </w:tc>
@@ -23151,7 +23211,7 @@
                 <m:rPr>
                   <m:sty m:val="p"/>
                 </m:rPr>
-                <m:t>LCB</m:t>
+                <m:t>UCB</m:t>
               </m:r>
               <m:r>
                 <m:rPr>
@@ -23181,7 +23241,7 @@
                 <m:rPr>
                   <m:sty m:val="p"/>
                 </m:rPr>
-                <m:t>≥</m:t>
+                <m:t>&lt;</m:t>
               </m:r>
               <m:r>
                 <m:t>η</m:t>
@@ -23198,67 +23258,7 @@
         </w:tc>
         <w:tc>
           <w:tcPr>
-            <w:tcW w:type="dxa" w:w="2621"/>
-            <w:shd w:fill="EAF1F6" w:val="clear"/>
-          </w:tcPr>
-          <w:p>
-            <w:pPr>
-              <w:pStyle w:val="Compact"/>
-              <w:spacing w:after="60"/>
-            </w:pPr>
-            <m:oMath>
-              <m:r>
-                <m:rPr>
-                  <m:sty m:val="p"/>
-                </m:rPr>
-                <m:t>UCB</m:t>
-              </m:r>
-              <m:r>
-                <m:rPr>
-                  <m:sty m:val="p"/>
-                </m:rPr>
-                <m:t>(</m:t>
-              </m:r>
-              <m:sSub>
-                <m:e>
-                  <m:r>
-                    <m:t>H</m:t>
-                  </m:r>
-                </m:e>
-                <m:sub>
-                  <m:r>
-                    <m:t>A</m:t>
-                  </m:r>
-                </m:sub>
-              </m:sSub>
-              <m:r>
-                <m:rPr>
-                  <m:sty m:val="p"/>
-                </m:rPr>
-                <m:t>)</m:t>
-              </m:r>
-              <m:r>
-                <m:rPr>
-                  <m:sty m:val="p"/>
-                </m:rPr>
-                <m:t>&lt;</m:t>
-              </m:r>
-              <m:r>
-                <m:t>η</m:t>
-              </m:r>
-            </m:oMath>
-            <w:r>
-              <w:rPr>
-                <w:rFonts w:ascii="Times New Roman" w:hAnsi="Times New Roman" w:eastAsia="Times New Roman"/>
-                <w:sz w:val="18"/>
-              </w:rPr>
-              <w:t xml:space="preserve">.</w:t>
-            </w:r>
-          </w:p>
-        </w:tc>
-        <w:tc>
-          <w:tcPr>
-            <w:tcW w:type="dxa" w:w="2527"/>
+            <w:tcW w:type="dxa" w:w="2153"/>
             <w:shd w:fill="EAF1F6" w:val="clear"/>
           </w:tcPr>
           <w:p>
@@ -23282,7 +23282,7 @@
         </w:trPr>
         <w:tc>
           <w:tcPr>
-            <w:tcW w:type="dxa" w:w="1498"/>
+            <w:tcW w:type="dxa" w:w="1591"/>
             <w:shd w:fill="FFFFFF" w:val="clear"/>
           </w:tcPr>
           <w:p>
@@ -23301,7 +23301,7 @@
         </w:tc>
         <w:tc>
           <w:tcPr>
-            <w:tcW w:type="dxa" w:w="2714"/>
+            <w:tcW w:type="dxa" w:w="2902"/>
             <w:shd w:fill="FFFFFF" w:val="clear"/>
           </w:tcPr>
           <w:p>
@@ -23358,7 +23358,7 @@
         </w:tc>
         <w:tc>
           <w:tcPr>
-            <w:tcW w:type="dxa" w:w="2621"/>
+            <w:tcW w:type="dxa" w:w="2714"/>
             <w:shd w:fill="FFFFFF" w:val="clear"/>
           </w:tcPr>
           <w:p>
@@ -23377,7 +23377,7 @@
         </w:tc>
         <w:tc>
           <w:tcPr>
-            <w:tcW w:type="dxa" w:w="2527"/>
+            <w:tcW w:type="dxa" w:w="2153"/>
             <w:shd w:fill="FFFFFF" w:val="clear"/>
           </w:tcPr>
           <w:p>
@@ -23401,7 +23401,7 @@
         </w:trPr>
         <w:tc>
           <w:tcPr>
-            <w:tcW w:type="dxa" w:w="1498"/>
+            <w:tcW w:type="dxa" w:w="1591"/>
             <w:shd w:fill="EAF1F6" w:val="clear"/>
           </w:tcPr>
           <w:p>
@@ -23420,7 +23420,7 @@
         </w:tc>
         <w:tc>
           <w:tcPr>
-            <w:tcW w:type="dxa" w:w="2714"/>
+            <w:tcW w:type="dxa" w:w="2902"/>
             <w:shd w:fill="EAF1F6" w:val="clear"/>
           </w:tcPr>
           <w:p>
@@ -23477,7 +23477,7 @@
         </w:tc>
         <w:tc>
           <w:tcPr>
-            <w:tcW w:type="dxa" w:w="2621"/>
+            <w:tcW w:type="dxa" w:w="2714"/>
             <w:shd w:fill="EAF1F6" w:val="clear"/>
           </w:tcPr>
           <w:p>
@@ -23496,7 +23496,7 @@
         </w:tc>
         <w:tc>
           <w:tcPr>
-            <w:tcW w:type="dxa" w:w="2527"/>
+            <w:tcW w:type="dxa" w:w="2153"/>
             <w:shd w:fill="EAF1F6" w:val="clear"/>
           </w:tcPr>
           <w:p>
@@ -23520,7 +23520,7 @@
         </w:trPr>
         <w:tc>
           <w:tcPr>
-            <w:tcW w:type="dxa" w:w="1498"/>
+            <w:tcW w:type="dxa" w:w="1591"/>
             <w:shd w:fill="FFFFFF" w:val="clear"/>
           </w:tcPr>
           <w:p>
@@ -23539,7 +23539,7 @@
         </w:tc>
         <w:tc>
           <w:tcPr>
-            <w:tcW w:type="dxa" w:w="2714"/>
+            <w:tcW w:type="dxa" w:w="2902"/>
             <w:shd w:fill="FFFFFF" w:val="clear"/>
           </w:tcPr>
           <w:p>
@@ -23597,7 +23597,7 @@
         </w:tc>
         <w:tc>
           <w:tcPr>
-            <w:tcW w:type="dxa" w:w="2621"/>
+            <w:tcW w:type="dxa" w:w="2714"/>
             <w:shd w:fill="FFFFFF" w:val="clear"/>
           </w:tcPr>
           <w:p>
@@ -23655,7 +23655,7 @@
         </w:tc>
         <w:tc>
           <w:tcPr>
-            <w:tcW w:type="dxa" w:w="2527"/>
+            <w:tcW w:type="dxa" w:w="2153"/>
             <w:shd w:fill="FFFFFF" w:val="clear"/>
           </w:tcPr>
           <w:p>
